--- a/S2 - PRACTICE - Monster Slayer App.docx
+++ b/S2 - PRACTICE - Monster Slayer App.docx
@@ -1,6 +1,6 @@
 
 <file path=word/document.xml><?xml version="1.0" encoding="utf-8"?>
-<w:document xmlns:wpc="http://schemas.microsoft.com/office/word/2010/wordprocessingCanvas" xmlns:cx="http://schemas.microsoft.com/office/drawing/2014/chartex" xmlns:cx1="http://schemas.microsoft.com/office/drawing/2015/9/8/chartex" xmlns:cx2="http://schemas.microsoft.com/office/drawing/2015/10/21/chartex" xmlns:cx3="http://schemas.microsoft.com/office/drawing/2016/5/9/chartex" xmlns:cx4="http://schemas.microsoft.com/office/drawing/2016/5/10/chartex" xmlns:cx5="http://schemas.microsoft.com/office/drawing/2016/5/11/chartex" xmlns:cx6="http://schemas.microsoft.com/office/drawing/2016/5/12/chartex" xmlns:cx7="http://schemas.microsoft.com/office/drawing/2016/5/13/chartex" xmlns:cx8="http://schemas.microsoft.com/office/drawing/2016/5/14/chartex" xmlns:mc="http://schemas.openxmlformats.org/markup-compatibility/2006" xmlns:aink="http://schemas.microsoft.com/office/drawing/2016/ink" xmlns:am3d="http://schemas.microsoft.com/office/drawing/2017/model3d" xmlns:o="urn:schemas-microsoft-com:office:office" xmlns:r="http://schemas.openxmlformats.org/officeDocument/2006/relationships" xmlns:m="http://schemas.openxmlformats.org/officeDocument/2006/math" xmlns:v="urn:schemas-microsoft-com:vml" xmlns:wp14="http://schemas.microsoft.com/office/word/2010/wordprocessingDrawing" xmlns:wp="http://schemas.openxmlformats.org/drawingml/2006/wordprocessingDrawing" xmlns:w10="urn:schemas-microsoft-com:office:word" xmlns:w="http://schemas.openxmlformats.org/wordprocessingml/2006/main" xmlns:w14="http://schemas.microsoft.com/office/word/2010/wordml" xmlns:w15="http://schemas.microsoft.com/office/word/2012/wordml" xmlns:w16cex="http://schemas.microsoft.com/office/word/2018/wordml/cex" xmlns:w16cid="http://schemas.microsoft.com/office/word/2016/wordml/cid" xmlns:w16="http://schemas.microsoft.com/office/word/2018/wordml" xmlns:w16sdtdh="http://schemas.microsoft.com/office/word/2020/wordml/sdtdatahash" xmlns:w16se="http://schemas.microsoft.com/office/word/2015/wordml/symex" xmlns:wpg="http://schemas.microsoft.com/office/word/2010/wordprocessingGroup" xmlns:wpi="http://schemas.microsoft.com/office/word/2010/wordprocessingInk" xmlns:wne="http://schemas.microsoft.com/office/word/2006/wordml" xmlns:wps="http://schemas.microsoft.com/office/word/2010/wordprocessingShape" xmlns:a="http://schemas.openxmlformats.org/drawingml/2006/main" xmlns:pic="http://schemas.openxmlformats.org/drawingml/2006/picture" mc:Ignorable="w14 w15 w16se w16cid w16 w16cex w16sdtdh wp14">
+<w:document xmlns:wpc="http://schemas.microsoft.com/office/word/2010/wordprocessingCanvas" xmlns:cx="http://schemas.microsoft.com/office/drawing/2014/chartex" xmlns:cx1="http://schemas.microsoft.com/office/drawing/2015/9/8/chartex" xmlns:cx2="http://schemas.microsoft.com/office/drawing/2015/10/21/chartex" xmlns:cx3="http://schemas.microsoft.com/office/drawing/2016/5/9/chartex" xmlns:cx4="http://schemas.microsoft.com/office/drawing/2016/5/10/chartex" xmlns:cx5="http://schemas.microsoft.com/office/drawing/2016/5/11/chartex" xmlns:cx6="http://schemas.microsoft.com/office/drawing/2016/5/12/chartex" xmlns:cx7="http://schemas.microsoft.com/office/drawing/2016/5/13/chartex" xmlns:cx8="http://schemas.microsoft.com/office/drawing/2016/5/14/chartex" xmlns:mc="http://schemas.openxmlformats.org/markup-compatibility/2006" xmlns:aink="http://schemas.microsoft.com/office/drawing/2016/ink" xmlns:am3d="http://schemas.microsoft.com/office/drawing/2017/model3d" xmlns:o="urn:schemas-microsoft-com:office:office" xmlns:r="http://schemas.openxmlformats.org/officeDocument/2006/relationships" xmlns:m="http://schemas.openxmlformats.org/officeDocument/2006/math" xmlns:v="urn:schemas-microsoft-com:vml" xmlns:wp14="http://schemas.microsoft.com/office/word/2010/wordprocessingDrawing" xmlns:wp="http://schemas.openxmlformats.org/drawingml/2006/wordprocessingDrawing" xmlns:w10="urn:schemas-microsoft-com:office:word" xmlns:w="http://schemas.openxmlformats.org/wordprocessingml/2006/main" xmlns:w14="http://schemas.microsoft.com/office/word/2010/wordml" xmlns:w15="http://schemas.microsoft.com/office/word/2012/wordml" xmlns:w16cex="http://schemas.microsoft.com/office/word/2018/wordml/cex" xmlns:w16cid="http://schemas.microsoft.com/office/word/2016/wordml/cid" xmlns:w16="http://schemas.microsoft.com/office/word/2018/wordml" xmlns:w16sdtdh="http://schemas.microsoft.com/office/word/2020/wordml/sdtdatahash" xmlns:w16se="http://schemas.microsoft.com/office/word/2015/wordml/symex" xmlns:wpg="http://schemas.microsoft.com/office/word/2010/wordprocessingGroup" xmlns:wpi="http://schemas.microsoft.com/office/word/2010/wordprocessingInk" xmlns:wne="http://schemas.microsoft.com/office/word/2006/wordml" xmlns:wps="http://schemas.microsoft.com/office/word/2010/wordprocessingShape" mc:Ignorable="w14 w15 w16se w16cid w16 w16cex w16sdtdh wp14">
   <w:body>
     <w:p>
       <w:pPr>
@@ -20,17 +20,17 @@
       <w:pPr>
         <w:jc w:val="center"/>
         <w:rPr>
-          <w:rFonts w:ascii="Calibri" w:hAnsi="Calibri" w:eastAsia="Calibri" w:cs="Calibri"/>
+          <w:rFonts w:ascii="Calibri" w:eastAsia="Calibri" w:hAnsi="Calibri" w:cs="Calibri"/>
           <w:i/>
           <w:sz w:val="44"/>
           <w:szCs w:val="44"/>
         </w:rPr>
       </w:pPr>
-      <w:bookmarkStart w:name="_heading=h.30j0zll" w:colFirst="0" w:colLast="0" w:id="0"/>
+      <w:bookmarkStart w:id="0" w:name="_heading=h.30j0zll" w:colFirst="0" w:colLast="0"/>
       <w:bookmarkEnd w:id="0"/>
       <w:r>
         <w:rPr>
-          <w:rFonts w:ascii="Calibri" w:hAnsi="Calibri" w:eastAsia="Calibri" w:cs="Calibri"/>
+          <w:rFonts w:ascii="Calibri" w:eastAsia="Calibri" w:hAnsi="Calibri" w:cs="Calibri"/>
           <w:i/>
           <w:sz w:val="44"/>
           <w:szCs w:val="44"/>
@@ -41,7 +41,7 @@
     <w:p>
       <w:pPr>
         <w:rPr>
-          <w:rFonts w:ascii="Calibri" w:hAnsi="Calibri" w:eastAsia="Calibri" w:cs="Calibri"/>
+          <w:rFonts w:ascii="Calibri" w:eastAsia="Calibri" w:hAnsi="Calibri" w:cs="Calibri"/>
         </w:rPr>
       </w:pPr>
     </w:p>
@@ -49,7 +49,7 @@
       <w:pPr>
         <w:pStyle w:val="Heading2"/>
         <w:rPr>
-          <w:rFonts w:ascii="Calibri" w:hAnsi="Calibri" w:eastAsia="Calibri" w:cs="Calibri"/>
+          <w:rFonts w:ascii="Calibri" w:eastAsia="Calibri" w:hAnsi="Calibri" w:cs="Calibri"/>
           <w:i/>
           <w:color w:val="4F81BD"/>
         </w:rPr>
@@ -72,7 +72,7 @@
                     <pic:cNvPicPr preferRelativeResize="0"/>
                   </pic:nvPicPr>
                   <pic:blipFill>
-                    <a:blip r:embed="rId8"/>
+                    <a:blip r:embed="rId11"/>
                     <a:srcRect/>
                     <a:stretch>
                       <a:fillRect/>
@@ -99,7 +99,7 @@
       </w:r>
       <w:r>
         <w:rPr>
-          <w:rFonts w:ascii="Calibri" w:hAnsi="Calibri" w:eastAsia="Calibri" w:cs="Calibri"/>
+          <w:rFonts w:ascii="Calibri" w:eastAsia="Calibri" w:hAnsi="Calibri" w:cs="Calibri"/>
           <w:i/>
         </w:rPr>
         <w:t>At the end of this practice, you should be able to…</w:t>
@@ -109,7 +109,7 @@
       <w:pPr>
         <w:numPr>
           <w:ilvl w:val="0"/>
-          <w:numId w:val="6"/>
+          <w:numId w:val="7"/>
         </w:numPr>
         <w:pBdr>
           <w:top w:val="nil"/>
@@ -119,13 +119,13 @@
           <w:between w:val="nil"/>
         </w:pBdr>
         <w:rPr>
-          <w:rFonts w:ascii="Calibri" w:hAnsi="Calibri" w:eastAsia="Calibri" w:cs="Calibri"/>
-          <w:color w:val="000000"/>
-        </w:rPr>
-      </w:pPr>
-      <w:r>
-        <w:rPr>
-          <w:rFonts w:ascii="Calibri" w:hAnsi="Calibri" w:eastAsia="Calibri" w:cs="Calibri"/>
+          <w:rFonts w:ascii="Calibri" w:eastAsia="Calibri" w:hAnsi="Calibri" w:cs="Calibri"/>
+          <w:color w:val="000000"/>
+        </w:rPr>
+      </w:pPr>
+      <w:r>
+        <w:rPr>
+          <w:rFonts w:ascii="Calibri" w:eastAsia="Calibri" w:hAnsi="Calibri" w:cs="Calibri"/>
           <w:color w:val="000000"/>
         </w:rPr>
         <w:t>Use all concepts you have learned so far to create a complex project</w:t>
@@ -135,7 +135,7 @@
       <w:pPr>
         <w:pStyle w:val="Heading2"/>
         <w:rPr>
-          <w:rFonts w:ascii="Calibri" w:hAnsi="Calibri" w:eastAsia="Calibri" w:cs="Calibri"/>
+          <w:rFonts w:ascii="Calibri" w:eastAsia="Calibri" w:hAnsi="Calibri" w:cs="Calibri"/>
           <w:i/>
         </w:rPr>
       </w:pPr>
@@ -157,7 +157,7 @@
                     <pic:cNvPicPr preferRelativeResize="0"/>
                   </pic:nvPicPr>
                   <pic:blipFill>
-                    <a:blip r:embed="rId9"/>
+                    <a:blip r:embed="rId12"/>
                     <a:srcRect/>
                     <a:stretch>
                       <a:fillRect/>
@@ -184,7 +184,7 @@
       </w:r>
       <w:r>
         <w:rPr>
-          <w:rFonts w:ascii="Calibri" w:hAnsi="Calibri" w:eastAsia="Calibri" w:cs="Calibri"/>
+          <w:rFonts w:ascii="Calibri" w:eastAsia="Calibri" w:hAnsi="Calibri" w:cs="Calibri"/>
           <w:i/>
         </w:rPr>
         <w:t>How to work?</w:t>
@@ -194,7 +194,7 @@
       <w:pPr>
         <w:numPr>
           <w:ilvl w:val="0"/>
-          <w:numId w:val="6"/>
+          <w:numId w:val="7"/>
         </w:numPr>
         <w:pBdr>
           <w:top w:val="nil"/>
@@ -204,20 +204,20 @@
           <w:between w:val="nil"/>
         </w:pBdr>
         <w:rPr>
-          <w:rFonts w:ascii="Calibri" w:hAnsi="Calibri" w:eastAsia="Calibri" w:cs="Calibri"/>
-          <w:color w:val="000000"/>
-        </w:rPr>
-      </w:pPr>
-      <w:r>
-        <w:rPr>
-          <w:rFonts w:ascii="Calibri" w:hAnsi="Calibri" w:eastAsia="Calibri" w:cs="Calibri"/>
+          <w:rFonts w:ascii="Calibri" w:eastAsia="Calibri" w:hAnsi="Calibri" w:cs="Calibri"/>
+          <w:color w:val="000000"/>
+        </w:rPr>
+      </w:pPr>
+      <w:r>
+        <w:rPr>
+          <w:rFonts w:ascii="Calibri" w:eastAsia="Calibri" w:hAnsi="Calibri" w:cs="Calibri"/>
           <w:color w:val="000000"/>
         </w:rPr>
         <w:t xml:space="preserve">Download </w:t>
       </w:r>
       <w:r>
         <w:rPr>
-          <w:rFonts w:ascii="Calibri" w:hAnsi="Calibri" w:eastAsia="Calibri" w:cs="Calibri"/>
+          <w:rFonts w:ascii="Calibri" w:eastAsia="Calibri" w:hAnsi="Calibri" w:cs="Calibri"/>
           <w:b/>
           <w:color w:val="000000"/>
         </w:rPr>
@@ -225,7 +225,7 @@
       </w:r>
       <w:r>
         <w:rPr>
-          <w:rFonts w:ascii="Calibri" w:hAnsi="Calibri" w:eastAsia="Calibri" w:cs="Calibri"/>
+          <w:rFonts w:ascii="Calibri" w:eastAsia="Calibri" w:hAnsi="Calibri" w:cs="Calibri"/>
           <w:color w:val="000000"/>
         </w:rPr>
         <w:t xml:space="preserve"> from the Google classroom</w:t>
@@ -235,7 +235,7 @@
       <w:pPr>
         <w:numPr>
           <w:ilvl w:val="0"/>
-          <w:numId w:val="6"/>
+          <w:numId w:val="7"/>
         </w:numPr>
         <w:pBdr>
           <w:top w:val="nil"/>
@@ -245,102 +245,86 @@
           <w:between w:val="nil"/>
         </w:pBdr>
         <w:rPr>
-          <w:rFonts w:ascii="Calibri" w:hAnsi="Calibri" w:eastAsia="Calibri" w:cs="Calibri"/>
-          <w:color w:val="000000"/>
-        </w:rPr>
-      </w:pPr>
-      <w:r>
-        <w:rPr>
-          <w:rFonts w:ascii="Calibri" w:hAnsi="Calibri" w:eastAsia="Calibri" w:cs="Calibri"/>
-          <w:color w:val="000000"/>
-        </w:rPr>
-        <w:t xml:space="preserve">For each exercise you can </w:t>
-      </w:r>
-      <w:r>
-        <w:rPr>
-          <w:rFonts w:ascii="Calibri" w:hAnsi="Calibri" w:eastAsia="Calibri" w:cs="Calibri"/>
-          <w:color w:val="000000"/>
-        </w:rPr>
-        <w:t>either:</w:t>
+          <w:rFonts w:ascii="Calibri" w:eastAsia="Calibri" w:hAnsi="Calibri" w:cs="Calibri"/>
+          <w:color w:val="000000"/>
+        </w:rPr>
+      </w:pPr>
+      <w:r>
+        <w:rPr>
+          <w:rFonts w:ascii="Calibri" w:eastAsia="Calibri" w:hAnsi="Calibri" w:cs="Calibri"/>
+          <w:color w:val="000000"/>
+        </w:rPr>
+        <w:t>For each exercise you can either:</w:t>
       </w:r>
     </w:p>
     <w:p>
       <w:pPr>
         <w:numPr>
           <w:ilvl w:val="1"/>
-          <w:numId w:val="6"/>
+          <w:numId w:val="7"/>
         </w:numPr>
         <w:pBdr>
-          <w:top w:val="nil" w:color="FF000000" w:sz="0" w:space="0"/>
-          <w:left w:val="nil" w:color="FF000000" w:sz="0" w:space="0"/>
-          <w:bottom w:val="nil" w:color="FF000000" w:sz="0" w:space="0"/>
-          <w:right w:val="nil" w:color="FF000000" w:sz="0" w:space="0"/>
-          <w:between w:val="nil" w:color="FF000000" w:sz="0" w:space="0"/>
-        </w:pBdr>
-        <w:rPr>
-          <w:rFonts w:ascii="Calibri" w:hAnsi="Calibri" w:eastAsia="Calibri" w:cs="Calibri"/>
-          <w:color w:val="000000"/>
-          <w:lang w:val="en-US"/>
-        </w:rPr>
-      </w:pPr>
-      <w:r>
-        <w:rPr>
-          <w:rFonts w:ascii="Calibri" w:hAnsi="Calibri" w:eastAsia="Calibri" w:cs="Calibri"/>
-          <w:color w:val="000000" w:themeColor="text1" w:themeTint="FF" w:themeShade="FF"/>
+          <w:top w:val="nil"/>
+          <w:left w:val="nil"/>
+          <w:bottom w:val="nil"/>
+          <w:right w:val="nil"/>
+          <w:between w:val="nil"/>
+        </w:pBdr>
+        <w:rPr>
+          <w:rFonts w:ascii="Calibri" w:eastAsia="Calibri" w:hAnsi="Calibri" w:cs="Calibri"/>
+          <w:color w:val="000000"/>
+          <w:lang w:val="en-US"/>
+        </w:rPr>
+      </w:pPr>
+      <w:r>
+        <w:rPr>
+          <w:rFonts w:ascii="Calibri" w:eastAsia="Calibri" w:hAnsi="Calibri" w:cs="Calibri"/>
+          <w:color w:val="000000" w:themeColor="text1"/>
           <w:lang w:val="en-US"/>
         </w:rPr>
         <w:t xml:space="preserve">Run </w:t>
       </w:r>
       <w:r>
         <w:rPr>
-          <w:rFonts w:ascii="Consolas" w:hAnsi="Consolas" w:eastAsia="Consolas" w:cs="Consolas"/>
-          <w:color w:val="000000" w:themeColor="text1" w:themeTint="FF" w:themeShade="FF"/>
+          <w:rFonts w:ascii="Consolas" w:eastAsia="Consolas" w:hAnsi="Consolas" w:cs="Consolas"/>
+          <w:color w:val="000000" w:themeColor="text1"/>
           <w:highlight w:val="lightGray"/>
           <w:lang w:val="en-US"/>
         </w:rPr>
-        <w:t>npm</w:t>
-      </w:r>
-      <w:r>
-        <w:rPr>
-          <w:rFonts w:ascii="Consolas" w:hAnsi="Consolas" w:eastAsia="Consolas" w:cs="Consolas"/>
-          <w:color w:val="000000" w:themeColor="text1" w:themeTint="FF" w:themeShade="FF"/>
-          <w:highlight w:val="lightGray"/>
-          <w:lang w:val="en-US"/>
-        </w:rPr>
-        <w:t xml:space="preserve"> install</w:t>
+        <w:t>npm install</w:t>
       </w:r>
     </w:p>
     <w:p>
       <w:pPr>
         <w:numPr>
           <w:ilvl w:val="1"/>
-          <w:numId w:val="6"/>
+          <w:numId w:val="7"/>
         </w:numPr>
         <w:pBdr>
-          <w:top w:val="nil" w:color="FF000000" w:sz="0" w:space="0"/>
-          <w:left w:val="nil" w:color="FF000000" w:sz="0" w:space="0"/>
-          <w:bottom w:val="nil" w:color="FF000000" w:sz="0" w:space="0"/>
-          <w:right w:val="nil" w:color="FF000000" w:sz="0" w:space="0"/>
-          <w:between w:val="nil" w:color="FF000000" w:sz="0" w:space="0"/>
-        </w:pBdr>
-        <w:rPr>
-          <w:rFonts w:ascii="Calibri" w:hAnsi="Calibri" w:eastAsia="Calibri" w:cs="Calibri"/>
-          <w:color w:val="000000"/>
-          <w:lang w:val="en-US"/>
-        </w:rPr>
-      </w:pPr>
-      <w:r>
-        <w:rPr>
-          <w:rFonts w:ascii="Calibri" w:hAnsi="Calibri" w:eastAsia="Calibri" w:cs="Calibri"/>
-          <w:color w:val="000000" w:themeColor="text1" w:themeTint="FF" w:themeShade="FF"/>
+          <w:top w:val="nil"/>
+          <w:left w:val="nil"/>
+          <w:bottom w:val="nil"/>
+          <w:right w:val="nil"/>
+          <w:between w:val="nil"/>
+        </w:pBdr>
+        <w:rPr>
+          <w:rFonts w:ascii="Calibri" w:eastAsia="Calibri" w:hAnsi="Calibri" w:cs="Calibri"/>
+          <w:color w:val="000000"/>
+          <w:lang w:val="en-US"/>
+        </w:rPr>
+      </w:pPr>
+      <w:r>
+        <w:rPr>
+          <w:rFonts w:ascii="Calibri" w:eastAsia="Calibri" w:hAnsi="Calibri" w:cs="Calibri"/>
+          <w:color w:val="000000" w:themeColor="text1"/>
           <w:lang w:val="en-US"/>
         </w:rPr>
         <w:t xml:space="preserve">Or move an existing </w:t>
       </w:r>
       <w:r>
         <w:rPr>
-          <w:rFonts w:ascii="Consolas" w:hAnsi="Consolas" w:eastAsia="Consolas" w:cs="Consolas"/>
-          <w:color w:val="000000" w:themeColor="text1" w:themeTint="FF" w:themeShade="FF"/>
+          <w:rFonts w:ascii="Consolas" w:eastAsia="Consolas" w:hAnsi="Consolas" w:cs="Consolas"/>
+          <w:color w:val="000000" w:themeColor="text1"/>
           <w:highlight w:val="lightGray"/>
           <w:lang w:val="en-US"/>
         </w:rPr>
@@ -348,47 +332,27 @@
       </w:r>
       <w:r>
         <w:rPr>
-          <w:rFonts w:ascii="Calibri" w:hAnsi="Calibri" w:eastAsia="Calibri" w:cs="Calibri"/>
-          <w:color w:val="000000" w:themeColor="text1" w:themeTint="FF" w:themeShade="FF"/>
+          <w:rFonts w:ascii="Calibri" w:eastAsia="Calibri" w:hAnsi="Calibri" w:cs="Calibri"/>
+          <w:color w:val="000000" w:themeColor="text1"/>
           <w:lang w:val="en-US"/>
         </w:rPr>
         <w:t xml:space="preserve"> to the exercise folder </w:t>
       </w:r>
       <w:r>
         <w:rPr>
-          <w:rFonts w:ascii="Calibri" w:hAnsi="Calibri" w:eastAsia="Calibri" w:cs="Calibri"/>
-          <w:i w:val="1"/>
-          <w:iCs w:val="1"/>
-          <w:color w:val="000000" w:themeColor="text1" w:themeTint="FF" w:themeShade="FF"/>
-          <w:lang w:val="en-US"/>
-        </w:rPr>
-        <w:t xml:space="preserve">(fastest </w:t>
-      </w:r>
-      <w:r>
-        <w:rPr>
-          <w:rFonts w:ascii="Calibri" w:hAnsi="Calibri" w:eastAsia="Calibri" w:cs="Calibri"/>
-          <w:i w:val="1"/>
-          <w:iCs w:val="1"/>
-          <w:color w:val="000000" w:themeColor="text1" w:themeTint="FF" w:themeShade="FF"/>
-          <w:lang w:val="en-US"/>
-        </w:rPr>
-        <w:t>option</w:t>
-      </w:r>
-      <w:r>
-        <w:rPr>
-          <w:rFonts w:ascii="Calibri" w:hAnsi="Calibri" w:eastAsia="Calibri" w:cs="Calibri"/>
-          <w:i w:val="1"/>
-          <w:iCs w:val="1"/>
-          <w:color w:val="000000" w:themeColor="text1" w:themeTint="FF" w:themeShade="FF"/>
-          <w:lang w:val="en-US"/>
-        </w:rPr>
-        <w:t>!)</w:t>
-      </w:r>
-    </w:p>
-    <w:p>
-      <w:pPr>
-        <w:rPr>
-          <w:rFonts w:ascii="Calibri" w:hAnsi="Calibri" w:eastAsia="Calibri" w:cs="Calibri"/>
+          <w:rFonts w:ascii="Calibri" w:eastAsia="Calibri" w:hAnsi="Calibri" w:cs="Calibri"/>
+          <w:i/>
+          <w:iCs/>
+          <w:color w:val="000000" w:themeColor="text1"/>
+          <w:lang w:val="en-US"/>
+        </w:rPr>
+        <w:t>(fastest option!)</w:t>
+      </w:r>
+    </w:p>
+    <w:p>
+      <w:pPr>
+        <w:rPr>
+          <w:rFonts w:ascii="Calibri" w:eastAsia="Calibri" w:hAnsi="Calibri" w:cs="Calibri"/>
           <w:b/>
         </w:rPr>
       </w:pPr>
@@ -397,28 +361,31 @@
       <w:pPr>
         <w:pStyle w:val="Heading2"/>
         <w:rPr>
-          <w:rFonts w:ascii="Calibri" w:hAnsi="Calibri" w:eastAsia="Calibri" w:cs="Calibri"/>
-          <w:i w:val="1"/>
-          <w:iCs w:val="1"/>
-          <w:lang w:val="en-US"/>
-        </w:rPr>
-      </w:pPr>
-      <w:r>
+          <w:rFonts w:ascii="Calibri" w:eastAsia="Calibri" w:hAnsi="Calibri" w:cs="Calibri"/>
+          <w:i/>
+          <w:iCs/>
+          <w:lang w:val="en-US"/>
+        </w:rPr>
+      </w:pPr>
+      <w:r>
+        <w:rPr>
+          <w:noProof/>
+        </w:rPr>
         <w:drawing>
-          <wp:inline wp14:editId="2EC2B202" wp14:anchorId="5656AD67">
+          <wp:inline distT="0" distB="0" distL="0" distR="0" wp14:anchorId="5656AD67" wp14:editId="2EC2B202">
             <wp:extent cx="247650" cy="247650"/>
             <wp:effectExtent l="0" t="0" r="0" b="0"/>
             <wp:docPr id="4" name="image5.png"/>
             <wp:cNvGraphicFramePr/>
-            <a:graphic>
-              <a:graphicData xmlns:a="http://schemas.openxmlformats.org/drawingml/2006/main" uri="http://schemas.openxmlformats.org/drawingml/2006/picture">
+            <a:graphic xmlns:a="http://schemas.openxmlformats.org/drawingml/2006/main">
+              <a:graphicData uri="http://schemas.openxmlformats.org/drawingml/2006/picture">
                 <pic:pic xmlns:pic="http://schemas.openxmlformats.org/drawingml/2006/picture">
                   <pic:nvPicPr>
                     <pic:cNvPr id="0" name="image5.png"/>
                     <pic:cNvPicPr preferRelativeResize="0"/>
                   </pic:nvPicPr>
                   <pic:blipFill>
-                    <a:blip xmlns:r="http://schemas.openxmlformats.org/officeDocument/2006/relationships" r:embed="rId10"/>
+                    <a:blip r:embed="rId13"/>
                     <a:srcRect/>
                     <a:stretch>
                       <a:fillRect/>
@@ -442,46 +409,28 @@
       </w:r>
       <w:r>
         <w:rPr>
-          <w:rFonts w:ascii="Calibri" w:hAnsi="Calibri" w:eastAsia="Calibri" w:cs="Calibri"/>
-          <w:i w:val="1"/>
-          <w:iCs w:val="1"/>
-          <w:lang w:val="en-US"/>
-        </w:rPr>
-        <w:t xml:space="preserve">How to </w:t>
-      </w:r>
-      <w:r>
-        <w:rPr>
-          <w:rFonts w:ascii="Calibri" w:hAnsi="Calibri" w:eastAsia="Calibri" w:cs="Calibri"/>
-          <w:i w:val="1"/>
-          <w:iCs w:val="1"/>
-          <w:lang w:val="en-US"/>
-        </w:rPr>
-        <w:t>submit</w:t>
-      </w:r>
-      <w:r>
-        <w:rPr>
-          <w:rFonts w:ascii="Calibri" w:hAnsi="Calibri" w:eastAsia="Calibri" w:cs="Calibri"/>
-          <w:i w:val="1"/>
-          <w:iCs w:val="1"/>
-          <w:lang w:val="en-US"/>
-        </w:rPr>
-        <w:t>?</w:t>
+          <w:rFonts w:ascii="Calibri" w:eastAsia="Calibri" w:hAnsi="Calibri" w:cs="Calibri"/>
+          <w:i/>
+          <w:iCs/>
+          <w:lang w:val="en-US"/>
+        </w:rPr>
+        <w:t>How to submit?</w:t>
       </w:r>
     </w:p>
     <w:p>
       <w:pPr>
         <w:numPr>
           <w:ilvl w:val="0"/>
-          <w:numId w:val="1"/>
+          <w:numId w:val="2"/>
         </w:numPr>
         <w:rPr>
-          <w:rFonts w:ascii="Calibri" w:hAnsi="Calibri" w:eastAsia="Calibri" w:cs="Calibri"/>
-          <w:color w:val="000000"/>
-        </w:rPr>
-      </w:pPr>
-      <w:r>
-        <w:rPr>
-          <w:rFonts w:ascii="Calibri" w:hAnsi="Calibri" w:eastAsia="Calibri" w:cs="Calibri"/>
+          <w:rFonts w:ascii="Calibri" w:eastAsia="Calibri" w:hAnsi="Calibri" w:cs="Calibri"/>
+          <w:color w:val="000000"/>
+        </w:rPr>
+      </w:pPr>
+      <w:r>
+        <w:rPr>
+          <w:rFonts w:ascii="Calibri" w:eastAsia="Calibri" w:hAnsi="Calibri" w:cs="Calibri"/>
           <w:b/>
           <w:color w:val="000000"/>
         </w:rPr>
@@ -489,7 +438,7 @@
       </w:r>
       <w:r>
         <w:rPr>
-          <w:rFonts w:ascii="Calibri" w:hAnsi="Calibri" w:eastAsia="Calibri" w:cs="Calibri"/>
+          <w:rFonts w:ascii="Calibri" w:eastAsia="Calibri" w:hAnsi="Calibri" w:cs="Calibri"/>
           <w:color w:val="000000"/>
         </w:rPr>
         <w:t xml:space="preserve"> with the name of this practice: </w:t>
@@ -499,20 +448,20 @@
       <w:pPr>
         <w:ind w:left="720" w:firstLine="720"/>
         <w:rPr>
-          <w:rFonts w:ascii="Calibri" w:hAnsi="Calibri" w:eastAsia="Calibri" w:cs="Calibri"/>
-          <w:color w:val="000000"/>
-        </w:rPr>
-      </w:pPr>
-      <w:r>
-        <w:rPr>
-          <w:rFonts w:ascii="Calibri" w:hAnsi="Calibri" w:eastAsia="Calibri" w:cs="Calibri"/>
+          <w:rFonts w:ascii="Calibri" w:eastAsia="Calibri" w:hAnsi="Calibri" w:cs="Calibri"/>
+          <w:color w:val="000000"/>
+        </w:rPr>
+      </w:pPr>
+      <w:r>
+        <w:rPr>
+          <w:rFonts w:ascii="Calibri" w:eastAsia="Calibri" w:hAnsi="Calibri" w:cs="Calibri"/>
           <w:color w:val="000000"/>
         </w:rPr>
         <w:t xml:space="preserve">Ex:   </w:t>
       </w:r>
       <w:r>
         <w:rPr>
-          <w:rFonts w:ascii="Calibri" w:hAnsi="Calibri" w:eastAsia="Calibri" w:cs="Calibri"/>
+          <w:rFonts w:ascii="Calibri" w:eastAsia="Calibri" w:hAnsi="Calibri" w:cs="Calibri"/>
           <w:color w:val="000000"/>
           <w:highlight w:val="lightGray"/>
         </w:rPr>
@@ -520,7 +469,7 @@
       </w:r>
       <w:r>
         <w:rPr>
-          <w:rFonts w:ascii="Calibri" w:hAnsi="Calibri" w:eastAsia="Calibri" w:cs="Calibri"/>
+          <w:rFonts w:ascii="Calibri" w:eastAsia="Calibri" w:hAnsi="Calibri" w:cs="Calibri"/>
           <w:color w:val="000000"/>
         </w:rPr>
         <w:t xml:space="preserve">   </w:t>
@@ -530,16 +479,16 @@
       <w:pPr>
         <w:numPr>
           <w:ilvl w:val="0"/>
-          <w:numId w:val="1"/>
+          <w:numId w:val="2"/>
         </w:numPr>
         <w:rPr>
-          <w:rFonts w:ascii="Calibri" w:hAnsi="Calibri" w:eastAsia="Calibri" w:cs="Calibri"/>
-          <w:color w:val="000000"/>
-        </w:rPr>
-      </w:pPr>
-      <w:r>
-        <w:rPr>
-          <w:rFonts w:ascii="Calibri" w:hAnsi="Calibri" w:eastAsia="Calibri" w:cs="Calibri"/>
+          <w:rFonts w:ascii="Calibri" w:eastAsia="Calibri" w:hAnsi="Calibri" w:cs="Calibri"/>
+          <w:color w:val="000000"/>
+        </w:rPr>
+      </w:pPr>
+      <w:r>
+        <w:rPr>
+          <w:rFonts w:ascii="Calibri" w:eastAsia="Calibri" w:hAnsi="Calibri" w:cs="Calibri"/>
           <w:b/>
           <w:color w:val="000000"/>
         </w:rPr>
@@ -547,15 +496,15 @@
       </w:r>
       <w:r>
         <w:rPr>
-          <w:rFonts w:ascii="Calibri" w:hAnsi="Calibri" w:eastAsia="Calibri" w:cs="Calibri"/>
+          <w:rFonts w:ascii="Calibri" w:eastAsia="Calibri" w:hAnsi="Calibri" w:cs="Calibri"/>
           <w:color w:val="000000"/>
         </w:rPr>
         <w:t xml:space="preserve">on this GitHub repository (if you are lost, </w:t>
       </w:r>
-      <w:hyperlink r:id="rId11">
+      <w:hyperlink r:id="rId14">
         <w:r>
           <w:rPr>
-            <w:rFonts w:ascii="Calibri" w:hAnsi="Calibri" w:eastAsia="Calibri" w:cs="Calibri"/>
+            <w:rFonts w:ascii="Calibri" w:eastAsia="Calibri" w:hAnsi="Calibri" w:cs="Calibri"/>
             <w:color w:val="0000FF"/>
             <w:u w:val="single"/>
           </w:rPr>
@@ -564,7 +513,7 @@
       </w:hyperlink>
       <w:r>
         <w:rPr>
-          <w:rFonts w:ascii="Calibri" w:hAnsi="Calibri" w:eastAsia="Calibri" w:cs="Calibri"/>
+          <w:rFonts w:ascii="Calibri" w:eastAsia="Calibri" w:hAnsi="Calibri" w:cs="Calibri"/>
           <w:color w:val="000000"/>
         </w:rPr>
         <w:t>)</w:t>
@@ -574,123 +523,107 @@
       <w:pPr>
         <w:numPr>
           <w:ilvl w:val="0"/>
-          <w:numId w:val="1"/>
+          <w:numId w:val="2"/>
         </w:numPr>
         <w:rPr>
-          <w:rFonts w:ascii="Calibri" w:hAnsi="Calibri" w:eastAsia="Calibri" w:cs="Calibri"/>
-          <w:color w:val="000000"/>
-          <w:lang w:val="en-US"/>
-        </w:rPr>
-      </w:pPr>
-      <w:r>
-        <w:rPr>
-          <w:rFonts w:ascii="Calibri" w:hAnsi="Calibri" w:eastAsia="Calibri" w:cs="Calibri"/>
-          <w:color w:val="000000" w:themeColor="text1" w:themeTint="FF" w:themeShade="FF"/>
+          <w:rFonts w:ascii="Calibri" w:eastAsia="Calibri" w:hAnsi="Calibri" w:cs="Calibri"/>
+          <w:color w:val="000000"/>
+          <w:lang w:val="en-US"/>
+        </w:rPr>
+      </w:pPr>
+      <w:r>
+        <w:rPr>
+          <w:rFonts w:ascii="Calibri" w:eastAsia="Calibri" w:hAnsi="Calibri" w:cs="Calibri"/>
+          <w:color w:val="000000" w:themeColor="text1"/>
           <w:lang w:val="en-US"/>
         </w:rPr>
         <w:t>Finally</w:t>
       </w:r>
       <w:r>
         <w:rPr>
-          <w:rFonts w:ascii="Calibri" w:hAnsi="Calibri" w:eastAsia="Calibri" w:cs="Calibri"/>
+          <w:rFonts w:ascii="Calibri" w:eastAsia="Calibri" w:hAnsi="Calibri" w:cs="Calibri"/>
           <w:lang w:val="en-US"/>
         </w:rPr>
         <w:t>,</w:t>
       </w:r>
       <w:r>
         <w:rPr>
-          <w:rFonts w:ascii="Calibri" w:hAnsi="Calibri" w:eastAsia="Calibri" w:cs="Calibri"/>
-          <w:color w:val="000000" w:themeColor="text1" w:themeTint="FF" w:themeShade="FF"/>
-          <w:lang w:val="en-US"/>
+          <w:rFonts w:ascii="Calibri" w:eastAsia="Calibri" w:hAnsi="Calibri" w:cs="Calibri"/>
+          <w:color w:val="000000" w:themeColor="text1"/>
+          <w:lang w:val="en-US"/>
+        </w:rPr>
+        <w:t xml:space="preserve"> submit on </w:t>
+      </w:r>
+      <w:r>
+        <w:rPr>
+          <w:rFonts w:ascii="Calibri" w:eastAsia="Calibri" w:hAnsi="Calibri" w:cs="Calibri"/>
+          <w:b/>
+          <w:bCs/>
+          <w:color w:val="000000" w:themeColor="text1"/>
+          <w:lang w:val="en-US"/>
+        </w:rPr>
+        <w:t xml:space="preserve">Google classroom </w:t>
+      </w:r>
+      <w:r>
+        <w:rPr>
+          <w:rFonts w:ascii="Calibri" w:eastAsia="Calibri" w:hAnsi="Calibri" w:cs="Calibri"/>
+          <w:color w:val="000000" w:themeColor="text1"/>
+          <w:lang w:val="en-US"/>
+        </w:rPr>
+        <w:t>your GitHub repository URL</w:t>
+      </w:r>
+    </w:p>
+    <w:p>
+      <w:pPr>
+        <w:ind w:left="1440"/>
+        <w:rPr>
+          <w:rFonts w:ascii="Calibri" w:eastAsia="Calibri" w:hAnsi="Calibri" w:cs="Calibri"/>
+          <w:color w:val="000000"/>
+        </w:rPr>
+      </w:pPr>
+      <w:r>
+        <w:rPr>
+          <w:rFonts w:ascii="Calibri" w:eastAsia="Calibri" w:hAnsi="Calibri" w:cs="Calibri"/>
+          <w:color w:val="000000"/>
+        </w:rPr>
+        <w:t xml:space="preserve">Ex:   </w:t>
+      </w:r>
+      <w:r>
+        <w:rPr>
+          <w:rFonts w:ascii="Consolas" w:eastAsia="Consolas" w:hAnsi="Consolas" w:cs="Consolas"/>
+          <w:color w:val="000000"/>
+          <w:highlight w:val="lightGray"/>
+        </w:rPr>
+        <w:t>https://github.com/thebest/</w:t>
+      </w:r>
+      <w:r>
+        <w:rPr>
+          <w:rFonts w:ascii="Calibri" w:eastAsia="Calibri" w:hAnsi="Calibri" w:cs="Calibri"/>
+          <w:color w:val="000000"/>
+          <w:highlight w:val="lightGray"/>
+        </w:rPr>
+        <w:t xml:space="preserve"> C2-S1-PRACTICE</w:t>
+      </w:r>
+      <w:r>
+        <w:rPr>
+          <w:rFonts w:ascii="Consolas" w:eastAsia="Consolas" w:hAnsi="Consolas" w:cs="Consolas"/>
+          <w:color w:val="000000"/>
+          <w:highlight w:val="lightGray"/>
+        </w:rPr>
+        <w:t>.git</w:t>
+      </w:r>
+      <w:r>
+        <w:rPr>
+          <w:rFonts w:ascii="Calibri" w:eastAsia="Calibri" w:hAnsi="Calibri" w:cs="Calibri"/>
+          <w:color w:val="000000"/>
         </w:rPr>
         <w:t xml:space="preserve"> </w:t>
       </w:r>
-      <w:r>
-        <w:rPr>
-          <w:rFonts w:ascii="Calibri" w:hAnsi="Calibri" w:eastAsia="Calibri" w:cs="Calibri"/>
-          <w:color w:val="000000" w:themeColor="text1" w:themeTint="FF" w:themeShade="FF"/>
-          <w:lang w:val="en-US"/>
-        </w:rPr>
-        <w:t>submit</w:t>
-      </w:r>
-      <w:r>
-        <w:rPr>
-          <w:rFonts w:ascii="Calibri" w:hAnsi="Calibri" w:eastAsia="Calibri" w:cs="Calibri"/>
-          <w:color w:val="000000" w:themeColor="text1" w:themeTint="FF" w:themeShade="FF"/>
-          <w:lang w:val="en-US"/>
-        </w:rPr>
-        <w:t xml:space="preserve"> on </w:t>
-      </w:r>
-      <w:r>
-        <w:rPr>
-          <w:rFonts w:ascii="Calibri" w:hAnsi="Calibri" w:eastAsia="Calibri" w:cs="Calibri"/>
-          <w:b w:val="1"/>
-          <w:bCs w:val="1"/>
-          <w:color w:val="000000" w:themeColor="text1" w:themeTint="FF" w:themeShade="FF"/>
-          <w:lang w:val="en-US"/>
-        </w:rPr>
-        <w:t xml:space="preserve">Google classroom </w:t>
-      </w:r>
-      <w:r>
-        <w:rPr>
-          <w:rFonts w:ascii="Calibri" w:hAnsi="Calibri" w:eastAsia="Calibri" w:cs="Calibri"/>
-          <w:color w:val="000000" w:themeColor="text1" w:themeTint="FF" w:themeShade="FF"/>
-          <w:lang w:val="en-US"/>
-        </w:rPr>
-        <w:t>your GitHub repository URL</w:t>
-      </w:r>
-    </w:p>
-    <w:p>
-      <w:pPr>
-        <w:ind w:left="1440"/>
-        <w:rPr>
-          <w:rFonts w:ascii="Calibri" w:hAnsi="Calibri" w:eastAsia="Calibri" w:cs="Calibri"/>
-          <w:color w:val="000000"/>
-        </w:rPr>
-      </w:pPr>
-      <w:r>
-        <w:rPr>
-          <w:rFonts w:ascii="Calibri" w:hAnsi="Calibri" w:eastAsia="Calibri" w:cs="Calibri"/>
-          <w:color w:val="000000"/>
-        </w:rPr>
-        <w:t xml:space="preserve">Ex:   </w:t>
-      </w:r>
-      <w:r>
-        <w:rPr>
-          <w:rFonts w:ascii="Consolas" w:hAnsi="Consolas" w:eastAsia="Consolas" w:cs="Consolas"/>
-          <w:color w:val="000000"/>
-          <w:highlight w:val="lightGray"/>
-        </w:rPr>
-        <w:t>https://github.com/thebest/</w:t>
-      </w:r>
-      <w:r>
-        <w:rPr>
-          <w:rFonts w:ascii="Calibri" w:hAnsi="Calibri" w:eastAsia="Calibri" w:cs="Calibri"/>
-          <w:color w:val="000000"/>
-          <w:highlight w:val="lightGray"/>
-        </w:rPr>
-        <w:t xml:space="preserve"> C2-S1-PRACTICE</w:t>
-      </w:r>
-      <w:r>
-        <w:rPr>
-          <w:rFonts w:ascii="Consolas" w:hAnsi="Consolas" w:eastAsia="Consolas" w:cs="Consolas"/>
-          <w:color w:val="000000"/>
-          <w:highlight w:val="lightGray"/>
-        </w:rPr>
-        <w:t>.git</w:t>
-      </w:r>
-      <w:r>
-        <w:rPr>
-          <w:rFonts w:ascii="Calibri" w:hAnsi="Calibri" w:eastAsia="Calibri" w:cs="Calibri"/>
-          <w:color w:val="000000"/>
-        </w:rPr>
-        <w:t xml:space="preserve"> </w:t>
-      </w:r>
-    </w:p>
-    <w:p>
-      <w:pPr>
-        <w:rPr>
-          <w:rFonts w:ascii="Calibri" w:hAnsi="Calibri" w:eastAsia="Calibri" w:cs="Calibri"/>
+    </w:p>
+    <w:p>
+      <w:pPr>
+        <w:rPr>
+          <w:rFonts w:ascii="Calibri" w:eastAsia="Calibri" w:hAnsi="Calibri" w:cs="Calibri"/>
         </w:rPr>
       </w:pPr>
     </w:p>
@@ -698,7 +631,7 @@
       <w:pPr>
         <w:pStyle w:val="Heading2"/>
         <w:rPr>
-          <w:rFonts w:ascii="Calibri" w:hAnsi="Calibri" w:eastAsia="Calibri" w:cs="Calibri"/>
+          <w:rFonts w:ascii="Calibri" w:eastAsia="Calibri" w:hAnsi="Calibri" w:cs="Calibri"/>
           <w:i/>
         </w:rPr>
       </w:pPr>
@@ -720,7 +653,7 @@
                     <pic:cNvPicPr preferRelativeResize="0"/>
                   </pic:nvPicPr>
                   <pic:blipFill>
-                    <a:blip r:embed="rId12"/>
+                    <a:blip r:embed="rId15"/>
                     <a:srcRect/>
                     <a:stretch>
                       <a:fillRect/>
@@ -747,7 +680,7 @@
       </w:r>
       <w:r>
         <w:rPr>
-          <w:rFonts w:ascii="Calibri" w:hAnsi="Calibri" w:eastAsia="Calibri" w:cs="Calibri"/>
+          <w:rFonts w:ascii="Calibri" w:eastAsia="Calibri" w:hAnsi="Calibri" w:cs="Calibri"/>
           <w:i/>
         </w:rPr>
         <w:t>Are you lost?</w:t>
@@ -756,13 +689,13 @@
     <w:p>
       <w:pPr>
         <w:rPr>
-          <w:rFonts w:ascii="Calibri" w:hAnsi="Calibri" w:eastAsia="Calibri" w:cs="Calibri"/>
+          <w:rFonts w:ascii="Calibri" w:eastAsia="Calibri" w:hAnsi="Calibri" w:cs="Calibri"/>
           <w:i/>
         </w:rPr>
       </w:pPr>
       <w:r>
         <w:rPr>
-          <w:rFonts w:ascii="Calibri" w:hAnsi="Calibri" w:eastAsia="Calibri" w:cs="Calibri"/>
+          <w:rFonts w:ascii="Calibri" w:eastAsia="Calibri" w:hAnsi="Calibri" w:cs="Calibri"/>
           <w:i/>
         </w:rPr>
         <w:t>You can read the following documentation to be ready for this practice:</w:t>
@@ -771,13 +704,13 @@
     <w:p>
       <w:pPr>
         <w:rPr>
-          <w:rFonts w:ascii="Calibri" w:hAnsi="Calibri" w:eastAsia="Calibri" w:cs="Calibri"/>
-        </w:rPr>
-      </w:pPr>
-      <w:hyperlink r:id="rId13">
+          <w:rFonts w:ascii="Calibri" w:eastAsia="Calibri" w:hAnsi="Calibri" w:cs="Calibri"/>
+        </w:rPr>
+      </w:pPr>
+      <w:hyperlink r:id="rId16">
         <w:r>
           <w:rPr>
-            <w:rFonts w:ascii="Calibri" w:hAnsi="Calibri" w:eastAsia="Calibri" w:cs="Calibri"/>
+            <w:rFonts w:ascii="Calibri" w:eastAsia="Calibri" w:hAnsi="Calibri" w:cs="Calibri"/>
             <w:color w:val="0000FF"/>
             <w:u w:val="single"/>
           </w:rPr>
@@ -788,13 +721,13 @@
     <w:p>
       <w:pPr>
         <w:rPr>
-          <w:rFonts w:ascii="Calibri" w:hAnsi="Calibri" w:eastAsia="Calibri" w:cs="Calibri"/>
-        </w:rPr>
-      </w:pPr>
-      <w:hyperlink r:id="rId14">
+          <w:rFonts w:ascii="Calibri" w:eastAsia="Calibri" w:hAnsi="Calibri" w:cs="Calibri"/>
+        </w:rPr>
+      </w:pPr>
+      <w:hyperlink r:id="rId17">
         <w:r>
           <w:rPr>
-            <w:rFonts w:ascii="Calibri" w:hAnsi="Calibri" w:eastAsia="Calibri" w:cs="Calibri"/>
+            <w:rFonts w:ascii="Calibri" w:eastAsia="Calibri" w:hAnsi="Calibri" w:cs="Calibri"/>
             <w:color w:val="0000FF"/>
             <w:u w:val="single"/>
           </w:rPr>
@@ -805,13 +738,13 @@
     <w:p>
       <w:pPr>
         <w:rPr>
-          <w:rFonts w:ascii="Calibri" w:hAnsi="Calibri" w:eastAsia="Calibri" w:cs="Calibri"/>
-        </w:rPr>
-      </w:pPr>
-      <w:hyperlink r:id="rId15">
+          <w:rFonts w:ascii="Calibri" w:eastAsia="Calibri" w:hAnsi="Calibri" w:cs="Calibri"/>
+        </w:rPr>
+      </w:pPr>
+      <w:hyperlink r:id="rId18">
         <w:r>
           <w:rPr>
-            <w:rFonts w:ascii="Calibri" w:hAnsi="Calibri" w:eastAsia="Calibri" w:cs="Calibri"/>
+            <w:rFonts w:ascii="Calibri" w:eastAsia="Calibri" w:hAnsi="Calibri" w:cs="Calibri"/>
             <w:color w:val="0000FF"/>
             <w:u w:val="single"/>
           </w:rPr>
@@ -822,26 +755,26 @@
     <w:p>
       <w:pPr>
         <w:rPr>
-          <w:rFonts w:ascii="Calibri" w:hAnsi="Calibri" w:eastAsia="Calibri" w:cs="Calibri"/>
-        </w:rPr>
-      </w:pPr>
-    </w:p>
-    <w:p>
-      <w:pPr>
-        <w:rPr>
-          <w:rFonts w:ascii="Calibri" w:hAnsi="Calibri" w:eastAsia="Calibri" w:cs="Calibri"/>
-        </w:rPr>
-      </w:pPr>
-    </w:p>
-    <w:p>
-      <w:pPr>
-        <w:rPr>
-          <w:rFonts w:ascii="Calibri" w:hAnsi="Calibri" w:eastAsia="Calibri" w:cs="Calibri"/>
-        </w:rPr>
-      </w:pPr>
-      <w:r>
-        <w:rPr>
-          <w:rFonts w:ascii="Calibri" w:hAnsi="Calibri" w:eastAsia="Calibri" w:cs="Calibri"/>
+          <w:rFonts w:ascii="Calibri" w:eastAsia="Calibri" w:hAnsi="Calibri" w:cs="Calibri"/>
+        </w:rPr>
+      </w:pPr>
+    </w:p>
+    <w:p>
+      <w:pPr>
+        <w:rPr>
+          <w:rFonts w:ascii="Calibri" w:eastAsia="Calibri" w:hAnsi="Calibri" w:cs="Calibri"/>
+        </w:rPr>
+      </w:pPr>
+    </w:p>
+    <w:p>
+      <w:pPr>
+        <w:rPr>
+          <w:rFonts w:ascii="Calibri" w:eastAsia="Calibri" w:hAnsi="Calibri" w:cs="Calibri"/>
+        </w:rPr>
+      </w:pPr>
+      <w:r>
+        <w:rPr>
+          <w:rFonts w:ascii="Calibri" w:eastAsia="Calibri" w:hAnsi="Calibri" w:cs="Calibri"/>
         </w:rPr>
         <w:t xml:space="preserve"> </w:t>
       </w:r>
@@ -849,7 +782,7 @@
     <w:p>
       <w:pPr>
         <w:rPr>
-          <w:rFonts w:ascii="Calibri" w:hAnsi="Calibri" w:eastAsia="Calibri" w:cs="Calibri"/>
+          <w:rFonts w:ascii="Calibri" w:eastAsia="Calibri" w:hAnsi="Calibri" w:cs="Calibri"/>
         </w:rPr>
       </w:pPr>
       <w:r>
@@ -867,7 +800,7 @@
         </w:pBdr>
         <w:spacing w:line="240" w:lineRule="auto"/>
         <w:rPr>
-          <w:rFonts w:ascii="Calibri" w:hAnsi="Calibri" w:eastAsia="Calibri" w:cs="Calibri"/>
+          <w:rFonts w:ascii="Calibri" w:eastAsia="Calibri" w:hAnsi="Calibri" w:cs="Calibri"/>
           <w:color w:val="000000"/>
         </w:rPr>
       </w:pPr>
@@ -902,13 +835,13 @@
         </w:pBdr>
         <w:spacing w:line="240" w:lineRule="auto"/>
         <w:rPr>
-          <w:rFonts w:ascii="Calibri" w:hAnsi="Calibri" w:eastAsia="Calibri" w:cs="Calibri"/>
-          <w:color w:val="000000"/>
-        </w:rPr>
-      </w:pPr>
-      <w:r>
-        <w:rPr>
-          <w:rFonts w:ascii="Calibri" w:hAnsi="Calibri" w:eastAsia="Calibri" w:cs="Calibri"/>
+          <w:rFonts w:ascii="Calibri" w:eastAsia="Calibri" w:hAnsi="Calibri" w:cs="Calibri"/>
+          <w:color w:val="000000"/>
+        </w:rPr>
+      </w:pPr>
+      <w:r>
+        <w:rPr>
+          <w:rFonts w:ascii="Calibri" w:eastAsia="Calibri" w:hAnsi="Calibri" w:cs="Calibri"/>
           <w:color w:val="000000"/>
         </w:rPr>
         <w:t>Start with playing the game online, and understand its rules:</w:t>
@@ -917,28 +850,19 @@
     <w:p>
       <w:pPr>
         <w:rPr>
-          <w:rFonts w:ascii="Consolas" w:hAnsi="Consolas" w:eastAsia="Consolas" w:cs="Consolas"/>
-          <w:color w:val="000000"/>
-        </w:rPr>
-      </w:pPr>
-      <w:hyperlink r:id="rId16">
+          <w:rFonts w:ascii="Consolas" w:eastAsia="Consolas" w:hAnsi="Consolas" w:cs="Consolas"/>
+          <w:color w:val="000000"/>
+        </w:rPr>
+      </w:pPr>
+      <w:hyperlink r:id="rId19">
         <w:r>
           <w:rPr>
-            <w:rFonts w:ascii="Consolas" w:hAnsi="Consolas" w:eastAsia="Consolas" w:cs="Consolas"/>
+            <w:rFonts w:ascii="Consolas" w:eastAsia="Consolas" w:hAnsi="Consolas" w:cs="Consolas"/>
             <w:color w:val="0000FF"/>
             <w:highlight w:val="lightGray"/>
             <w:u w:val="single"/>
           </w:rPr>
-          <w:t>https://re</w:t>
-        </w:r>
-        <w:r>
-          <w:rPr>
-            <w:rFonts w:ascii="Consolas" w:hAnsi="Consolas" w:eastAsia="Consolas" w:cs="Consolas"/>
-            <w:color w:val="0000FF"/>
-            <w:highlight w:val="lightGray"/>
-            <w:u w:val="single"/>
-          </w:rPr>
-          <w:t>actjs-game-practice.vercel.app/</w:t>
+          <w:t>https://reactjs-game-practice.vercel.app/</w:t>
         </w:r>
       </w:hyperlink>
     </w:p>
@@ -946,7 +870,7 @@
       <w:pPr>
         <w:jc w:val="center"/>
         <w:rPr>
-          <w:rFonts w:ascii="Consolas" w:hAnsi="Consolas" w:eastAsia="Consolas" w:cs="Consolas"/>
+          <w:rFonts w:ascii="Consolas" w:eastAsia="Consolas" w:hAnsi="Consolas" w:cs="Consolas"/>
           <w:color w:val="000000"/>
           <w:sz w:val="24"/>
           <w:szCs w:val="24"/>
@@ -964,13 +888,13 @@
         </w:pBdr>
         <w:spacing w:line="240" w:lineRule="auto"/>
         <w:rPr>
-          <w:rFonts w:ascii="Calibri" w:hAnsi="Calibri" w:eastAsia="Calibri" w:cs="Calibri"/>
-          <w:color w:val="000000"/>
-        </w:rPr>
-      </w:pPr>
-      <w:r>
-        <w:rPr>
-          <w:rFonts w:ascii="Calibri" w:hAnsi="Calibri" w:eastAsia="Calibri" w:cs="Calibri"/>
+          <w:rFonts w:ascii="Calibri" w:eastAsia="Calibri" w:hAnsi="Calibri" w:cs="Calibri"/>
+          <w:color w:val="000000"/>
+        </w:rPr>
+      </w:pPr>
+      <w:r>
+        <w:rPr>
+          <w:rFonts w:ascii="Calibri" w:eastAsia="Calibri" w:hAnsi="Calibri" w:cs="Calibri"/>
           <w:color w:val="000000"/>
         </w:rPr>
         <w:t>In this game you need to fight against a monster:</w:t>
@@ -980,7 +904,7 @@
       <w:pPr>
         <w:numPr>
           <w:ilvl w:val="0"/>
-          <w:numId w:val="4"/>
+          <w:numId w:val="5"/>
         </w:numPr>
         <w:pBdr>
           <w:top w:val="nil"/>
@@ -993,14 +917,14 @@
       </w:pPr>
       <w:r>
         <w:rPr>
-          <w:rFonts w:ascii="Calibri" w:hAnsi="Calibri" w:eastAsia="Calibri" w:cs="Calibri"/>
+          <w:rFonts w:ascii="Calibri" w:eastAsia="Calibri" w:hAnsi="Calibri" w:cs="Calibri"/>
           <w:color w:val="000000"/>
         </w:rPr>
         <w:t xml:space="preserve">You can choose to </w:t>
       </w:r>
       <w:r>
         <w:rPr>
-          <w:rFonts w:ascii="Calibri" w:hAnsi="Calibri" w:eastAsia="Calibri" w:cs="Calibri"/>
+          <w:rFonts w:ascii="Calibri" w:eastAsia="Calibri" w:hAnsi="Calibri" w:cs="Calibri"/>
           <w:b/>
           <w:color w:val="000000"/>
         </w:rPr>
@@ -1008,14 +932,14 @@
       </w:r>
       <w:r>
         <w:rPr>
-          <w:rFonts w:ascii="Calibri" w:hAnsi="Calibri" w:eastAsia="Calibri" w:cs="Calibri"/>
+          <w:rFonts w:ascii="Calibri" w:eastAsia="Calibri" w:hAnsi="Calibri" w:cs="Calibri"/>
           <w:color w:val="000000"/>
         </w:rPr>
         <w:t xml:space="preserve"> </w:t>
       </w:r>
       <w:r>
         <w:rPr>
-          <w:rFonts w:ascii="Calibri" w:hAnsi="Calibri" w:eastAsia="Calibri" w:cs="Calibri"/>
+          <w:rFonts w:ascii="Calibri" w:eastAsia="Calibri" w:hAnsi="Calibri" w:cs="Calibri"/>
           <w:i/>
           <w:color w:val="000000"/>
         </w:rPr>
@@ -1026,7 +950,7 @@
       <w:pPr>
         <w:numPr>
           <w:ilvl w:val="0"/>
-          <w:numId w:val="4"/>
+          <w:numId w:val="5"/>
         </w:numPr>
         <w:pBdr>
           <w:top w:val="nil"/>
@@ -1039,14 +963,14 @@
       </w:pPr>
       <w:r>
         <w:rPr>
-          <w:rFonts w:ascii="Calibri" w:hAnsi="Calibri" w:eastAsia="Calibri" w:cs="Calibri"/>
+          <w:rFonts w:ascii="Calibri" w:eastAsia="Calibri" w:hAnsi="Calibri" w:cs="Calibri"/>
           <w:color w:val="000000"/>
         </w:rPr>
         <w:t xml:space="preserve">Or </w:t>
       </w:r>
       <w:r>
         <w:rPr>
-          <w:rFonts w:ascii="Calibri" w:hAnsi="Calibri" w:eastAsia="Calibri" w:cs="Calibri"/>
+          <w:rFonts w:ascii="Calibri" w:eastAsia="Calibri" w:hAnsi="Calibri" w:cs="Calibri"/>
           <w:b/>
           <w:color w:val="000000"/>
         </w:rPr>
@@ -1054,14 +978,14 @@
       </w:r>
       <w:r>
         <w:rPr>
-          <w:rFonts w:ascii="Calibri" w:hAnsi="Calibri" w:eastAsia="Calibri" w:cs="Calibri"/>
+          <w:rFonts w:ascii="Calibri" w:eastAsia="Calibri" w:hAnsi="Calibri" w:cs="Calibri"/>
           <w:color w:val="000000"/>
         </w:rPr>
         <w:t xml:space="preserve"> yourself </w:t>
       </w:r>
       <w:r>
         <w:rPr>
-          <w:rFonts w:ascii="Calibri" w:hAnsi="Calibri" w:eastAsia="Calibri" w:cs="Calibri"/>
+          <w:rFonts w:ascii="Calibri" w:eastAsia="Calibri" w:hAnsi="Calibri" w:cs="Calibri"/>
           <w:i/>
           <w:color w:val="000000"/>
         </w:rPr>
@@ -1072,7 +996,7 @@
       <w:pPr>
         <w:numPr>
           <w:ilvl w:val="0"/>
-          <w:numId w:val="4"/>
+          <w:numId w:val="5"/>
         </w:numPr>
         <w:pBdr>
           <w:top w:val="nil"/>
@@ -1085,14 +1009,14 @@
       </w:pPr>
       <w:r>
         <w:rPr>
-          <w:rFonts w:ascii="Calibri" w:hAnsi="Calibri" w:eastAsia="Calibri" w:cs="Calibri"/>
+          <w:rFonts w:ascii="Calibri" w:eastAsia="Calibri" w:hAnsi="Calibri" w:cs="Calibri"/>
           <w:color w:val="000000"/>
         </w:rPr>
         <w:t xml:space="preserve">Every 3 turns, you can use a </w:t>
       </w:r>
       <w:r>
         <w:rPr>
-          <w:rFonts w:ascii="Calibri" w:hAnsi="Calibri" w:eastAsia="Calibri" w:cs="Calibri"/>
+          <w:rFonts w:ascii="Calibri" w:eastAsia="Calibri" w:hAnsi="Calibri" w:cs="Calibri"/>
           <w:b/>
           <w:color w:val="000000"/>
         </w:rPr>
@@ -1103,7 +1027,7 @@
       <w:pPr>
         <w:numPr>
           <w:ilvl w:val="0"/>
-          <w:numId w:val="4"/>
+          <w:numId w:val="5"/>
         </w:numPr>
         <w:pBdr>
           <w:top w:val="nil"/>
@@ -1114,20 +1038,20 @@
         </w:pBdr>
         <w:spacing w:line="240" w:lineRule="auto"/>
         <w:rPr>
-          <w:rFonts w:ascii="Calibri" w:hAnsi="Calibri" w:eastAsia="Calibri" w:cs="Calibri"/>
-          <w:color w:val="000000"/>
-        </w:rPr>
-      </w:pPr>
-      <w:r>
-        <w:rPr>
-          <w:rFonts w:ascii="Calibri" w:hAnsi="Calibri" w:eastAsia="Calibri" w:cs="Calibri"/>
+          <w:rFonts w:ascii="Calibri" w:eastAsia="Calibri" w:hAnsi="Calibri" w:cs="Calibri"/>
+          <w:color w:val="000000"/>
+        </w:rPr>
+      </w:pPr>
+      <w:r>
+        <w:rPr>
+          <w:rFonts w:ascii="Calibri" w:eastAsia="Calibri" w:hAnsi="Calibri" w:cs="Calibri"/>
           <w:color w:val="000000"/>
         </w:rPr>
         <w:t xml:space="preserve">You can also </w:t>
       </w:r>
       <w:r>
         <w:rPr>
-          <w:rFonts w:ascii="Calibri" w:hAnsi="Calibri" w:eastAsia="Calibri" w:cs="Calibri"/>
+          <w:rFonts w:ascii="Calibri" w:eastAsia="Calibri" w:hAnsi="Calibri" w:cs="Calibri"/>
           <w:b/>
           <w:color w:val="000000"/>
         </w:rPr>
@@ -1135,14 +1059,14 @@
       </w:r>
       <w:r>
         <w:rPr>
-          <w:rFonts w:ascii="Calibri" w:hAnsi="Calibri" w:eastAsia="Calibri" w:cs="Calibri"/>
+          <w:rFonts w:ascii="Calibri" w:eastAsia="Calibri" w:hAnsi="Calibri" w:cs="Calibri"/>
           <w:color w:val="000000"/>
         </w:rPr>
         <w:t xml:space="preserve"> yourself if you want </w:t>
       </w:r>
       <w:r>
         <w:rPr>
-          <w:rFonts w:ascii="Quattrocento Sans" w:hAnsi="Quattrocento Sans" w:eastAsia="Quattrocento Sans" w:cs="Quattrocento Sans"/>
+          <w:rFonts w:ascii="Quattrocento Sans" w:eastAsia="Quattrocento Sans" w:hAnsi="Quattrocento Sans" w:cs="Quattrocento Sans"/>
           <w:color w:val="000000"/>
         </w:rPr>
         <w:t>😊</w:t>
@@ -1151,7 +1075,7 @@
     <w:p>
       <w:pPr>
         <w:rPr>
-          <w:rFonts w:ascii="Consolas" w:hAnsi="Consolas" w:eastAsia="Consolas" w:cs="Consolas"/>
+          <w:rFonts w:ascii="Consolas" w:eastAsia="Consolas" w:hAnsi="Consolas" w:cs="Consolas"/>
           <w:color w:val="000000"/>
           <w:sz w:val="24"/>
           <w:szCs w:val="24"/>
@@ -1162,14 +1086,14 @@
       <w:pPr>
         <w:jc w:val="center"/>
         <w:rPr>
-          <w:rFonts w:ascii="Consolas" w:hAnsi="Consolas" w:eastAsia="Consolas" w:cs="Consolas"/>
+          <w:rFonts w:ascii="Consolas" w:eastAsia="Consolas" w:hAnsi="Consolas" w:cs="Consolas"/>
           <w:sz w:val="24"/>
           <w:szCs w:val="24"/>
         </w:rPr>
       </w:pPr>
       <w:r>
         <w:rPr>
-          <w:rFonts w:ascii="Consolas" w:hAnsi="Consolas" w:eastAsia="Consolas" w:cs="Consolas"/>
+          <w:rFonts w:ascii="Consolas" w:eastAsia="Consolas" w:hAnsi="Consolas" w:cs="Consolas"/>
           <w:noProof/>
           <w:sz w:val="24"/>
           <w:szCs w:val="24"/>
@@ -1190,7 +1114,7 @@
                     <pic:cNvPicPr/>
                   </pic:nvPicPr>
                   <pic:blipFill>
-                    <a:blip r:embed="rId17"/>
+                    <a:blip r:embed="rId20"/>
                     <a:stretch>
                       <a:fillRect/>
                     </a:stretch>
@@ -1215,7 +1139,7 @@
       <w:pPr>
         <w:jc w:val="center"/>
         <w:rPr>
-          <w:rFonts w:ascii="Consolas" w:hAnsi="Consolas" w:eastAsia="Consolas" w:cs="Consolas"/>
+          <w:rFonts w:ascii="Consolas" w:eastAsia="Consolas" w:hAnsi="Consolas" w:cs="Consolas"/>
           <w:sz w:val="24"/>
           <w:szCs w:val="24"/>
         </w:rPr>
@@ -1232,66 +1156,34 @@
         </w:pBdr>
         <w:spacing w:line="240" w:lineRule="auto"/>
         <w:rPr>
-          <w:rFonts w:ascii="Calibri" w:hAnsi="Calibri" w:eastAsia="Calibri" w:cs="Calibri"/>
-          <w:color w:val="000000"/>
-        </w:rPr>
-      </w:pPr>
-    </w:p>
-    <w:p>
-      <w:pPr>
-        <w:pBdr>
-          <w:top w:val="nil" w:color="FF000000" w:sz="0" w:space="0"/>
-          <w:left w:val="nil" w:color="FF000000" w:sz="0" w:space="0"/>
-          <w:bottom w:val="nil" w:color="FF000000" w:sz="0" w:space="0"/>
-          <w:right w:val="nil" w:color="FF000000" w:sz="0" w:space="0"/>
-          <w:between w:val="nil" w:color="FF000000" w:sz="0" w:space="0"/>
-        </w:pBdr>
-        <w:spacing w:line="240" w:lineRule="auto"/>
-        <w:rPr>
-          <w:rFonts w:ascii="Calibri" w:hAnsi="Calibri" w:eastAsia="Calibri" w:cs="Calibri"/>
-          <w:color w:val="000000"/>
-          <w:lang w:val="en-US"/>
-        </w:rPr>
-      </w:pPr>
-      <w:r>
-        <w:rPr>
-          <w:rFonts w:ascii="Calibri" w:hAnsi="Calibri" w:eastAsia="Calibri" w:cs="Calibri"/>
-          <w:color w:val="000000" w:themeColor="text1" w:themeTint="FF" w:themeShade="FF"/>
-          <w:lang w:val="en-US"/>
-        </w:rPr>
-        <w:t xml:space="preserve">The game will also </w:t>
-      </w:r>
-      <w:r>
-        <w:rPr>
-          <w:rFonts w:ascii="Calibri" w:hAnsi="Calibri" w:eastAsia="Calibri" w:cs="Calibri"/>
-          <w:color w:val="000000" w:themeColor="text1" w:themeTint="FF" w:themeShade="FF"/>
-          <w:lang w:val="en-US"/>
-        </w:rPr>
-        <w:t>contain</w:t>
-      </w:r>
-      <w:r>
-        <w:rPr>
-          <w:rFonts w:ascii="Calibri" w:hAnsi="Calibri" w:eastAsia="Calibri" w:cs="Calibri"/>
-          <w:color w:val="000000" w:themeColor="text1" w:themeTint="FF" w:themeShade="FF"/>
-          <w:lang w:val="en-US"/>
-        </w:rPr>
-        <w:t xml:space="preserve"> a dedicated </w:t>
-      </w:r>
-      <w:r>
-        <w:rPr>
-          <w:rFonts w:ascii="Calibri" w:hAnsi="Calibri" w:eastAsia="Calibri" w:cs="Calibri"/>
-          <w:color w:val="000000" w:themeColor="text1" w:themeTint="FF" w:themeShade="FF"/>
-          <w:lang w:val="en-US"/>
-        </w:rPr>
-        <w:t>component</w:t>
-      </w:r>
-      <w:r>
-        <w:rPr>
-          <w:rFonts w:ascii="Calibri" w:hAnsi="Calibri" w:eastAsia="Calibri" w:cs="Calibri"/>
-          <w:color w:val="000000" w:themeColor="text1" w:themeTint="FF" w:themeShade="FF"/>
-          <w:lang w:val="en-US"/>
-        </w:rPr>
-        <w:t xml:space="preserve"> to display all actions:</w:t>
+          <w:rFonts w:ascii="Calibri" w:eastAsia="Calibri" w:hAnsi="Calibri" w:cs="Calibri"/>
+          <w:color w:val="000000"/>
+        </w:rPr>
+      </w:pPr>
+    </w:p>
+    <w:p>
+      <w:pPr>
+        <w:pBdr>
+          <w:top w:val="nil"/>
+          <w:left w:val="nil"/>
+          <w:bottom w:val="nil"/>
+          <w:right w:val="nil"/>
+          <w:between w:val="nil"/>
+        </w:pBdr>
+        <w:spacing w:line="240" w:lineRule="auto"/>
+        <w:rPr>
+          <w:rFonts w:ascii="Calibri" w:eastAsia="Calibri" w:hAnsi="Calibri" w:cs="Calibri"/>
+          <w:color w:val="000000"/>
+          <w:lang w:val="en-US"/>
+        </w:rPr>
+      </w:pPr>
+      <w:r>
+        <w:rPr>
+          <w:rFonts w:ascii="Calibri" w:eastAsia="Calibri" w:hAnsi="Calibri" w:cs="Calibri"/>
+          <w:color w:val="000000" w:themeColor="text1"/>
+          <w:lang w:val="en-US"/>
+        </w:rPr>
+        <w:t>The game will also contain a dedicated component to display all actions:</w:t>
       </w:r>
     </w:p>
     <w:p>
@@ -1306,13 +1198,13 @@
         <w:spacing w:line="240" w:lineRule="auto"/>
         <w:jc w:val="center"/>
         <w:rPr>
-          <w:rFonts w:ascii="Calibri" w:hAnsi="Calibri" w:eastAsia="Calibri" w:cs="Calibri"/>
-          <w:color w:val="000000"/>
-        </w:rPr>
-      </w:pPr>
-      <w:r>
-        <w:rPr>
-          <w:rFonts w:ascii="Calibri" w:hAnsi="Calibri" w:eastAsia="Calibri" w:cs="Calibri"/>
+          <w:rFonts w:ascii="Calibri" w:eastAsia="Calibri" w:hAnsi="Calibri" w:cs="Calibri"/>
+          <w:color w:val="000000"/>
+        </w:rPr>
+      </w:pPr>
+      <w:r>
+        <w:rPr>
+          <w:rFonts w:ascii="Calibri" w:eastAsia="Calibri" w:hAnsi="Calibri" w:cs="Calibri"/>
           <w:noProof/>
           <w:color w:val="000000"/>
         </w:rPr>
@@ -1330,7 +1222,7 @@
                     <pic:cNvPicPr preferRelativeResize="0"/>
                   </pic:nvPicPr>
                   <pic:blipFill>
-                    <a:blip r:embed="rId18"/>
+                    <a:blip r:embed="rId21"/>
                     <a:srcRect/>
                     <a:stretch>
                       <a:fillRect/>
@@ -1364,15 +1256,15 @@
         </w:pBdr>
         <w:spacing w:line="240" w:lineRule="auto"/>
         <w:rPr>
-          <w:rFonts w:ascii="Calibri" w:hAnsi="Calibri" w:eastAsia="Calibri" w:cs="Calibri"/>
-          <w:color w:val="000000"/>
-        </w:rPr>
-      </w:pPr>
-    </w:p>
-    <w:p>
-      <w:pPr>
-        <w:rPr>
-          <w:rFonts w:ascii="Calibri" w:hAnsi="Calibri" w:eastAsia="Calibri" w:cs="Calibri"/>
+          <w:rFonts w:ascii="Calibri" w:eastAsia="Calibri" w:hAnsi="Calibri" w:cs="Calibri"/>
+          <w:color w:val="000000"/>
+        </w:rPr>
+      </w:pPr>
+    </w:p>
+    <w:p>
+      <w:pPr>
+        <w:rPr>
+          <w:rFonts w:ascii="Calibri" w:eastAsia="Calibri" w:hAnsi="Calibri" w:cs="Calibri"/>
         </w:rPr>
       </w:pPr>
       <w:r>
@@ -1390,65 +1282,49 @@
         </w:pBdr>
         <w:spacing w:line="240" w:lineRule="auto"/>
         <w:rPr>
-          <w:rFonts w:ascii="Calibri" w:hAnsi="Calibri" w:eastAsia="Calibri" w:cs="Calibri"/>
-          <w:color w:val="000000"/>
-        </w:rPr>
-      </w:pPr>
-    </w:p>
-    <w:p>
-      <w:pPr>
-        <w:pBdr>
-          <w:top w:val="nil" w:color="FF000000" w:sz="0" w:space="0"/>
-          <w:left w:val="nil" w:color="FF000000" w:sz="0" w:space="0"/>
-          <w:bottom w:val="nil" w:color="FF000000" w:sz="0" w:space="0"/>
-          <w:right w:val="nil" w:color="FF000000" w:sz="0" w:space="0"/>
-          <w:between w:val="nil" w:color="FF000000" w:sz="0" w:space="0"/>
-        </w:pBdr>
-        <w:spacing w:line="240" w:lineRule="auto"/>
-        <w:rPr>
-          <w:rFonts w:ascii="Calibri" w:hAnsi="Calibri" w:eastAsia="Calibri" w:cs="Calibri"/>
-          <w:color w:val="000000"/>
-          <w:lang w:val="en-US"/>
-        </w:rPr>
-      </w:pPr>
-      <w:r>
-        <w:rPr>
-          <w:rFonts w:ascii="Calibri" w:hAnsi="Calibri" w:eastAsia="Calibri" w:cs="Calibri"/>
-          <w:color w:val="000000" w:themeColor="text1" w:themeTint="FF" w:themeShade="FF"/>
-          <w:lang w:val="en-US"/>
-        </w:rPr>
-        <w:t xml:space="preserve">Finally, the game over </w:t>
-      </w:r>
-      <w:r>
-        <w:rPr>
-          <w:rFonts w:ascii="Calibri" w:hAnsi="Calibri" w:eastAsia="Calibri" w:cs="Calibri"/>
-          <w:color w:val="000000" w:themeColor="text1" w:themeTint="FF" w:themeShade="FF"/>
-          <w:lang w:val="en-US"/>
-        </w:rPr>
-        <w:t>component</w:t>
-      </w:r>
-      <w:r>
-        <w:rPr>
-          <w:rFonts w:ascii="Calibri" w:hAnsi="Calibri" w:eastAsia="Calibri" w:cs="Calibri"/>
-          <w:color w:val="000000" w:themeColor="text1" w:themeTint="FF" w:themeShade="FF"/>
-          <w:lang w:val="en-US"/>
-        </w:rPr>
-        <w:t xml:space="preserve"> will display the result (</w:t>
-      </w:r>
-      <w:r>
-        <w:rPr>
-          <w:rFonts w:ascii="Calibri" w:hAnsi="Calibri" w:eastAsia="Calibri" w:cs="Calibri"/>
-          <w:i w:val="1"/>
-          <w:iCs w:val="1"/>
-          <w:color w:val="000000" w:themeColor="text1" w:themeTint="FF" w:themeShade="FF"/>
+          <w:rFonts w:ascii="Calibri" w:eastAsia="Calibri" w:hAnsi="Calibri" w:cs="Calibri"/>
+          <w:color w:val="000000"/>
+        </w:rPr>
+      </w:pPr>
+    </w:p>
+    <w:p>
+      <w:pPr>
+        <w:pBdr>
+          <w:top w:val="nil"/>
+          <w:left w:val="nil"/>
+          <w:bottom w:val="nil"/>
+          <w:right w:val="nil"/>
+          <w:between w:val="nil"/>
+        </w:pBdr>
+        <w:spacing w:line="240" w:lineRule="auto"/>
+        <w:rPr>
+          <w:rFonts w:ascii="Calibri" w:eastAsia="Calibri" w:hAnsi="Calibri" w:cs="Calibri"/>
+          <w:color w:val="000000"/>
+          <w:lang w:val="en-US"/>
+        </w:rPr>
+      </w:pPr>
+      <w:r>
+        <w:rPr>
+          <w:rFonts w:ascii="Calibri" w:eastAsia="Calibri" w:hAnsi="Calibri" w:cs="Calibri"/>
+          <w:color w:val="000000" w:themeColor="text1"/>
+          <w:lang w:val="en-US"/>
+        </w:rPr>
+        <w:t>Finally, the game over component will display the result (</w:t>
+      </w:r>
+      <w:r>
+        <w:rPr>
+          <w:rFonts w:ascii="Calibri" w:eastAsia="Calibri" w:hAnsi="Calibri" w:cs="Calibri"/>
+          <w:i/>
+          <w:iCs/>
+          <w:color w:val="000000" w:themeColor="text1"/>
           <w:lang w:val="en-US"/>
         </w:rPr>
         <w:t>you won, you lost, draw game</w:t>
       </w:r>
       <w:r>
         <w:rPr>
-          <w:rFonts w:ascii="Calibri" w:hAnsi="Calibri" w:eastAsia="Calibri" w:cs="Calibri"/>
-          <w:color w:val="000000" w:themeColor="text1" w:themeTint="FF" w:themeShade="FF"/>
+          <w:rFonts w:ascii="Calibri" w:eastAsia="Calibri" w:hAnsi="Calibri" w:cs="Calibri"/>
+          <w:color w:val="000000" w:themeColor="text1"/>
           <w:lang w:val="en-US"/>
         </w:rPr>
         <w:t>).</w:t>
@@ -1458,7 +1334,7 @@
       <w:pPr>
         <w:numPr>
           <w:ilvl w:val="0"/>
-          <w:numId w:val="2"/>
+          <w:numId w:val="3"/>
         </w:numPr>
         <w:pBdr>
           <w:top w:val="nil"/>
@@ -1471,14 +1347,14 @@
       </w:pPr>
       <w:r>
         <w:rPr>
-          <w:rFonts w:ascii="Calibri" w:hAnsi="Calibri" w:eastAsia="Calibri" w:cs="Calibri"/>
+          <w:rFonts w:ascii="Calibri" w:eastAsia="Calibri" w:hAnsi="Calibri" w:cs="Calibri"/>
           <w:color w:val="000000"/>
         </w:rPr>
         <w:t xml:space="preserve">The player can also </w:t>
       </w:r>
       <w:r>
         <w:rPr>
-          <w:rFonts w:ascii="Calibri" w:hAnsi="Calibri" w:eastAsia="Calibri" w:cs="Calibri"/>
+          <w:rFonts w:ascii="Calibri" w:eastAsia="Calibri" w:hAnsi="Calibri" w:cs="Calibri"/>
           <w:b/>
           <w:color w:val="000000"/>
         </w:rPr>
@@ -1497,13 +1373,13 @@
         <w:spacing w:line="240" w:lineRule="auto"/>
         <w:ind w:left="360"/>
         <w:rPr>
-          <w:rFonts w:ascii="Calibri" w:hAnsi="Calibri" w:eastAsia="Calibri" w:cs="Calibri"/>
-          <w:color w:val="000000"/>
-        </w:rPr>
-      </w:pPr>
-      <w:r>
-        <w:rPr>
-          <w:rFonts w:ascii="Calibri" w:hAnsi="Calibri" w:eastAsia="Calibri" w:cs="Calibri"/>
+          <w:rFonts w:ascii="Calibri" w:eastAsia="Calibri" w:hAnsi="Calibri" w:cs="Calibri"/>
+          <w:color w:val="000000"/>
+        </w:rPr>
+      </w:pPr>
+      <w:r>
+        <w:rPr>
+          <w:rFonts w:ascii="Calibri" w:eastAsia="Calibri" w:hAnsi="Calibri" w:cs="Calibri"/>
           <w:color w:val="000000"/>
         </w:rPr>
         <w:t xml:space="preserve"> </w:t>
@@ -1520,13 +1396,13 @@
         </w:pBdr>
         <w:spacing w:line="240" w:lineRule="auto"/>
         <w:rPr>
-          <w:rFonts w:ascii="Calibri" w:hAnsi="Calibri" w:eastAsia="Calibri" w:cs="Calibri"/>
-          <w:color w:val="000000"/>
-        </w:rPr>
-      </w:pPr>
-      <w:r>
-        <w:rPr>
-          <w:rFonts w:ascii="Calibri" w:hAnsi="Calibri" w:eastAsia="Calibri" w:cs="Calibri"/>
+          <w:rFonts w:ascii="Calibri" w:eastAsia="Calibri" w:hAnsi="Calibri" w:cs="Calibri"/>
+          <w:color w:val="000000"/>
+        </w:rPr>
+      </w:pPr>
+      <w:r>
+        <w:rPr>
+          <w:rFonts w:ascii="Calibri" w:eastAsia="Calibri" w:hAnsi="Calibri" w:cs="Calibri"/>
           <w:noProof/>
           <w:color w:val="000000"/>
         </w:rPr>
@@ -1544,7 +1420,7 @@
                     <pic:cNvPicPr preferRelativeResize="0"/>
                   </pic:nvPicPr>
                   <pic:blipFill>
-                    <a:blip r:embed="rId19"/>
+                    <a:blip r:embed="rId22"/>
                     <a:srcRect/>
                     <a:stretch>
                       <a:fillRect/>
@@ -1578,7 +1454,7 @@
         </w:pBdr>
         <w:spacing w:line="240" w:lineRule="auto"/>
         <w:rPr>
-          <w:rFonts w:ascii="Calibri" w:hAnsi="Calibri" w:eastAsia="Calibri" w:cs="Calibri"/>
+          <w:rFonts w:ascii="Calibri" w:eastAsia="Calibri" w:hAnsi="Calibri" w:cs="Calibri"/>
           <w:color w:val="000000"/>
         </w:rPr>
       </w:pPr>
@@ -1613,29 +1489,29 @@
         </w:pBdr>
         <w:spacing w:line="240" w:lineRule="auto"/>
         <w:rPr>
-          <w:rFonts w:ascii="Calibri" w:hAnsi="Calibri" w:eastAsia="Calibri" w:cs="Calibri"/>
-          <w:color w:val="000000"/>
-        </w:rPr>
-      </w:pPr>
-    </w:p>
-    <w:p>
-      <w:pPr>
-        <w:pBdr>
-          <w:top w:val="nil"/>
-          <w:left w:val="nil"/>
-          <w:bottom w:val="nil"/>
-          <w:right w:val="nil"/>
-          <w:between w:val="nil"/>
-        </w:pBdr>
-        <w:spacing w:line="240" w:lineRule="auto"/>
-        <w:rPr>
-          <w:rFonts w:ascii="Calibri" w:hAnsi="Calibri" w:eastAsia="Calibri" w:cs="Calibri"/>
-          <w:color w:val="000000"/>
-        </w:rPr>
-      </w:pPr>
-      <w:r>
-        <w:rPr>
-          <w:rFonts w:ascii="Calibri" w:hAnsi="Calibri" w:eastAsia="Calibri" w:cs="Calibri"/>
+          <w:rFonts w:ascii="Calibri" w:eastAsia="Calibri" w:hAnsi="Calibri" w:cs="Calibri"/>
+          <w:color w:val="000000"/>
+        </w:rPr>
+      </w:pPr>
+    </w:p>
+    <w:p>
+      <w:pPr>
+        <w:pBdr>
+          <w:top w:val="nil"/>
+          <w:left w:val="nil"/>
+          <w:bottom w:val="nil"/>
+          <w:right w:val="nil"/>
+          <w:between w:val="nil"/>
+        </w:pBdr>
+        <w:spacing w:line="240" w:lineRule="auto"/>
+        <w:rPr>
+          <w:rFonts w:ascii="Calibri" w:eastAsia="Calibri" w:hAnsi="Calibri" w:cs="Calibri"/>
+          <w:color w:val="000000"/>
+        </w:rPr>
+      </w:pPr>
+      <w:r>
+        <w:rPr>
+          <w:rFonts w:ascii="Calibri" w:eastAsia="Calibri" w:hAnsi="Calibri" w:cs="Calibri"/>
           <w:color w:val="000000"/>
         </w:rPr>
         <w:t>As start code we provide:</w:t>
@@ -1645,7 +1521,7 @@
       <w:pPr>
         <w:numPr>
           <w:ilvl w:val="0"/>
-          <w:numId w:val="2"/>
+          <w:numId w:val="3"/>
         </w:numPr>
         <w:pBdr>
           <w:top w:val="nil"/>
@@ -1656,21 +1532,21 @@
         </w:pBdr>
         <w:spacing w:line="240" w:lineRule="auto"/>
         <w:rPr>
-          <w:rFonts w:ascii="Calibri" w:hAnsi="Calibri" w:eastAsia="Calibri" w:cs="Calibri"/>
+          <w:rFonts w:ascii="Calibri" w:eastAsia="Calibri" w:hAnsi="Calibri" w:cs="Calibri"/>
           <w:i/>
           <w:color w:val="000000"/>
         </w:rPr>
       </w:pPr>
       <w:r>
         <w:rPr>
-          <w:rFonts w:ascii="Calibri" w:hAnsi="Calibri" w:eastAsia="Calibri" w:cs="Calibri"/>
+          <w:rFonts w:ascii="Calibri" w:eastAsia="Calibri" w:hAnsi="Calibri" w:cs="Calibri"/>
           <w:color w:val="000000"/>
         </w:rPr>
         <w:t xml:space="preserve">A </w:t>
       </w:r>
       <w:r>
         <w:rPr>
-          <w:rFonts w:ascii="Calibri" w:hAnsi="Calibri" w:eastAsia="Calibri" w:cs="Calibri"/>
+          <w:rFonts w:ascii="Calibri" w:eastAsia="Calibri" w:hAnsi="Calibri" w:cs="Calibri"/>
           <w:b/>
           <w:color w:val="000000"/>
         </w:rPr>
@@ -1678,14 +1554,14 @@
       </w:r>
       <w:r>
         <w:rPr>
-          <w:rFonts w:ascii="Calibri" w:hAnsi="Calibri" w:eastAsia="Calibri" w:cs="Calibri"/>
+          <w:rFonts w:ascii="Calibri" w:eastAsia="Calibri" w:hAnsi="Calibri" w:cs="Calibri"/>
           <w:color w:val="000000"/>
         </w:rPr>
         <w:t xml:space="preserve"> </w:t>
       </w:r>
       <w:r>
         <w:rPr>
-          <w:rFonts w:ascii="Calibri" w:hAnsi="Calibri" w:eastAsia="Calibri" w:cs="Calibri"/>
+          <w:rFonts w:ascii="Calibri" w:eastAsia="Calibri" w:hAnsi="Calibri" w:cs="Calibri"/>
           <w:b/>
           <w:color w:val="000000"/>
         </w:rPr>
@@ -1693,14 +1569,14 @@
       </w:r>
       <w:r>
         <w:rPr>
-          <w:rFonts w:ascii="Calibri" w:hAnsi="Calibri" w:eastAsia="Calibri" w:cs="Calibri"/>
+          <w:rFonts w:ascii="Calibri" w:eastAsia="Calibri" w:hAnsi="Calibri" w:cs="Calibri"/>
           <w:color w:val="000000"/>
         </w:rPr>
         <w:t xml:space="preserve"> project, </w:t>
       </w:r>
       <w:r>
         <w:rPr>
-          <w:rFonts w:ascii="Calibri" w:hAnsi="Calibri" w:eastAsia="Calibri" w:cs="Calibri"/>
+          <w:rFonts w:ascii="Calibri" w:eastAsia="Calibri" w:hAnsi="Calibri" w:cs="Calibri"/>
           <w:i/>
           <w:color w:val="000000"/>
         </w:rPr>
@@ -1711,119 +1587,98 @@
       <w:pPr>
         <w:numPr>
           <w:ilvl w:val="0"/>
-          <w:numId w:val="2"/>
+          <w:numId w:val="3"/>
         </w:numPr>
         <w:pBdr>
-          <w:top w:val="nil" w:color="FF000000" w:sz="0" w:space="0"/>
-          <w:left w:val="nil" w:color="FF000000" w:sz="0" w:space="0"/>
-          <w:bottom w:val="nil" w:color="FF000000" w:sz="0" w:space="0"/>
-          <w:right w:val="nil" w:color="FF000000" w:sz="0" w:space="0"/>
-          <w:between w:val="nil" w:color="FF000000" w:sz="0" w:space="0"/>
-        </w:pBdr>
-        <w:spacing w:line="240" w:lineRule="auto"/>
-        <w:rPr/>
-      </w:pPr>
-      <w:r>
-        <w:rPr>
-          <w:rFonts w:ascii="Calibri" w:hAnsi="Calibri" w:eastAsia="Calibri" w:cs="Calibri"/>
-          <w:color w:val="000000" w:themeColor="text1" w:themeTint="FF" w:themeShade="FF"/>
+          <w:top w:val="nil"/>
+          <w:left w:val="nil"/>
+          <w:bottom w:val="nil"/>
+          <w:right w:val="nil"/>
+          <w:between w:val="nil"/>
+        </w:pBdr>
+        <w:spacing w:line="240" w:lineRule="auto"/>
+      </w:pPr>
+      <w:r>
+        <w:rPr>
+          <w:rFonts w:ascii="Calibri" w:eastAsia="Calibri" w:hAnsi="Calibri" w:cs="Calibri"/>
+          <w:color w:val="000000" w:themeColor="text1"/>
           <w:lang w:val="en-US"/>
         </w:rPr>
         <w:t>A</w:t>
       </w:r>
       <w:r>
         <w:rPr>
-          <w:rFonts w:ascii="Calibri" w:hAnsi="Calibri" w:eastAsia="Calibri" w:cs="Calibri"/>
-          <w:b w:val="1"/>
-          <w:bCs w:val="1"/>
-          <w:color w:val="000000" w:themeColor="text1" w:themeTint="FF" w:themeShade="FF"/>
+          <w:rFonts w:ascii="Calibri" w:eastAsia="Calibri" w:hAnsi="Calibri" w:cs="Calibri"/>
+          <w:b/>
+          <w:bCs/>
+          <w:color w:val="000000" w:themeColor="text1"/>
           <w:lang w:val="en-US"/>
         </w:rPr>
         <w:t xml:space="preserve"> start REACT JS </w:t>
       </w:r>
       <w:r>
         <w:rPr>
-          <w:rFonts w:ascii="Calibri" w:hAnsi="Calibri" w:eastAsia="Calibri" w:cs="Calibri"/>
-          <w:color w:val="000000" w:themeColor="text1" w:themeTint="FF" w:themeShade="FF"/>
+          <w:rFonts w:ascii="Calibri" w:eastAsia="Calibri" w:hAnsi="Calibri" w:cs="Calibri"/>
+          <w:color w:val="000000" w:themeColor="text1"/>
           <w:lang w:val="en-US"/>
         </w:rPr>
         <w:t xml:space="preserve">project, </w:t>
       </w:r>
       <w:r>
         <w:rPr>
-          <w:rFonts w:ascii="Calibri" w:hAnsi="Calibri" w:eastAsia="Calibri" w:cs="Calibri"/>
-          <w:i w:val="1"/>
-          <w:iCs w:val="1"/>
-          <w:color w:val="000000" w:themeColor="text1" w:themeTint="FF" w:themeShade="FF"/>
-          <w:lang w:val="en-US"/>
-        </w:rPr>
-        <w:t xml:space="preserve">that will </w:t>
-      </w:r>
-      <w:r>
-        <w:rPr>
-          <w:rFonts w:ascii="Calibri" w:hAnsi="Calibri" w:eastAsia="Calibri" w:cs="Calibri"/>
-          <w:i w:val="1"/>
-          <w:iCs w:val="1"/>
-          <w:color w:val="000000" w:themeColor="text1" w:themeTint="FF" w:themeShade="FF"/>
-          <w:lang w:val="en-US"/>
-        </w:rPr>
-        <w:t>contain</w:t>
-      </w:r>
-      <w:r>
-        <w:rPr>
-          <w:rFonts w:ascii="Calibri" w:hAnsi="Calibri" w:eastAsia="Calibri" w:cs="Calibri"/>
-          <w:i w:val="1"/>
-          <w:iCs w:val="1"/>
-          <w:color w:val="000000" w:themeColor="text1" w:themeTint="FF" w:themeShade="FF"/>
-          <w:lang w:val="en-US"/>
-        </w:rPr>
-        <w:t xml:space="preserve"> your code</w:t>
-      </w:r>
-    </w:p>
-    <w:p>
-      <w:pPr>
-        <w:pBdr>
-          <w:top w:val="nil"/>
-          <w:left w:val="nil"/>
-          <w:bottom w:val="nil"/>
-          <w:right w:val="nil"/>
-          <w:between w:val="nil"/>
-        </w:pBdr>
-        <w:spacing w:line="240" w:lineRule="auto"/>
-        <w:rPr>
-          <w:rFonts w:ascii="Calibri" w:hAnsi="Calibri" w:eastAsia="Calibri" w:cs="Calibri"/>
-          <w:color w:val="000000"/>
-        </w:rPr>
-      </w:pPr>
-    </w:p>
-    <w:p>
-      <w:pPr>
-        <w:pBdr>
-          <w:top w:val="nil"/>
-          <w:left w:val="nil"/>
-          <w:bottom w:val="nil"/>
-          <w:right w:val="nil"/>
-          <w:between w:val="nil"/>
-        </w:pBdr>
-        <w:spacing w:line="240" w:lineRule="auto"/>
-        <w:rPr>
-          <w:rFonts w:ascii="Calibri" w:hAnsi="Calibri" w:eastAsia="Calibri" w:cs="Calibri"/>
-          <w:color w:val="000000"/>
-        </w:rPr>
-      </w:pPr>
-    </w:p>
-    <w:p>
-      <w:pPr>
-        <w:pBdr>
-          <w:top w:val="nil"/>
-          <w:left w:val="nil"/>
-          <w:bottom w:val="nil"/>
-          <w:right w:val="nil"/>
-          <w:between w:val="nil"/>
-        </w:pBdr>
-        <w:spacing w:line="240" w:lineRule="auto"/>
-        <w:rPr>
-          <w:rFonts w:ascii="Calibri" w:hAnsi="Calibri" w:eastAsia="Calibri" w:cs="Calibri"/>
+          <w:rFonts w:ascii="Calibri" w:eastAsia="Calibri" w:hAnsi="Calibri" w:cs="Calibri"/>
+          <w:i/>
+          <w:iCs/>
+          <w:color w:val="000000" w:themeColor="text1"/>
+          <w:lang w:val="en-US"/>
+        </w:rPr>
+        <w:t>that will contain your code</w:t>
+      </w:r>
+    </w:p>
+    <w:p>
+      <w:pPr>
+        <w:pBdr>
+          <w:top w:val="nil"/>
+          <w:left w:val="nil"/>
+          <w:bottom w:val="nil"/>
+          <w:right w:val="nil"/>
+          <w:between w:val="nil"/>
+        </w:pBdr>
+        <w:spacing w:line="240" w:lineRule="auto"/>
+        <w:rPr>
+          <w:rFonts w:ascii="Calibri" w:eastAsia="Calibri" w:hAnsi="Calibri" w:cs="Calibri"/>
+          <w:color w:val="000000"/>
+        </w:rPr>
+      </w:pPr>
+    </w:p>
+    <w:p>
+      <w:pPr>
+        <w:pBdr>
+          <w:top w:val="nil"/>
+          <w:left w:val="nil"/>
+          <w:bottom w:val="nil"/>
+          <w:right w:val="nil"/>
+          <w:between w:val="nil"/>
+        </w:pBdr>
+        <w:spacing w:line="240" w:lineRule="auto"/>
+        <w:rPr>
+          <w:rFonts w:ascii="Calibri" w:eastAsia="Calibri" w:hAnsi="Calibri" w:cs="Calibri"/>
+          <w:color w:val="000000"/>
+        </w:rPr>
+      </w:pPr>
+    </w:p>
+    <w:p>
+      <w:pPr>
+        <w:pBdr>
+          <w:top w:val="nil"/>
+          <w:left w:val="nil"/>
+          <w:bottom w:val="nil"/>
+          <w:right w:val="nil"/>
+          <w:between w:val="nil"/>
+        </w:pBdr>
+        <w:spacing w:line="240" w:lineRule="auto"/>
+        <w:rPr>
+          <w:rFonts w:ascii="Calibri" w:eastAsia="Calibri" w:hAnsi="Calibri" w:cs="Calibri"/>
           <w:color w:val="000000"/>
         </w:rPr>
       </w:pPr>
@@ -1845,7 +1700,7 @@
                     <pic:cNvPicPr preferRelativeResize="0"/>
                   </pic:nvPicPr>
                   <pic:blipFill>
-                    <a:blip r:embed="rId9"/>
+                    <a:blip r:embed="rId12"/>
                     <a:srcRect/>
                     <a:stretch>
                       <a:fillRect/>
@@ -1869,35 +1724,35 @@
       </w:r>
       <w:r>
         <w:rPr>
-          <w:rFonts w:ascii="Calibri" w:hAnsi="Calibri" w:eastAsia="Calibri" w:cs="Calibri"/>
+          <w:rFonts w:ascii="Calibri" w:eastAsia="Calibri" w:hAnsi="Calibri" w:cs="Calibri"/>
           <w:color w:val="000000"/>
         </w:rPr>
         <w:t xml:space="preserve"> </w:t>
       </w:r>
       <w:r>
         <w:rPr>
-          <w:rFonts w:ascii="Calibri" w:hAnsi="Calibri" w:eastAsia="Calibri" w:cs="Calibri"/>
+          <w:rFonts w:ascii="Calibri" w:eastAsia="Calibri" w:hAnsi="Calibri" w:cs="Calibri"/>
           <w:color w:val="000000"/>
         </w:rPr>
         <w:t>The goal of this first activity is</w:t>
       </w:r>
       <w:r>
         <w:rPr>
-          <w:rFonts w:ascii="Calibri" w:hAnsi="Calibri" w:eastAsia="Calibri" w:cs="Calibri"/>
+          <w:rFonts w:ascii="Calibri" w:eastAsia="Calibri" w:hAnsi="Calibri" w:cs="Calibri"/>
           <w:color w:val="000000"/>
         </w:rPr>
         <w:t xml:space="preserve"> only</w:t>
       </w:r>
       <w:r>
         <w:rPr>
-          <w:rFonts w:ascii="Calibri" w:hAnsi="Calibri" w:eastAsia="Calibri" w:cs="Calibri"/>
+          <w:rFonts w:ascii="Calibri" w:eastAsia="Calibri" w:hAnsi="Calibri" w:cs="Calibri"/>
           <w:color w:val="000000"/>
         </w:rPr>
         <w:t xml:space="preserve"> to </w:t>
       </w:r>
       <w:r>
         <w:rPr>
-          <w:rFonts w:ascii="Calibri" w:hAnsi="Calibri" w:eastAsia="Calibri" w:cs="Calibri"/>
+          <w:rFonts w:ascii="Calibri" w:eastAsia="Calibri" w:hAnsi="Calibri" w:cs="Calibri"/>
           <w:b/>
           <w:bCs/>
           <w:color w:val="000000"/>
@@ -1906,14 +1761,14 @@
       </w:r>
       <w:r>
         <w:rPr>
-          <w:rFonts w:ascii="Calibri" w:hAnsi="Calibri" w:eastAsia="Calibri" w:cs="Calibri"/>
+          <w:rFonts w:ascii="Calibri" w:eastAsia="Calibri" w:hAnsi="Calibri" w:cs="Calibri"/>
           <w:color w:val="000000"/>
         </w:rPr>
         <w:t xml:space="preserve"> the HTML and CSS code from vanilla project to your new React JS components</w:t>
       </w:r>
       <w:r>
         <w:rPr>
-          <w:rFonts w:ascii="Calibri" w:hAnsi="Calibri" w:eastAsia="Calibri" w:cs="Calibri"/>
+          <w:rFonts w:ascii="Calibri" w:eastAsia="Calibri" w:hAnsi="Calibri" w:cs="Calibri"/>
           <w:color w:val="000000"/>
         </w:rPr>
         <w:t>….</w:t>
@@ -1930,29 +1785,29 @@
         </w:pBdr>
         <w:spacing w:line="240" w:lineRule="auto"/>
         <w:rPr>
-          <w:rFonts w:ascii="Calibri" w:hAnsi="Calibri" w:eastAsia="Calibri" w:cs="Calibri"/>
-          <w:color w:val="000000"/>
-        </w:rPr>
-      </w:pPr>
-    </w:p>
-    <w:p>
-      <w:pPr>
-        <w:pBdr>
-          <w:top w:val="nil"/>
-          <w:left w:val="nil"/>
-          <w:bottom w:val="nil"/>
-          <w:right w:val="nil"/>
-          <w:between w:val="nil"/>
-        </w:pBdr>
-        <w:spacing w:line="240" w:lineRule="auto"/>
-        <w:rPr>
-          <w:rFonts w:ascii="Calibri" w:hAnsi="Calibri" w:eastAsia="Calibri" w:cs="Calibri"/>
-          <w:color w:val="000000"/>
-        </w:rPr>
-      </w:pPr>
-      <w:r>
-        <w:rPr>
-          <w:rFonts w:ascii="Calibri" w:hAnsi="Calibri" w:eastAsia="Calibri" w:cs="Calibri"/>
+          <w:rFonts w:ascii="Calibri" w:eastAsia="Calibri" w:hAnsi="Calibri" w:cs="Calibri"/>
+          <w:color w:val="000000"/>
+        </w:rPr>
+      </w:pPr>
+    </w:p>
+    <w:p>
+      <w:pPr>
+        <w:pBdr>
+          <w:top w:val="nil"/>
+          <w:left w:val="nil"/>
+          <w:bottom w:val="nil"/>
+          <w:right w:val="nil"/>
+          <w:between w:val="nil"/>
+        </w:pBdr>
+        <w:spacing w:line="240" w:lineRule="auto"/>
+        <w:rPr>
+          <w:rFonts w:ascii="Calibri" w:eastAsia="Calibri" w:hAnsi="Calibri" w:cs="Calibri"/>
+          <w:color w:val="000000"/>
+        </w:rPr>
+      </w:pPr>
+      <w:r>
+        <w:rPr>
+          <w:rFonts w:ascii="Calibri" w:eastAsia="Calibri" w:hAnsi="Calibri" w:cs="Calibri"/>
           <w:b/>
           <w:color w:val="000000"/>
         </w:rPr>
@@ -1960,21 +1815,21 @@
       </w:r>
       <w:r>
         <w:rPr>
-          <w:rFonts w:ascii="Calibri" w:hAnsi="Calibri" w:eastAsia="Calibri" w:cs="Calibri"/>
+          <w:rFonts w:ascii="Calibri" w:eastAsia="Calibri" w:hAnsi="Calibri" w:cs="Calibri"/>
           <w:color w:val="000000"/>
         </w:rPr>
         <w:t xml:space="preserve"> </w:t>
       </w:r>
       <w:r>
         <w:rPr>
-          <w:rFonts w:ascii="Calibri" w:hAnsi="Calibri" w:eastAsia="Calibri" w:cs="Calibri"/>
+          <w:rFonts w:ascii="Calibri" w:eastAsia="Calibri" w:hAnsi="Calibri" w:cs="Calibri"/>
           <w:color w:val="000000"/>
         </w:rPr>
         <w:t xml:space="preserve">First </w:t>
       </w:r>
       <w:r>
         <w:rPr>
-          <w:rFonts w:ascii="Calibri" w:hAnsi="Calibri" w:eastAsia="Calibri" w:cs="Calibri"/>
+          <w:rFonts w:ascii="Calibri" w:eastAsia="Calibri" w:hAnsi="Calibri" w:cs="Calibri"/>
           <w:color w:val="000000"/>
         </w:rPr>
         <w:t>understand the vanilla HTML CSS project:</w:t>
@@ -1984,7 +1839,7 @@
       <w:pPr>
         <w:numPr>
           <w:ilvl w:val="0"/>
-          <w:numId w:val="2"/>
+          <w:numId w:val="3"/>
         </w:numPr>
         <w:pBdr>
           <w:top w:val="nil"/>
@@ -1995,14 +1850,14 @@
         </w:pBdr>
         <w:spacing w:line="240" w:lineRule="auto"/>
         <w:rPr>
-          <w:rFonts w:ascii="Calibri" w:hAnsi="Calibri" w:eastAsia="Calibri" w:cs="Calibri"/>
+          <w:rFonts w:ascii="Calibri" w:eastAsia="Calibri" w:hAnsi="Calibri" w:cs="Calibri"/>
           <w:i/>
           <w:color w:val="000000"/>
         </w:rPr>
       </w:pPr>
       <w:r>
         <w:rPr>
-          <w:rFonts w:ascii="Calibri" w:hAnsi="Calibri" w:eastAsia="Calibri" w:cs="Calibri"/>
+          <w:rFonts w:ascii="Calibri" w:eastAsia="Calibri" w:hAnsi="Calibri" w:cs="Calibri"/>
           <w:i/>
           <w:color w:val="000000"/>
         </w:rPr>
@@ -2010,7 +1865,7 @@
       </w:r>
       <w:r>
         <w:rPr>
-          <w:rFonts w:ascii="Calibri" w:hAnsi="Calibri" w:eastAsia="Calibri" w:cs="Calibri"/>
+          <w:rFonts w:ascii="Calibri" w:eastAsia="Calibri" w:hAnsi="Calibri" w:cs="Calibri"/>
           <w:i/>
           <w:color w:val="000000"/>
         </w:rPr>
@@ -2018,7 +1873,7 @@
       </w:r>
       <w:r>
         <w:rPr>
-          <w:rFonts w:ascii="Calibri" w:hAnsi="Calibri" w:eastAsia="Calibri" w:cs="Calibri"/>
+          <w:rFonts w:ascii="Calibri" w:eastAsia="Calibri" w:hAnsi="Calibri" w:cs="Calibri"/>
           <w:i/>
           <w:color w:val="000000"/>
         </w:rPr>
@@ -2026,80 +1881,344 @@
       </w:r>
       <w:r>
         <w:rPr>
-          <w:rFonts w:ascii="Calibri" w:hAnsi="Calibri" w:eastAsia="Calibri" w:cs="Calibri"/>
+          <w:rFonts w:ascii="Calibri" w:eastAsia="Calibri" w:hAnsi="Calibri" w:cs="Calibri"/>
           <w:i/>
           <w:color w:val="000000"/>
         </w:rPr>
         <w:t>?</w:t>
+      </w:r>
+    </w:p>
+    <w:p>
+      <w:pPr>
+        <w:numPr>
+          <w:ilvl w:val="1"/>
+          <w:numId w:val="3"/>
+        </w:numPr>
+        <w:pBdr>
+          <w:top w:val="nil"/>
+          <w:left w:val="nil"/>
+          <w:bottom w:val="nil"/>
+          <w:right w:val="nil"/>
+          <w:between w:val="nil"/>
+        </w:pBdr>
+        <w:spacing w:line="240" w:lineRule="auto"/>
+        <w:rPr>
+          <w:rFonts w:ascii="Calibri" w:eastAsia="Calibri" w:hAnsi="Calibri" w:cs="Calibri"/>
+          <w:i/>
+          <w:color w:val="000000"/>
+        </w:rPr>
+      </w:pPr>
+      <w:r>
+        <w:rPr>
+          <w:rFonts w:ascii="Calibri" w:eastAsia="Calibri" w:hAnsi="Calibri" w:cs="Calibri"/>
+          <w:i/>
+          <w:color w:val="000000"/>
+        </w:rPr>
+        <w:t>Classes used:</w:t>
+      </w:r>
+    </w:p>
+    <w:p>
+      <w:pPr>
+        <w:numPr>
+          <w:ilvl w:val="2"/>
+          <w:numId w:val="3"/>
+        </w:numPr>
+        <w:pBdr>
+          <w:top w:val="nil"/>
+          <w:left w:val="nil"/>
+          <w:bottom w:val="nil"/>
+          <w:right w:val="nil"/>
+          <w:between w:val="nil"/>
+        </w:pBdr>
+        <w:spacing w:line="240" w:lineRule="auto"/>
+        <w:rPr>
+          <w:rFonts w:ascii="Calibri" w:eastAsia="Calibri" w:hAnsi="Calibri" w:cs="Calibri"/>
+          <w:i/>
+          <w:color w:val="000000"/>
+        </w:rPr>
+      </w:pPr>
+      <w:proofErr w:type="gramStart"/>
+      <w:r>
+        <w:rPr>
+          <w:rFonts w:ascii="Calibri" w:eastAsia="Calibri" w:hAnsi="Calibri" w:cs="Calibri"/>
+          <w:i/>
+          <w:color w:val="000000"/>
+        </w:rPr>
+        <w:t>.</w:t>
+      </w:r>
+      <w:proofErr w:type="spellStart"/>
+      <w:r>
+        <w:rPr>
+          <w:rFonts w:ascii="Calibri" w:eastAsia="Calibri" w:hAnsi="Calibri" w:cs="Calibri"/>
+          <w:i/>
+          <w:color w:val="000000"/>
+        </w:rPr>
+        <w:t>healthbar</w:t>
+      </w:r>
+      <w:proofErr w:type="spellEnd"/>
+      <w:proofErr w:type="gramEnd"/>
+    </w:p>
+    <w:p>
+      <w:pPr>
+        <w:numPr>
+          <w:ilvl w:val="2"/>
+          <w:numId w:val="3"/>
+        </w:numPr>
+        <w:pBdr>
+          <w:top w:val="nil"/>
+          <w:left w:val="nil"/>
+          <w:bottom w:val="nil"/>
+          <w:right w:val="nil"/>
+          <w:between w:val="nil"/>
+        </w:pBdr>
+        <w:spacing w:line="240" w:lineRule="auto"/>
+        <w:rPr>
+          <w:rFonts w:ascii="Calibri" w:eastAsia="Calibri" w:hAnsi="Calibri" w:cs="Calibri"/>
+          <w:i/>
+          <w:color w:val="000000"/>
+        </w:rPr>
+      </w:pPr>
+      <w:proofErr w:type="gramStart"/>
+      <w:r>
+        <w:rPr>
+          <w:rFonts w:ascii="Calibri" w:eastAsia="Calibri" w:hAnsi="Calibri" w:cs="Calibri"/>
+          <w:i/>
+          <w:color w:val="000000"/>
+        </w:rPr>
+        <w:t>.</w:t>
+      </w:r>
+      <w:proofErr w:type="spellStart"/>
+      <w:r>
+        <w:rPr>
+          <w:rFonts w:ascii="Calibri" w:eastAsia="Calibri" w:hAnsi="Calibri" w:cs="Calibri"/>
+          <w:i/>
+          <w:color w:val="000000"/>
+        </w:rPr>
+        <w:t>healthbar</w:t>
+      </w:r>
+      <w:proofErr w:type="spellEnd"/>
+      <w:proofErr w:type="gramEnd"/>
+      <w:r>
+        <w:rPr>
+          <w:rFonts w:ascii="Calibri" w:eastAsia="Calibri" w:hAnsi="Calibri" w:cs="Calibri"/>
+          <w:i/>
+          <w:color w:val="000000"/>
+        </w:rPr>
+        <w:t>__value</w:t>
+      </w:r>
+    </w:p>
+    <w:p>
+      <w:pPr>
+        <w:numPr>
+          <w:ilvl w:val="2"/>
+          <w:numId w:val="3"/>
+        </w:numPr>
+        <w:pBdr>
+          <w:top w:val="nil"/>
+          <w:left w:val="nil"/>
+          <w:bottom w:val="nil"/>
+          <w:right w:val="nil"/>
+          <w:between w:val="nil"/>
+        </w:pBdr>
+        <w:spacing w:line="240" w:lineRule="auto"/>
+        <w:rPr>
+          <w:rFonts w:ascii="Calibri" w:eastAsia="Calibri" w:hAnsi="Calibri" w:cs="Calibri"/>
+          <w:i/>
+          <w:color w:val="000000"/>
+        </w:rPr>
+      </w:pPr>
+      <w:r>
+        <w:rPr>
+          <w:rFonts w:ascii="Calibri" w:eastAsia="Calibri" w:hAnsi="Calibri" w:cs="Calibri"/>
+          <w:i/>
+          <w:color w:val="000000"/>
+        </w:rPr>
+        <w:t>.container</w:t>
+      </w:r>
+    </w:p>
+    <w:p>
+      <w:pPr>
+        <w:numPr>
+          <w:ilvl w:val="2"/>
+          <w:numId w:val="3"/>
+        </w:numPr>
+        <w:pBdr>
+          <w:top w:val="nil"/>
+          <w:left w:val="nil"/>
+          <w:bottom w:val="nil"/>
+          <w:right w:val="nil"/>
+          <w:between w:val="nil"/>
+        </w:pBdr>
+        <w:spacing w:line="240" w:lineRule="auto"/>
+        <w:rPr>
+          <w:rFonts w:ascii="Calibri" w:eastAsia="Calibri" w:hAnsi="Calibri" w:cs="Calibri"/>
+          <w:i/>
+          <w:color w:val="000000"/>
+        </w:rPr>
+      </w:pPr>
+      <w:r>
+        <w:rPr>
+          <w:rFonts w:ascii="Calibri" w:eastAsia="Calibri" w:hAnsi="Calibri" w:cs="Calibri"/>
+          <w:i/>
+          <w:color w:val="000000"/>
+        </w:rPr>
+        <w:t>.log—player</w:t>
+      </w:r>
+    </w:p>
+    <w:p>
+      <w:pPr>
+        <w:numPr>
+          <w:ilvl w:val="2"/>
+          <w:numId w:val="3"/>
+        </w:numPr>
+        <w:pBdr>
+          <w:top w:val="nil"/>
+          <w:left w:val="nil"/>
+          <w:bottom w:val="nil"/>
+          <w:right w:val="nil"/>
+          <w:between w:val="nil"/>
+        </w:pBdr>
+        <w:spacing w:line="240" w:lineRule="auto"/>
+        <w:rPr>
+          <w:rFonts w:ascii="Calibri" w:eastAsia="Calibri" w:hAnsi="Calibri" w:cs="Calibri"/>
+          <w:i/>
+          <w:color w:val="000000"/>
+        </w:rPr>
+      </w:pPr>
+      <w:r>
+        <w:rPr>
+          <w:rFonts w:ascii="Calibri" w:eastAsia="Calibri" w:hAnsi="Calibri" w:cs="Calibri"/>
+          <w:i/>
+          <w:color w:val="000000"/>
+        </w:rPr>
+        <w:t>.log—monster</w:t>
+      </w:r>
+    </w:p>
+    <w:p>
+      <w:pPr>
+        <w:numPr>
+          <w:ilvl w:val="2"/>
+          <w:numId w:val="3"/>
+        </w:numPr>
+        <w:pBdr>
+          <w:top w:val="nil"/>
+          <w:left w:val="nil"/>
+          <w:bottom w:val="nil"/>
+          <w:right w:val="nil"/>
+          <w:between w:val="nil"/>
+        </w:pBdr>
+        <w:spacing w:line="240" w:lineRule="auto"/>
+        <w:rPr>
+          <w:rFonts w:ascii="Calibri" w:eastAsia="Calibri" w:hAnsi="Calibri" w:cs="Calibri"/>
+          <w:i/>
+          <w:color w:val="000000"/>
+        </w:rPr>
+      </w:pPr>
+      <w:r>
+        <w:rPr>
+          <w:rFonts w:ascii="Calibri" w:eastAsia="Calibri" w:hAnsi="Calibri" w:cs="Calibri"/>
+          <w:i/>
+          <w:color w:val="000000"/>
+        </w:rPr>
+        <w:t>.log—damage</w:t>
+      </w:r>
+    </w:p>
+    <w:p>
+      <w:pPr>
+        <w:numPr>
+          <w:ilvl w:val="2"/>
+          <w:numId w:val="3"/>
+        </w:numPr>
+        <w:pBdr>
+          <w:top w:val="nil"/>
+          <w:left w:val="nil"/>
+          <w:bottom w:val="nil"/>
+          <w:right w:val="nil"/>
+          <w:between w:val="nil"/>
+        </w:pBdr>
+        <w:spacing w:line="240" w:lineRule="auto"/>
+        <w:rPr>
+          <w:rFonts w:ascii="Calibri" w:eastAsia="Calibri" w:hAnsi="Calibri" w:cs="Calibri"/>
+          <w:i/>
+          <w:color w:val="000000"/>
+        </w:rPr>
+      </w:pPr>
+      <w:r>
+        <w:rPr>
+          <w:rFonts w:ascii="Calibri" w:eastAsia="Calibri" w:hAnsi="Calibri" w:cs="Calibri"/>
+          <w:i/>
+          <w:color w:val="000000"/>
+        </w:rPr>
+        <w:t>.log--heal</w:t>
       </w:r>
     </w:p>
     <w:p>
       <w:pPr>
         <w:numPr>
           <w:ilvl w:val="0"/>
-          <w:numId w:val="2"/>
+          <w:numId w:val="3"/>
         </w:numPr>
         <w:pBdr>
-          <w:top w:val="nil" w:color="FF000000" w:sz="0" w:space="0"/>
-          <w:left w:val="nil" w:color="FF000000" w:sz="0" w:space="0"/>
-          <w:bottom w:val="nil" w:color="FF000000" w:sz="0" w:space="0"/>
-          <w:right w:val="nil" w:color="FF000000" w:sz="0" w:space="0"/>
-          <w:between w:val="nil" w:color="FF000000" w:sz="0" w:space="0"/>
-        </w:pBdr>
-        <w:spacing w:line="240" w:lineRule="auto"/>
-        <w:rPr>
-          <w:rFonts w:ascii="Calibri" w:hAnsi="Calibri" w:eastAsia="Calibri" w:cs="Calibri"/>
-          <w:i w:val="1"/>
-          <w:iCs w:val="1"/>
-          <w:color w:val="000000"/>
-          <w:lang w:val="en-US"/>
-        </w:rPr>
-      </w:pPr>
-      <w:r>
-        <w:rPr>
-          <w:rFonts w:ascii="Calibri" w:hAnsi="Calibri" w:eastAsia="Calibri" w:cs="Calibri"/>
-          <w:i w:val="1"/>
-          <w:iCs w:val="1"/>
-          <w:color w:val="000000" w:themeColor="text1" w:themeTint="FF" w:themeShade="FF"/>
+          <w:top w:val="nil"/>
+          <w:left w:val="nil"/>
+          <w:bottom w:val="nil"/>
+          <w:right w:val="nil"/>
+          <w:between w:val="nil"/>
+        </w:pBdr>
+        <w:spacing w:line="240" w:lineRule="auto"/>
+        <w:rPr>
+          <w:rFonts w:ascii="Calibri" w:eastAsia="Calibri" w:hAnsi="Calibri" w:cs="Calibri"/>
+          <w:i/>
+          <w:iCs/>
+          <w:color w:val="000000"/>
+          <w:lang w:val="en-US"/>
+        </w:rPr>
+      </w:pPr>
+      <w:r>
+        <w:rPr>
+          <w:rFonts w:ascii="Calibri" w:eastAsia="Calibri" w:hAnsi="Calibri" w:cs="Calibri"/>
+          <w:i/>
+          <w:iCs/>
+          <w:color w:val="000000" w:themeColor="text1"/>
           <w:lang w:val="en-US"/>
         </w:rPr>
         <w:t xml:space="preserve">Which </w:t>
       </w:r>
       <w:r>
         <w:rPr>
-          <w:rFonts w:ascii="Calibri" w:hAnsi="Calibri" w:eastAsia="Calibri" w:cs="Calibri"/>
-          <w:i w:val="1"/>
-          <w:iCs w:val="1"/>
-          <w:color w:val="000000" w:themeColor="text1" w:themeTint="FF" w:themeShade="FF"/>
+          <w:rFonts w:ascii="Calibri" w:eastAsia="Calibri" w:hAnsi="Calibri" w:cs="Calibri"/>
+          <w:i/>
+          <w:iCs/>
+          <w:color w:val="000000" w:themeColor="text1"/>
           <w:lang w:val="en-US"/>
         </w:rPr>
         <w:t>ID</w:t>
       </w:r>
       <w:r>
         <w:rPr>
-          <w:rFonts w:ascii="Calibri" w:hAnsi="Calibri" w:eastAsia="Calibri" w:cs="Calibri"/>
-          <w:i w:val="1"/>
-          <w:iCs w:val="1"/>
-          <w:color w:val="000000" w:themeColor="text1" w:themeTint="FF" w:themeShade="FF"/>
+          <w:rFonts w:ascii="Calibri" w:eastAsia="Calibri" w:hAnsi="Calibri" w:cs="Calibri"/>
+          <w:i/>
+          <w:iCs/>
+          <w:color w:val="000000" w:themeColor="text1"/>
           <w:lang w:val="en-US"/>
         </w:rPr>
         <w:t xml:space="preserve"> </w:t>
       </w:r>
       <w:r>
         <w:rPr>
-          <w:rFonts w:ascii="Calibri" w:hAnsi="Calibri" w:eastAsia="Calibri" w:cs="Calibri"/>
-          <w:i w:val="1"/>
-          <w:iCs w:val="1"/>
+          <w:rFonts w:ascii="Calibri" w:eastAsia="Calibri" w:hAnsi="Calibri" w:cs="Calibri"/>
+          <w:i/>
+          <w:iCs/>
           <w:lang w:val="en-US"/>
         </w:rPr>
         <w:t>are</w:t>
       </w:r>
       <w:r>
         <w:rPr>
-          <w:rFonts w:ascii="Calibri" w:hAnsi="Calibri" w:eastAsia="Calibri" w:cs="Calibri"/>
-          <w:i w:val="1"/>
-          <w:iCs w:val="1"/>
-          <w:color w:val="000000" w:themeColor="text1" w:themeTint="FF" w:themeShade="FF"/>
+          <w:rFonts w:ascii="Calibri" w:eastAsia="Calibri" w:hAnsi="Calibri" w:cs="Calibri"/>
+          <w:i/>
+          <w:iCs/>
+          <w:color w:val="000000" w:themeColor="text1"/>
           <w:lang w:val="en-US"/>
         </w:rPr>
         <w:t xml:space="preserve"> used?</w:t>
@@ -2107,6 +2226,121 @@
     </w:p>
     <w:p>
       <w:pPr>
+        <w:numPr>
+          <w:ilvl w:val="1"/>
+          <w:numId w:val="3"/>
+        </w:numPr>
+        <w:pBdr>
+          <w:top w:val="nil"/>
+          <w:left w:val="nil"/>
+          <w:bottom w:val="nil"/>
+          <w:right w:val="nil"/>
+          <w:between w:val="nil"/>
+        </w:pBdr>
+        <w:spacing w:line="240" w:lineRule="auto"/>
+        <w:rPr>
+          <w:rFonts w:ascii="Calibri" w:eastAsia="Calibri" w:hAnsi="Calibri" w:cs="Calibri"/>
+          <w:i/>
+          <w:color w:val="000000"/>
+        </w:rPr>
+      </w:pPr>
+      <w:r>
+        <w:rPr>
+          <w:rFonts w:ascii="Calibri" w:eastAsia="Calibri" w:hAnsi="Calibri" w:cs="Calibri"/>
+          <w:i/>
+          <w:color w:val="000000"/>
+        </w:rPr>
+        <w:t>ID</w:t>
+      </w:r>
+      <w:r>
+        <w:rPr>
+          <w:rFonts w:ascii="Calibri" w:eastAsia="Calibri" w:hAnsi="Calibri" w:cs="Calibri"/>
+          <w:i/>
+          <w:color w:val="000000"/>
+        </w:rPr>
+        <w:t xml:space="preserve"> used:</w:t>
+      </w:r>
+    </w:p>
+    <w:p>
+      <w:pPr>
+        <w:numPr>
+          <w:ilvl w:val="2"/>
+          <w:numId w:val="3"/>
+        </w:numPr>
+        <w:pBdr>
+          <w:top w:val="nil"/>
+          <w:left w:val="nil"/>
+          <w:bottom w:val="nil"/>
+          <w:right w:val="nil"/>
+          <w:between w:val="nil"/>
+        </w:pBdr>
+        <w:spacing w:line="240" w:lineRule="auto"/>
+        <w:rPr>
+          <w:rFonts w:ascii="Calibri" w:eastAsia="Calibri" w:hAnsi="Calibri" w:cs="Calibri"/>
+          <w:i/>
+          <w:color w:val="000000"/>
+        </w:rPr>
+      </w:pPr>
+      <w:r>
+        <w:rPr>
+          <w:rFonts w:ascii="Calibri" w:eastAsia="Calibri" w:hAnsi="Calibri" w:cs="Calibri"/>
+          <w:i/>
+          <w:color w:val="000000"/>
+        </w:rPr>
+        <w:t>#</w:t>
+      </w:r>
+      <w:proofErr w:type="gramStart"/>
+      <w:r>
+        <w:rPr>
+          <w:rFonts w:ascii="Calibri" w:eastAsia="Calibri" w:hAnsi="Calibri" w:cs="Calibri"/>
+          <w:i/>
+          <w:color w:val="000000"/>
+        </w:rPr>
+        <w:t>controls</w:t>
+      </w:r>
+      <w:proofErr w:type="gramEnd"/>
+    </w:p>
+    <w:p>
+      <w:pPr>
+        <w:numPr>
+          <w:ilvl w:val="2"/>
+          <w:numId w:val="3"/>
+        </w:numPr>
+        <w:pBdr>
+          <w:top w:val="nil"/>
+          <w:left w:val="nil"/>
+          <w:bottom w:val="nil"/>
+          <w:right w:val="nil"/>
+          <w:between w:val="nil"/>
+        </w:pBdr>
+        <w:spacing w:line="240" w:lineRule="auto"/>
+        <w:rPr>
+          <w:rFonts w:ascii="Calibri" w:eastAsia="Calibri" w:hAnsi="Calibri" w:cs="Calibri"/>
+          <w:i/>
+          <w:color w:val="000000"/>
+        </w:rPr>
+      </w:pPr>
+      <w:r>
+        <w:rPr>
+          <w:rFonts w:ascii="Calibri" w:eastAsia="Calibri" w:hAnsi="Calibri" w:cs="Calibri"/>
+          <w:i/>
+          <w:color w:val="000000"/>
+        </w:rPr>
+        <w:t>#</w:t>
+      </w:r>
+      <w:proofErr w:type="gramStart"/>
+      <w:r>
+        <w:rPr>
+          <w:rFonts w:ascii="Calibri" w:eastAsia="Calibri" w:hAnsi="Calibri" w:cs="Calibri"/>
+          <w:i/>
+          <w:color w:val="000000"/>
+        </w:rPr>
+        <w:t>log</w:t>
+      </w:r>
+      <w:proofErr w:type="gramEnd"/>
+    </w:p>
+    <w:p>
+      <w:pPr>
         <w:pBdr>
           <w:top w:val="nil"/>
           <w:left w:val="nil"/>
@@ -2117,7 +2351,7 @@
         <w:spacing w:line="240" w:lineRule="auto"/>
         <w:ind w:left="720"/>
         <w:rPr>
-          <w:rFonts w:ascii="Calibri" w:hAnsi="Calibri" w:eastAsia="Calibri" w:cs="Calibri"/>
+          <w:rFonts w:ascii="Calibri" w:eastAsia="Calibri" w:hAnsi="Calibri" w:cs="Calibri"/>
           <w:color w:val="000000"/>
         </w:rPr>
       </w:pPr>
@@ -2128,7 +2362,7 @@
       </w:pPr>
       <w:r>
         <w:rPr>
-          <w:rFonts w:ascii="Consolas" w:hAnsi="Consolas" w:eastAsia="Consolas" w:cs="Consolas"/>
+          <w:rFonts w:ascii="Consolas" w:eastAsia="Consolas" w:hAnsi="Consolas" w:cs="Consolas"/>
           <w:noProof/>
           <w:color w:val="000000"/>
         </w:rPr>
@@ -2147,7 +2381,7 @@
                     <pic:cNvPicPr preferRelativeResize="0"/>
                   </pic:nvPicPr>
                   <pic:blipFill>
-                    <a:blip r:embed="rId20"/>
+                    <a:blip r:embed="rId23"/>
                     <a:srcRect/>
                     <a:stretch>
                       <a:fillRect/>
@@ -2174,7 +2408,7 @@
       <w:pPr>
         <w:jc w:val="center"/>
         <w:rPr>
-          <w:rFonts w:ascii="Consolas" w:hAnsi="Consolas" w:eastAsia="Consolas" w:cs="Consolas"/>
+          <w:rFonts w:ascii="Consolas" w:eastAsia="Consolas" w:hAnsi="Consolas" w:cs="Consolas"/>
           <w:color w:val="000000"/>
           <w:sz w:val="24"/>
           <w:szCs w:val="24"/>
@@ -2192,97 +2426,99 @@
         </w:pBdr>
         <w:spacing w:line="240" w:lineRule="auto"/>
         <w:rPr>
-          <w:rFonts w:ascii="Calibri" w:hAnsi="Calibri" w:eastAsia="Calibri" w:cs="Calibri"/>
-          <w:color w:val="000000"/>
-        </w:rPr>
-      </w:pPr>
-    </w:p>
-    <w:p>
-      <w:pPr>
-        <w:pBdr>
-          <w:top w:val="nil" w:color="FF000000" w:sz="0" w:space="0"/>
-          <w:left w:val="nil" w:color="FF000000" w:sz="0" w:space="0"/>
-          <w:bottom w:val="nil" w:color="FF000000" w:sz="0" w:space="0"/>
-          <w:right w:val="nil" w:color="FF000000" w:sz="0" w:space="0"/>
-          <w:between w:val="nil" w:color="FF000000" w:sz="0" w:space="0"/>
-        </w:pBdr>
-        <w:spacing w:line="240" w:lineRule="auto"/>
-        <w:rPr>
-          <w:rFonts w:ascii="Calibri" w:hAnsi="Calibri" w:eastAsia="Calibri" w:cs="Calibri"/>
-          <w:color w:val="000000"/>
-          <w:lang w:val="en-US"/>
-        </w:rPr>
-      </w:pPr>
-      <w:r>
-        <w:rPr>
-          <w:rFonts w:ascii="Calibri" w:hAnsi="Calibri" w:eastAsia="Calibri" w:cs="Calibri"/>
-          <w:b w:val="1"/>
-          <w:bCs w:val="1"/>
-          <w:color w:val="000000" w:themeColor="text1" w:themeTint="FF" w:themeShade="FF"/>
+          <w:rFonts w:ascii="Calibri" w:eastAsia="Calibri" w:hAnsi="Calibri" w:cs="Calibri"/>
+          <w:color w:val="000000"/>
+        </w:rPr>
+      </w:pPr>
+    </w:p>
+    <w:p>
+      <w:pPr>
+        <w:pBdr>
+          <w:top w:val="nil"/>
+          <w:left w:val="nil"/>
+          <w:bottom w:val="nil"/>
+          <w:right w:val="nil"/>
+          <w:between w:val="nil"/>
+        </w:pBdr>
+        <w:spacing w:line="240" w:lineRule="auto"/>
+        <w:rPr>
+          <w:rFonts w:ascii="Calibri" w:eastAsia="Calibri" w:hAnsi="Calibri" w:cs="Calibri"/>
+          <w:color w:val="000000"/>
+          <w:lang w:val="en-US"/>
+        </w:rPr>
+      </w:pPr>
+      <w:r>
+        <w:rPr>
+          <w:rFonts w:ascii="Calibri" w:eastAsia="Calibri" w:hAnsi="Calibri" w:cs="Calibri"/>
+          <w:b/>
+          <w:bCs/>
+          <w:color w:val="000000" w:themeColor="text1"/>
           <w:lang w:val="en-US"/>
         </w:rPr>
         <w:t>Q2 –</w:t>
       </w:r>
       <w:r>
         <w:rPr>
-          <w:rFonts w:ascii="Calibri" w:hAnsi="Calibri" w:eastAsia="Calibri" w:cs="Calibri"/>
-          <w:color w:val="000000" w:themeColor="text1" w:themeTint="FF" w:themeShade="FF"/>
+          <w:rFonts w:ascii="Calibri" w:eastAsia="Calibri" w:hAnsi="Calibri" w:cs="Calibri"/>
+          <w:color w:val="000000" w:themeColor="text1"/>
           <w:lang w:val="en-US"/>
         </w:rPr>
         <w:t xml:space="preserve"> </w:t>
       </w:r>
       <w:r>
         <w:rPr>
-          <w:rFonts w:ascii="Calibri" w:hAnsi="Calibri" w:eastAsia="Calibri" w:cs="Calibri"/>
-          <w:color w:val="000000" w:themeColor="text1" w:themeTint="FF" w:themeShade="FF"/>
+          <w:rFonts w:ascii="Calibri" w:eastAsia="Calibri" w:hAnsi="Calibri" w:cs="Calibri"/>
+          <w:color w:val="000000" w:themeColor="text1"/>
           <w:lang w:val="en-US"/>
         </w:rPr>
         <w:t xml:space="preserve">Then, </w:t>
       </w:r>
-      <w:r>
-        <w:rPr>
-          <w:rFonts w:ascii="Calibri" w:hAnsi="Calibri" w:eastAsia="Calibri" w:cs="Calibri"/>
-          <w:color w:val="000000" w:themeColor="text1" w:themeTint="FF" w:themeShade="FF"/>
+      <w:proofErr w:type="gramStart"/>
+      <w:r>
+        <w:rPr>
+          <w:rFonts w:ascii="Calibri" w:eastAsia="Calibri" w:hAnsi="Calibri" w:cs="Calibri"/>
+          <w:color w:val="000000" w:themeColor="text1"/>
           <w:lang w:val="en-US"/>
         </w:rPr>
         <w:t>In</w:t>
       </w:r>
-      <w:r>
-        <w:rPr>
-          <w:rFonts w:ascii="Calibri" w:hAnsi="Calibri" w:eastAsia="Calibri" w:cs="Calibri"/>
-          <w:color w:val="000000" w:themeColor="text1" w:themeTint="FF" w:themeShade="FF"/>
+      <w:proofErr w:type="gramEnd"/>
+      <w:r>
+        <w:rPr>
+          <w:rFonts w:ascii="Calibri" w:eastAsia="Calibri" w:hAnsi="Calibri" w:cs="Calibri"/>
+          <w:color w:val="000000" w:themeColor="text1"/>
           <w:lang w:val="en-US"/>
         </w:rPr>
         <w:t xml:space="preserve"> </w:t>
       </w:r>
       <w:r>
         <w:rPr>
-          <w:rFonts w:ascii="Calibri" w:hAnsi="Calibri" w:eastAsia="Calibri" w:cs="Calibri"/>
-          <w:color w:val="000000" w:themeColor="text1" w:themeTint="FF" w:themeShade="FF"/>
+          <w:rFonts w:ascii="Calibri" w:eastAsia="Calibri" w:hAnsi="Calibri" w:cs="Calibri"/>
+          <w:color w:val="000000" w:themeColor="text1"/>
           <w:lang w:val="en-US"/>
         </w:rPr>
         <w:t>your</w:t>
       </w:r>
       <w:r>
         <w:rPr>
-          <w:rFonts w:ascii="Calibri" w:hAnsi="Calibri" w:eastAsia="Calibri" w:cs="Calibri"/>
-          <w:color w:val="000000" w:themeColor="text1" w:themeTint="FF" w:themeShade="FF"/>
+          <w:rFonts w:ascii="Calibri" w:eastAsia="Calibri" w:hAnsi="Calibri" w:cs="Calibri"/>
+          <w:color w:val="000000" w:themeColor="text1"/>
           <w:lang w:val="en-US"/>
         </w:rPr>
         <w:t xml:space="preserve"> REACT JS project, create the components</w:t>
       </w:r>
       <w:r>
         <w:rPr>
-          <w:rFonts w:ascii="Calibri" w:hAnsi="Calibri" w:eastAsia="Calibri" w:cs="Calibri"/>
-          <w:color w:val="000000" w:themeColor="text1" w:themeTint="FF" w:themeShade="FF"/>
+          <w:rFonts w:ascii="Calibri" w:eastAsia="Calibri" w:hAnsi="Calibri" w:cs="Calibri"/>
+          <w:color w:val="000000" w:themeColor="text1"/>
           <w:lang w:val="en-US"/>
         </w:rPr>
         <w:t xml:space="preserve"> and move the HTML/CSS</w:t>
       </w:r>
       <w:r>
         <w:rPr>
-          <w:rFonts w:ascii="Calibri" w:hAnsi="Calibri" w:eastAsia="Calibri" w:cs="Calibri"/>
-          <w:color w:val="000000" w:themeColor="text1" w:themeTint="FF" w:themeShade="FF"/>
+          <w:rFonts w:ascii="Calibri" w:eastAsia="Calibri" w:hAnsi="Calibri" w:cs="Calibri"/>
+          <w:color w:val="000000" w:themeColor="text1"/>
           <w:lang w:val="en-US"/>
         </w:rPr>
         <w:t xml:space="preserve"> code</w:t>
@@ -2300,7 +2536,7 @@
         <w:spacing w:line="240" w:lineRule="auto"/>
         <w:ind w:left="720"/>
         <w:rPr>
-          <w:rFonts w:ascii="Calibri" w:hAnsi="Calibri" w:eastAsia="Calibri" w:cs="Calibri"/>
+          <w:rFonts w:ascii="Calibri" w:eastAsia="Calibri" w:hAnsi="Calibri" w:cs="Calibri"/>
           <w:color w:val="000000"/>
         </w:rPr>
       </w:pPr>
@@ -2309,55 +2545,44 @@
       <w:pPr>
         <w:numPr>
           <w:ilvl w:val="0"/>
-          <w:numId w:val="2"/>
+          <w:numId w:val="3"/>
         </w:numPr>
         <w:pBdr>
-          <w:top w:val="nil" w:color="FF000000" w:sz="0" w:space="0"/>
-          <w:left w:val="nil" w:color="FF000000" w:sz="0" w:space="0"/>
-          <w:bottom w:val="nil" w:color="FF000000" w:sz="0" w:space="0"/>
-          <w:right w:val="nil" w:color="FF000000" w:sz="0" w:space="0"/>
-          <w:between w:val="nil" w:color="FF000000" w:sz="0" w:space="0"/>
-        </w:pBdr>
-        <w:spacing w:line="240" w:lineRule="auto"/>
-        <w:rPr/>
-      </w:pPr>
-      <w:r>
-        <w:rPr>
-          <w:rFonts w:ascii="Calibri" w:hAnsi="Calibri" w:eastAsia="Calibri" w:cs="Calibri"/>
-          <w:b w:val="1"/>
-          <w:bCs w:val="1"/>
-          <w:color w:val="000000" w:themeColor="text1" w:themeTint="FF" w:themeShade="FF"/>
+          <w:top w:val="nil"/>
+          <w:left w:val="nil"/>
+          <w:bottom w:val="nil"/>
+          <w:right w:val="nil"/>
+          <w:between w:val="nil"/>
+        </w:pBdr>
+        <w:spacing w:line="240" w:lineRule="auto"/>
+      </w:pPr>
+      <w:r>
+        <w:rPr>
+          <w:rFonts w:ascii="Calibri" w:eastAsia="Calibri" w:hAnsi="Calibri" w:cs="Calibri"/>
+          <w:b/>
+          <w:bCs/>
+          <w:color w:val="000000" w:themeColor="text1"/>
           <w:lang w:val="en-US"/>
         </w:rPr>
         <w:t>Header</w:t>
       </w:r>
       <w:r>
         <w:rPr>
-          <w:rFonts w:ascii="Calibri" w:hAnsi="Calibri" w:eastAsia="Calibri" w:cs="Calibri"/>
-          <w:color w:val="000000" w:themeColor="text1" w:themeTint="FF" w:themeShade="FF"/>
+          <w:rFonts w:ascii="Calibri" w:eastAsia="Calibri" w:hAnsi="Calibri" w:cs="Calibri"/>
+          <w:color w:val="000000" w:themeColor="text1"/>
           <w:lang w:val="en-US"/>
         </w:rPr>
         <w:t xml:space="preserve">:  </w:t>
       </w:r>
       <w:r>
         <w:rPr>
-          <w:rFonts w:ascii="Calibri" w:hAnsi="Calibri" w:eastAsia="Calibri" w:cs="Calibri"/>
-          <w:i w:val="1"/>
-          <w:iCs w:val="1"/>
-          <w:color w:val="000000" w:themeColor="text1" w:themeTint="FF" w:themeShade="FF"/>
-          <w:lang w:val="en-US"/>
-        </w:rPr>
-        <w:t>representing</w:t>
-      </w:r>
-      <w:r>
-        <w:rPr>
-          <w:rFonts w:ascii="Calibri" w:hAnsi="Calibri" w:eastAsia="Calibri" w:cs="Calibri"/>
-          <w:i w:val="1"/>
-          <w:iCs w:val="1"/>
-          <w:color w:val="000000" w:themeColor="text1" w:themeTint="FF" w:themeShade="FF"/>
-          <w:lang w:val="en-US"/>
-        </w:rPr>
-        <w:t xml:space="preserve"> the game header  </w:t>
+          <w:rFonts w:ascii="Calibri" w:eastAsia="Calibri" w:hAnsi="Calibri" w:cs="Calibri"/>
+          <w:i/>
+          <w:iCs/>
+          <w:color w:val="000000" w:themeColor="text1"/>
+          <w:lang w:val="en-US"/>
+        </w:rPr>
+        <w:t xml:space="preserve">representing the game header  </w:t>
       </w:r>
     </w:p>
     <w:p>
@@ -2372,7 +2597,7 @@
         <w:spacing w:line="240" w:lineRule="auto"/>
         <w:ind w:left="720"/>
         <w:rPr>
-          <w:rFonts w:ascii="Calibri" w:hAnsi="Calibri" w:eastAsia="Calibri" w:cs="Calibri"/>
+          <w:rFonts w:ascii="Calibri" w:eastAsia="Calibri" w:hAnsi="Calibri" w:cs="Calibri"/>
           <w:color w:val="000000"/>
         </w:rPr>
       </w:pPr>
@@ -2389,13 +2614,13 @@
         <w:spacing w:line="240" w:lineRule="auto"/>
         <w:jc w:val="center"/>
         <w:rPr>
-          <w:rFonts w:ascii="Calibri" w:hAnsi="Calibri" w:eastAsia="Calibri" w:cs="Calibri"/>
-          <w:color w:val="000000"/>
-        </w:rPr>
-      </w:pPr>
-      <w:r>
-        <w:rPr>
-          <w:rFonts w:ascii="Calibri" w:hAnsi="Calibri" w:eastAsia="Calibri" w:cs="Calibri"/>
+          <w:rFonts w:ascii="Calibri" w:eastAsia="Calibri" w:hAnsi="Calibri" w:cs="Calibri"/>
+          <w:color w:val="000000"/>
+        </w:rPr>
+      </w:pPr>
+      <w:r>
+        <w:rPr>
+          <w:rFonts w:ascii="Calibri" w:eastAsia="Calibri" w:hAnsi="Calibri" w:cs="Calibri"/>
           <w:noProof/>
           <w:color w:val="000000"/>
         </w:rPr>
@@ -2413,7 +2638,7 @@
                     <pic:cNvPicPr preferRelativeResize="0"/>
                   </pic:nvPicPr>
                   <pic:blipFill>
-                    <a:blip r:embed="rId21"/>
+                    <a:blip r:embed="rId24"/>
                     <a:srcRect/>
                     <a:stretch>
                       <a:fillRect/>
@@ -2448,7 +2673,7 @@
         <w:spacing w:line="240" w:lineRule="auto"/>
         <w:ind w:left="720"/>
         <w:rPr>
-          <w:rFonts w:ascii="Calibri" w:hAnsi="Calibri" w:eastAsia="Calibri" w:cs="Calibri"/>
+          <w:rFonts w:ascii="Calibri" w:eastAsia="Calibri" w:hAnsi="Calibri" w:cs="Calibri"/>
           <w:color w:val="000000"/>
         </w:rPr>
       </w:pPr>
@@ -2457,142 +2682,111 @@
       <w:pPr>
         <w:numPr>
           <w:ilvl w:val="0"/>
-          <w:numId w:val="2"/>
+          <w:numId w:val="3"/>
         </w:numPr>
         <w:pBdr>
-          <w:top w:val="nil" w:color="FF000000" w:sz="0" w:space="0"/>
-          <w:left w:val="nil" w:color="FF000000" w:sz="0" w:space="0"/>
-          <w:bottom w:val="nil" w:color="FF000000" w:sz="0" w:space="0"/>
-          <w:right w:val="nil" w:color="FF000000" w:sz="0" w:space="0"/>
-          <w:between w:val="nil" w:color="FF000000" w:sz="0" w:space="0"/>
-        </w:pBdr>
-        <w:spacing w:line="240" w:lineRule="auto"/>
-        <w:rPr>
-          <w:rFonts w:ascii="Calibri" w:hAnsi="Calibri" w:eastAsia="Calibri" w:cs="Calibri"/>
-          <w:i w:val="1"/>
-          <w:iCs w:val="1"/>
-          <w:color w:val="000000" w:themeColor="text1" w:themeTint="FF" w:themeShade="FF"/>
-          <w:lang w:val="en-US"/>
-        </w:rPr>
-      </w:pPr>
-      <w:r>
-        <w:rPr>
-          <w:rFonts w:ascii="Calibri" w:hAnsi="Calibri" w:eastAsia="Calibri" w:cs="Calibri"/>
-          <w:b w:val="1"/>
-          <w:bCs w:val="1"/>
-          <w:color w:val="000000" w:themeColor="text1" w:themeTint="FF" w:themeShade="FF"/>
+          <w:top w:val="nil"/>
+          <w:left w:val="nil"/>
+          <w:bottom w:val="nil"/>
+          <w:right w:val="nil"/>
+          <w:between w:val="nil"/>
+        </w:pBdr>
+        <w:spacing w:line="240" w:lineRule="auto"/>
+        <w:rPr>
+          <w:rFonts w:ascii="Calibri" w:eastAsia="Calibri" w:hAnsi="Calibri" w:cs="Calibri"/>
+          <w:i/>
+          <w:iCs/>
+          <w:color w:val="000000" w:themeColor="text1"/>
+          <w:lang w:val="en-US"/>
+        </w:rPr>
+      </w:pPr>
+      <w:r>
+        <w:rPr>
+          <w:rFonts w:ascii="Calibri" w:eastAsia="Calibri" w:hAnsi="Calibri" w:cs="Calibri"/>
+          <w:b/>
+          <w:bCs/>
+          <w:color w:val="000000" w:themeColor="text1"/>
           <w:lang w:val="en-US"/>
         </w:rPr>
         <w:t>Game</w:t>
       </w:r>
       <w:r>
         <w:rPr>
-          <w:rFonts w:ascii="Calibri" w:hAnsi="Calibri" w:eastAsia="Calibri" w:cs="Calibri"/>
-          <w:color w:val="000000" w:themeColor="text1" w:themeTint="FF" w:themeShade="FF"/>
+          <w:rFonts w:ascii="Calibri" w:eastAsia="Calibri" w:hAnsi="Calibri" w:cs="Calibri"/>
+          <w:color w:val="000000" w:themeColor="text1"/>
           <w:lang w:val="en-US"/>
         </w:rPr>
         <w:t xml:space="preserve">:  </w:t>
       </w:r>
       <w:r>
         <w:rPr>
-          <w:rFonts w:ascii="Calibri" w:hAnsi="Calibri" w:eastAsia="Calibri" w:cs="Calibri"/>
-          <w:i w:val="1"/>
-          <w:iCs w:val="1"/>
-          <w:color w:val="000000" w:themeColor="text1" w:themeTint="FF" w:themeShade="FF"/>
-          <w:lang w:val="en-US"/>
-        </w:rPr>
-        <w:t>containing</w:t>
-      </w:r>
-      <w:r>
-        <w:rPr>
-          <w:rFonts w:ascii="Calibri" w:hAnsi="Calibri" w:eastAsia="Calibri" w:cs="Calibri"/>
-          <w:i w:val="1"/>
-          <w:iCs w:val="1"/>
-          <w:color w:val="000000" w:themeColor="text1" w:themeTint="FF" w:themeShade="FF"/>
-          <w:lang w:val="en-US"/>
-        </w:rPr>
-        <w:t xml:space="preserve"> all game logic and game </w:t>
-      </w:r>
-      <w:r>
-        <w:rPr>
-          <w:rFonts w:ascii="Calibri" w:hAnsi="Calibri" w:eastAsia="Calibri" w:cs="Calibri"/>
-          <w:i w:val="1"/>
-          <w:iCs w:val="1"/>
-          <w:color w:val="000000" w:themeColor="text1" w:themeTint="FF" w:themeShade="FF"/>
-          <w:lang w:val="en-US"/>
-        </w:rPr>
-        <w:t>sub components</w:t>
+          <w:rFonts w:ascii="Calibri" w:eastAsia="Calibri" w:hAnsi="Calibri" w:cs="Calibri"/>
+          <w:i/>
+          <w:iCs/>
+          <w:color w:val="000000" w:themeColor="text1"/>
+          <w:lang w:val="en-US"/>
+        </w:rPr>
+        <w:t>containing all game logic and game sub components</w:t>
       </w:r>
     </w:p>
     <w:p>
       <w:pPr>
         <w:numPr>
           <w:ilvl w:val="0"/>
-          <w:numId w:val="2"/>
+          <w:numId w:val="3"/>
         </w:numPr>
         <w:pBdr>
-          <w:top w:val="nil" w:color="FF000000" w:sz="0" w:space="0"/>
-          <w:left w:val="nil" w:color="FF000000" w:sz="0" w:space="0"/>
-          <w:bottom w:val="nil" w:color="FF000000" w:sz="0" w:space="0"/>
-          <w:right w:val="nil" w:color="FF000000" w:sz="0" w:space="0"/>
-          <w:between w:val="nil" w:color="FF000000" w:sz="0" w:space="0"/>
-        </w:pBdr>
-        <w:spacing w:line="240" w:lineRule="auto"/>
-        <w:rPr/>
-      </w:pPr>
-      <w:r>
-        <w:rPr>
-          <w:rFonts w:ascii="Calibri" w:hAnsi="Calibri" w:eastAsia="Calibri" w:cs="Calibri"/>
-          <w:b w:val="1"/>
-          <w:bCs w:val="1"/>
-          <w:color w:val="000000" w:themeColor="text1" w:themeTint="FF" w:themeShade="FF"/>
+          <w:top w:val="nil"/>
+          <w:left w:val="nil"/>
+          <w:bottom w:val="nil"/>
+          <w:right w:val="nil"/>
+          <w:between w:val="nil"/>
+        </w:pBdr>
+        <w:spacing w:line="240" w:lineRule="auto"/>
+      </w:pPr>
+      <w:r>
+        <w:rPr>
+          <w:rFonts w:ascii="Calibri" w:eastAsia="Calibri" w:hAnsi="Calibri" w:cs="Calibri"/>
+          <w:b/>
+          <w:bCs/>
+          <w:color w:val="000000" w:themeColor="text1"/>
           <w:lang w:val="en-US"/>
         </w:rPr>
         <w:t>Entity</w:t>
       </w:r>
       <w:r>
         <w:rPr>
-          <w:rFonts w:ascii="Calibri" w:hAnsi="Calibri" w:eastAsia="Calibri" w:cs="Calibri"/>
-          <w:color w:val="000000" w:themeColor="text1" w:themeTint="FF" w:themeShade="FF"/>
+          <w:rFonts w:ascii="Calibri" w:eastAsia="Calibri" w:hAnsi="Calibri" w:cs="Calibri"/>
+          <w:color w:val="000000" w:themeColor="text1"/>
           <w:lang w:val="en-US"/>
         </w:rPr>
         <w:t xml:space="preserve">:  </w:t>
       </w:r>
       <w:r>
         <w:rPr>
-          <w:rFonts w:ascii="Calibri" w:hAnsi="Calibri" w:eastAsia="Calibri" w:cs="Calibri"/>
-          <w:i w:val="1"/>
-          <w:iCs w:val="1"/>
-          <w:color w:val="000000" w:themeColor="text1" w:themeTint="FF" w:themeShade="FF"/>
-          <w:lang w:val="en-US"/>
-        </w:rPr>
-        <w:t>representing</w:t>
-      </w:r>
-      <w:r>
-        <w:rPr>
-          <w:rFonts w:ascii="Calibri" w:hAnsi="Calibri" w:eastAsia="Calibri" w:cs="Calibri"/>
-          <w:i w:val="1"/>
-          <w:iCs w:val="1"/>
-          <w:color w:val="000000" w:themeColor="text1" w:themeTint="FF" w:themeShade="FF"/>
-          <w:lang w:val="en-US"/>
-        </w:rPr>
-        <w:t xml:space="preserve"> the monster or player</w:t>
-      </w:r>
-      <w:r>
-        <w:rPr>
-          <w:rFonts w:ascii="Calibri" w:hAnsi="Calibri" w:eastAsia="Calibri" w:cs="Calibri"/>
-          <w:i w:val="1"/>
-          <w:iCs w:val="1"/>
+          <w:rFonts w:ascii="Calibri" w:eastAsia="Calibri" w:hAnsi="Calibri" w:cs="Calibri"/>
+          <w:i/>
+          <w:iCs/>
+          <w:color w:val="000000" w:themeColor="text1"/>
+          <w:lang w:val="en-US"/>
+        </w:rPr>
+        <w:t>representing the monster or player</w:t>
+      </w:r>
+      <w:r>
+        <w:rPr>
+          <w:rFonts w:ascii="Calibri" w:eastAsia="Calibri" w:hAnsi="Calibri" w:cs="Calibri"/>
+          <w:i/>
+          <w:iCs/>
           <w:lang w:val="en-US"/>
         </w:rPr>
         <w:t>’s</w:t>
       </w:r>
       <w:r>
         <w:rPr>
-          <w:rFonts w:ascii="Calibri" w:hAnsi="Calibri" w:eastAsia="Calibri" w:cs="Calibri"/>
-          <w:i w:val="1"/>
-          <w:iCs w:val="1"/>
-          <w:color w:val="000000" w:themeColor="text1" w:themeTint="FF" w:themeShade="FF"/>
+          <w:rFonts w:ascii="Calibri" w:eastAsia="Calibri" w:hAnsi="Calibri" w:cs="Calibri"/>
+          <w:i/>
+          <w:iCs/>
+          <w:color w:val="000000" w:themeColor="text1"/>
           <w:lang w:val="en-US"/>
         </w:rPr>
         <w:t xml:space="preserve"> heath</w:t>
@@ -2610,7 +2804,7 @@
         <w:spacing w:line="240" w:lineRule="auto"/>
         <w:ind w:left="720"/>
         <w:rPr>
-          <w:rFonts w:ascii="Calibri" w:hAnsi="Calibri" w:eastAsia="Calibri" w:cs="Calibri"/>
+          <w:rFonts w:ascii="Calibri" w:eastAsia="Calibri" w:hAnsi="Calibri" w:cs="Calibri"/>
           <w:color w:val="000000"/>
         </w:rPr>
       </w:pPr>
@@ -2628,13 +2822,13 @@
         <w:ind w:left="720"/>
         <w:jc w:val="center"/>
         <w:rPr>
-          <w:rFonts w:ascii="Calibri" w:hAnsi="Calibri" w:eastAsia="Calibri" w:cs="Calibri"/>
-          <w:color w:val="000000"/>
-        </w:rPr>
-      </w:pPr>
-      <w:r>
-        <w:rPr>
-          <w:rFonts w:ascii="Calibri" w:hAnsi="Calibri" w:eastAsia="Calibri" w:cs="Calibri"/>
+          <w:rFonts w:ascii="Calibri" w:eastAsia="Calibri" w:hAnsi="Calibri" w:cs="Calibri"/>
+          <w:color w:val="000000"/>
+        </w:rPr>
+      </w:pPr>
+      <w:r>
+        <w:rPr>
+          <w:rFonts w:ascii="Calibri" w:eastAsia="Calibri" w:hAnsi="Calibri" w:cs="Calibri"/>
           <w:noProof/>
           <w:color w:val="000000"/>
         </w:rPr>
@@ -2652,7 +2846,7 @@
                     <pic:cNvPicPr preferRelativeResize="0"/>
                   </pic:nvPicPr>
                   <pic:blipFill>
-                    <a:blip r:embed="rId22"/>
+                    <a:blip r:embed="rId25"/>
                     <a:srcRect/>
                     <a:stretch>
                       <a:fillRect/>
@@ -2687,7 +2881,7 @@
         <w:spacing w:line="240" w:lineRule="auto"/>
         <w:ind w:left="720"/>
         <w:rPr>
-          <w:rFonts w:ascii="Calibri" w:hAnsi="Calibri" w:eastAsia="Calibri" w:cs="Calibri"/>
+          <w:rFonts w:ascii="Calibri" w:eastAsia="Calibri" w:hAnsi="Calibri" w:cs="Calibri"/>
           <w:color w:val="000000"/>
         </w:rPr>
       </w:pPr>
@@ -2696,7 +2890,7 @@
       <w:pPr>
         <w:numPr>
           <w:ilvl w:val="0"/>
-          <w:numId w:val="2"/>
+          <w:numId w:val="3"/>
         </w:numPr>
         <w:pBdr>
           <w:top w:val="nil"/>
@@ -2709,7 +2903,7 @@
       </w:pPr>
       <w:r>
         <w:rPr>
-          <w:rFonts w:ascii="Calibri" w:hAnsi="Calibri" w:eastAsia="Calibri" w:cs="Calibri"/>
+          <w:rFonts w:ascii="Calibri" w:eastAsia="Calibri" w:hAnsi="Calibri" w:cs="Calibri"/>
           <w:b/>
           <w:i/>
           <w:color w:val="000000"/>
@@ -2718,7 +2912,7 @@
       </w:r>
       <w:r>
         <w:rPr>
-          <w:rFonts w:ascii="Calibri" w:hAnsi="Calibri" w:eastAsia="Calibri" w:cs="Calibri"/>
+          <w:rFonts w:ascii="Calibri" w:eastAsia="Calibri" w:hAnsi="Calibri" w:cs="Calibri"/>
           <w:b/>
           <w:color w:val="000000"/>
         </w:rPr>
@@ -2726,14 +2920,14 @@
       </w:r>
       <w:r>
         <w:rPr>
-          <w:rFonts w:ascii="Calibri" w:hAnsi="Calibri" w:eastAsia="Calibri" w:cs="Calibri"/>
+          <w:rFonts w:ascii="Calibri" w:eastAsia="Calibri" w:hAnsi="Calibri" w:cs="Calibri"/>
           <w:color w:val="000000"/>
         </w:rPr>
         <w:t xml:space="preserve">:  </w:t>
       </w:r>
       <w:r>
         <w:rPr>
-          <w:rFonts w:ascii="Calibri" w:hAnsi="Calibri" w:eastAsia="Calibri" w:cs="Calibri"/>
+          <w:rFonts w:ascii="Calibri" w:eastAsia="Calibri" w:hAnsi="Calibri" w:cs="Calibri"/>
           <w:i/>
           <w:color w:val="000000"/>
         </w:rPr>
@@ -2753,13 +2947,13 @@
         <w:ind w:left="720"/>
         <w:jc w:val="center"/>
         <w:rPr>
-          <w:rFonts w:ascii="Calibri" w:hAnsi="Calibri" w:eastAsia="Calibri" w:cs="Calibri"/>
-          <w:color w:val="000000"/>
-        </w:rPr>
-      </w:pPr>
-      <w:r>
-        <w:rPr>
-          <w:rFonts w:ascii="Calibri" w:hAnsi="Calibri" w:eastAsia="Calibri" w:cs="Calibri"/>
+          <w:rFonts w:ascii="Calibri" w:eastAsia="Calibri" w:hAnsi="Calibri" w:cs="Calibri"/>
+          <w:color w:val="000000"/>
+        </w:rPr>
+      </w:pPr>
+      <w:r>
+        <w:rPr>
+          <w:rFonts w:ascii="Calibri" w:eastAsia="Calibri" w:hAnsi="Calibri" w:cs="Calibri"/>
           <w:noProof/>
           <w:color w:val="000000"/>
         </w:rPr>
@@ -2777,7 +2971,7 @@
                     <pic:cNvPicPr preferRelativeResize="0"/>
                   </pic:nvPicPr>
                   <pic:blipFill>
-                    <a:blip r:embed="rId23"/>
+                    <a:blip r:embed="rId26"/>
                     <a:srcRect/>
                     <a:stretch>
                       <a:fillRect/>
@@ -2812,7 +3006,7 @@
         <w:spacing w:line="240" w:lineRule="auto"/>
         <w:ind w:left="720"/>
         <w:rPr>
-          <w:rFonts w:ascii="Calibri" w:hAnsi="Calibri" w:eastAsia="Calibri" w:cs="Calibri"/>
+          <w:rFonts w:ascii="Calibri" w:eastAsia="Calibri" w:hAnsi="Calibri" w:cs="Calibri"/>
           <w:color w:val="000000"/>
         </w:rPr>
       </w:pPr>
@@ -2821,55 +3015,44 @@
       <w:pPr>
         <w:numPr>
           <w:ilvl w:val="0"/>
-          <w:numId w:val="2"/>
+          <w:numId w:val="3"/>
         </w:numPr>
         <w:pBdr>
-          <w:top w:val="nil" w:color="FF000000" w:sz="0" w:space="0"/>
-          <w:left w:val="nil" w:color="FF000000" w:sz="0" w:space="0"/>
-          <w:bottom w:val="nil" w:color="FF000000" w:sz="0" w:space="0"/>
-          <w:right w:val="nil" w:color="FF000000" w:sz="0" w:space="0"/>
-          <w:between w:val="nil" w:color="FF000000" w:sz="0" w:space="0"/>
-        </w:pBdr>
-        <w:spacing w:line="240" w:lineRule="auto"/>
-        <w:rPr/>
-      </w:pPr>
-      <w:r>
-        <w:rPr>
-          <w:rFonts w:ascii="Calibri" w:hAnsi="Calibri" w:eastAsia="Calibri" w:cs="Calibri"/>
-          <w:b w:val="1"/>
-          <w:bCs w:val="1"/>
-          <w:color w:val="000000" w:themeColor="text1" w:themeTint="FF" w:themeShade="FF"/>
+          <w:top w:val="nil"/>
+          <w:left w:val="nil"/>
+          <w:bottom w:val="nil"/>
+          <w:right w:val="nil"/>
+          <w:between w:val="nil"/>
+        </w:pBdr>
+        <w:spacing w:line="240" w:lineRule="auto"/>
+      </w:pPr>
+      <w:r>
+        <w:rPr>
+          <w:rFonts w:ascii="Calibri" w:eastAsia="Calibri" w:hAnsi="Calibri" w:cs="Calibri"/>
+          <w:b/>
+          <w:bCs/>
+          <w:color w:val="000000" w:themeColor="text1"/>
           <w:lang w:val="en-US"/>
         </w:rPr>
         <w:t>Log</w:t>
       </w:r>
       <w:r>
         <w:rPr>
-          <w:rFonts w:ascii="Calibri" w:hAnsi="Calibri" w:eastAsia="Calibri" w:cs="Calibri"/>
-          <w:color w:val="000000" w:themeColor="text1" w:themeTint="FF" w:themeShade="FF"/>
+          <w:rFonts w:ascii="Calibri" w:eastAsia="Calibri" w:hAnsi="Calibri" w:cs="Calibri"/>
+          <w:color w:val="000000" w:themeColor="text1"/>
           <w:lang w:val="en-US"/>
         </w:rPr>
         <w:t xml:space="preserve">:  </w:t>
       </w:r>
       <w:r>
         <w:rPr>
-          <w:rFonts w:ascii="Calibri" w:hAnsi="Calibri" w:eastAsia="Calibri" w:cs="Calibri"/>
-          <w:i w:val="1"/>
-          <w:iCs w:val="1"/>
-          <w:color w:val="000000" w:themeColor="text1" w:themeTint="FF" w:themeShade="FF"/>
-          <w:lang w:val="en-US"/>
-        </w:rPr>
-        <w:t>representing</w:t>
-      </w:r>
-      <w:r>
-        <w:rPr>
-          <w:rFonts w:ascii="Calibri" w:hAnsi="Calibri" w:eastAsia="Calibri" w:cs="Calibri"/>
-          <w:i w:val="1"/>
-          <w:iCs w:val="1"/>
-          <w:color w:val="000000" w:themeColor="text1" w:themeTint="FF" w:themeShade="FF"/>
-          <w:lang w:val="en-US"/>
-        </w:rPr>
-        <w:t xml:space="preserve"> all the game actions</w:t>
+          <w:rFonts w:ascii="Calibri" w:eastAsia="Calibri" w:hAnsi="Calibri" w:cs="Calibri"/>
+          <w:i/>
+          <w:iCs/>
+          <w:color w:val="000000" w:themeColor="text1"/>
+          <w:lang w:val="en-US"/>
+        </w:rPr>
+        <w:t>representing all the game actions</w:t>
       </w:r>
     </w:p>
     <w:p>
@@ -2885,13 +3068,13 @@
         <w:ind w:left="630"/>
         <w:jc w:val="center"/>
         <w:rPr>
-          <w:rFonts w:ascii="Calibri" w:hAnsi="Calibri" w:eastAsia="Calibri" w:cs="Calibri"/>
-          <w:color w:val="000000"/>
-        </w:rPr>
-      </w:pPr>
-      <w:r>
-        <w:rPr>
-          <w:rFonts w:ascii="Calibri" w:hAnsi="Calibri" w:eastAsia="Calibri" w:cs="Calibri"/>
+          <w:rFonts w:ascii="Calibri" w:eastAsia="Calibri" w:hAnsi="Calibri" w:cs="Calibri"/>
+          <w:color w:val="000000"/>
+        </w:rPr>
+      </w:pPr>
+      <w:r>
+        <w:rPr>
+          <w:rFonts w:ascii="Calibri" w:eastAsia="Calibri" w:hAnsi="Calibri" w:cs="Calibri"/>
           <w:noProof/>
           <w:color w:val="000000"/>
         </w:rPr>
@@ -2910,7 +3093,7 @@
                     <pic:cNvPicPr preferRelativeResize="0"/>
                   </pic:nvPicPr>
                   <pic:blipFill>
-                    <a:blip r:embed="rId24"/>
+                    <a:blip r:embed="rId27"/>
                     <a:srcRect/>
                     <a:stretch>
                       <a:fillRect/>
@@ -2946,23 +3129,23 @@
         <w:ind w:left="630"/>
         <w:jc w:val="center"/>
         <w:rPr>
-          <w:rFonts w:ascii="Calibri" w:hAnsi="Calibri" w:eastAsia="Calibri" w:cs="Calibri"/>
-          <w:color w:val="000000"/>
-        </w:rPr>
-      </w:pPr>
-    </w:p>
-    <w:p>
-      <w:pPr>
-        <w:pBdr>
-          <w:top w:val="nil" w:color="FF000000" w:sz="0" w:space="0"/>
-          <w:left w:val="nil" w:color="FF000000" w:sz="0" w:space="0"/>
-          <w:bottom w:val="nil" w:color="FF000000" w:sz="0" w:space="0"/>
-          <w:right w:val="nil" w:color="FF000000" w:sz="0" w:space="0"/>
-          <w:between w:val="nil" w:color="FF000000" w:sz="0" w:space="0"/>
-        </w:pBdr>
-        <w:spacing w:line="240" w:lineRule="auto"/>
-        <w:rPr>
-          <w:rFonts w:ascii="Calibri" w:hAnsi="Calibri" w:eastAsia="Calibri" w:cs="Calibri"/>
+          <w:rFonts w:ascii="Calibri" w:eastAsia="Calibri" w:hAnsi="Calibri" w:cs="Calibri"/>
+          <w:color w:val="000000"/>
+        </w:rPr>
+      </w:pPr>
+    </w:p>
+    <w:p>
+      <w:pPr>
+        <w:pBdr>
+          <w:top w:val="nil"/>
+          <w:left w:val="nil"/>
+          <w:bottom w:val="nil"/>
+          <w:right w:val="nil"/>
+          <w:between w:val="nil"/>
+        </w:pBdr>
+        <w:spacing w:line="240" w:lineRule="auto"/>
+        <w:rPr>
+          <w:rFonts w:ascii="Calibri" w:eastAsia="Calibri" w:hAnsi="Calibri" w:cs="Calibri"/>
           <w:color w:val="000000"/>
           <w:u w:val="single"/>
           <w:lang w:val="en-US"/>
@@ -2970,30 +3153,12 @@
       </w:pPr>
       <w:r>
         <w:rPr>
-          <w:rFonts w:ascii="Calibri" w:hAnsi="Calibri" w:eastAsia="Calibri" w:cs="Calibri"/>
-          <w:color w:val="000000" w:themeColor="text1" w:themeTint="FF" w:themeShade="FF"/>
+          <w:rFonts w:ascii="Calibri" w:eastAsia="Calibri" w:hAnsi="Calibri" w:cs="Calibri"/>
+          <w:color w:val="000000" w:themeColor="text1"/>
           <w:u w:val="single"/>
           <w:lang w:val="en-US"/>
         </w:rPr>
-        <w:t xml:space="preserve">As a result, here is how your app components and its </w:t>
-      </w:r>
-      <w:r>
-        <w:rPr>
-          <w:rFonts w:ascii="Calibri" w:hAnsi="Calibri" w:eastAsia="Calibri" w:cs="Calibri"/>
-          <w:color w:val="000000" w:themeColor="text1" w:themeTint="FF" w:themeShade="FF"/>
-          <w:u w:val="single"/>
-          <w:lang w:val="en-US"/>
-        </w:rPr>
-        <w:t>sub component</w:t>
-      </w:r>
-      <w:r>
-        <w:rPr>
-          <w:rFonts w:ascii="Calibri" w:hAnsi="Calibri" w:eastAsia="Calibri" w:cs="Calibri"/>
-          <w:color w:val="000000" w:themeColor="text1" w:themeTint="FF" w:themeShade="FF"/>
-          <w:u w:val="single"/>
-          <w:lang w:val="en-US"/>
-        </w:rPr>
-        <w:t xml:space="preserve"> could look like</w:t>
+        <w:t>As a result, here is how your app components and its sub component could look like</w:t>
       </w:r>
     </w:p>
     <w:p>
@@ -3009,7 +3174,7 @@
         <w:ind w:left="630"/>
         <w:jc w:val="center"/>
         <w:rPr>
-          <w:rFonts w:ascii="Calibri" w:hAnsi="Calibri" w:eastAsia="Calibri" w:cs="Calibri"/>
+          <w:rFonts w:ascii="Calibri" w:eastAsia="Calibri" w:hAnsi="Calibri" w:cs="Calibri"/>
           <w:color w:val="000000"/>
         </w:rPr>
       </w:pPr>
@@ -3027,13 +3192,13 @@
         <w:ind w:left="-450"/>
         <w:jc w:val="center"/>
         <w:rPr>
-          <w:rFonts w:ascii="Calibri" w:hAnsi="Calibri" w:eastAsia="Calibri" w:cs="Calibri"/>
-          <w:color w:val="000000"/>
-        </w:rPr>
-      </w:pPr>
-      <w:r>
-        <w:rPr>
-          <w:rFonts w:ascii="Calibri" w:hAnsi="Calibri" w:eastAsia="Calibri" w:cs="Calibri"/>
+          <w:rFonts w:ascii="Calibri" w:eastAsia="Calibri" w:hAnsi="Calibri" w:cs="Calibri"/>
+          <w:color w:val="000000"/>
+        </w:rPr>
+      </w:pPr>
+      <w:r>
+        <w:rPr>
+          <w:rFonts w:ascii="Calibri" w:eastAsia="Calibri" w:hAnsi="Calibri" w:cs="Calibri"/>
           <w:noProof/>
           <w:color w:val="000000"/>
         </w:rPr>
@@ -3051,7 +3216,7 @@
                     <pic:cNvPicPr preferRelativeResize="0"/>
                   </pic:nvPicPr>
                   <pic:blipFill>
-                    <a:blip r:embed="rId25"/>
+                    <a:blip r:embed="rId28"/>
                     <a:srcRect/>
                     <a:stretch>
                       <a:fillRect/>
@@ -3087,117 +3252,132 @@
         <w:ind w:left="630"/>
         <w:jc w:val="center"/>
         <w:rPr>
-          <w:rFonts w:ascii="Calibri" w:hAnsi="Calibri" w:eastAsia="Calibri" w:cs="Calibri"/>
-          <w:color w:val="000000"/>
-        </w:rPr>
-      </w:pPr>
-    </w:p>
-    <w:p>
-      <w:pPr>
-        <w:pBdr>
-          <w:top w:val="nil" w:color="FF000000" w:sz="0" w:space="0"/>
-          <w:left w:val="nil" w:color="FF000000" w:sz="0" w:space="0"/>
-          <w:bottom w:val="nil" w:color="FF000000" w:sz="0" w:space="0"/>
-          <w:right w:val="nil" w:color="FF000000" w:sz="0" w:space="0"/>
-          <w:between w:val="nil" w:color="FF000000" w:sz="0" w:space="0"/>
-        </w:pBdr>
-        <w:spacing w:line="240" w:lineRule="auto"/>
-        <w:rPr>
-          <w:rFonts w:ascii="Calibri" w:hAnsi="Calibri" w:eastAsia="Calibri" w:cs="Calibri"/>
-          <w:color w:val="000000"/>
-          <w:lang w:val="en-US"/>
-        </w:rPr>
-      </w:pPr>
-      <w:r>
-        <w:rPr>
-          <w:rFonts w:ascii="Calibri" w:hAnsi="Calibri" w:eastAsia="Calibri" w:cs="Calibri"/>
-          <w:b w:val="1"/>
-          <w:bCs w:val="1"/>
-          <w:color w:val="000000" w:themeColor="text1" w:themeTint="FF" w:themeShade="FF"/>
+          <w:rFonts w:ascii="Calibri" w:eastAsia="Calibri" w:hAnsi="Calibri" w:cs="Calibri"/>
+          <w:color w:val="000000"/>
+        </w:rPr>
+      </w:pPr>
+    </w:p>
+    <w:p>
+      <w:pPr>
+        <w:pBdr>
+          <w:top w:val="nil"/>
+          <w:left w:val="nil"/>
+          <w:bottom w:val="nil"/>
+          <w:right w:val="nil"/>
+          <w:between w:val="nil"/>
+        </w:pBdr>
+        <w:spacing w:line="240" w:lineRule="auto"/>
+        <w:rPr>
+          <w:rFonts w:ascii="Calibri" w:eastAsia="Calibri" w:hAnsi="Calibri" w:cs="Calibri"/>
+          <w:color w:val="000000"/>
+          <w:lang w:val="en-US"/>
+        </w:rPr>
+      </w:pPr>
+      <w:r>
+        <w:rPr>
+          <w:rFonts w:ascii="Calibri" w:eastAsia="Calibri" w:hAnsi="Calibri" w:cs="Calibri"/>
+          <w:b/>
+          <w:bCs/>
+          <w:color w:val="000000" w:themeColor="text1"/>
           <w:lang w:val="en-US"/>
         </w:rPr>
         <w:t>Q3 –</w:t>
       </w:r>
       <w:r>
         <w:rPr>
-          <w:rFonts w:ascii="Calibri" w:hAnsi="Calibri" w:eastAsia="Calibri" w:cs="Calibri"/>
-          <w:color w:val="000000" w:themeColor="text1" w:themeTint="FF" w:themeShade="FF"/>
+          <w:rFonts w:ascii="Calibri" w:eastAsia="Calibri" w:hAnsi="Calibri" w:cs="Calibri"/>
+          <w:color w:val="000000" w:themeColor="text1"/>
           <w:lang w:val="en-US"/>
         </w:rPr>
         <w:t xml:space="preserve"> Draw the </w:t>
       </w:r>
       <w:r>
         <w:rPr>
-          <w:rFonts w:ascii="Calibri" w:hAnsi="Calibri" w:eastAsia="Calibri" w:cs="Calibri"/>
-          <w:b w:val="1"/>
-          <w:bCs w:val="1"/>
-          <w:color w:val="000000" w:themeColor="text1" w:themeTint="FF" w:themeShade="FF"/>
-          <w:lang w:val="en-US"/>
-        </w:rPr>
-        <w:t>component</w:t>
-      </w:r>
-      <w:r>
-        <w:rPr>
-          <w:rFonts w:ascii="Calibri" w:hAnsi="Calibri" w:eastAsia="Calibri" w:cs="Calibri"/>
-          <w:b w:val="1"/>
-          <w:bCs w:val="1"/>
-          <w:color w:val="000000" w:themeColor="text1" w:themeTint="FF" w:themeShade="FF"/>
-          <w:lang w:val="en-US"/>
-        </w:rPr>
-        <w:t xml:space="preserve"> diagram</w:t>
-      </w:r>
-      <w:r>
-        <w:rPr>
-          <w:rFonts w:ascii="Calibri" w:hAnsi="Calibri" w:eastAsia="Calibri" w:cs="Calibri"/>
-          <w:color w:val="000000" w:themeColor="text1" w:themeTint="FF" w:themeShade="FF"/>
-          <w:lang w:val="en-US"/>
-        </w:rPr>
-        <w:t xml:space="preserve"> (power point) to </w:t>
-      </w:r>
-      <w:r>
-        <w:rPr>
-          <w:rFonts w:ascii="Calibri" w:hAnsi="Calibri" w:eastAsia="Calibri" w:cs="Calibri"/>
-          <w:color w:val="000000" w:themeColor="text1" w:themeTint="FF" w:themeShade="FF"/>
-          <w:lang w:val="en-US"/>
-        </w:rPr>
-        <w:t>represent</w:t>
-      </w:r>
-      <w:r>
-        <w:rPr>
-          <w:rFonts w:ascii="Calibri" w:hAnsi="Calibri" w:eastAsia="Calibri" w:cs="Calibri"/>
-          <w:color w:val="000000" w:themeColor="text1" w:themeTint="FF" w:themeShade="FF"/>
-          <w:lang w:val="en-US"/>
-        </w:rPr>
-        <w:t xml:space="preserve"> how your components communicate.</w:t>
-      </w:r>
-    </w:p>
-    <w:p>
-      <w:pPr>
-        <w:pBdr>
-          <w:top w:val="nil"/>
-          <w:left w:val="nil"/>
-          <w:bottom w:val="nil"/>
-          <w:right w:val="nil"/>
-          <w:between w:val="nil"/>
-        </w:pBdr>
-        <w:spacing w:line="240" w:lineRule="auto"/>
-        <w:rPr>
-          <w:rFonts w:ascii="Calibri" w:hAnsi="Calibri" w:eastAsia="Calibri" w:cs="Calibri"/>
-          <w:color w:val="000000"/>
-        </w:rPr>
-      </w:pPr>
-    </w:p>
-    <w:p>
-      <w:pPr>
-        <w:rPr>
-          <w:rFonts w:ascii="Calibri" w:hAnsi="Calibri" w:eastAsia="Calibri" w:cs="Calibri"/>
-        </w:rPr>
-      </w:pPr>
-    </w:p>
-    <w:p>
-      <w:pPr>
-        <w:rPr>
-          <w:rFonts w:ascii="Calibri" w:hAnsi="Calibri" w:eastAsia="Calibri" w:cs="Calibri"/>
+          <w:rFonts w:ascii="Calibri" w:eastAsia="Calibri" w:hAnsi="Calibri" w:cs="Calibri"/>
+          <w:b/>
+          <w:bCs/>
+          <w:color w:val="000000" w:themeColor="text1"/>
+          <w:lang w:val="en-US"/>
+        </w:rPr>
+        <w:t>component diagram</w:t>
+      </w:r>
+      <w:r>
+        <w:rPr>
+          <w:rFonts w:ascii="Calibri" w:eastAsia="Calibri" w:hAnsi="Calibri" w:cs="Calibri"/>
+          <w:color w:val="000000" w:themeColor="text1"/>
+          <w:lang w:val="en-US"/>
+        </w:rPr>
+        <w:t xml:space="preserve"> (power point) to represent how your components communicate.</w:t>
+      </w:r>
+    </w:p>
+    <w:p>
+      <w:pPr>
+        <w:pBdr>
+          <w:top w:val="nil"/>
+          <w:left w:val="nil"/>
+          <w:bottom w:val="nil"/>
+          <w:right w:val="nil"/>
+          <w:between w:val="nil"/>
+        </w:pBdr>
+        <w:spacing w:line="240" w:lineRule="auto"/>
+        <w:rPr>
+          <w:rFonts w:ascii="Calibri" w:eastAsia="Calibri" w:hAnsi="Calibri" w:cs="Calibri"/>
+          <w:color w:val="000000"/>
+        </w:rPr>
+      </w:pPr>
+      <w:r>
+        <w:rPr>
+          <w:rFonts w:ascii="Calibri" w:eastAsia="Calibri" w:hAnsi="Calibri" w:cs="Calibri"/>
+          <w:color w:val="000000"/>
+        </w:rPr>
+        <w:drawing>
+          <wp:inline distT="0" distB="0" distL="0" distR="0" wp14:anchorId="2CE17528" wp14:editId="5410E31E">
+            <wp:extent cx="5638800" cy="2479024"/>
+            <wp:effectExtent l="0" t="0" r="0" b="0"/>
+            <wp:docPr id="1" name="Picture 1"/>
+            <wp:cNvGraphicFramePr>
+              <a:graphicFrameLocks xmlns:a="http://schemas.openxmlformats.org/drawingml/2006/main" noChangeAspect="1"/>
+            </wp:cNvGraphicFramePr>
+            <a:graphic xmlns:a="http://schemas.openxmlformats.org/drawingml/2006/main">
+              <a:graphicData uri="http://schemas.openxmlformats.org/drawingml/2006/picture">
+                <pic:pic xmlns:pic="http://schemas.openxmlformats.org/drawingml/2006/picture">
+                  <pic:nvPicPr>
+                    <pic:cNvPr id="1" name=""/>
+                    <pic:cNvPicPr/>
+                  </pic:nvPicPr>
+                  <pic:blipFill>
+                    <a:blip r:embed="rId29"/>
+                    <a:stretch>
+                      <a:fillRect/>
+                    </a:stretch>
+                  </pic:blipFill>
+                  <pic:spPr>
+                    <a:xfrm>
+                      <a:off x="0" y="0"/>
+                      <a:ext cx="5655104" cy="2486192"/>
+                    </a:xfrm>
+                    <a:prstGeom prst="rect">
+                      <a:avLst/>
+                    </a:prstGeom>
+                  </pic:spPr>
+                </pic:pic>
+              </a:graphicData>
+            </a:graphic>
+          </wp:inline>
+        </w:drawing>
+      </w:r>
+    </w:p>
+    <w:p>
+      <w:pPr>
+        <w:rPr>
+          <w:rFonts w:ascii="Calibri" w:eastAsia="Calibri" w:hAnsi="Calibri" w:cs="Calibri"/>
+        </w:rPr>
+      </w:pPr>
+    </w:p>
+    <w:p>
+      <w:pPr>
+        <w:rPr>
+          <w:rFonts w:ascii="Calibri" w:eastAsia="Calibri" w:hAnsi="Calibri" w:cs="Calibri"/>
         </w:rPr>
       </w:pPr>
     </w:p>
@@ -3219,190 +3399,50 @@
           <w:szCs w:val="48"/>
           <w:lang w:val="en-US"/>
         </w:rPr>
-        <w:t xml:space="preserve">2. Entity </w:t>
-      </w:r>
-      <w:r>
-        <w:rPr>
-          <w:sz w:val="48"/>
-          <w:szCs w:val="48"/>
-          <w:lang w:val="en-US"/>
-        </w:rPr>
-        <w:t>component</w:t>
-      </w:r>
-    </w:p>
-    <w:p>
-      <w:pPr>
-        <w:pBdr>
-          <w:top w:val="nil" w:color="FF000000" w:sz="0" w:space="0"/>
-          <w:left w:val="nil" w:color="FF000000" w:sz="0" w:space="0"/>
-          <w:bottom w:val="nil" w:color="FF000000" w:sz="0" w:space="0"/>
-          <w:right w:val="nil" w:color="FF000000" w:sz="0" w:space="0"/>
-          <w:between w:val="nil" w:color="FF000000" w:sz="0" w:space="0"/>
-        </w:pBdr>
-        <w:spacing w:line="240" w:lineRule="auto"/>
-        <w:rPr>
-          <w:rFonts w:ascii="Calibri" w:hAnsi="Calibri" w:eastAsia="Calibri" w:cs="Calibri"/>
-          <w:color w:val="000000"/>
-          <w:lang w:val="en-US"/>
-        </w:rPr>
-      </w:pPr>
-      <w:r>
-        <w:rPr>
-          <w:rFonts w:ascii="Calibri" w:hAnsi="Calibri" w:eastAsia="Calibri" w:cs="Calibri"/>
-          <w:color w:val="000000" w:themeColor="text1" w:themeTint="FF" w:themeShade="FF"/>
+        <w:t>2. Entity component</w:t>
+      </w:r>
+    </w:p>
+    <w:p>
+      <w:pPr>
+        <w:pBdr>
+          <w:top w:val="nil"/>
+          <w:left w:val="nil"/>
+          <w:bottom w:val="nil"/>
+          <w:right w:val="nil"/>
+          <w:between w:val="nil"/>
+        </w:pBdr>
+        <w:spacing w:line="240" w:lineRule="auto"/>
+        <w:rPr>
+          <w:rFonts w:ascii="Calibri" w:eastAsia="Calibri" w:hAnsi="Calibri" w:cs="Calibri"/>
+          <w:color w:val="000000"/>
+          <w:lang w:val="en-US"/>
+        </w:rPr>
+      </w:pPr>
+      <w:r>
+        <w:rPr>
+          <w:rFonts w:ascii="Calibri" w:eastAsia="Calibri" w:hAnsi="Calibri" w:cs="Calibri"/>
+          <w:color w:val="000000" w:themeColor="text1"/>
           <w:lang w:val="en-US"/>
         </w:rPr>
         <w:t xml:space="preserve">The </w:t>
       </w:r>
       <w:r>
         <w:rPr>
-          <w:rFonts w:ascii="Calibri" w:hAnsi="Calibri" w:eastAsia="Calibri" w:cs="Calibri"/>
-          <w:b w:val="1"/>
-          <w:bCs w:val="1"/>
-          <w:color w:val="000000" w:themeColor="text1" w:themeTint="FF" w:themeShade="FF"/>
+          <w:rFonts w:ascii="Calibri" w:eastAsia="Calibri" w:hAnsi="Calibri" w:cs="Calibri"/>
+          <w:b/>
+          <w:bCs/>
+          <w:color w:val="000000" w:themeColor="text1"/>
           <w:lang w:val="en-US"/>
         </w:rPr>
         <w:t>Entity</w:t>
       </w:r>
       <w:r>
         <w:rPr>
-          <w:rFonts w:ascii="Calibri" w:hAnsi="Calibri" w:eastAsia="Calibri" w:cs="Calibri"/>
-          <w:color w:val="000000" w:themeColor="text1" w:themeTint="FF" w:themeShade="FF"/>
-          <w:lang w:val="en-US"/>
-        </w:rPr>
-        <w:t xml:space="preserve"> </w:t>
-      </w:r>
-      <w:r>
-        <w:rPr>
-          <w:rFonts w:ascii="Calibri" w:hAnsi="Calibri" w:eastAsia="Calibri" w:cs="Calibri"/>
-          <w:color w:val="000000" w:themeColor="text1" w:themeTint="FF" w:themeShade="FF"/>
-          <w:lang w:val="en-US"/>
-        </w:rPr>
-        <w:t>component</w:t>
-      </w:r>
-      <w:r>
-        <w:rPr>
-          <w:rFonts w:ascii="Calibri" w:hAnsi="Calibri" w:eastAsia="Calibri" w:cs="Calibri"/>
-          <w:color w:val="000000" w:themeColor="text1" w:themeTint="FF" w:themeShade="FF"/>
-          <w:lang w:val="en-US"/>
-        </w:rPr>
-        <w:t xml:space="preserve"> gets 2 parameters:</w:t>
-      </w:r>
-    </w:p>
-    <w:p>
-      <w:pPr>
-        <w:numPr>
-          <w:ilvl w:val="0"/>
-          <w:numId w:val="2"/>
-        </w:numPr>
-        <w:pBdr>
-          <w:top w:val="nil"/>
-          <w:left w:val="nil"/>
-          <w:bottom w:val="nil"/>
-          <w:right w:val="nil"/>
-          <w:between w:val="nil"/>
-        </w:pBdr>
-        <w:spacing w:line="240" w:lineRule="auto"/>
-        <w:rPr>
-          <w:rFonts w:ascii="Calibri" w:hAnsi="Calibri" w:eastAsia="Calibri" w:cs="Calibri"/>
-          <w:i/>
-          <w:color w:val="000000"/>
-        </w:rPr>
-      </w:pPr>
-      <w:r>
-        <w:rPr>
-          <w:rFonts w:ascii="Calibri" w:hAnsi="Calibri" w:eastAsia="Calibri" w:cs="Calibri"/>
-          <w:color w:val="000000"/>
-        </w:rPr>
-        <w:t xml:space="preserve">The health percentage </w:t>
-      </w:r>
-      <w:r>
-        <w:rPr>
-          <w:rFonts w:ascii="Calibri" w:hAnsi="Calibri" w:eastAsia="Calibri" w:cs="Calibri"/>
-          <w:i/>
-          <w:color w:val="000000"/>
-        </w:rPr>
-        <w:t xml:space="preserve">a number from 0 to 100 </w:t>
-      </w:r>
-    </w:p>
-    <w:p>
-      <w:pPr>
-        <w:numPr>
-          <w:ilvl w:val="0"/>
-          <w:numId w:val="2"/>
-        </w:numPr>
-        <w:pBdr>
-          <w:top w:val="nil"/>
-          <w:left w:val="nil"/>
-          <w:bottom w:val="nil"/>
-          <w:right w:val="nil"/>
-          <w:between w:val="nil"/>
-        </w:pBdr>
-        <w:spacing w:line="240" w:lineRule="auto"/>
-      </w:pPr>
-      <w:r>
-        <w:rPr>
-          <w:rFonts w:ascii="Calibri" w:hAnsi="Calibri" w:eastAsia="Calibri" w:cs="Calibri"/>
-          <w:color w:val="000000"/>
-        </w:rPr>
-        <w:t>The entity name: either Player or Monster</w:t>
-      </w:r>
-    </w:p>
-    <w:p>
-      <w:pPr>
-        <w:pBdr>
-          <w:top w:val="nil"/>
-          <w:left w:val="nil"/>
-          <w:bottom w:val="nil"/>
-          <w:right w:val="nil"/>
-          <w:between w:val="nil"/>
-        </w:pBdr>
-        <w:spacing w:line="240" w:lineRule="auto"/>
-        <w:rPr>
-          <w:rFonts w:ascii="Calibri" w:hAnsi="Calibri" w:eastAsia="Calibri" w:cs="Calibri"/>
-          <w:color w:val="000000"/>
-        </w:rPr>
-      </w:pPr>
-    </w:p>
-    <w:p>
-      <w:pPr>
-        <w:pBdr>
-          <w:top w:val="nil"/>
-          <w:left w:val="nil"/>
-          <w:bottom w:val="nil"/>
-          <w:right w:val="nil"/>
-          <w:between w:val="nil"/>
-        </w:pBdr>
-        <w:tabs>
-          <w:tab w:val="center" w:pos="4680"/>
-        </w:tabs>
-        <w:spacing w:line="240" w:lineRule="auto"/>
-        <w:rPr>
-          <w:rFonts w:ascii="Calibri" w:hAnsi="Calibri" w:eastAsia="Calibri" w:cs="Calibri"/>
-          <w:color w:val="000000"/>
-        </w:rPr>
-      </w:pPr>
-      <w:r>
-        <w:rPr>
-          <w:rFonts w:ascii="Calibri" w:hAnsi="Calibri" w:eastAsia="Calibri" w:cs="Calibri"/>
-          <w:b/>
-          <w:color w:val="000000"/>
-        </w:rPr>
-        <w:t>Q1 –</w:t>
-      </w:r>
-      <w:r>
-        <w:rPr>
-          <w:rFonts w:ascii="Calibri" w:hAnsi="Calibri" w:eastAsia="Calibri" w:cs="Calibri"/>
-          <w:color w:val="000000"/>
-        </w:rPr>
-        <w:t xml:space="preserve"> Complete your code</w:t>
-      </w:r>
-      <w:r>
-        <w:rPr>
-          <w:rFonts w:ascii="Calibri" w:hAnsi="Calibri" w:eastAsia="Calibri" w:cs="Calibri"/>
-          <w:color w:val="000000"/>
-        </w:rPr>
-        <w:tab/>
+          <w:rFonts w:ascii="Calibri" w:eastAsia="Calibri" w:hAnsi="Calibri" w:cs="Calibri"/>
+          <w:color w:val="000000" w:themeColor="text1"/>
+          <w:lang w:val="en-US"/>
+        </w:rPr>
+        <w:t xml:space="preserve"> component gets 2 parameters:</w:t>
       </w:r>
     </w:p>
     <w:p>
@@ -3412,46 +3452,33 @@
           <w:numId w:val="3"/>
         </w:numPr>
         <w:pBdr>
-          <w:top w:val="nil" w:color="FF000000" w:sz="0" w:space="0"/>
-          <w:left w:val="nil" w:color="FF000000" w:sz="0" w:space="0"/>
-          <w:bottom w:val="nil" w:color="FF000000" w:sz="0" w:space="0"/>
-          <w:right w:val="nil" w:color="FF000000" w:sz="0" w:space="0"/>
-          <w:between w:val="nil" w:color="FF000000" w:sz="0" w:space="0"/>
-        </w:pBdr>
-        <w:spacing w:line="240" w:lineRule="auto"/>
-        <w:rPr/>
-      </w:pPr>
-      <w:r>
-        <w:rPr>
-          <w:rFonts w:ascii="Calibri" w:hAnsi="Calibri" w:eastAsia="Calibri" w:cs="Calibri"/>
-          <w:color w:val="000000" w:themeColor="text1" w:themeTint="FF" w:themeShade="FF"/>
-          <w:lang w:val="en-US"/>
-        </w:rPr>
-        <w:t xml:space="preserve">To display the health bar properly </w:t>
-      </w:r>
-      <w:r>
-        <w:rPr>
-          <w:rFonts w:ascii="Calibri" w:hAnsi="Calibri" w:eastAsia="Calibri" w:cs="Calibri"/>
-          <w:color w:val="000000" w:themeColor="text1" w:themeTint="FF" w:themeShade="FF"/>
-          <w:lang w:val="en-US"/>
-        </w:rPr>
-        <w:t xml:space="preserve">in the Entity </w:t>
-      </w:r>
-      <w:r>
-        <w:rPr>
-          <w:rFonts w:ascii="Calibri" w:hAnsi="Calibri" w:eastAsia="Calibri" w:cs="Calibri"/>
-          <w:color w:val="000000" w:themeColor="text1" w:themeTint="FF" w:themeShade="FF"/>
-          <w:lang w:val="en-US"/>
-        </w:rPr>
-        <w:t>component</w:t>
-      </w:r>
-      <w:r>
-        <w:rPr>
-          <w:rFonts w:ascii="Calibri" w:hAnsi="Calibri" w:eastAsia="Calibri" w:cs="Calibri"/>
-          <w:color w:val="000000" w:themeColor="text1" w:themeTint="FF" w:themeShade="FF"/>
-          <w:lang w:val="en-US"/>
-        </w:rPr>
-        <w:t xml:space="preserve"> </w:t>
+          <w:top w:val="nil"/>
+          <w:left w:val="nil"/>
+          <w:bottom w:val="nil"/>
+          <w:right w:val="nil"/>
+          <w:between w:val="nil"/>
+        </w:pBdr>
+        <w:spacing w:line="240" w:lineRule="auto"/>
+        <w:rPr>
+          <w:rFonts w:ascii="Calibri" w:eastAsia="Calibri" w:hAnsi="Calibri" w:cs="Calibri"/>
+          <w:i/>
+          <w:color w:val="000000"/>
+        </w:rPr>
+      </w:pPr>
+      <w:r>
+        <w:rPr>
+          <w:rFonts w:ascii="Calibri" w:eastAsia="Calibri" w:hAnsi="Calibri" w:cs="Calibri"/>
+          <w:color w:val="000000"/>
+        </w:rPr>
+        <w:t xml:space="preserve">The health percentage </w:t>
+      </w:r>
+      <w:r>
+        <w:rPr>
+          <w:rFonts w:ascii="Calibri" w:eastAsia="Calibri" w:hAnsi="Calibri" w:cs="Calibri"/>
+          <w:i/>
+          <w:color w:val="000000"/>
+        </w:rPr>
+        <w:t xml:space="preserve">a number from 0 to 100 </w:t>
       </w:r>
     </w:p>
     <w:p>
@@ -3461,48 +3488,145 @@
           <w:numId w:val="3"/>
         </w:numPr>
         <w:pBdr>
-          <w:top w:val="nil" w:color="FF000000" w:sz="0" w:space="0"/>
-          <w:left w:val="nil" w:color="FF000000" w:sz="0" w:space="0"/>
-          <w:bottom w:val="nil" w:color="FF000000" w:sz="0" w:space="0"/>
-          <w:right w:val="nil" w:color="FF000000" w:sz="0" w:space="0"/>
-          <w:between w:val="nil" w:color="FF000000" w:sz="0" w:space="0"/>
-        </w:pBdr>
-        <w:spacing w:line="240" w:lineRule="auto"/>
-        <w:rPr>
-          <w:rFonts w:ascii="Calibri" w:hAnsi="Calibri" w:eastAsia="Calibri" w:cs="Calibri"/>
-          <w:color w:val="000000" w:themeColor="text1" w:themeTint="FF" w:themeShade="FF"/>
-          <w:lang w:val="en-US"/>
-        </w:rPr>
-      </w:pPr>
-      <w:r>
-        <w:rPr>
-          <w:rFonts w:ascii="Calibri" w:hAnsi="Calibri" w:eastAsia="Calibri" w:cs="Calibri"/>
-          <w:color w:val="000000" w:themeColor="text1" w:themeTint="FF" w:themeShade="FF"/>
-          <w:lang w:val="en-US"/>
-        </w:rPr>
-        <w:t xml:space="preserve">To create 2 entities (monster and player) in the Game </w:t>
-      </w:r>
-      <w:r>
-        <w:rPr>
-          <w:rFonts w:ascii="Calibri" w:hAnsi="Calibri" w:eastAsia="Calibri" w:cs="Calibri"/>
-          <w:color w:val="000000" w:themeColor="text1" w:themeTint="FF" w:themeShade="FF"/>
-          <w:lang w:val="en-US"/>
-        </w:rPr>
-        <w:t>component</w:t>
-      </w:r>
-    </w:p>
-    <w:p>
-      <w:pPr>
-        <w:pBdr>
-          <w:top w:val="nil"/>
-          <w:left w:val="nil"/>
-          <w:bottom w:val="nil"/>
-          <w:right w:val="nil"/>
-          <w:between w:val="nil"/>
-        </w:pBdr>
-        <w:spacing w:line="240" w:lineRule="auto"/>
-        <w:rPr>
-          <w:rFonts w:ascii="Calibri" w:hAnsi="Calibri" w:eastAsia="Calibri" w:cs="Calibri"/>
+          <w:top w:val="nil"/>
+          <w:left w:val="nil"/>
+          <w:bottom w:val="nil"/>
+          <w:right w:val="nil"/>
+          <w:between w:val="nil"/>
+        </w:pBdr>
+        <w:spacing w:line="240" w:lineRule="auto"/>
+      </w:pPr>
+      <w:r>
+        <w:rPr>
+          <w:rFonts w:ascii="Calibri" w:eastAsia="Calibri" w:hAnsi="Calibri" w:cs="Calibri"/>
+          <w:color w:val="000000"/>
+        </w:rPr>
+        <w:lastRenderedPageBreak/>
+        <w:t>The entity name: either Player or Monster</w:t>
+      </w:r>
+    </w:p>
+    <w:p>
+      <w:pPr>
+        <w:pBdr>
+          <w:top w:val="nil"/>
+          <w:left w:val="nil"/>
+          <w:bottom w:val="nil"/>
+          <w:right w:val="nil"/>
+          <w:between w:val="nil"/>
+        </w:pBdr>
+        <w:spacing w:line="240" w:lineRule="auto"/>
+        <w:rPr>
+          <w:rFonts w:ascii="Calibri" w:eastAsia="Calibri" w:hAnsi="Calibri" w:cs="Calibri"/>
+          <w:color w:val="000000"/>
+        </w:rPr>
+      </w:pPr>
+    </w:p>
+    <w:p>
+      <w:pPr>
+        <w:pBdr>
+          <w:top w:val="nil"/>
+          <w:left w:val="nil"/>
+          <w:bottom w:val="nil"/>
+          <w:right w:val="nil"/>
+          <w:between w:val="nil"/>
+        </w:pBdr>
+        <w:tabs>
+          <w:tab w:val="center" w:pos="4680"/>
+        </w:tabs>
+        <w:spacing w:line="240" w:lineRule="auto"/>
+        <w:rPr>
+          <w:rFonts w:ascii="Calibri" w:eastAsia="Calibri" w:hAnsi="Calibri" w:cs="Calibri"/>
+          <w:color w:val="000000"/>
+        </w:rPr>
+      </w:pPr>
+      <w:r>
+        <w:rPr>
+          <w:rFonts w:ascii="Calibri" w:eastAsia="Calibri" w:hAnsi="Calibri" w:cs="Calibri"/>
+          <w:b/>
+          <w:color w:val="000000"/>
+        </w:rPr>
+        <w:t>Q1 –</w:t>
+      </w:r>
+      <w:r>
+        <w:rPr>
+          <w:rFonts w:ascii="Calibri" w:eastAsia="Calibri" w:hAnsi="Calibri" w:cs="Calibri"/>
+          <w:color w:val="000000"/>
+        </w:rPr>
+        <w:t xml:space="preserve"> Complete your code</w:t>
+      </w:r>
+      <w:r>
+        <w:rPr>
+          <w:rFonts w:ascii="Calibri" w:eastAsia="Calibri" w:hAnsi="Calibri" w:cs="Calibri"/>
+          <w:color w:val="000000"/>
+        </w:rPr>
+        <w:tab/>
+      </w:r>
+    </w:p>
+    <w:p>
+      <w:pPr>
+        <w:numPr>
+          <w:ilvl w:val="0"/>
+          <w:numId w:val="4"/>
+        </w:numPr>
+        <w:pBdr>
+          <w:top w:val="nil"/>
+          <w:left w:val="nil"/>
+          <w:bottom w:val="nil"/>
+          <w:right w:val="nil"/>
+          <w:between w:val="nil"/>
+        </w:pBdr>
+        <w:spacing w:line="240" w:lineRule="auto"/>
+      </w:pPr>
+      <w:r>
+        <w:rPr>
+          <w:rFonts w:ascii="Calibri" w:eastAsia="Calibri" w:hAnsi="Calibri" w:cs="Calibri"/>
+          <w:color w:val="000000" w:themeColor="text1"/>
+          <w:lang w:val="en-US"/>
+        </w:rPr>
+        <w:t xml:space="preserve">To display the health bar properly in the Entity component </w:t>
+      </w:r>
+    </w:p>
+    <w:p>
+      <w:pPr>
+        <w:numPr>
+          <w:ilvl w:val="0"/>
+          <w:numId w:val="4"/>
+        </w:numPr>
+        <w:pBdr>
+          <w:top w:val="nil"/>
+          <w:left w:val="nil"/>
+          <w:bottom w:val="nil"/>
+          <w:right w:val="nil"/>
+          <w:between w:val="nil"/>
+        </w:pBdr>
+        <w:spacing w:line="240" w:lineRule="auto"/>
+        <w:rPr>
+          <w:rFonts w:ascii="Calibri" w:eastAsia="Calibri" w:hAnsi="Calibri" w:cs="Calibri"/>
+          <w:color w:val="000000" w:themeColor="text1"/>
+          <w:lang w:val="en-US"/>
+        </w:rPr>
+      </w:pPr>
+      <w:r>
+        <w:rPr>
+          <w:rFonts w:ascii="Calibri" w:eastAsia="Calibri" w:hAnsi="Calibri" w:cs="Calibri"/>
+          <w:color w:val="000000" w:themeColor="text1"/>
+          <w:lang w:val="en-US"/>
+        </w:rPr>
+        <w:t>To create 2 entities (monster and player) in the Game component</w:t>
+      </w:r>
+    </w:p>
+    <w:p>
+      <w:pPr>
+        <w:pBdr>
+          <w:top w:val="nil"/>
+          <w:left w:val="nil"/>
+          <w:bottom w:val="nil"/>
+          <w:right w:val="nil"/>
+          <w:between w:val="nil"/>
+        </w:pBdr>
+        <w:spacing w:line="240" w:lineRule="auto"/>
+        <w:rPr>
+          <w:rFonts w:ascii="Calibri" w:eastAsia="Calibri" w:hAnsi="Calibri" w:cs="Calibri"/>
           <w:color w:val="000000"/>
         </w:rPr>
       </w:pPr>
@@ -3519,17 +3643,16 @@
         <w:spacing w:line="240" w:lineRule="auto"/>
         <w:jc w:val="center"/>
         <w:rPr>
-          <w:rFonts w:ascii="Calibri" w:hAnsi="Calibri" w:eastAsia="Calibri" w:cs="Calibri"/>
-          <w:color w:val="000000"/>
-        </w:rPr>
-      </w:pPr>
-      <w:r>
-        <w:rPr>
-          <w:rFonts w:ascii="Calibri" w:hAnsi="Calibri" w:eastAsia="Calibri" w:cs="Calibri"/>
+          <w:rFonts w:ascii="Calibri" w:eastAsia="Calibri" w:hAnsi="Calibri" w:cs="Calibri"/>
+          <w:color w:val="000000"/>
+        </w:rPr>
+      </w:pPr>
+      <w:r>
+        <w:rPr>
+          <w:rFonts w:ascii="Calibri" w:eastAsia="Calibri" w:hAnsi="Calibri" w:cs="Calibri"/>
           <w:noProof/>
           <w:color w:val="000000"/>
         </w:rPr>
-        <w:lastRenderedPageBreak/>
         <w:drawing>
           <wp:inline distT="0" distB="0" distL="0" distR="0" wp14:anchorId="39A5199D" wp14:editId="0DD47760">
             <wp:extent cx="3589060" cy="1751584"/>
@@ -3544,7 +3667,7 @@
                     <pic:cNvPicPr preferRelativeResize="0"/>
                   </pic:nvPicPr>
                   <pic:blipFill>
-                    <a:blip r:embed="rId26"/>
+                    <a:blip r:embed="rId30"/>
                     <a:srcRect/>
                     <a:stretch>
                       <a:fillRect/>
@@ -3585,81 +3708,57 @@
           <w:szCs w:val="48"/>
           <w:lang w:val="en-US"/>
         </w:rPr>
-        <w:t xml:space="preserve">3. Game over </w:t>
-      </w:r>
-      <w:r>
-        <w:rPr>
-          <w:sz w:val="48"/>
-          <w:szCs w:val="48"/>
-          <w:lang w:val="en-US"/>
-        </w:rPr>
-        <w:t>component</w:t>
-      </w:r>
-    </w:p>
-    <w:p>
-      <w:pPr>
-        <w:pBdr>
-          <w:top w:val="nil" w:color="FF000000" w:sz="0" w:space="0"/>
-          <w:left w:val="nil" w:color="FF000000" w:sz="0" w:space="0"/>
-          <w:bottom w:val="nil" w:color="FF000000" w:sz="0" w:space="0"/>
-          <w:right w:val="nil" w:color="FF000000" w:sz="0" w:space="0"/>
-          <w:between w:val="nil" w:color="FF000000" w:sz="0" w:space="0"/>
-        </w:pBdr>
-        <w:spacing w:line="240" w:lineRule="auto"/>
-        <w:rPr>
-          <w:rFonts w:ascii="Calibri" w:hAnsi="Calibri" w:eastAsia="Calibri" w:cs="Calibri"/>
-          <w:color w:val="000000"/>
-          <w:lang w:val="en-US"/>
-        </w:rPr>
-      </w:pPr>
-      <w:r>
-        <w:rPr>
-          <w:rFonts w:ascii="Calibri" w:hAnsi="Calibri" w:eastAsia="Calibri" w:cs="Calibri"/>
-          <w:color w:val="000000" w:themeColor="text1" w:themeTint="FF" w:themeShade="FF"/>
+        <w:t>3. Game over component</w:t>
+      </w:r>
+    </w:p>
+    <w:p>
+      <w:pPr>
+        <w:pBdr>
+          <w:top w:val="nil"/>
+          <w:left w:val="nil"/>
+          <w:bottom w:val="nil"/>
+          <w:right w:val="nil"/>
+          <w:between w:val="nil"/>
+        </w:pBdr>
+        <w:spacing w:line="240" w:lineRule="auto"/>
+        <w:rPr>
+          <w:rFonts w:ascii="Calibri" w:eastAsia="Calibri" w:hAnsi="Calibri" w:cs="Calibri"/>
+          <w:color w:val="000000"/>
+          <w:lang w:val="en-US"/>
+        </w:rPr>
+      </w:pPr>
+      <w:r>
+        <w:rPr>
+          <w:rFonts w:ascii="Calibri" w:eastAsia="Calibri" w:hAnsi="Calibri" w:cs="Calibri"/>
+          <w:color w:val="000000" w:themeColor="text1"/>
           <w:lang w:val="en-US"/>
         </w:rPr>
         <w:t xml:space="preserve">The </w:t>
       </w:r>
       <w:r>
         <w:rPr>
-          <w:rFonts w:ascii="Calibri" w:hAnsi="Calibri" w:eastAsia="Calibri" w:cs="Calibri"/>
-          <w:b w:val="1"/>
-          <w:bCs w:val="1"/>
-          <w:color w:val="000000" w:themeColor="text1" w:themeTint="FF" w:themeShade="FF"/>
+          <w:rFonts w:ascii="Calibri" w:eastAsia="Calibri" w:hAnsi="Calibri" w:cs="Calibri"/>
+          <w:b/>
+          <w:bCs/>
+          <w:color w:val="000000" w:themeColor="text1"/>
           <w:lang w:val="en-US"/>
         </w:rPr>
         <w:t>GameOver</w:t>
       </w:r>
       <w:r>
         <w:rPr>
-          <w:rFonts w:ascii="Calibri" w:hAnsi="Calibri" w:eastAsia="Calibri" w:cs="Calibri"/>
-          <w:color w:val="000000" w:themeColor="text1" w:themeTint="FF" w:themeShade="FF"/>
-          <w:lang w:val="en-US"/>
-        </w:rPr>
-        <w:t xml:space="preserve"> </w:t>
-      </w:r>
-      <w:r>
-        <w:rPr>
-          <w:rFonts w:ascii="Calibri" w:hAnsi="Calibri" w:eastAsia="Calibri" w:cs="Calibri"/>
-          <w:color w:val="000000" w:themeColor="text1" w:themeTint="FF" w:themeShade="FF"/>
-          <w:lang w:val="en-US"/>
-        </w:rPr>
-        <w:t>component</w:t>
-      </w:r>
-      <w:r>
-        <w:rPr>
-          <w:rFonts w:ascii="Calibri" w:hAnsi="Calibri" w:eastAsia="Calibri" w:cs="Calibri"/>
-          <w:color w:val="000000" w:themeColor="text1" w:themeTint="FF" w:themeShade="FF"/>
-          <w:lang w:val="en-US"/>
-        </w:rPr>
-        <w:t xml:space="preserve"> gets 2 parameters:</w:t>
+          <w:rFonts w:ascii="Calibri" w:eastAsia="Calibri" w:hAnsi="Calibri" w:cs="Calibri"/>
+          <w:color w:val="000000" w:themeColor="text1"/>
+          <w:lang w:val="en-US"/>
+        </w:rPr>
+        <w:t xml:space="preserve"> component gets 2 parameters:</w:t>
       </w:r>
     </w:p>
     <w:p>
       <w:pPr>
         <w:numPr>
           <w:ilvl w:val="0"/>
-          <w:numId w:val="2"/>
+          <w:numId w:val="3"/>
         </w:numPr>
         <w:pBdr>
           <w:top w:val="nil"/>
@@ -3670,21 +3769,21 @@
         </w:pBdr>
         <w:spacing w:line="240" w:lineRule="auto"/>
         <w:rPr>
-          <w:rFonts w:ascii="Calibri" w:hAnsi="Calibri" w:eastAsia="Calibri" w:cs="Calibri"/>
+          <w:rFonts w:ascii="Calibri" w:eastAsia="Calibri" w:hAnsi="Calibri" w:cs="Calibri"/>
           <w:i/>
           <w:color w:val="000000"/>
         </w:rPr>
       </w:pPr>
       <w:r>
         <w:rPr>
-          <w:rFonts w:ascii="Calibri" w:hAnsi="Calibri" w:eastAsia="Calibri" w:cs="Calibri"/>
+          <w:rFonts w:ascii="Calibri" w:eastAsia="Calibri" w:hAnsi="Calibri" w:cs="Calibri"/>
           <w:color w:val="000000"/>
         </w:rPr>
         <w:t xml:space="preserve">The title: </w:t>
       </w:r>
       <w:r>
         <w:rPr>
-          <w:rFonts w:ascii="Calibri" w:hAnsi="Calibri" w:eastAsia="Calibri" w:cs="Calibri"/>
+          <w:rFonts w:ascii="Calibri" w:eastAsia="Calibri" w:hAnsi="Calibri" w:cs="Calibri"/>
           <w:i/>
           <w:color w:val="000000"/>
         </w:rPr>
@@ -3695,111 +3794,34 @@
       <w:pPr>
         <w:numPr>
           <w:ilvl w:val="0"/>
-          <w:numId w:val="2"/>
+          <w:numId w:val="3"/>
         </w:numPr>
         <w:pBdr>
-          <w:top w:val="nil" w:color="FF000000" w:sz="0" w:space="0"/>
-          <w:left w:val="nil" w:color="FF000000" w:sz="0" w:space="0"/>
-          <w:bottom w:val="nil" w:color="FF000000" w:sz="0" w:space="0"/>
-          <w:right w:val="nil" w:color="FF000000" w:sz="0" w:space="0"/>
-          <w:between w:val="nil" w:color="FF000000" w:sz="0" w:space="0"/>
-        </w:pBdr>
-        <w:spacing w:line="240" w:lineRule="auto"/>
-        <w:rPr/>
-      </w:pPr>
-      <w:r>
-        <w:rPr>
-          <w:rFonts w:ascii="Calibri" w:hAnsi="Calibri" w:eastAsia="Calibri" w:cs="Calibri"/>
-          <w:color w:val="000000" w:themeColor="text1" w:themeTint="FF" w:themeShade="FF"/>
-          <w:lang w:val="en-US"/>
-        </w:rPr>
-        <w:t xml:space="preserve">The </w:t>
-      </w:r>
-      <w:r>
-        <w:rPr>
-          <w:rFonts w:ascii="Calibri" w:hAnsi="Calibri" w:eastAsia="Calibri" w:cs="Calibri"/>
-          <w:color w:val="000000" w:themeColor="text1" w:themeTint="FF" w:themeShade="FF"/>
-          <w:lang w:val="en-US"/>
-        </w:rPr>
-        <w:t>restartGame</w:t>
-      </w:r>
-      <w:r>
-        <w:rPr>
-          <w:rFonts w:ascii="Calibri" w:hAnsi="Calibri" w:eastAsia="Calibri" w:cs="Calibri"/>
-          <w:color w:val="000000" w:themeColor="text1" w:themeTint="FF" w:themeShade="FF"/>
-          <w:lang w:val="en-US"/>
-        </w:rPr>
-        <w:t xml:space="preserve">: </w:t>
-      </w:r>
-      <w:r>
-        <w:rPr>
-          <w:rFonts w:ascii="Calibri" w:hAnsi="Calibri" w:eastAsia="Calibri" w:cs="Calibri"/>
-          <w:i w:val="1"/>
-          <w:iCs w:val="1"/>
-          <w:color w:val="000000" w:themeColor="text1" w:themeTint="FF" w:themeShade="FF"/>
-          <w:lang w:val="en-US"/>
-        </w:rPr>
-        <w:t xml:space="preserve">a function reference to be called when </w:t>
-      </w:r>
-      <w:r>
-        <w:rPr>
-          <w:rFonts w:ascii="Calibri" w:hAnsi="Calibri" w:eastAsia="Calibri" w:cs="Calibri"/>
-          <w:i w:val="1"/>
-          <w:iCs w:val="1"/>
-          <w:color w:val="000000" w:themeColor="text1" w:themeTint="FF" w:themeShade="FF"/>
-          <w:lang w:val="en-US"/>
-        </w:rPr>
-        <w:t>user</w:t>
-      </w:r>
-      <w:r>
-        <w:rPr>
-          <w:rFonts w:ascii="Calibri" w:hAnsi="Calibri" w:eastAsia="Calibri" w:cs="Calibri"/>
-          <w:i w:val="1"/>
-          <w:iCs w:val="1"/>
-          <w:color w:val="000000" w:themeColor="text1" w:themeTint="FF" w:themeShade="FF"/>
-          <w:lang w:val="en-US"/>
-        </w:rPr>
-        <w:t xml:space="preserve"> </w:t>
-      </w:r>
-      <w:r>
-        <w:rPr>
-          <w:rFonts w:ascii="Calibri" w:hAnsi="Calibri" w:eastAsia="Calibri" w:cs="Calibri"/>
-          <w:i w:val="1"/>
-          <w:iCs w:val="1"/>
-          <w:color w:val="000000" w:themeColor="text1" w:themeTint="FF" w:themeShade="FF"/>
-          <w:lang w:val="en-US"/>
-        </w:rPr>
-        <w:t>click</w:t>
-      </w:r>
-      <w:r>
-        <w:rPr>
-          <w:rFonts w:ascii="Calibri" w:hAnsi="Calibri" w:eastAsia="Calibri" w:cs="Calibri"/>
-          <w:i w:val="1"/>
-          <w:iCs w:val="1"/>
-          <w:color w:val="000000" w:themeColor="text1" w:themeTint="FF" w:themeShade="FF"/>
-          <w:lang w:val="en-US"/>
-        </w:rPr>
-        <w:t xml:space="preserve"> on </w:t>
-      </w:r>
-      <w:r>
-        <w:rPr>
-          <w:rFonts w:ascii="Calibri" w:hAnsi="Calibri" w:eastAsia="Calibri" w:cs="Calibri"/>
-          <w:i w:val="1"/>
-          <w:iCs w:val="1"/>
-          <w:color w:val="000000" w:themeColor="text1" w:themeTint="FF" w:themeShade="FF"/>
-          <w:lang w:val="en-US"/>
-        </w:rPr>
-        <w:t>start</w:t>
-      </w:r>
-      <w:r>
-        <w:rPr>
-          <w:rFonts w:ascii="Calibri" w:hAnsi="Calibri" w:eastAsia="Calibri" w:cs="Calibri"/>
-          <w:i w:val="1"/>
-          <w:iCs w:val="1"/>
-          <w:color w:val="000000" w:themeColor="text1" w:themeTint="FF" w:themeShade="FF"/>
-          <w:lang w:val="en-US"/>
-        </w:rPr>
-        <w:t xml:space="preserve"> new game.</w:t>
+          <w:top w:val="nil"/>
+          <w:left w:val="nil"/>
+          <w:bottom w:val="nil"/>
+          <w:right w:val="nil"/>
+          <w:between w:val="nil"/>
+        </w:pBdr>
+        <w:spacing w:line="240" w:lineRule="auto"/>
+      </w:pPr>
+      <w:r>
+        <w:rPr>
+          <w:rFonts w:ascii="Calibri" w:eastAsia="Calibri" w:hAnsi="Calibri" w:cs="Calibri"/>
+          <w:color w:val="000000" w:themeColor="text1"/>
+          <w:lang w:val="en-US"/>
+        </w:rPr>
+        <w:t xml:space="preserve">The restartGame: </w:t>
+      </w:r>
+      <w:r>
+        <w:rPr>
+          <w:rFonts w:ascii="Calibri" w:eastAsia="Calibri" w:hAnsi="Calibri" w:cs="Calibri"/>
+          <w:i/>
+          <w:iCs/>
+          <w:color w:val="000000" w:themeColor="text1"/>
+          <w:lang w:val="en-US"/>
+        </w:rPr>
+        <w:t>a function reference to be called when user click on start new game.</w:t>
       </w:r>
     </w:p>
     <w:p>
@@ -3814,7 +3836,7 @@
         <w:spacing w:line="240" w:lineRule="auto"/>
         <w:ind w:left="720"/>
         <w:rPr>
-          <w:rFonts w:ascii="Calibri" w:hAnsi="Calibri" w:eastAsia="Calibri" w:cs="Calibri"/>
+          <w:rFonts w:ascii="Calibri" w:eastAsia="Calibri" w:hAnsi="Calibri" w:cs="Calibri"/>
           <w:color w:val="000000"/>
         </w:rPr>
       </w:pPr>
@@ -3831,13 +3853,13 @@
         <w:spacing w:line="240" w:lineRule="auto"/>
         <w:jc w:val="center"/>
         <w:rPr>
-          <w:rFonts w:ascii="Calibri" w:hAnsi="Calibri" w:eastAsia="Calibri" w:cs="Calibri"/>
-          <w:color w:val="000000"/>
-        </w:rPr>
-      </w:pPr>
-      <w:r>
-        <w:rPr>
-          <w:rFonts w:ascii="Calibri" w:hAnsi="Calibri" w:eastAsia="Calibri" w:cs="Calibri"/>
+          <w:rFonts w:ascii="Calibri" w:eastAsia="Calibri" w:hAnsi="Calibri" w:cs="Calibri"/>
+          <w:color w:val="000000"/>
+        </w:rPr>
+      </w:pPr>
+      <w:r>
+        <w:rPr>
+          <w:rFonts w:ascii="Calibri" w:eastAsia="Calibri" w:hAnsi="Calibri" w:cs="Calibri"/>
           <w:noProof/>
           <w:color w:val="000000"/>
         </w:rPr>
@@ -3855,7 +3877,7 @@
                     <pic:cNvPicPr preferRelativeResize="0"/>
                   </pic:nvPicPr>
                   <pic:blipFill>
-                    <a:blip r:embed="rId27"/>
+                    <a:blip r:embed="rId31"/>
                     <a:srcRect/>
                     <a:stretch>
                       <a:fillRect/>
@@ -3896,35 +3918,27 @@
           <w:szCs w:val="48"/>
           <w:lang w:val="en-US"/>
         </w:rPr>
-        <w:t xml:space="preserve">4. Log </w:t>
-      </w:r>
-      <w:r>
-        <w:rPr>
-          <w:sz w:val="48"/>
-          <w:szCs w:val="48"/>
-          <w:lang w:val="en-US"/>
-        </w:rPr>
-        <w:t>component</w:t>
-      </w:r>
-    </w:p>
-    <w:p>
-      <w:pPr>
-        <w:pBdr>
-          <w:top w:val="nil"/>
-          <w:left w:val="nil"/>
-          <w:bottom w:val="nil"/>
-          <w:right w:val="nil"/>
-          <w:between w:val="nil"/>
-        </w:pBdr>
-        <w:spacing w:line="240" w:lineRule="auto"/>
-        <w:rPr>
-          <w:rFonts w:ascii="Calibri" w:hAnsi="Calibri" w:eastAsia="Calibri" w:cs="Calibri"/>
-          <w:color w:val="000000"/>
-        </w:rPr>
-      </w:pPr>
-      <w:r>
-        <w:rPr>
-          <w:rFonts w:ascii="Calibri" w:hAnsi="Calibri" w:eastAsia="Calibri" w:cs="Calibri"/>
+        <w:t>4. Log component</w:t>
+      </w:r>
+    </w:p>
+    <w:p>
+      <w:pPr>
+        <w:pBdr>
+          <w:top w:val="nil"/>
+          <w:left w:val="nil"/>
+          <w:bottom w:val="nil"/>
+          <w:right w:val="nil"/>
+          <w:between w:val="nil"/>
+        </w:pBdr>
+        <w:spacing w:line="240" w:lineRule="auto"/>
+        <w:rPr>
+          <w:rFonts w:ascii="Calibri" w:eastAsia="Calibri" w:hAnsi="Calibri" w:cs="Calibri"/>
+          <w:color w:val="000000"/>
+        </w:rPr>
+      </w:pPr>
+      <w:r>
+        <w:rPr>
+          <w:rFonts w:ascii="Calibri" w:eastAsia="Calibri" w:hAnsi="Calibri" w:cs="Calibri"/>
           <w:color w:val="000000"/>
         </w:rPr>
         <w:t>Each log message can be stored using the following data structure:</w:t>
@@ -3934,101 +3948,75 @@
       <w:pPr>
         <w:numPr>
           <w:ilvl w:val="0"/>
-          <w:numId w:val="2"/>
+          <w:numId w:val="3"/>
         </w:numPr>
         <w:pBdr>
-          <w:top w:val="nil" w:color="FF000000" w:sz="0" w:space="0"/>
-          <w:left w:val="nil" w:color="FF000000" w:sz="0" w:space="0"/>
-          <w:bottom w:val="nil" w:color="FF000000" w:sz="0" w:space="0"/>
-          <w:right w:val="nil" w:color="FF000000" w:sz="0" w:space="0"/>
-          <w:between w:val="nil" w:color="FF000000" w:sz="0" w:space="0"/>
-        </w:pBdr>
-        <w:spacing w:line="240" w:lineRule="auto"/>
-        <w:rPr/>
-      </w:pPr>
-      <w:r>
-        <w:rPr>
-          <w:rFonts w:ascii="Calibri" w:hAnsi="Calibri" w:eastAsia="Calibri" w:cs="Calibri"/>
-          <w:b w:val="1"/>
-          <w:bCs w:val="1"/>
-          <w:color w:val="000000" w:themeColor="text1" w:themeTint="FF" w:themeShade="FF"/>
+          <w:top w:val="nil"/>
+          <w:left w:val="nil"/>
+          <w:bottom w:val="nil"/>
+          <w:right w:val="nil"/>
+          <w:between w:val="nil"/>
+        </w:pBdr>
+        <w:spacing w:line="240" w:lineRule="auto"/>
+      </w:pPr>
+      <w:r>
+        <w:rPr>
+          <w:rFonts w:ascii="Calibri" w:eastAsia="Calibri" w:hAnsi="Calibri" w:cs="Calibri"/>
+          <w:b/>
+          <w:bCs/>
+          <w:color w:val="000000" w:themeColor="text1"/>
           <w:lang w:val="en-US"/>
         </w:rPr>
         <w:t>isPlayer</w:t>
       </w:r>
       <w:r>
         <w:rPr>
-          <w:rFonts w:ascii="Calibri" w:hAnsi="Calibri" w:eastAsia="Calibri" w:cs="Calibri"/>
-          <w:color w:val="000000" w:themeColor="text1" w:themeTint="FF" w:themeShade="FF"/>
-          <w:lang w:val="en-US"/>
-        </w:rPr>
-        <w:t xml:space="preserve">:  whether its s the </w:t>
-      </w:r>
-      <w:r>
-        <w:rPr>
-          <w:rFonts w:ascii="Calibri" w:hAnsi="Calibri" w:eastAsia="Calibri" w:cs="Calibri"/>
-          <w:color w:val="000000" w:themeColor="text1" w:themeTint="FF" w:themeShade="FF"/>
-          <w:lang w:val="en-US"/>
-        </w:rPr>
-        <w:t>player or the monster</w:t>
+          <w:rFonts w:ascii="Calibri" w:eastAsia="Calibri" w:hAnsi="Calibri" w:cs="Calibri"/>
+          <w:color w:val="000000" w:themeColor="text1"/>
+          <w:lang w:val="en-US"/>
+        </w:rPr>
+        <w:t>:  whether its s the player or the monster</w:t>
       </w:r>
     </w:p>
     <w:p>
       <w:pPr>
         <w:numPr>
           <w:ilvl w:val="0"/>
-          <w:numId w:val="2"/>
+          <w:numId w:val="3"/>
         </w:numPr>
         <w:pBdr>
-          <w:top w:val="nil" w:color="FF000000" w:sz="0" w:space="0"/>
-          <w:left w:val="nil" w:color="FF000000" w:sz="0" w:space="0"/>
-          <w:bottom w:val="nil" w:color="FF000000" w:sz="0" w:space="0"/>
-          <w:right w:val="nil" w:color="FF000000" w:sz="0" w:space="0"/>
-          <w:between w:val="nil" w:color="FF000000" w:sz="0" w:space="0"/>
-        </w:pBdr>
-        <w:spacing w:line="240" w:lineRule="auto"/>
-        <w:rPr/>
-      </w:pPr>
-      <w:r>
-        <w:rPr>
-          <w:rFonts w:ascii="Calibri" w:hAnsi="Calibri" w:eastAsia="Calibri" w:cs="Calibri"/>
-          <w:b w:val="1"/>
-          <w:bCs w:val="1"/>
-          <w:color w:val="000000" w:themeColor="text1" w:themeTint="FF" w:themeShade="FF"/>
+          <w:top w:val="nil"/>
+          <w:left w:val="nil"/>
+          <w:bottom w:val="nil"/>
+          <w:right w:val="nil"/>
+          <w:between w:val="nil"/>
+        </w:pBdr>
+        <w:spacing w:line="240" w:lineRule="auto"/>
+      </w:pPr>
+      <w:r>
+        <w:rPr>
+          <w:rFonts w:ascii="Calibri" w:eastAsia="Calibri" w:hAnsi="Calibri" w:cs="Calibri"/>
+          <w:b/>
+          <w:bCs/>
+          <w:color w:val="000000" w:themeColor="text1"/>
           <w:lang w:val="en-US"/>
         </w:rPr>
         <w:t>isDammage</w:t>
       </w:r>
       <w:r>
         <w:rPr>
-          <w:rFonts w:ascii="Calibri" w:hAnsi="Calibri" w:eastAsia="Calibri" w:cs="Calibri"/>
-          <w:color w:val="000000" w:themeColor="text1" w:themeTint="FF" w:themeShade="FF"/>
-          <w:lang w:val="en-US"/>
-        </w:rPr>
-        <w:t xml:space="preserve">: whether </w:t>
-      </w:r>
-      <w:r>
-        <w:rPr>
-          <w:rFonts w:ascii="Calibri" w:hAnsi="Calibri" w:eastAsia="Calibri" w:cs="Calibri"/>
-          <w:color w:val="000000" w:themeColor="text1" w:themeTint="FF" w:themeShade="FF"/>
-          <w:lang w:val="en-US"/>
-        </w:rPr>
-        <w:t>it’s</w:t>
-      </w:r>
-      <w:r>
-        <w:rPr>
-          <w:rFonts w:ascii="Calibri" w:hAnsi="Calibri" w:eastAsia="Calibri" w:cs="Calibri"/>
-          <w:color w:val="000000" w:themeColor="text1" w:themeTint="FF" w:themeShade="FF"/>
-          <w:lang w:val="en-US"/>
-        </w:rPr>
-        <w:t xml:space="preserve"> a damage or a heal</w:t>
+          <w:rFonts w:ascii="Calibri" w:eastAsia="Calibri" w:hAnsi="Calibri" w:cs="Calibri"/>
+          <w:color w:val="000000" w:themeColor="text1"/>
+          <w:lang w:val="en-US"/>
+        </w:rPr>
+        <w:t>: whether it’s a damage or a heal</w:t>
       </w:r>
     </w:p>
     <w:p>
       <w:pPr>
         <w:numPr>
           <w:ilvl w:val="0"/>
-          <w:numId w:val="2"/>
+          <w:numId w:val="3"/>
         </w:numPr>
         <w:pBdr>
           <w:top w:val="nil"/>
@@ -4041,7 +4029,7 @@
       </w:pPr>
       <w:r>
         <w:rPr>
-          <w:rFonts w:ascii="Calibri" w:hAnsi="Calibri" w:eastAsia="Calibri" w:cs="Calibri"/>
+          <w:rFonts w:ascii="Calibri" w:eastAsia="Calibri" w:hAnsi="Calibri" w:cs="Calibri"/>
           <w:b/>
           <w:color w:val="000000"/>
         </w:rPr>
@@ -4049,7 +4037,7 @@
       </w:r>
       <w:r>
         <w:rPr>
-          <w:rFonts w:ascii="Calibri" w:hAnsi="Calibri" w:eastAsia="Calibri" w:cs="Calibri"/>
+          <w:rFonts w:ascii="Calibri" w:eastAsia="Calibri" w:hAnsi="Calibri" w:cs="Calibri"/>
           <w:color w:val="000000"/>
         </w:rPr>
         <w:t>: the text to display</w:t>
@@ -4067,13 +4055,13 @@
         <w:spacing w:line="240" w:lineRule="auto"/>
         <w:jc w:val="center"/>
         <w:rPr>
-          <w:rFonts w:ascii="Calibri" w:hAnsi="Calibri" w:eastAsia="Calibri" w:cs="Calibri"/>
-          <w:color w:val="000000"/>
-        </w:rPr>
-      </w:pPr>
-      <w:r>
-        <w:rPr>
-          <w:rFonts w:ascii="Calibri" w:hAnsi="Calibri" w:eastAsia="Calibri" w:cs="Calibri"/>
+          <w:rFonts w:ascii="Calibri" w:eastAsia="Calibri" w:hAnsi="Calibri" w:cs="Calibri"/>
+          <w:color w:val="000000"/>
+        </w:rPr>
+      </w:pPr>
+      <w:r>
+        <w:rPr>
+          <w:rFonts w:ascii="Calibri" w:eastAsia="Calibri" w:hAnsi="Calibri" w:cs="Calibri"/>
           <w:noProof/>
           <w:color w:val="000000"/>
         </w:rPr>
@@ -4091,7 +4079,7 @@
                     <pic:cNvPicPr preferRelativeResize="0"/>
                   </pic:nvPicPr>
                   <pic:blipFill>
-                    <a:blip r:embed="rId28"/>
+                    <a:blip r:embed="rId32"/>
                     <a:srcRect/>
                     <a:stretch>
                       <a:fillRect/>
@@ -4125,44 +4113,45 @@
         </w:pBdr>
         <w:spacing w:line="240" w:lineRule="auto"/>
         <w:rPr>
-          <w:rFonts w:ascii="Calibri" w:hAnsi="Calibri" w:eastAsia="Calibri" w:cs="Calibri"/>
+          <w:rFonts w:ascii="Calibri" w:eastAsia="Calibri" w:hAnsi="Calibri" w:cs="Calibri"/>
           <w:color w:val="000000"/>
           <w:u w:val="single"/>
         </w:rPr>
       </w:pPr>
       <w:r>
         <w:rPr>
-          <w:rFonts w:ascii="Calibri" w:hAnsi="Calibri" w:eastAsia="Calibri" w:cs="Calibri"/>
+          <w:rFonts w:ascii="Calibri" w:eastAsia="Calibri" w:hAnsi="Calibri" w:cs="Calibri"/>
           <w:color w:val="000000"/>
           <w:u w:val="single"/>
         </w:rPr>
+        <w:lastRenderedPageBreak/>
         <w:t xml:space="preserve"> </w:t>
       </w:r>
     </w:p>
     <w:p>
       <w:pPr>
         <w:pBdr>
-          <w:top w:val="nil" w:color="FF000000" w:sz="0" w:space="0"/>
-          <w:left w:val="nil" w:color="FF000000" w:sz="0" w:space="0"/>
-          <w:bottom w:val="nil" w:color="FF000000" w:sz="0" w:space="0"/>
-          <w:right w:val="nil" w:color="FF000000" w:sz="0" w:space="0"/>
-          <w:between w:val="nil" w:color="FF000000" w:sz="0" w:space="0"/>
-        </w:pBdr>
-        <w:spacing w:line="240" w:lineRule="auto"/>
-        <w:rPr>
-          <w:rFonts w:ascii="Calibri" w:hAnsi="Calibri" w:eastAsia="Calibri" w:cs="Calibri"/>
-          <w:i w:val="1"/>
-          <w:iCs w:val="1"/>
-          <w:color w:val="000000"/>
-          <w:lang w:val="en-US"/>
-        </w:rPr>
-      </w:pPr>
-      <w:r>
-        <w:rPr>
-          <w:rFonts w:ascii="Calibri" w:hAnsi="Calibri" w:eastAsia="Calibri" w:cs="Calibri"/>
-          <w:i w:val="1"/>
-          <w:iCs w:val="1"/>
-          <w:color w:val="000000" w:themeColor="text1" w:themeTint="FF" w:themeShade="FF"/>
+          <w:top w:val="nil"/>
+          <w:left w:val="nil"/>
+          <w:bottom w:val="nil"/>
+          <w:right w:val="nil"/>
+          <w:between w:val="nil"/>
+        </w:pBdr>
+        <w:spacing w:line="240" w:lineRule="auto"/>
+        <w:rPr>
+          <w:rFonts w:ascii="Calibri" w:eastAsia="Calibri" w:hAnsi="Calibri" w:cs="Calibri"/>
+          <w:i/>
+          <w:iCs/>
+          <w:color w:val="000000"/>
+          <w:lang w:val="en-US"/>
+        </w:rPr>
+      </w:pPr>
+      <w:r>
+        <w:rPr>
+          <w:rFonts w:ascii="Calibri" w:eastAsia="Calibri" w:hAnsi="Calibri" w:cs="Calibri"/>
+          <w:i/>
+          <w:iCs/>
+          <w:color w:val="000000" w:themeColor="text1"/>
           <w:u w:val="single"/>
           <w:lang w:val="en-US"/>
         </w:rPr>
@@ -4170,151 +4159,95 @@
       </w:r>
       <w:r>
         <w:rPr>
-          <w:rFonts w:ascii="Calibri" w:hAnsi="Calibri" w:eastAsia="Calibri" w:cs="Calibri"/>
-          <w:i w:val="1"/>
-          <w:iCs w:val="1"/>
-          <w:color w:val="000000" w:themeColor="text1" w:themeTint="FF" w:themeShade="FF"/>
-          <w:lang w:val="en-US"/>
-        </w:rPr>
-        <w:t xml:space="preserve">: we </w:t>
-      </w:r>
-      <w:r>
-        <w:rPr>
-          <w:rFonts w:ascii="Calibri" w:hAnsi="Calibri" w:eastAsia="Calibri" w:cs="Calibri"/>
-          <w:i w:val="1"/>
-          <w:iCs w:val="1"/>
-          <w:color w:val="000000" w:themeColor="text1" w:themeTint="FF" w:themeShade="FF"/>
-          <w:lang w:val="en-US"/>
-        </w:rPr>
-        <w:t>already have</w:t>
-      </w:r>
-      <w:r>
-        <w:rPr>
-          <w:rFonts w:ascii="Calibri" w:hAnsi="Calibri" w:eastAsia="Calibri" w:cs="Calibri"/>
-          <w:i w:val="1"/>
-          <w:iCs w:val="1"/>
-          <w:color w:val="000000" w:themeColor="text1" w:themeTint="FF" w:themeShade="FF"/>
-          <w:lang w:val="en-US"/>
-        </w:rPr>
-        <w:t xml:space="preserve"> created some helper function in the Game </w:t>
-      </w:r>
-      <w:r>
-        <w:rPr>
-          <w:rFonts w:ascii="Calibri" w:hAnsi="Calibri" w:eastAsia="Calibri" w:cs="Calibri"/>
-          <w:i w:val="1"/>
-          <w:iCs w:val="1"/>
-          <w:color w:val="000000" w:themeColor="text1" w:themeTint="FF" w:themeShade="FF"/>
-          <w:lang w:val="en-US"/>
-        </w:rPr>
-        <w:t>component</w:t>
-      </w:r>
-      <w:r>
-        <w:rPr>
-          <w:rFonts w:ascii="Calibri" w:hAnsi="Calibri" w:eastAsia="Calibri" w:cs="Calibri"/>
-          <w:i w:val="1"/>
-          <w:iCs w:val="1"/>
-          <w:color w:val="000000" w:themeColor="text1" w:themeTint="FF" w:themeShade="FF"/>
-          <w:lang w:val="en-US"/>
-        </w:rPr>
-        <w:t xml:space="preserve"> to create log messages.</w:t>
-      </w:r>
-    </w:p>
-    <w:p>
-      <w:pPr>
-        <w:pBdr>
-          <w:top w:val="nil"/>
-          <w:left w:val="nil"/>
-          <w:bottom w:val="nil"/>
-          <w:right w:val="nil"/>
-          <w:between w:val="nil"/>
-        </w:pBdr>
-        <w:spacing w:line="240" w:lineRule="auto"/>
-        <w:rPr>
-          <w:rFonts w:ascii="Calibri" w:hAnsi="Calibri" w:eastAsia="Calibri" w:cs="Calibri"/>
-          <w:color w:val="000000"/>
-        </w:rPr>
-      </w:pPr>
-    </w:p>
-    <w:p>
-      <w:pPr>
-        <w:pBdr>
-          <w:top w:val="nil"/>
-          <w:left w:val="nil"/>
-          <w:bottom w:val="nil"/>
-          <w:right w:val="nil"/>
-          <w:between w:val="nil"/>
-        </w:pBdr>
-        <w:spacing w:line="240" w:lineRule="auto"/>
-        <w:rPr>
-          <w:rFonts w:ascii="Calibri" w:hAnsi="Calibri" w:eastAsia="Calibri" w:cs="Calibri"/>
-          <w:color w:val="000000"/>
-        </w:rPr>
-      </w:pPr>
-    </w:p>
-    <w:p>
-      <w:pPr>
-        <w:pBdr>
-          <w:top w:val="nil" w:color="FF000000" w:sz="0" w:space="0"/>
-          <w:left w:val="nil" w:color="FF000000" w:sz="0" w:space="0"/>
-          <w:bottom w:val="nil" w:color="FF000000" w:sz="0" w:space="0"/>
-          <w:right w:val="nil" w:color="FF000000" w:sz="0" w:space="0"/>
-          <w:between w:val="nil" w:color="FF000000" w:sz="0" w:space="0"/>
-        </w:pBdr>
-        <w:spacing w:line="240" w:lineRule="auto"/>
-        <w:rPr>
-          <w:rFonts w:ascii="Calibri" w:hAnsi="Calibri" w:eastAsia="Calibri" w:cs="Calibri"/>
-          <w:color w:val="000000"/>
-          <w:lang w:val="en-US"/>
-        </w:rPr>
-      </w:pPr>
-      <w:r>
-        <w:rPr>
-          <w:rFonts w:ascii="Calibri" w:hAnsi="Calibri" w:eastAsia="Calibri" w:cs="Calibri"/>
-          <w:color w:val="000000" w:themeColor="text1" w:themeTint="FF" w:themeShade="FF"/>
+          <w:rFonts w:ascii="Calibri" w:eastAsia="Calibri" w:hAnsi="Calibri" w:cs="Calibri"/>
+          <w:i/>
+          <w:iCs/>
+          <w:color w:val="000000" w:themeColor="text1"/>
+          <w:lang w:val="en-US"/>
+        </w:rPr>
+        <w:t>: we already have created some helper function in the Game component to create log messages.</w:t>
+      </w:r>
+    </w:p>
+    <w:p>
+      <w:pPr>
+        <w:pBdr>
+          <w:top w:val="nil"/>
+          <w:left w:val="nil"/>
+          <w:bottom w:val="nil"/>
+          <w:right w:val="nil"/>
+          <w:between w:val="nil"/>
+        </w:pBdr>
+        <w:spacing w:line="240" w:lineRule="auto"/>
+        <w:rPr>
+          <w:rFonts w:ascii="Calibri" w:eastAsia="Calibri" w:hAnsi="Calibri" w:cs="Calibri"/>
+          <w:color w:val="000000"/>
+        </w:rPr>
+      </w:pPr>
+    </w:p>
+    <w:p>
+      <w:pPr>
+        <w:pBdr>
+          <w:top w:val="nil"/>
+          <w:left w:val="nil"/>
+          <w:bottom w:val="nil"/>
+          <w:right w:val="nil"/>
+          <w:between w:val="nil"/>
+        </w:pBdr>
+        <w:spacing w:line="240" w:lineRule="auto"/>
+        <w:rPr>
+          <w:rFonts w:ascii="Calibri" w:eastAsia="Calibri" w:hAnsi="Calibri" w:cs="Calibri"/>
+          <w:color w:val="000000"/>
+        </w:rPr>
+      </w:pPr>
+    </w:p>
+    <w:p>
+      <w:pPr>
+        <w:pBdr>
+          <w:top w:val="nil"/>
+          <w:left w:val="nil"/>
+          <w:bottom w:val="nil"/>
+          <w:right w:val="nil"/>
+          <w:between w:val="nil"/>
+        </w:pBdr>
+        <w:spacing w:line="240" w:lineRule="auto"/>
+        <w:rPr>
+          <w:rFonts w:ascii="Calibri" w:eastAsia="Calibri" w:hAnsi="Calibri" w:cs="Calibri"/>
+          <w:color w:val="000000"/>
+          <w:lang w:val="en-US"/>
+        </w:rPr>
+      </w:pPr>
+      <w:r>
+        <w:rPr>
+          <w:rFonts w:ascii="Calibri" w:eastAsia="Calibri" w:hAnsi="Calibri" w:cs="Calibri"/>
+          <w:color w:val="000000" w:themeColor="text1"/>
           <w:lang w:val="en-US"/>
         </w:rPr>
         <w:t xml:space="preserve">The </w:t>
       </w:r>
       <w:r>
         <w:rPr>
-          <w:rFonts w:ascii="Calibri" w:hAnsi="Calibri" w:eastAsia="Calibri" w:cs="Calibri"/>
-          <w:b w:val="1"/>
-          <w:bCs w:val="1"/>
-          <w:color w:val="000000" w:themeColor="text1" w:themeTint="FF" w:themeShade="FF"/>
+          <w:rFonts w:ascii="Calibri" w:eastAsia="Calibri" w:hAnsi="Calibri" w:cs="Calibri"/>
+          <w:b/>
+          <w:bCs/>
+          <w:color w:val="000000" w:themeColor="text1"/>
           <w:lang w:val="en-US"/>
         </w:rPr>
         <w:t>Logs</w:t>
       </w:r>
       <w:r>
         <w:rPr>
-          <w:rFonts w:ascii="Calibri" w:hAnsi="Calibri" w:eastAsia="Calibri" w:cs="Calibri"/>
-          <w:color w:val="000000" w:themeColor="text1" w:themeTint="FF" w:themeShade="FF"/>
-          <w:lang w:val="en-US"/>
-        </w:rPr>
-        <w:t xml:space="preserve"> </w:t>
-      </w:r>
-      <w:r>
-        <w:rPr>
-          <w:rFonts w:ascii="Calibri" w:hAnsi="Calibri" w:eastAsia="Calibri" w:cs="Calibri"/>
-          <w:color w:val="000000" w:themeColor="text1" w:themeTint="FF" w:themeShade="FF"/>
-          <w:lang w:val="en-US"/>
-        </w:rPr>
-        <w:t>component</w:t>
-      </w:r>
-      <w:r>
-        <w:rPr>
-          <w:rFonts w:ascii="Calibri" w:hAnsi="Calibri" w:eastAsia="Calibri" w:cs="Calibri"/>
-          <w:color w:val="000000" w:themeColor="text1" w:themeTint="FF" w:themeShade="FF"/>
-          <w:lang w:val="en-US"/>
-        </w:rPr>
-        <w:t xml:space="preserve"> gets 1 parameter:</w:t>
+          <w:rFonts w:ascii="Calibri" w:eastAsia="Calibri" w:hAnsi="Calibri" w:cs="Calibri"/>
+          <w:color w:val="000000" w:themeColor="text1"/>
+          <w:lang w:val="en-US"/>
+        </w:rPr>
+        <w:t xml:space="preserve"> component gets 1 parameter:</w:t>
       </w:r>
     </w:p>
     <w:p>
       <w:pPr>
         <w:numPr>
           <w:ilvl w:val="0"/>
-          <w:numId w:val="2"/>
+          <w:numId w:val="3"/>
         </w:numPr>
         <w:pBdr>
           <w:top w:val="nil"/>
@@ -4325,14 +4258,14 @@
         </w:pBdr>
         <w:spacing w:line="240" w:lineRule="auto"/>
         <w:rPr>
-          <w:rFonts w:ascii="Calibri" w:hAnsi="Calibri" w:eastAsia="Calibri" w:cs="Calibri"/>
+          <w:rFonts w:ascii="Calibri" w:eastAsia="Calibri" w:hAnsi="Calibri" w:cs="Calibri"/>
           <w:i/>
           <w:color w:val="000000"/>
         </w:rPr>
       </w:pPr>
       <w:r>
         <w:rPr>
-          <w:rFonts w:ascii="Calibri" w:hAnsi="Calibri" w:eastAsia="Calibri" w:cs="Calibri"/>
+          <w:rFonts w:ascii="Calibri" w:eastAsia="Calibri" w:hAnsi="Calibri" w:cs="Calibri"/>
           <w:color w:val="000000"/>
         </w:rPr>
         <w:t>The list of logs, following the above structure</w:t>
@@ -4349,7 +4282,7 @@
         </w:pBdr>
         <w:spacing w:line="240" w:lineRule="auto"/>
         <w:rPr>
-          <w:rFonts w:ascii="Calibri" w:hAnsi="Calibri" w:eastAsia="Calibri" w:cs="Calibri"/>
+          <w:rFonts w:ascii="Calibri" w:eastAsia="Calibri" w:hAnsi="Calibri" w:cs="Calibri"/>
           <w:color w:val="000000"/>
         </w:rPr>
       </w:pPr>
@@ -4366,14 +4299,14 @@
         <w:spacing w:line="240" w:lineRule="auto"/>
         <w:jc w:val="center"/>
         <w:rPr>
-          <w:rFonts w:ascii="Calibri" w:hAnsi="Calibri" w:eastAsia="Calibri" w:cs="Calibri"/>
+          <w:rFonts w:ascii="Calibri" w:eastAsia="Calibri" w:hAnsi="Calibri" w:cs="Calibri"/>
           <w:i/>
           <w:color w:val="000000"/>
         </w:rPr>
       </w:pPr>
       <w:r>
         <w:rPr>
-          <w:rFonts w:ascii="Calibri" w:hAnsi="Calibri" w:eastAsia="Calibri" w:cs="Calibri"/>
+          <w:rFonts w:ascii="Calibri" w:eastAsia="Calibri" w:hAnsi="Calibri" w:cs="Calibri"/>
           <w:i/>
           <w:noProof/>
           <w:color w:val="000000"/>
@@ -4392,7 +4325,7 @@
                     <pic:cNvPicPr preferRelativeResize="0"/>
                   </pic:nvPicPr>
                   <pic:blipFill>
-                    <a:blip r:embed="rId29"/>
+                    <a:blip r:embed="rId33"/>
                     <a:srcRect/>
                     <a:stretch>
                       <a:fillRect/>
@@ -4427,68 +4360,52 @@
         <w:spacing w:line="240" w:lineRule="auto"/>
         <w:jc w:val="center"/>
         <w:rPr>
-          <w:rFonts w:ascii="Calibri" w:hAnsi="Calibri" w:eastAsia="Calibri" w:cs="Calibri"/>
-          <w:color w:val="000000"/>
-        </w:rPr>
-      </w:pPr>
-    </w:p>
-    <w:p>
-      <w:pPr>
-        <w:pBdr>
-          <w:top w:val="nil" w:color="FF000000" w:sz="0" w:space="0"/>
-          <w:left w:val="nil" w:color="FF000000" w:sz="0" w:space="0"/>
-          <w:bottom w:val="nil" w:color="FF000000" w:sz="0" w:space="0"/>
-          <w:right w:val="nil" w:color="FF000000" w:sz="0" w:space="0"/>
-          <w:between w:val="nil" w:color="FF000000" w:sz="0" w:space="0"/>
-        </w:pBdr>
-        <w:spacing w:line="240" w:lineRule="auto"/>
-        <w:rPr>
-          <w:rFonts w:ascii="Calibri" w:hAnsi="Calibri" w:eastAsia="Calibri" w:cs="Calibri"/>
-          <w:color w:val="000000"/>
-          <w:lang w:val="en-US"/>
-        </w:rPr>
-      </w:pPr>
-      <w:r>
-        <w:rPr>
-          <w:rFonts w:ascii="Calibri" w:hAnsi="Calibri" w:eastAsia="Calibri" w:cs="Calibri"/>
-          <w:color w:val="000000" w:themeColor="text1" w:themeTint="FF" w:themeShade="FF"/>
+          <w:rFonts w:ascii="Calibri" w:eastAsia="Calibri" w:hAnsi="Calibri" w:cs="Calibri"/>
+          <w:color w:val="000000"/>
+        </w:rPr>
+      </w:pPr>
+    </w:p>
+    <w:p>
+      <w:pPr>
+        <w:pBdr>
+          <w:top w:val="nil"/>
+          <w:left w:val="nil"/>
+          <w:bottom w:val="nil"/>
+          <w:right w:val="nil"/>
+          <w:between w:val="nil"/>
+        </w:pBdr>
+        <w:spacing w:line="240" w:lineRule="auto"/>
+        <w:rPr>
+          <w:rFonts w:ascii="Calibri" w:eastAsia="Calibri" w:hAnsi="Calibri" w:cs="Calibri"/>
+          <w:color w:val="000000"/>
+          <w:lang w:val="en-US"/>
+        </w:rPr>
+      </w:pPr>
+      <w:r>
+        <w:rPr>
+          <w:rFonts w:ascii="Calibri" w:eastAsia="Calibri" w:hAnsi="Calibri" w:cs="Calibri"/>
+          <w:color w:val="000000" w:themeColor="text1"/>
           <w:lang w:val="en-US"/>
         </w:rPr>
         <w:t xml:space="preserve">The </w:t>
       </w:r>
       <w:r>
         <w:rPr>
-          <w:rFonts w:ascii="Calibri" w:hAnsi="Calibri" w:eastAsia="Calibri" w:cs="Calibri"/>
-          <w:b w:val="1"/>
-          <w:bCs w:val="1"/>
-          <w:color w:val="000000" w:themeColor="text1" w:themeTint="FF" w:themeShade="FF"/>
+          <w:rFonts w:ascii="Calibri" w:eastAsia="Calibri" w:hAnsi="Calibri" w:cs="Calibri"/>
+          <w:b/>
+          <w:bCs/>
+          <w:color w:val="000000" w:themeColor="text1"/>
           <w:lang w:val="en-US"/>
         </w:rPr>
         <w:t>Logs</w:t>
       </w:r>
       <w:r>
         <w:rPr>
-          <w:rFonts w:ascii="Calibri" w:hAnsi="Calibri" w:eastAsia="Calibri" w:cs="Calibri"/>
-          <w:color w:val="000000" w:themeColor="text1" w:themeTint="FF" w:themeShade="FF"/>
-          <w:lang w:val="en-US"/>
-        </w:rPr>
-        <w:t xml:space="preserve"> </w:t>
-      </w:r>
-      <w:r>
-        <w:rPr>
-          <w:rFonts w:ascii="Calibri" w:hAnsi="Calibri" w:eastAsia="Calibri" w:cs="Calibri"/>
-          <w:color w:val="000000" w:themeColor="text1" w:themeTint="FF" w:themeShade="FF"/>
-          <w:lang w:val="en-US"/>
-        </w:rPr>
-        <w:t>component</w:t>
-      </w:r>
-      <w:r>
-        <w:rPr>
-          <w:rFonts w:ascii="Calibri" w:hAnsi="Calibri" w:eastAsia="Calibri" w:cs="Calibri"/>
-          <w:color w:val="000000" w:themeColor="text1" w:themeTint="FF" w:themeShade="FF"/>
-          <w:lang w:val="en-US"/>
-        </w:rPr>
-        <w:t xml:space="preserve"> shall display each log, following the color specification:</w:t>
+          <w:rFonts w:ascii="Calibri" w:eastAsia="Calibri" w:hAnsi="Calibri" w:cs="Calibri"/>
+          <w:color w:val="000000" w:themeColor="text1"/>
+          <w:lang w:val="en-US"/>
+        </w:rPr>
+        <w:t xml:space="preserve"> component shall display each log, following the color specification:</w:t>
       </w:r>
     </w:p>
     <w:p>
@@ -4503,7 +4420,7 @@
         <w:spacing w:line="240" w:lineRule="auto"/>
         <w:jc w:val="center"/>
         <w:rPr>
-          <w:rFonts w:ascii="Calibri" w:hAnsi="Calibri" w:eastAsia="Calibri" w:cs="Calibri"/>
+          <w:rFonts w:ascii="Calibri" w:eastAsia="Calibri" w:hAnsi="Calibri" w:cs="Calibri"/>
           <w:color w:val="000000"/>
         </w:rPr>
       </w:pPr>
@@ -4520,13 +4437,13 @@
         <w:spacing w:line="240" w:lineRule="auto"/>
         <w:jc w:val="center"/>
         <w:rPr>
-          <w:rFonts w:ascii="Calibri" w:hAnsi="Calibri" w:eastAsia="Calibri" w:cs="Calibri"/>
-          <w:color w:val="000000"/>
-        </w:rPr>
-      </w:pPr>
-      <w:r>
-        <w:rPr>
-          <w:rFonts w:ascii="Calibri" w:hAnsi="Calibri" w:eastAsia="Calibri" w:cs="Calibri"/>
+          <w:rFonts w:ascii="Calibri" w:eastAsia="Calibri" w:hAnsi="Calibri" w:cs="Calibri"/>
+          <w:color w:val="000000"/>
+        </w:rPr>
+      </w:pPr>
+      <w:r>
+        <w:rPr>
+          <w:rFonts w:ascii="Calibri" w:eastAsia="Calibri" w:hAnsi="Calibri" w:cs="Calibri"/>
           <w:noProof/>
           <w:color w:val="000000"/>
         </w:rPr>
@@ -4544,7 +4461,7 @@
                     <pic:cNvPicPr preferRelativeResize="0"/>
                   </pic:nvPicPr>
                   <pic:blipFill>
-                    <a:blip r:embed="rId30"/>
+                    <a:blip r:embed="rId34"/>
                     <a:srcRect/>
                     <a:stretch>
                       <a:fillRect/>
@@ -4578,7 +4495,7 @@
         </w:pBdr>
         <w:spacing w:line="240" w:lineRule="auto"/>
         <w:rPr>
-          <w:rFonts w:ascii="Calibri" w:hAnsi="Calibri" w:eastAsia="Calibri" w:cs="Calibri"/>
+          <w:rFonts w:ascii="Calibri" w:eastAsia="Calibri" w:hAnsi="Calibri" w:cs="Calibri"/>
           <w:color w:val="000000"/>
         </w:rPr>
       </w:pPr>
@@ -4601,99 +4518,65 @@
           <w:szCs w:val="48"/>
           <w:lang w:val="en-US"/>
         </w:rPr>
-        <w:t xml:space="preserve">5. Game </w:t>
-      </w:r>
-      <w:r>
-        <w:rPr>
-          <w:sz w:val="48"/>
-          <w:szCs w:val="48"/>
-          <w:lang w:val="en-US"/>
-        </w:rPr>
-        <w:t>component</w:t>
-      </w:r>
-    </w:p>
-    <w:p>
-      <w:pPr>
-        <w:pBdr>
-          <w:top w:val="nil" w:color="FF000000" w:sz="0" w:space="0"/>
-          <w:left w:val="nil" w:color="FF000000" w:sz="0" w:space="0"/>
-          <w:bottom w:val="nil" w:color="FF000000" w:sz="0" w:space="0"/>
-          <w:right w:val="nil" w:color="FF000000" w:sz="0" w:space="0"/>
-          <w:between w:val="nil" w:color="FF000000" w:sz="0" w:space="0"/>
-        </w:pBdr>
-        <w:spacing w:line="240" w:lineRule="auto"/>
-        <w:rPr>
-          <w:rFonts w:ascii="Calibri" w:hAnsi="Calibri" w:eastAsia="Calibri" w:cs="Calibri"/>
-          <w:color w:val="000000"/>
-          <w:lang w:val="en-US"/>
-        </w:rPr>
-      </w:pPr>
-      <w:r>
-        <w:rPr>
-          <w:rFonts w:ascii="Calibri" w:hAnsi="Calibri" w:eastAsia="Calibri" w:cs="Calibri"/>
-          <w:color w:val="000000" w:themeColor="text1" w:themeTint="FF" w:themeShade="FF"/>
+        <w:t>5. Game component</w:t>
+      </w:r>
+    </w:p>
+    <w:p>
+      <w:pPr>
+        <w:pBdr>
+          <w:top w:val="nil"/>
+          <w:left w:val="nil"/>
+          <w:bottom w:val="nil"/>
+          <w:right w:val="nil"/>
+          <w:between w:val="nil"/>
+        </w:pBdr>
+        <w:spacing w:line="240" w:lineRule="auto"/>
+        <w:rPr>
+          <w:rFonts w:ascii="Calibri" w:eastAsia="Calibri" w:hAnsi="Calibri" w:cs="Calibri"/>
+          <w:color w:val="000000"/>
+          <w:lang w:val="en-US"/>
+        </w:rPr>
+      </w:pPr>
+      <w:r>
+        <w:rPr>
+          <w:rFonts w:ascii="Calibri" w:eastAsia="Calibri" w:hAnsi="Calibri" w:cs="Calibri"/>
+          <w:color w:val="000000" w:themeColor="text1"/>
           <w:lang w:val="en-US"/>
         </w:rPr>
         <w:t xml:space="preserve">The </w:t>
       </w:r>
       <w:r>
         <w:rPr>
-          <w:rFonts w:ascii="Calibri" w:hAnsi="Calibri" w:eastAsia="Calibri" w:cs="Calibri"/>
-          <w:b w:val="1"/>
-          <w:bCs w:val="1"/>
-          <w:color w:val="000000" w:themeColor="text1" w:themeTint="FF" w:themeShade="FF"/>
+          <w:rFonts w:ascii="Calibri" w:eastAsia="Calibri" w:hAnsi="Calibri" w:cs="Calibri"/>
+          <w:b/>
+          <w:bCs/>
+          <w:color w:val="000000" w:themeColor="text1"/>
           <w:lang w:val="en-US"/>
         </w:rPr>
         <w:t>Game</w:t>
       </w:r>
       <w:r>
         <w:rPr>
-          <w:rFonts w:ascii="Calibri" w:hAnsi="Calibri" w:eastAsia="Calibri" w:cs="Calibri"/>
-          <w:color w:val="000000" w:themeColor="text1" w:themeTint="FF" w:themeShade="FF"/>
-          <w:lang w:val="en-US"/>
-        </w:rPr>
-        <w:t xml:space="preserve"> </w:t>
-      </w:r>
-      <w:r>
-        <w:rPr>
-          <w:rFonts w:ascii="Calibri" w:hAnsi="Calibri" w:eastAsia="Calibri" w:cs="Calibri"/>
-          <w:color w:val="000000" w:themeColor="text1" w:themeTint="FF" w:themeShade="FF"/>
-          <w:lang w:val="en-US"/>
-        </w:rPr>
-        <w:t>component</w:t>
-      </w:r>
-      <w:r>
-        <w:rPr>
-          <w:rFonts w:ascii="Calibri" w:hAnsi="Calibri" w:eastAsia="Calibri" w:cs="Calibri"/>
-          <w:color w:val="000000" w:themeColor="text1" w:themeTint="FF" w:themeShade="FF"/>
-          <w:lang w:val="en-US"/>
-        </w:rPr>
-        <w:t xml:space="preserve"> handles the game logic. It will be the </w:t>
-      </w:r>
-      <w:r>
-        <w:rPr>
-          <w:rFonts w:ascii="Calibri" w:hAnsi="Calibri" w:eastAsia="Calibri" w:cs="Calibri"/>
-          <w:b w:val="1"/>
-          <w:bCs w:val="1"/>
-          <w:color w:val="000000" w:themeColor="text1" w:themeTint="FF" w:themeShade="FF"/>
-          <w:lang w:val="en-US"/>
-        </w:rPr>
-        <w:t xml:space="preserve">main </w:t>
-      </w:r>
-      <w:r>
-        <w:rPr>
-          <w:rFonts w:ascii="Calibri" w:hAnsi="Calibri" w:eastAsia="Calibri" w:cs="Calibri"/>
-          <w:b w:val="1"/>
-          <w:bCs w:val="1"/>
-          <w:color w:val="000000" w:themeColor="text1" w:themeTint="FF" w:themeShade="FF"/>
-          <w:lang w:val="en-US"/>
-        </w:rPr>
-        <w:t>component</w:t>
-      </w:r>
-      <w:r>
-        <w:rPr>
-          <w:rFonts w:ascii="Calibri" w:hAnsi="Calibri" w:eastAsia="Calibri" w:cs="Calibri"/>
-          <w:color w:val="000000" w:themeColor="text1" w:themeTint="FF" w:themeShade="FF"/>
+          <w:rFonts w:ascii="Calibri" w:eastAsia="Calibri" w:hAnsi="Calibri" w:cs="Calibri"/>
+          <w:color w:val="000000" w:themeColor="text1"/>
+          <w:lang w:val="en-US"/>
+        </w:rPr>
+        <w:t xml:space="preserve"> component handles the game logic. It will be the </w:t>
+      </w:r>
+      <w:r>
+        <w:rPr>
+          <w:rFonts w:ascii="Calibri" w:eastAsia="Calibri" w:hAnsi="Calibri" w:cs="Calibri"/>
+          <w:b/>
+          <w:bCs/>
+          <w:color w:val="000000" w:themeColor="text1"/>
+          <w:lang w:val="en-US"/>
+        </w:rPr>
+        <w:t>main component</w:t>
+      </w:r>
+      <w:r>
+        <w:rPr>
+          <w:rFonts w:ascii="Calibri" w:eastAsia="Calibri" w:hAnsi="Calibri" w:cs="Calibri"/>
+          <w:color w:val="000000" w:themeColor="text1"/>
           <w:lang w:val="en-US"/>
         </w:rPr>
         <w:t xml:space="preserve"> of your project.</w:t>
@@ -4710,29 +4593,29 @@
         </w:pBdr>
         <w:spacing w:line="240" w:lineRule="auto"/>
         <w:rPr>
-          <w:rFonts w:ascii="Calibri" w:hAnsi="Calibri" w:eastAsia="Calibri" w:cs="Calibri"/>
-          <w:color w:val="000000"/>
-        </w:rPr>
-      </w:pPr>
-    </w:p>
-    <w:p>
-      <w:pPr>
-        <w:pBdr>
-          <w:top w:val="nil"/>
-          <w:left w:val="nil"/>
-          <w:bottom w:val="nil"/>
-          <w:right w:val="nil"/>
-          <w:between w:val="nil"/>
-        </w:pBdr>
-        <w:spacing w:line="240" w:lineRule="auto"/>
-        <w:rPr>
-          <w:rFonts w:ascii="Calibri" w:hAnsi="Calibri" w:eastAsia="Calibri" w:cs="Calibri"/>
-          <w:color w:val="000000"/>
-        </w:rPr>
-      </w:pPr>
-      <w:r>
-        <w:rPr>
-          <w:rFonts w:ascii="Calibri" w:hAnsi="Calibri" w:eastAsia="Calibri" w:cs="Calibri"/>
+          <w:rFonts w:ascii="Calibri" w:eastAsia="Calibri" w:hAnsi="Calibri" w:cs="Calibri"/>
+          <w:color w:val="000000"/>
+        </w:rPr>
+      </w:pPr>
+    </w:p>
+    <w:p>
+      <w:pPr>
+        <w:pBdr>
+          <w:top w:val="nil"/>
+          <w:left w:val="nil"/>
+          <w:bottom w:val="nil"/>
+          <w:right w:val="nil"/>
+          <w:between w:val="nil"/>
+        </w:pBdr>
+        <w:spacing w:line="240" w:lineRule="auto"/>
+        <w:rPr>
+          <w:rFonts w:ascii="Calibri" w:eastAsia="Calibri" w:hAnsi="Calibri" w:cs="Calibri"/>
+          <w:color w:val="000000"/>
+        </w:rPr>
+      </w:pPr>
+      <w:r>
+        <w:rPr>
+          <w:rFonts w:ascii="Calibri" w:eastAsia="Calibri" w:hAnsi="Calibri" w:cs="Calibri"/>
           <w:b/>
           <w:color w:val="000000"/>
         </w:rPr>
@@ -4740,14 +4623,14 @@
       </w:r>
       <w:r>
         <w:rPr>
-          <w:rFonts w:ascii="Calibri" w:hAnsi="Calibri" w:eastAsia="Calibri" w:cs="Calibri"/>
+          <w:rFonts w:ascii="Calibri" w:eastAsia="Calibri" w:hAnsi="Calibri" w:cs="Calibri"/>
           <w:color w:val="000000"/>
         </w:rPr>
         <w:t xml:space="preserve"> Take time to list down the </w:t>
       </w:r>
       <w:r>
         <w:rPr>
-          <w:rFonts w:ascii="Calibri" w:hAnsi="Calibri" w:eastAsia="Calibri" w:cs="Calibri"/>
+          <w:rFonts w:ascii="Calibri" w:eastAsia="Calibri" w:hAnsi="Calibri" w:cs="Calibri"/>
           <w:i/>
           <w:color w:val="000000"/>
         </w:rPr>
@@ -4755,14 +4638,14 @@
       </w:r>
       <w:r>
         <w:rPr>
-          <w:rFonts w:ascii="Calibri" w:hAnsi="Calibri" w:eastAsia="Calibri" w:cs="Calibri"/>
+          <w:rFonts w:ascii="Calibri" w:eastAsia="Calibri" w:hAnsi="Calibri" w:cs="Calibri"/>
           <w:color w:val="000000"/>
         </w:rPr>
         <w:t xml:space="preserve"> and the </w:t>
       </w:r>
       <w:r>
         <w:rPr>
-          <w:rFonts w:ascii="Calibri" w:hAnsi="Calibri" w:eastAsia="Calibri" w:cs="Calibri"/>
+          <w:rFonts w:ascii="Calibri" w:eastAsia="Calibri" w:hAnsi="Calibri" w:cs="Calibri"/>
           <w:i/>
           <w:color w:val="000000"/>
         </w:rPr>
@@ -4770,24 +4653,40 @@
       </w:r>
       <w:r>
         <w:rPr>
-          <w:rFonts w:ascii="Calibri" w:hAnsi="Calibri" w:eastAsia="Calibri" w:cs="Calibri"/>
+          <w:rFonts w:ascii="Calibri" w:eastAsia="Calibri" w:hAnsi="Calibri" w:cs="Calibri"/>
           <w:color w:val="000000"/>
         </w:rPr>
         <w:t xml:space="preserve"> you will need to handle </w:t>
       </w:r>
-      <w:hyperlink r:id="rId31">
+      <w:hyperlink r:id="rId35">
         <w:r>
           <w:rPr>
-            <w:rFonts w:ascii="Calibri" w:hAnsi="Calibri" w:eastAsia="Calibri" w:cs="Calibri"/>
+            <w:rFonts w:ascii="Calibri" w:eastAsia="Calibri" w:hAnsi="Calibri" w:cs="Calibri"/>
             <w:color w:val="0000FF"/>
             <w:u w:val="single"/>
           </w:rPr>
-          <w:t>all your game features</w:t>
+          <w:t>all your game featu</w:t>
+        </w:r>
+        <w:r>
+          <w:rPr>
+            <w:rFonts w:ascii="Calibri" w:eastAsia="Calibri" w:hAnsi="Calibri" w:cs="Calibri"/>
+            <w:color w:val="0000FF"/>
+            <w:u w:val="single"/>
+          </w:rPr>
+          <w:t>r</w:t>
+        </w:r>
+        <w:r>
+          <w:rPr>
+            <w:rFonts w:ascii="Calibri" w:eastAsia="Calibri" w:hAnsi="Calibri" w:cs="Calibri"/>
+            <w:color w:val="0000FF"/>
+            <w:u w:val="single"/>
+          </w:rPr>
+          <w:t>es</w:t>
         </w:r>
       </w:hyperlink>
       <w:r>
         <w:rPr>
-          <w:rFonts w:ascii="Calibri" w:hAnsi="Calibri" w:eastAsia="Calibri" w:cs="Calibri"/>
+          <w:rFonts w:ascii="Calibri" w:eastAsia="Calibri" w:hAnsi="Calibri" w:cs="Calibri"/>
           <w:color w:val="000000"/>
         </w:rPr>
         <w:t>.</w:t>
@@ -4804,47 +4703,47 @@
         </w:pBdr>
         <w:spacing w:line="240" w:lineRule="auto"/>
         <w:rPr>
-          <w:rFonts w:ascii="Calibri" w:hAnsi="Calibri" w:eastAsia="Calibri" w:cs="Calibri"/>
-          <w:color w:val="000000"/>
-        </w:rPr>
-      </w:pPr>
-    </w:p>
-    <w:p>
-      <w:pPr>
-        <w:pBdr>
-          <w:top w:val="nil"/>
-          <w:left w:val="nil"/>
-          <w:bottom w:val="nil"/>
-          <w:right w:val="nil"/>
-          <w:between w:val="nil"/>
-        </w:pBdr>
-        <w:spacing w:line="240" w:lineRule="auto"/>
-        <w:rPr>
-          <w:rFonts w:ascii="Calibri" w:hAnsi="Calibri" w:eastAsia="Calibri" w:cs="Calibri"/>
-          <w:color w:val="000000"/>
-        </w:rPr>
-      </w:pPr>
-    </w:p>
-    <w:p>
-      <w:pPr>
-        <w:pBdr>
-          <w:top w:val="nil" w:color="FF000000" w:sz="0" w:space="0"/>
-          <w:left w:val="nil" w:color="FF000000" w:sz="0" w:space="0"/>
-          <w:bottom w:val="nil" w:color="FF000000" w:sz="0" w:space="0"/>
-          <w:right w:val="nil" w:color="FF000000" w:sz="0" w:space="0"/>
-          <w:between w:val="nil" w:color="FF000000" w:sz="0" w:space="0"/>
-        </w:pBdr>
-        <w:spacing w:line="240" w:lineRule="auto"/>
-        <w:rPr>
-          <w:rFonts w:ascii="Calibri" w:hAnsi="Calibri" w:eastAsia="Calibri" w:cs="Calibri"/>
-          <w:color w:val="000000"/>
-          <w:lang w:val="en-US"/>
-        </w:rPr>
-      </w:pPr>
-      <w:r>
-        <w:rPr>
-          <w:rFonts w:ascii="Calibri" w:hAnsi="Calibri" w:eastAsia="Calibri" w:cs="Calibri"/>
-          <w:color w:val="000000" w:themeColor="text1" w:themeTint="FF" w:themeShade="FF"/>
+          <w:rFonts w:ascii="Calibri" w:eastAsia="Calibri" w:hAnsi="Calibri" w:cs="Calibri"/>
+          <w:color w:val="000000"/>
+        </w:rPr>
+      </w:pPr>
+    </w:p>
+    <w:p>
+      <w:pPr>
+        <w:pBdr>
+          <w:top w:val="nil"/>
+          <w:left w:val="nil"/>
+          <w:bottom w:val="nil"/>
+          <w:right w:val="nil"/>
+          <w:between w:val="nil"/>
+        </w:pBdr>
+        <w:spacing w:line="240" w:lineRule="auto"/>
+        <w:rPr>
+          <w:rFonts w:ascii="Calibri" w:eastAsia="Calibri" w:hAnsi="Calibri" w:cs="Calibri"/>
+          <w:color w:val="000000"/>
+        </w:rPr>
+      </w:pPr>
+    </w:p>
+    <w:p>
+      <w:pPr>
+        <w:pBdr>
+          <w:top w:val="nil"/>
+          <w:left w:val="nil"/>
+          <w:bottom w:val="nil"/>
+          <w:right w:val="nil"/>
+          <w:between w:val="nil"/>
+        </w:pBdr>
+        <w:spacing w:line="240" w:lineRule="auto"/>
+        <w:rPr>
+          <w:rFonts w:ascii="Calibri" w:eastAsia="Calibri" w:hAnsi="Calibri" w:cs="Calibri"/>
+          <w:color w:val="000000"/>
+          <w:lang w:val="en-US"/>
+        </w:rPr>
+      </w:pPr>
+      <w:r>
+        <w:rPr>
+          <w:rFonts w:ascii="Calibri" w:eastAsia="Calibri" w:hAnsi="Calibri" w:cs="Calibri"/>
+          <w:color w:val="000000" w:themeColor="text1"/>
           <w:u w:val="single"/>
           <w:lang w:val="en-US"/>
         </w:rPr>
@@ -4852,33 +4751,25 @@
       </w:r>
       <w:r>
         <w:rPr>
-          <w:rFonts w:ascii="Calibri" w:hAnsi="Calibri" w:eastAsia="Calibri" w:cs="Calibri"/>
-          <w:color w:val="000000" w:themeColor="text1" w:themeTint="FF" w:themeShade="FF"/>
-          <w:lang w:val="en-US"/>
-        </w:rPr>
-        <w:t>: Computed values are data that do not need a state, as they can be computed from other data (state, constant, variable</w:t>
-      </w:r>
-      <w:r>
-        <w:rPr>
-          <w:rFonts w:ascii="Calibri" w:hAnsi="Calibri" w:eastAsia="Calibri" w:cs="Calibri"/>
-          <w:color w:val="000000" w:themeColor="text1" w:themeTint="FF" w:themeShade="FF"/>
-          <w:lang w:val="en-US"/>
-        </w:rPr>
-        <w:t>.)</w:t>
-      </w:r>
-    </w:p>
-    <w:p>
-      <w:pPr>
-        <w:pBdr>
-          <w:top w:val="nil"/>
-          <w:left w:val="nil"/>
-          <w:bottom w:val="nil"/>
-          <w:right w:val="nil"/>
-          <w:between w:val="nil"/>
-        </w:pBdr>
-        <w:spacing w:line="240" w:lineRule="auto"/>
-        <w:rPr>
-          <w:rFonts w:ascii="Calibri" w:hAnsi="Calibri" w:eastAsia="Calibri" w:cs="Calibri"/>
+          <w:rFonts w:ascii="Calibri" w:eastAsia="Calibri" w:hAnsi="Calibri" w:cs="Calibri"/>
+          <w:color w:val="000000" w:themeColor="text1"/>
+          <w:lang w:val="en-US"/>
+        </w:rPr>
+        <w:t>: Computed values are data that do not need a state, as they can be computed from other data (state, constant, variable.)</w:t>
+      </w:r>
+    </w:p>
+    <w:p>
+      <w:pPr>
+        <w:pBdr>
+          <w:top w:val="nil"/>
+          <w:left w:val="nil"/>
+          <w:bottom w:val="nil"/>
+          <w:right w:val="nil"/>
+          <w:between w:val="nil"/>
+        </w:pBdr>
+        <w:spacing w:line="240" w:lineRule="auto"/>
+        <w:rPr>
+          <w:rFonts w:ascii="Calibri" w:eastAsia="Calibri" w:hAnsi="Calibri" w:cs="Calibri"/>
           <w:i/>
           <w:color w:val="000000"/>
         </w:rPr>
@@ -4895,7 +4786,7 @@
         </w:pBdr>
         <w:spacing w:line="240" w:lineRule="auto"/>
         <w:rPr>
-          <w:rFonts w:ascii="Calibri" w:hAnsi="Calibri" w:eastAsia="Calibri" w:cs="Calibri"/>
+          <w:rFonts w:ascii="Calibri" w:eastAsia="Calibri" w:hAnsi="Calibri" w:cs="Calibri"/>
           <w:i/>
           <w:color w:val="000000"/>
         </w:rPr>
@@ -4904,23 +4795,23 @@
     <w:p>
       <w:pPr>
         <w:pBdr>
-          <w:top w:val="nil" w:color="FF000000" w:sz="0" w:space="0"/>
-          <w:left w:val="nil" w:color="FF000000" w:sz="0" w:space="0"/>
-          <w:bottom w:val="nil" w:color="FF000000" w:sz="0" w:space="0"/>
-          <w:right w:val="nil" w:color="FF000000" w:sz="0" w:space="0"/>
-          <w:between w:val="nil" w:color="FF000000" w:sz="0" w:space="0"/>
-        </w:pBdr>
-        <w:spacing w:line="240" w:lineRule="auto"/>
-        <w:rPr>
-          <w:rFonts w:ascii="Calibri" w:hAnsi="Calibri" w:eastAsia="Calibri" w:cs="Calibri"/>
-          <w:color w:val="000000"/>
-          <w:lang w:val="en-US"/>
-        </w:rPr>
-      </w:pPr>
-      <w:r>
-        <w:rPr>
-          <w:rFonts w:ascii="Calibri" w:hAnsi="Calibri" w:eastAsia="Calibri" w:cs="Calibri"/>
-          <w:color w:val="000000" w:themeColor="text1" w:themeTint="FF" w:themeShade="FF"/>
+          <w:top w:val="nil"/>
+          <w:left w:val="nil"/>
+          <w:bottom w:val="nil"/>
+          <w:right w:val="nil"/>
+          <w:between w:val="nil"/>
+        </w:pBdr>
+        <w:spacing w:line="240" w:lineRule="auto"/>
+        <w:rPr>
+          <w:rFonts w:ascii="Calibri" w:eastAsia="Calibri" w:hAnsi="Calibri" w:cs="Calibri"/>
+          <w:color w:val="000000"/>
+          <w:lang w:val="en-US"/>
+        </w:rPr>
+      </w:pPr>
+      <w:r>
+        <w:rPr>
+          <w:rFonts w:ascii="Calibri" w:eastAsia="Calibri" w:hAnsi="Calibri" w:cs="Calibri"/>
+          <w:color w:val="000000" w:themeColor="text1"/>
           <w:u w:val="single"/>
           <w:lang w:val="en-US"/>
         </w:rPr>
@@ -4928,49 +4819,25 @@
       </w:r>
       <w:r>
         <w:rPr>
-          <w:rFonts w:ascii="Calibri" w:hAnsi="Calibri" w:eastAsia="Calibri" w:cs="Calibri"/>
-          <w:color w:val="000000" w:themeColor="text1" w:themeTint="FF" w:themeShade="FF"/>
-          <w:lang w:val="en-US"/>
-        </w:rPr>
-        <w:t xml:space="preserve"> how will you manage whether th</w:t>
-      </w:r>
-      <w:r>
-        <w:rPr>
-          <w:rFonts w:ascii="Calibri" w:hAnsi="Calibri" w:eastAsia="Calibri" w:cs="Calibri"/>
-          <w:color w:val="000000" w:themeColor="text1" w:themeTint="FF" w:themeShade="FF"/>
-          <w:lang w:val="en-US"/>
-        </w:rPr>
-        <w:t xml:space="preserve">e game is over, who has won? Whether the special attack </w:t>
-      </w:r>
-      <w:r>
-        <w:rPr>
-          <w:rFonts w:ascii="Calibri" w:hAnsi="Calibri" w:eastAsia="Calibri" w:cs="Calibri"/>
-          <w:color w:val="000000" w:themeColor="text1" w:themeTint="FF" w:themeShade="FF"/>
-          <w:lang w:val="en-US"/>
-        </w:rPr>
-        <w:t>need</w:t>
-      </w:r>
-      <w:r>
-        <w:rPr>
-          <w:rFonts w:ascii="Calibri" w:hAnsi="Calibri" w:eastAsia="Calibri" w:cs="Calibri"/>
-          <w:color w:val="000000" w:themeColor="text1" w:themeTint="FF" w:themeShade="FF"/>
-          <w:lang w:val="en-US"/>
-        </w:rPr>
-        <w:t xml:space="preserve"> to be displayed or not? How will you store the logs? Etc.</w:t>
-      </w:r>
-    </w:p>
-    <w:p>
-      <w:pPr>
-        <w:pBdr>
-          <w:top w:val="nil"/>
-          <w:left w:val="nil"/>
-          <w:bottom w:val="nil"/>
-          <w:right w:val="nil"/>
-          <w:between w:val="nil"/>
-        </w:pBdr>
-        <w:spacing w:line="240" w:lineRule="auto"/>
-        <w:rPr>
-          <w:rFonts w:ascii="Calibri" w:hAnsi="Calibri" w:eastAsia="Calibri" w:cs="Calibri"/>
+          <w:rFonts w:ascii="Calibri" w:eastAsia="Calibri" w:hAnsi="Calibri" w:cs="Calibri"/>
+          <w:color w:val="000000" w:themeColor="text1"/>
+          <w:lang w:val="en-US"/>
+        </w:rPr>
+        <w:t xml:space="preserve"> how will you manage whether the game is over, who has won? Whether the special attack need to be displayed or not? How will you store the logs? Etc.</w:t>
+      </w:r>
+    </w:p>
+    <w:p>
+      <w:pPr>
+        <w:pBdr>
+          <w:top w:val="nil"/>
+          <w:left w:val="nil"/>
+          <w:bottom w:val="nil"/>
+          <w:right w:val="nil"/>
+          <w:between w:val="nil"/>
+        </w:pBdr>
+        <w:spacing w:line="240" w:lineRule="auto"/>
+        <w:rPr>
+          <w:rFonts w:ascii="Calibri" w:eastAsia="Calibri" w:hAnsi="Calibri" w:cs="Calibri"/>
           <w:color w:val="000000"/>
         </w:rPr>
       </w:pPr>
@@ -4980,12 +4847,12 @@
         <w:tblStyle w:val="a"/>
         <w:tblW w:w="9350" w:type="dxa"/>
         <w:tblBorders>
-          <w:top w:val="single" w:color="000000" w:sz="4" w:space="0"/>
-          <w:left w:val="single" w:color="000000" w:sz="4" w:space="0"/>
-          <w:bottom w:val="single" w:color="000000" w:sz="4" w:space="0"/>
-          <w:right w:val="single" w:color="000000" w:sz="4" w:space="0"/>
-          <w:insideH w:val="single" w:color="000000" w:sz="4" w:space="0"/>
-          <w:insideV w:val="single" w:color="000000" w:sz="4" w:space="0"/>
+          <w:top w:val="single" w:sz="4" w:space="0" w:color="000000"/>
+          <w:left w:val="single" w:sz="4" w:space="0" w:color="000000"/>
+          <w:bottom w:val="single" w:sz="4" w:space="0" w:color="000000"/>
+          <w:right w:val="single" w:sz="4" w:space="0" w:color="000000"/>
+          <w:insideH w:val="single" w:sz="4" w:space="0" w:color="000000"/>
+          <w:insideV w:val="single" w:sz="4" w:space="0" w:color="000000"/>
         </w:tblBorders>
         <w:tblLayout w:type="fixed"/>
         <w:tblLook w:val="0400" w:firstRow="0" w:lastRow="0" w:firstColumn="0" w:lastColumn="0" w:noHBand="0" w:noVBand="1"/>
@@ -5011,13 +4878,13 @@
                 <w:between w:val="nil"/>
               </w:pBdr>
               <w:rPr>
-                <w:rFonts w:ascii="Calibri" w:hAnsi="Calibri" w:eastAsia="Calibri" w:cs="Calibri"/>
+                <w:rFonts w:ascii="Calibri" w:eastAsia="Calibri" w:hAnsi="Calibri" w:cs="Calibri"/>
                 <w:color w:val="000000"/>
               </w:rPr>
             </w:pPr>
             <w:r>
               <w:rPr>
-                <w:rFonts w:ascii="Calibri" w:hAnsi="Calibri" w:eastAsia="Calibri" w:cs="Calibri"/>
+                <w:rFonts w:ascii="Calibri" w:eastAsia="Calibri" w:hAnsi="Calibri" w:cs="Calibri"/>
                 <w:color w:val="000000"/>
               </w:rPr>
               <w:t>State</w:t>
@@ -5039,13 +4906,13 @@
                 <w:between w:val="nil"/>
               </w:pBdr>
               <w:rPr>
-                <w:rFonts w:ascii="Calibri" w:hAnsi="Calibri" w:eastAsia="Calibri" w:cs="Calibri"/>
+                <w:rFonts w:ascii="Calibri" w:eastAsia="Calibri" w:hAnsi="Calibri" w:cs="Calibri"/>
                 <w:color w:val="000000"/>
               </w:rPr>
             </w:pPr>
             <w:r>
               <w:rPr>
-                <w:rFonts w:ascii="Calibri" w:hAnsi="Calibri" w:eastAsia="Calibri" w:cs="Calibri"/>
+                <w:rFonts w:ascii="Calibri" w:eastAsia="Calibri" w:hAnsi="Calibri" w:cs="Calibri"/>
                 <w:color w:val="000000"/>
               </w:rPr>
               <w:t>Type</w:t>
@@ -5067,13 +4934,13 @@
                 <w:between w:val="nil"/>
               </w:pBdr>
               <w:rPr>
-                <w:rFonts w:ascii="Calibri" w:hAnsi="Calibri" w:eastAsia="Calibri" w:cs="Calibri"/>
+                <w:rFonts w:ascii="Calibri" w:eastAsia="Calibri" w:hAnsi="Calibri" w:cs="Calibri"/>
                 <w:color w:val="000000"/>
               </w:rPr>
             </w:pPr>
             <w:r>
               <w:rPr>
-                <w:rFonts w:ascii="Calibri" w:hAnsi="Calibri" w:eastAsia="Calibri" w:cs="Calibri"/>
+                <w:rFonts w:ascii="Calibri" w:eastAsia="Calibri" w:hAnsi="Calibri" w:cs="Calibri"/>
                 <w:color w:val="000000"/>
               </w:rPr>
               <w:t>Role</w:t>
@@ -5096,7 +4963,7 @@
                 <w:between w:val="nil"/>
               </w:pBdr>
               <w:rPr>
-                <w:rFonts w:ascii="Calibri" w:hAnsi="Calibri" w:eastAsia="Calibri" w:cs="Calibri"/>
+                <w:rFonts w:ascii="Calibri" w:eastAsia="Calibri" w:hAnsi="Calibri" w:cs="Calibri"/>
                 <w:color w:val="000000"/>
               </w:rPr>
             </w:pPr>
@@ -5116,7 +4983,7 @@
                 <w:between w:val="nil"/>
               </w:pBdr>
               <w:rPr>
-                <w:rFonts w:ascii="Calibri" w:hAnsi="Calibri" w:eastAsia="Calibri" w:cs="Calibri"/>
+                <w:rFonts w:ascii="Calibri" w:eastAsia="Calibri" w:hAnsi="Calibri" w:cs="Calibri"/>
                 <w:color w:val="000000"/>
               </w:rPr>
             </w:pPr>
@@ -5136,7 +5003,7 @@
                 <w:between w:val="nil"/>
               </w:pBdr>
               <w:rPr>
-                <w:rFonts w:ascii="Calibri" w:hAnsi="Calibri" w:eastAsia="Calibri" w:cs="Calibri"/>
+                <w:rFonts w:ascii="Calibri" w:eastAsia="Calibri" w:hAnsi="Calibri" w:cs="Calibri"/>
                 <w:color w:val="000000"/>
               </w:rPr>
             </w:pPr>
@@ -5158,7 +5025,7 @@
                 <w:between w:val="nil"/>
               </w:pBdr>
               <w:rPr>
-                <w:rFonts w:ascii="Calibri" w:hAnsi="Calibri" w:eastAsia="Calibri" w:cs="Calibri"/>
+                <w:rFonts w:ascii="Calibri" w:eastAsia="Calibri" w:hAnsi="Calibri" w:cs="Calibri"/>
                 <w:color w:val="000000"/>
               </w:rPr>
             </w:pPr>
@@ -5178,7 +5045,7 @@
                 <w:between w:val="nil"/>
               </w:pBdr>
               <w:rPr>
-                <w:rFonts w:ascii="Calibri" w:hAnsi="Calibri" w:eastAsia="Calibri" w:cs="Calibri"/>
+                <w:rFonts w:ascii="Calibri" w:eastAsia="Calibri" w:hAnsi="Calibri" w:cs="Calibri"/>
                 <w:color w:val="000000"/>
               </w:rPr>
             </w:pPr>
@@ -5198,7 +5065,7 @@
                 <w:between w:val="nil"/>
               </w:pBdr>
               <w:rPr>
-                <w:rFonts w:ascii="Calibri" w:hAnsi="Calibri" w:eastAsia="Calibri" w:cs="Calibri"/>
+                <w:rFonts w:ascii="Calibri" w:eastAsia="Calibri" w:hAnsi="Calibri" w:cs="Calibri"/>
                 <w:color w:val="000000"/>
               </w:rPr>
             </w:pPr>
@@ -5220,7 +5087,7 @@
                 <w:between w:val="nil"/>
               </w:pBdr>
               <w:rPr>
-                <w:rFonts w:ascii="Calibri" w:hAnsi="Calibri" w:eastAsia="Calibri" w:cs="Calibri"/>
+                <w:rFonts w:ascii="Calibri" w:eastAsia="Calibri" w:hAnsi="Calibri" w:cs="Calibri"/>
                 <w:color w:val="000000"/>
               </w:rPr>
             </w:pPr>
@@ -5240,7 +5107,7 @@
                 <w:between w:val="nil"/>
               </w:pBdr>
               <w:rPr>
-                <w:rFonts w:ascii="Calibri" w:hAnsi="Calibri" w:eastAsia="Calibri" w:cs="Calibri"/>
+                <w:rFonts w:ascii="Calibri" w:eastAsia="Calibri" w:hAnsi="Calibri" w:cs="Calibri"/>
                 <w:color w:val="000000"/>
               </w:rPr>
             </w:pPr>
@@ -5260,7 +5127,7 @@
                 <w:between w:val="nil"/>
               </w:pBdr>
               <w:rPr>
-                <w:rFonts w:ascii="Calibri" w:hAnsi="Calibri" w:eastAsia="Calibri" w:cs="Calibri"/>
+                <w:rFonts w:ascii="Calibri" w:eastAsia="Calibri" w:hAnsi="Calibri" w:cs="Calibri"/>
                 <w:color w:val="000000"/>
               </w:rPr>
             </w:pPr>
@@ -5279,23 +5146,23 @@
         </w:pBdr>
         <w:spacing w:line="240" w:lineRule="auto"/>
         <w:rPr>
-          <w:rFonts w:ascii="Calibri" w:hAnsi="Calibri" w:eastAsia="Calibri" w:cs="Calibri"/>
-          <w:color w:val="000000"/>
-        </w:rPr>
-      </w:pPr>
-    </w:p>
-    <w:p>
-      <w:pPr>
-        <w:pBdr>
-          <w:top w:val="nil"/>
-          <w:left w:val="nil"/>
-          <w:bottom w:val="nil"/>
-          <w:right w:val="nil"/>
-          <w:between w:val="nil"/>
-        </w:pBdr>
-        <w:spacing w:line="240" w:lineRule="auto"/>
-        <w:rPr>
-          <w:rFonts w:ascii="Calibri" w:hAnsi="Calibri" w:eastAsia="Calibri" w:cs="Calibri"/>
+          <w:rFonts w:ascii="Calibri" w:eastAsia="Calibri" w:hAnsi="Calibri" w:cs="Calibri"/>
+          <w:color w:val="000000"/>
+        </w:rPr>
+      </w:pPr>
+    </w:p>
+    <w:p>
+      <w:pPr>
+        <w:pBdr>
+          <w:top w:val="nil"/>
+          <w:left w:val="nil"/>
+          <w:bottom w:val="nil"/>
+          <w:right w:val="nil"/>
+          <w:between w:val="nil"/>
+        </w:pBdr>
+        <w:spacing w:line="240" w:lineRule="auto"/>
+        <w:rPr>
+          <w:rFonts w:ascii="Calibri" w:eastAsia="Calibri" w:hAnsi="Calibri" w:cs="Calibri"/>
           <w:color w:val="000000"/>
         </w:rPr>
       </w:pPr>
@@ -5305,12 +5172,12 @@
         <w:tblStyle w:val="a0"/>
         <w:tblW w:w="9350" w:type="dxa"/>
         <w:tblBorders>
-          <w:top w:val="single" w:color="000000" w:sz="4" w:space="0"/>
-          <w:left w:val="single" w:color="000000" w:sz="4" w:space="0"/>
-          <w:bottom w:val="single" w:color="000000" w:sz="4" w:space="0"/>
-          <w:right w:val="single" w:color="000000" w:sz="4" w:space="0"/>
-          <w:insideH w:val="single" w:color="000000" w:sz="4" w:space="0"/>
-          <w:insideV w:val="single" w:color="000000" w:sz="4" w:space="0"/>
+          <w:top w:val="single" w:sz="4" w:space="0" w:color="000000"/>
+          <w:left w:val="single" w:sz="4" w:space="0" w:color="000000"/>
+          <w:bottom w:val="single" w:sz="4" w:space="0" w:color="000000"/>
+          <w:right w:val="single" w:sz="4" w:space="0" w:color="000000"/>
+          <w:insideH w:val="single" w:sz="4" w:space="0" w:color="000000"/>
+          <w:insideV w:val="single" w:sz="4" w:space="0" w:color="000000"/>
         </w:tblBorders>
         <w:tblLayout w:type="fixed"/>
         <w:tblLook w:val="0400" w:firstRow="0" w:lastRow="0" w:firstColumn="0" w:lastColumn="0" w:noHBand="0" w:noVBand="1"/>
@@ -5336,13 +5203,13 @@
                 <w:between w:val="nil"/>
               </w:pBdr>
               <w:rPr>
-                <w:rFonts w:ascii="Calibri" w:hAnsi="Calibri" w:eastAsia="Calibri" w:cs="Calibri"/>
+                <w:rFonts w:ascii="Calibri" w:eastAsia="Calibri" w:hAnsi="Calibri" w:cs="Calibri"/>
                 <w:color w:val="000000"/>
               </w:rPr>
             </w:pPr>
             <w:r>
               <w:rPr>
-                <w:rFonts w:ascii="Calibri" w:hAnsi="Calibri" w:eastAsia="Calibri" w:cs="Calibri"/>
+                <w:rFonts w:ascii="Calibri" w:eastAsia="Calibri" w:hAnsi="Calibri" w:cs="Calibri"/>
                 <w:color w:val="000000"/>
               </w:rPr>
               <w:t>Computed values</w:t>
@@ -5364,13 +5231,13 @@
                 <w:between w:val="nil"/>
               </w:pBdr>
               <w:rPr>
-                <w:rFonts w:ascii="Calibri" w:hAnsi="Calibri" w:eastAsia="Calibri" w:cs="Calibri"/>
+                <w:rFonts w:ascii="Calibri" w:eastAsia="Calibri" w:hAnsi="Calibri" w:cs="Calibri"/>
                 <w:color w:val="000000"/>
               </w:rPr>
             </w:pPr>
             <w:r>
               <w:rPr>
-                <w:rFonts w:ascii="Calibri" w:hAnsi="Calibri" w:eastAsia="Calibri" w:cs="Calibri"/>
+                <w:rFonts w:ascii="Calibri" w:eastAsia="Calibri" w:hAnsi="Calibri" w:cs="Calibri"/>
                 <w:color w:val="000000"/>
               </w:rPr>
               <w:t>Type</w:t>
@@ -5392,13 +5259,13 @@
                 <w:between w:val="nil"/>
               </w:pBdr>
               <w:rPr>
-                <w:rFonts w:ascii="Calibri" w:hAnsi="Calibri" w:eastAsia="Calibri" w:cs="Calibri"/>
+                <w:rFonts w:ascii="Calibri" w:eastAsia="Calibri" w:hAnsi="Calibri" w:cs="Calibri"/>
                 <w:color w:val="000000"/>
               </w:rPr>
             </w:pPr>
             <w:r>
               <w:rPr>
-                <w:rFonts w:ascii="Calibri" w:hAnsi="Calibri" w:eastAsia="Calibri" w:cs="Calibri"/>
+                <w:rFonts w:ascii="Calibri" w:eastAsia="Calibri" w:hAnsi="Calibri" w:cs="Calibri"/>
                 <w:color w:val="000000"/>
               </w:rPr>
               <w:t>Role</w:t>
@@ -5421,7 +5288,7 @@
                 <w:between w:val="nil"/>
               </w:pBdr>
               <w:rPr>
-                <w:rFonts w:ascii="Calibri" w:hAnsi="Calibri" w:eastAsia="Calibri" w:cs="Calibri"/>
+                <w:rFonts w:ascii="Calibri" w:eastAsia="Calibri" w:hAnsi="Calibri" w:cs="Calibri"/>
                 <w:color w:val="000000"/>
               </w:rPr>
             </w:pPr>
@@ -5441,7 +5308,7 @@
                 <w:between w:val="nil"/>
               </w:pBdr>
               <w:rPr>
-                <w:rFonts w:ascii="Calibri" w:hAnsi="Calibri" w:eastAsia="Calibri" w:cs="Calibri"/>
+                <w:rFonts w:ascii="Calibri" w:eastAsia="Calibri" w:hAnsi="Calibri" w:cs="Calibri"/>
                 <w:color w:val="000000"/>
               </w:rPr>
             </w:pPr>
@@ -5461,7 +5328,7 @@
                 <w:between w:val="nil"/>
               </w:pBdr>
               <w:rPr>
-                <w:rFonts w:ascii="Calibri" w:hAnsi="Calibri" w:eastAsia="Calibri" w:cs="Calibri"/>
+                <w:rFonts w:ascii="Calibri" w:eastAsia="Calibri" w:hAnsi="Calibri" w:cs="Calibri"/>
                 <w:color w:val="000000"/>
               </w:rPr>
             </w:pPr>
@@ -5483,7 +5350,7 @@
                 <w:between w:val="nil"/>
               </w:pBdr>
               <w:rPr>
-                <w:rFonts w:ascii="Calibri" w:hAnsi="Calibri" w:eastAsia="Calibri" w:cs="Calibri"/>
+                <w:rFonts w:ascii="Calibri" w:eastAsia="Calibri" w:hAnsi="Calibri" w:cs="Calibri"/>
                 <w:color w:val="000000"/>
               </w:rPr>
             </w:pPr>
@@ -5503,7 +5370,7 @@
                 <w:between w:val="nil"/>
               </w:pBdr>
               <w:rPr>
-                <w:rFonts w:ascii="Calibri" w:hAnsi="Calibri" w:eastAsia="Calibri" w:cs="Calibri"/>
+                <w:rFonts w:ascii="Calibri" w:eastAsia="Calibri" w:hAnsi="Calibri" w:cs="Calibri"/>
                 <w:color w:val="000000"/>
               </w:rPr>
             </w:pPr>
@@ -5523,7 +5390,7 @@
                 <w:between w:val="nil"/>
               </w:pBdr>
               <w:rPr>
-                <w:rFonts w:ascii="Calibri" w:hAnsi="Calibri" w:eastAsia="Calibri" w:cs="Calibri"/>
+                <w:rFonts w:ascii="Calibri" w:eastAsia="Calibri" w:hAnsi="Calibri" w:cs="Calibri"/>
                 <w:color w:val="000000"/>
               </w:rPr>
             </w:pPr>
@@ -5545,7 +5412,7 @@
                 <w:between w:val="nil"/>
               </w:pBdr>
               <w:rPr>
-                <w:rFonts w:ascii="Calibri" w:hAnsi="Calibri" w:eastAsia="Calibri" w:cs="Calibri"/>
+                <w:rFonts w:ascii="Calibri" w:eastAsia="Calibri" w:hAnsi="Calibri" w:cs="Calibri"/>
                 <w:color w:val="000000"/>
               </w:rPr>
             </w:pPr>
@@ -5565,7 +5432,7 @@
                 <w:between w:val="nil"/>
               </w:pBdr>
               <w:rPr>
-                <w:rFonts w:ascii="Calibri" w:hAnsi="Calibri" w:eastAsia="Calibri" w:cs="Calibri"/>
+                <w:rFonts w:ascii="Calibri" w:eastAsia="Calibri" w:hAnsi="Calibri" w:cs="Calibri"/>
                 <w:color w:val="000000"/>
               </w:rPr>
             </w:pPr>
@@ -5585,7 +5452,7 @@
                 <w:between w:val="nil"/>
               </w:pBdr>
               <w:rPr>
-                <w:rFonts w:ascii="Calibri" w:hAnsi="Calibri" w:eastAsia="Calibri" w:cs="Calibri"/>
+                <w:rFonts w:ascii="Calibri" w:eastAsia="Calibri" w:hAnsi="Calibri" w:cs="Calibri"/>
                 <w:color w:val="000000"/>
               </w:rPr>
             </w:pPr>
@@ -5604,36 +5471,36 @@
         </w:pBdr>
         <w:spacing w:line="240" w:lineRule="auto"/>
         <w:rPr>
-          <w:rFonts w:ascii="Calibri" w:hAnsi="Calibri" w:eastAsia="Calibri" w:cs="Calibri"/>
-          <w:color w:val="000000"/>
-        </w:rPr>
-      </w:pPr>
-    </w:p>
-    <w:p>
-      <w:pPr>
-        <w:pBdr>
-          <w:top w:val="nil"/>
-          <w:left w:val="nil"/>
-          <w:bottom w:val="nil"/>
-          <w:right w:val="nil"/>
-          <w:between w:val="nil"/>
-        </w:pBdr>
-        <w:spacing w:line="240" w:lineRule="auto"/>
-        <w:rPr>
-          <w:rFonts w:ascii="Calibri" w:hAnsi="Calibri" w:eastAsia="Calibri" w:cs="Calibri"/>
-          <w:color w:val="000000"/>
-        </w:rPr>
-      </w:pPr>
-      <w:r>
-        <w:rPr>
-          <w:rFonts w:ascii="Calibri" w:hAnsi="Calibri" w:eastAsia="Calibri" w:cs="Calibri"/>
+          <w:rFonts w:ascii="Calibri" w:eastAsia="Calibri" w:hAnsi="Calibri" w:cs="Calibri"/>
+          <w:color w:val="000000"/>
+        </w:rPr>
+      </w:pPr>
+    </w:p>
+    <w:p>
+      <w:pPr>
+        <w:pBdr>
+          <w:top w:val="nil"/>
+          <w:left w:val="nil"/>
+          <w:bottom w:val="nil"/>
+          <w:right w:val="nil"/>
+          <w:between w:val="nil"/>
+        </w:pBdr>
+        <w:spacing w:line="240" w:lineRule="auto"/>
+        <w:rPr>
+          <w:rFonts w:ascii="Calibri" w:eastAsia="Calibri" w:hAnsi="Calibri" w:cs="Calibri"/>
+          <w:color w:val="000000"/>
+        </w:rPr>
+      </w:pPr>
+      <w:r>
+        <w:rPr>
+          <w:rFonts w:ascii="Calibri" w:eastAsia="Calibri" w:hAnsi="Calibri" w:cs="Calibri"/>
           <w:color w:val="000000"/>
         </w:rPr>
         <w:t xml:space="preserve"> </w:t>
       </w:r>
       <w:r>
         <w:rPr>
-          <w:rFonts w:ascii="Calibri" w:hAnsi="Calibri" w:eastAsia="Calibri" w:cs="Calibri"/>
+          <w:rFonts w:ascii="Calibri" w:eastAsia="Calibri" w:hAnsi="Calibri" w:cs="Calibri"/>
           <w:b/>
           <w:color w:val="000000"/>
         </w:rPr>
@@ -5641,7 +5508,7 @@
       </w:r>
       <w:r>
         <w:rPr>
-          <w:rFonts w:ascii="Calibri" w:hAnsi="Calibri" w:eastAsia="Calibri" w:cs="Calibri"/>
+          <w:rFonts w:ascii="Calibri" w:eastAsia="Calibri" w:hAnsi="Calibri" w:cs="Calibri"/>
           <w:color w:val="000000"/>
         </w:rPr>
         <w:t xml:space="preserve"> Link your states ad computed value to your component’s attributes</w:t>
@@ -5651,192 +5518,119 @@
       <w:pPr>
         <w:numPr>
           <w:ilvl w:val="0"/>
-          <w:numId w:val="2"/>
+          <w:numId w:val="3"/>
         </w:numPr>
         <w:pBdr>
-          <w:top w:val="nil" w:color="000000" w:sz="0" w:space="0"/>
-          <w:left w:val="nil" w:color="000000" w:sz="0" w:space="0"/>
-          <w:bottom w:val="nil" w:color="000000" w:sz="0" w:space="0"/>
-          <w:right w:val="nil" w:color="000000" w:sz="0" w:space="0"/>
-          <w:between w:val="nil" w:color="000000" w:sz="0" w:space="0"/>
-        </w:pBdr>
-        <w:spacing w:line="240" w:lineRule="auto"/>
-        <w:rPr>
-          <w:rFonts w:ascii="Calibri" w:hAnsi="Calibri" w:eastAsia="Calibri" w:cs="Calibri"/>
-          <w:color w:val="000000" w:themeColor="text1" w:themeTint="FF" w:themeShade="FF"/>
-          <w:lang w:val="en-US"/>
-        </w:rPr>
-      </w:pPr>
-      <w:r>
-        <w:rPr>
-          <w:rFonts w:ascii="Calibri" w:hAnsi="Calibri" w:eastAsia="Calibri" w:cs="Calibri"/>
-          <w:color w:val="000000" w:themeColor="text1" w:themeTint="FF" w:themeShade="FF"/>
-          <w:lang w:val="en-US"/>
-        </w:rPr>
-        <w:t xml:space="preserve">Visibility of the </w:t>
-      </w:r>
-      <w:r>
-        <w:rPr>
-          <w:rFonts w:ascii="Calibri" w:hAnsi="Calibri" w:eastAsia="Calibri" w:cs="Calibri"/>
-          <w:color w:val="000000" w:themeColor="text1" w:themeTint="FF" w:themeShade="FF"/>
-          <w:lang w:val="en-US"/>
-        </w:rPr>
-        <w:t>GameOver</w:t>
-      </w:r>
-      <w:r>
-        <w:rPr>
-          <w:rFonts w:ascii="Calibri" w:hAnsi="Calibri" w:eastAsia="Calibri" w:cs="Calibri"/>
-          <w:color w:val="000000" w:themeColor="text1" w:themeTint="FF" w:themeShade="FF"/>
-          <w:lang w:val="en-US"/>
-        </w:rPr>
-        <w:t>, the buttons</w:t>
-      </w:r>
-    </w:p>
-    <w:p w14:noSpellErr="1">
+          <w:top w:val="nil"/>
+          <w:left w:val="nil"/>
+          <w:bottom w:val="nil"/>
+          <w:right w:val="nil"/>
+          <w:between w:val="nil"/>
+        </w:pBdr>
+        <w:spacing w:line="240" w:lineRule="auto"/>
+        <w:rPr>
+          <w:rFonts w:ascii="Calibri" w:eastAsia="Calibri" w:hAnsi="Calibri" w:cs="Calibri"/>
+          <w:color w:val="000000" w:themeColor="text1"/>
+          <w:lang w:val="en-US"/>
+        </w:rPr>
+      </w:pPr>
+      <w:r>
+        <w:rPr>
+          <w:rFonts w:ascii="Calibri" w:eastAsia="Calibri" w:hAnsi="Calibri" w:cs="Calibri"/>
+          <w:color w:val="000000" w:themeColor="text1"/>
+          <w:lang w:val="en-US"/>
+        </w:rPr>
+        <w:t>Visibility of the GameOver, the buttons</w:t>
+      </w:r>
+    </w:p>
+    <w:p>
       <w:pPr>
         <w:numPr>
           <w:ilvl w:val="0"/>
-          <w:numId w:val="2"/>
+          <w:numId w:val="3"/>
         </w:numPr>
         <w:pBdr>
-          <w:top w:val="nil" w:color="000000" w:sz="0" w:space="0"/>
-          <w:left w:val="nil" w:color="000000" w:sz="0" w:space="0"/>
-          <w:bottom w:val="nil" w:color="000000" w:sz="0" w:space="0"/>
-          <w:right w:val="nil" w:color="000000" w:sz="0" w:space="0"/>
-          <w:between w:val="nil" w:color="000000" w:sz="0" w:space="0"/>
-        </w:pBdr>
-        <w:spacing w:line="240" w:lineRule="auto"/>
-        <w:rPr/>
-      </w:pPr>
-      <w:r>
-        <w:rPr>
-          <w:rFonts w:ascii="Calibri" w:hAnsi="Calibri" w:eastAsia="Calibri" w:cs="Calibri"/>
-          <w:color w:val="000000" w:themeColor="text1" w:themeTint="FF" w:themeShade="FF"/>
+          <w:top w:val="nil"/>
+          <w:left w:val="nil"/>
+          <w:bottom w:val="nil"/>
+          <w:right w:val="nil"/>
+          <w:between w:val="nil"/>
+        </w:pBdr>
+        <w:spacing w:line="240" w:lineRule="auto"/>
+      </w:pPr>
+      <w:r>
+        <w:rPr>
+          <w:rFonts w:ascii="Calibri" w:eastAsia="Calibri" w:hAnsi="Calibri" w:cs="Calibri"/>
+          <w:color w:val="000000" w:themeColor="text1"/>
           <w:lang w:val="en-US"/>
         </w:rPr>
         <w:t>The monster and player health bar</w:t>
       </w:r>
       <w:r>
         <w:rPr>
-          <w:rFonts w:ascii="Calibri" w:hAnsi="Calibri" w:eastAsia="Calibri" w:cs="Calibri"/>
-          <w:color w:val="000000" w:themeColor="text1" w:themeTint="FF" w:themeShade="FF"/>
-          <w:lang w:val="en-US"/>
-        </w:rPr>
-        <w:t xml:space="preserve"> (Entity </w:t>
-      </w:r>
-      <w:r>
-        <w:rPr>
-          <w:rFonts w:ascii="Calibri" w:hAnsi="Calibri" w:eastAsia="Calibri" w:cs="Calibri"/>
-          <w:color w:val="000000" w:themeColor="text1" w:themeTint="FF" w:themeShade="FF"/>
-          <w:lang w:val="en-US"/>
-        </w:rPr>
-        <w:t>component</w:t>
-      </w:r>
-      <w:r>
-        <w:rPr>
-          <w:rFonts w:ascii="Calibri" w:hAnsi="Calibri" w:eastAsia="Calibri" w:cs="Calibri"/>
-          <w:color w:val="000000" w:themeColor="text1" w:themeTint="FF" w:themeShade="FF"/>
-          <w:lang w:val="en-US"/>
-        </w:rPr>
-        <w:t>)</w:t>
+          <w:rFonts w:ascii="Calibri" w:eastAsia="Calibri" w:hAnsi="Calibri" w:cs="Calibri"/>
+          <w:color w:val="000000" w:themeColor="text1"/>
+          <w:lang w:val="en-US"/>
+        </w:rPr>
+        <w:t xml:space="preserve"> (Entity component)</w:t>
       </w:r>
     </w:p>
     <w:p>
       <w:pPr>
         <w:numPr>
           <w:ilvl w:val="0"/>
-          <w:numId w:val="2"/>
+          <w:numId w:val="3"/>
         </w:numPr>
         <w:pBdr>
-          <w:top w:val="nil" w:color="000000" w:sz="0" w:space="0"/>
-          <w:left w:val="nil" w:color="000000" w:sz="0" w:space="0"/>
-          <w:bottom w:val="nil" w:color="000000" w:sz="0" w:space="0"/>
-          <w:right w:val="nil" w:color="000000" w:sz="0" w:space="0"/>
-          <w:between w:val="nil" w:color="000000" w:sz="0" w:space="0"/>
-        </w:pBdr>
-        <w:spacing w:line="240" w:lineRule="auto"/>
-        <w:rPr>
-          <w:rFonts w:ascii="Calibri" w:hAnsi="Calibri" w:eastAsia="Calibri" w:cs="Calibri"/>
-          <w:color w:val="000000" w:themeColor="text1" w:themeTint="FF" w:themeShade="FF"/>
-          <w:lang w:val="en-US"/>
-        </w:rPr>
-      </w:pPr>
-      <w:r>
-        <w:rPr>
-          <w:rFonts w:ascii="Calibri" w:hAnsi="Calibri" w:eastAsia="Calibri" w:cs="Calibri"/>
-          <w:color w:val="000000" w:themeColor="text1" w:themeTint="FF" w:themeShade="FF"/>
-          <w:lang w:val="en-US"/>
-        </w:rPr>
-        <w:t xml:space="preserve">The log </w:t>
-      </w:r>
-      <w:r>
-        <w:rPr>
-          <w:rFonts w:ascii="Calibri" w:hAnsi="Calibri" w:eastAsia="Calibri" w:cs="Calibri"/>
-          <w:color w:val="000000" w:themeColor="text1" w:themeTint="FF" w:themeShade="FF"/>
-          <w:lang w:val="en-US"/>
-        </w:rPr>
-        <w:t>component</w:t>
-      </w:r>
-      <w:r>
-        <w:rPr>
-          <w:rFonts w:ascii="Calibri" w:hAnsi="Calibri" w:eastAsia="Calibri" w:cs="Calibri"/>
-          <w:color w:val="000000" w:themeColor="text1" w:themeTint="FF" w:themeShade="FF"/>
+          <w:top w:val="nil"/>
+          <w:left w:val="nil"/>
+          <w:bottom w:val="nil"/>
+          <w:right w:val="nil"/>
+          <w:between w:val="nil"/>
+        </w:pBdr>
+        <w:spacing w:line="240" w:lineRule="auto"/>
+        <w:rPr>
+          <w:rFonts w:ascii="Calibri" w:eastAsia="Calibri" w:hAnsi="Calibri" w:cs="Calibri"/>
+          <w:color w:val="000000" w:themeColor="text1"/>
+          <w:lang w:val="en-US"/>
+        </w:rPr>
+      </w:pPr>
+      <w:r>
+        <w:rPr>
+          <w:rFonts w:ascii="Calibri" w:eastAsia="Calibri" w:hAnsi="Calibri" w:cs="Calibri"/>
+          <w:color w:val="000000" w:themeColor="text1"/>
+          <w:lang w:val="en-US"/>
+        </w:rPr>
+        <w:t>The log component</w:t>
+      </w:r>
+      <w:r>
+        <w:rPr>
+          <w:rFonts w:ascii="Calibri" w:eastAsia="Calibri" w:hAnsi="Calibri" w:cs="Calibri"/>
+          <w:color w:val="000000" w:themeColor="text1"/>
           <w:lang w:val="en-US"/>
         </w:rPr>
         <w:t xml:space="preserve"> </w:t>
       </w:r>
       <w:r>
         <w:rPr>
-          <w:rFonts w:ascii="Calibri" w:hAnsi="Calibri" w:eastAsia="Calibri" w:cs="Calibri"/>
-          <w:color w:val="000000" w:themeColor="text1" w:themeTint="FF" w:themeShade="FF"/>
-          <w:lang w:val="en-US"/>
-        </w:rPr>
-        <w:t xml:space="preserve">(call this </w:t>
-      </w:r>
-      <w:r>
-        <w:rPr>
-          <w:rFonts w:ascii="Calibri" w:hAnsi="Calibri" w:eastAsia="Calibri" w:cs="Calibri"/>
-          <w:color w:val="000000" w:themeColor="text1" w:themeTint="FF" w:themeShade="FF"/>
-          <w:lang w:val="en-US"/>
-        </w:rPr>
-        <w:t>component</w:t>
-      </w:r>
-      <w:r>
-        <w:rPr>
-          <w:rFonts w:ascii="Calibri" w:hAnsi="Calibri" w:eastAsia="Calibri" w:cs="Calibri"/>
-          <w:color w:val="000000" w:themeColor="text1" w:themeTint="FF" w:themeShade="FF"/>
-          <w:lang w:val="en-US"/>
-        </w:rPr>
-        <w:t xml:space="preserve"> in Game </w:t>
-      </w:r>
-      <w:r>
-        <w:rPr>
-          <w:rFonts w:ascii="Calibri" w:hAnsi="Calibri" w:eastAsia="Calibri" w:cs="Calibri"/>
-          <w:color w:val="000000" w:themeColor="text1" w:themeTint="FF" w:themeShade="FF"/>
-          <w:lang w:val="en-US"/>
-        </w:rPr>
-        <w:t>component</w:t>
-      </w:r>
-      <w:r>
-        <w:rPr>
-          <w:rFonts w:ascii="Calibri" w:hAnsi="Calibri" w:eastAsia="Calibri" w:cs="Calibri"/>
-          <w:color w:val="000000" w:themeColor="text1" w:themeTint="FF" w:themeShade="FF"/>
-          <w:lang w:val="en-US"/>
-        </w:rPr>
-        <w:t xml:space="preserve"> </w:t>
-      </w:r>
-      <w:r>
-        <w:rPr>
-          <w:rFonts w:ascii="Calibri" w:hAnsi="Calibri" w:eastAsia="Calibri" w:cs="Calibri"/>
-          <w:color w:val="000000" w:themeColor="text1" w:themeTint="FF" w:themeShade="FF"/>
+          <w:rFonts w:ascii="Calibri" w:eastAsia="Calibri" w:hAnsi="Calibri" w:cs="Calibri"/>
+          <w:color w:val="000000" w:themeColor="text1"/>
+          <w:lang w:val="en-US"/>
+        </w:rPr>
+        <w:t xml:space="preserve">(call this component in Game component </w:t>
+      </w:r>
+      <w:r>
+        <w:rPr>
+          <w:rFonts w:ascii="Calibri" w:eastAsia="Calibri" w:hAnsi="Calibri" w:cs="Calibri"/>
+          <w:color w:val="000000" w:themeColor="text1"/>
           <w:lang w:val="en-US"/>
         </w:rPr>
         <w:t>and throw prop that Log needs</w:t>
       </w:r>
       <w:r>
         <w:rPr>
-          <w:rFonts w:ascii="Calibri" w:hAnsi="Calibri" w:eastAsia="Calibri" w:cs="Calibri"/>
-          <w:color w:val="000000" w:themeColor="text1" w:themeTint="FF" w:themeShade="FF"/>
+          <w:rFonts w:ascii="Calibri" w:eastAsia="Calibri" w:hAnsi="Calibri" w:cs="Calibri"/>
+          <w:color w:val="000000" w:themeColor="text1"/>
           <w:lang w:val="en-US"/>
         </w:rPr>
         <w:t>)</w:t>
@@ -5853,112 +5647,104 @@
         </w:pBdr>
         <w:spacing w:line="240" w:lineRule="auto"/>
         <w:rPr>
-          <w:rFonts w:ascii="Calibri" w:hAnsi="Calibri" w:eastAsia="Calibri" w:cs="Calibri"/>
-          <w:color w:val="000000"/>
-        </w:rPr>
-      </w:pPr>
-    </w:p>
-    <w:p>
-      <w:pPr>
-        <w:pBdr>
-          <w:top w:val="nil" w:color="FF000000" w:sz="0" w:space="0"/>
-          <w:left w:val="nil" w:color="FF000000" w:sz="0" w:space="0"/>
-          <w:bottom w:val="nil" w:color="FF000000" w:sz="0" w:space="0"/>
-          <w:right w:val="nil" w:color="FF000000" w:sz="0" w:space="0"/>
-          <w:between w:val="nil" w:color="FF000000" w:sz="0" w:space="0"/>
-        </w:pBdr>
-        <w:spacing w:line="240" w:lineRule="auto"/>
-        <w:rPr>
-          <w:rFonts w:ascii="Calibri" w:hAnsi="Calibri" w:eastAsia="Calibri" w:cs="Calibri"/>
-          <w:color w:val="000000"/>
-          <w:lang w:val="en-US"/>
-        </w:rPr>
-      </w:pPr>
-      <w:r>
-        <w:rPr>
-          <w:rFonts w:ascii="Calibri" w:hAnsi="Calibri" w:eastAsia="Calibri" w:cs="Calibri"/>
-          <w:b w:val="1"/>
-          <w:bCs w:val="1"/>
-          <w:color w:val="000000" w:themeColor="text1" w:themeTint="FF" w:themeShade="FF"/>
+          <w:rFonts w:ascii="Calibri" w:eastAsia="Calibri" w:hAnsi="Calibri" w:cs="Calibri"/>
+          <w:color w:val="000000"/>
+        </w:rPr>
+      </w:pPr>
+    </w:p>
+    <w:p>
+      <w:pPr>
+        <w:pBdr>
+          <w:top w:val="nil"/>
+          <w:left w:val="nil"/>
+          <w:bottom w:val="nil"/>
+          <w:right w:val="nil"/>
+          <w:between w:val="nil"/>
+        </w:pBdr>
+        <w:spacing w:line="240" w:lineRule="auto"/>
+        <w:rPr>
+          <w:rFonts w:ascii="Calibri" w:eastAsia="Calibri" w:hAnsi="Calibri" w:cs="Calibri"/>
+          <w:color w:val="000000"/>
+          <w:lang w:val="en-US"/>
+        </w:rPr>
+      </w:pPr>
+      <w:r>
+        <w:rPr>
+          <w:rFonts w:ascii="Calibri" w:eastAsia="Calibri" w:hAnsi="Calibri" w:cs="Calibri"/>
+          <w:b/>
+          <w:bCs/>
+          <w:color w:val="000000" w:themeColor="text1"/>
           <w:lang w:val="en-US"/>
         </w:rPr>
         <w:t>Q3 –</w:t>
       </w:r>
       <w:r>
         <w:rPr>
-          <w:rFonts w:ascii="Calibri" w:hAnsi="Calibri" w:eastAsia="Calibri" w:cs="Calibri"/>
-          <w:color w:val="000000" w:themeColor="text1" w:themeTint="FF" w:themeShade="FF"/>
+          <w:rFonts w:ascii="Calibri" w:eastAsia="Calibri" w:hAnsi="Calibri" w:cs="Calibri"/>
+          <w:color w:val="000000" w:themeColor="text1"/>
           <w:lang w:val="en-US"/>
         </w:rPr>
         <w:t xml:space="preserve"> Handle </w:t>
       </w:r>
       <w:r>
         <w:rPr>
-          <w:rFonts w:ascii="Calibri" w:hAnsi="Calibri" w:eastAsia="Calibri" w:cs="Calibri"/>
-          <w:b w:val="1"/>
-          <w:bCs w:val="1"/>
-          <w:color w:val="000000" w:themeColor="text1" w:themeTint="FF" w:themeShade="FF"/>
+          <w:rFonts w:ascii="Calibri" w:eastAsia="Calibri" w:hAnsi="Calibri" w:cs="Calibri"/>
+          <w:b/>
+          <w:bCs/>
+          <w:color w:val="000000" w:themeColor="text1"/>
           <w:lang w:val="en-US"/>
         </w:rPr>
         <w:t>actions</w:t>
       </w:r>
       <w:r>
         <w:rPr>
-          <w:rFonts w:ascii="Calibri" w:hAnsi="Calibri" w:eastAsia="Calibri" w:cs="Calibri"/>
-          <w:color w:val="000000" w:themeColor="text1" w:themeTint="FF" w:themeShade="FF"/>
+          <w:rFonts w:ascii="Calibri" w:eastAsia="Calibri" w:hAnsi="Calibri" w:cs="Calibri"/>
+          <w:color w:val="000000" w:themeColor="text1"/>
           <w:lang w:val="en-US"/>
         </w:rPr>
         <w:t xml:space="preserve"> related to each button, following the </w:t>
       </w:r>
       <w:r>
         <w:rPr>
-          <w:rFonts w:ascii="Calibri" w:hAnsi="Calibri" w:eastAsia="Calibri" w:cs="Calibri"/>
-          <w:b w:val="1"/>
-          <w:bCs w:val="1"/>
-          <w:color w:val="000000" w:themeColor="text1" w:themeTint="FF" w:themeShade="FF"/>
+          <w:rFonts w:ascii="Calibri" w:eastAsia="Calibri" w:hAnsi="Calibri" w:cs="Calibri"/>
+          <w:b/>
+          <w:bCs/>
+          <w:color w:val="000000" w:themeColor="text1"/>
           <w:lang w:val="en-US"/>
         </w:rPr>
         <w:t>specifications</w:t>
       </w:r>
       <w:r>
         <w:rPr>
-          <w:rFonts w:ascii="Calibri" w:hAnsi="Calibri" w:eastAsia="Calibri" w:cs="Calibri"/>
-          <w:color w:val="000000" w:themeColor="text1" w:themeTint="FF" w:themeShade="FF"/>
+          <w:rFonts w:ascii="Calibri" w:eastAsia="Calibri" w:hAnsi="Calibri" w:cs="Calibri"/>
+          <w:color w:val="000000" w:themeColor="text1"/>
           <w:lang w:val="en-US"/>
         </w:rPr>
         <w:t>.</w:t>
       </w:r>
       <w:r>
         <w:rPr>
-          <w:rFonts w:ascii="Calibri" w:hAnsi="Calibri" w:eastAsia="Calibri" w:cs="Calibri"/>
-          <w:color w:val="000000" w:themeColor="text1" w:themeTint="FF" w:themeShade="FF"/>
+          <w:rFonts w:ascii="Calibri" w:eastAsia="Calibri" w:hAnsi="Calibri" w:cs="Calibri"/>
+          <w:color w:val="000000" w:themeColor="text1"/>
           <w:lang w:val="en-US"/>
         </w:rPr>
         <w:t xml:space="preserve"> You </w:t>
       </w:r>
       <w:r>
         <w:rPr>
-          <w:rFonts w:ascii="Calibri" w:hAnsi="Calibri" w:eastAsia="Calibri" w:cs="Calibri"/>
-          <w:color w:val="000000" w:themeColor="text1" w:themeTint="FF" w:themeShade="FF"/>
+          <w:rFonts w:ascii="Calibri" w:eastAsia="Calibri" w:hAnsi="Calibri" w:cs="Calibri"/>
+          <w:color w:val="000000" w:themeColor="text1"/>
           <w:lang w:val="en-US"/>
         </w:rPr>
         <w:t xml:space="preserve">need </w:t>
       </w:r>
       <w:r>
         <w:rPr>
-          <w:rFonts w:ascii="Calibri" w:hAnsi="Calibri" w:eastAsia="Calibri" w:cs="Calibri"/>
-          <w:color w:val="000000" w:themeColor="text1" w:themeTint="FF" w:themeShade="FF"/>
-          <w:lang w:val="en-US"/>
-        </w:rPr>
-        <w:t>to</w:t>
-      </w:r>
-      <w:r>
-        <w:rPr>
-          <w:rFonts w:ascii="Calibri" w:hAnsi="Calibri" w:eastAsia="Calibri" w:cs="Calibri"/>
-          <w:color w:val="000000" w:themeColor="text1" w:themeTint="FF" w:themeShade="FF"/>
-          <w:lang w:val="en-US"/>
-        </w:rPr>
-        <w:t xml:space="preserve"> create 4 functions to handle each button.</w:t>
+          <w:rFonts w:ascii="Calibri" w:eastAsia="Calibri" w:hAnsi="Calibri" w:cs="Calibri"/>
+          <w:color w:val="000000" w:themeColor="text1"/>
+          <w:lang w:val="en-US"/>
+        </w:rPr>
+        <w:t>to create 4 functions to handle each button.</w:t>
       </w:r>
     </w:p>
     <w:p>
@@ -5966,183 +5752,153 @@
         <w:pStyle w:val="ListParagraph"/>
         <w:numPr>
           <w:ilvl w:val="0"/>
-          <w:numId w:val="7"/>
+          <w:numId w:val="1"/>
         </w:numPr>
         <w:pBdr>
-          <w:top w:val="nil" w:color="FF000000" w:sz="0" w:space="0"/>
-          <w:left w:val="nil" w:color="FF000000" w:sz="0" w:space="0"/>
-          <w:bottom w:val="nil" w:color="FF000000" w:sz="0" w:space="0"/>
-          <w:right w:val="nil" w:color="FF000000" w:sz="0" w:space="0"/>
-          <w:between w:val="nil" w:color="FF000000" w:sz="0" w:space="0"/>
-        </w:pBdr>
-        <w:spacing w:line="240" w:lineRule="auto"/>
-        <w:rPr>
-          <w:rFonts w:ascii="Calibri" w:hAnsi="Calibri" w:eastAsia="Calibri" w:cs="Calibri"/>
-          <w:color w:val="000000" w:themeColor="text1" w:themeTint="FF" w:themeShade="FF"/>
-          <w:lang w:val="en-US"/>
-        </w:rPr>
-      </w:pPr>
-      <w:r>
-        <w:rPr>
-          <w:rFonts w:ascii="Calibri" w:hAnsi="Calibri" w:eastAsia="Calibri" w:cs="Calibri"/>
-          <w:color w:val="000000" w:themeColor="text1" w:themeTint="FF" w:themeShade="FF"/>
+          <w:top w:val="nil"/>
+          <w:left w:val="nil"/>
+          <w:bottom w:val="nil"/>
+          <w:right w:val="nil"/>
+          <w:between w:val="nil"/>
+        </w:pBdr>
+        <w:spacing w:line="240" w:lineRule="auto"/>
+        <w:rPr>
+          <w:rFonts w:ascii="Calibri" w:eastAsia="Calibri" w:hAnsi="Calibri" w:cs="Calibri"/>
+          <w:color w:val="000000" w:themeColor="text1"/>
+          <w:lang w:val="en-US"/>
+        </w:rPr>
+      </w:pPr>
+      <w:r>
+        <w:rPr>
+          <w:rFonts w:ascii="Calibri" w:eastAsia="Calibri" w:hAnsi="Calibri" w:cs="Calibri"/>
+          <w:color w:val="000000" w:themeColor="text1"/>
           <w:lang w:val="en-US"/>
         </w:rPr>
         <w:t xml:space="preserve">To control these </w:t>
       </w:r>
-      <w:r>
-        <w:rPr>
-          <w:rFonts w:ascii="Calibri" w:hAnsi="Calibri" w:eastAsia="Calibri" w:cs="Calibri"/>
-          <w:color w:val="000000" w:themeColor="text1" w:themeTint="FF" w:themeShade="FF"/>
+      <w:proofErr w:type="gramStart"/>
+      <w:r>
+        <w:rPr>
+          <w:rFonts w:ascii="Calibri" w:eastAsia="Calibri" w:hAnsi="Calibri" w:cs="Calibri"/>
+          <w:color w:val="000000" w:themeColor="text1"/>
           <w:lang w:val="en-US"/>
         </w:rPr>
         <w:t>functions</w:t>
       </w:r>
-      <w:r>
-        <w:rPr>
-          <w:rFonts w:ascii="Calibri" w:hAnsi="Calibri" w:eastAsia="Calibri" w:cs="Calibri"/>
-          <w:color w:val="000000" w:themeColor="text1" w:themeTint="FF" w:themeShade="FF"/>
+      <w:proofErr w:type="gramEnd"/>
+      <w:r>
+        <w:rPr>
+          <w:rFonts w:ascii="Calibri" w:eastAsia="Calibri" w:hAnsi="Calibri" w:cs="Calibri"/>
+          <w:color w:val="000000" w:themeColor="text1"/>
           <w:lang w:val="en-US"/>
         </w:rPr>
         <w:t xml:space="preserve"> you need to have 1 more function </w:t>
       </w:r>
       <w:r>
         <w:rPr>
-          <w:rFonts w:ascii="Calibri" w:hAnsi="Calibri" w:eastAsia="Calibri" w:cs="Calibri"/>
-          <w:color w:val="000000" w:themeColor="text1" w:themeTint="FF" w:themeShade="FF"/>
-          <w:lang w:val="en-US"/>
-        </w:rPr>
-        <w:t xml:space="preserve">that will return all the button </w:t>
-      </w:r>
-      <w:r>
-        <w:rPr>
-          <w:rFonts w:ascii="Calibri" w:hAnsi="Calibri" w:eastAsia="Calibri" w:cs="Calibri"/>
-          <w:color w:val="000000" w:themeColor="text1" w:themeTint="FF" w:themeShade="FF"/>
-          <w:lang w:val="en-US"/>
-        </w:rPr>
-        <w:t>above</w:t>
-      </w:r>
-      <w:r>
-        <w:rPr>
-          <w:rFonts w:ascii="Calibri" w:hAnsi="Calibri" w:eastAsia="Calibri" w:cs="Calibri"/>
-          <w:color w:val="000000" w:themeColor="text1" w:themeTint="FF" w:themeShade="FF"/>
+          <w:rFonts w:ascii="Calibri" w:eastAsia="Calibri" w:hAnsi="Calibri" w:cs="Calibri"/>
+          <w:color w:val="000000" w:themeColor="text1"/>
+          <w:lang w:val="en-US"/>
+        </w:rPr>
+        <w:t>that will return all the button above</w:t>
+      </w:r>
+      <w:r>
+        <w:rPr>
+          <w:rFonts w:ascii="Calibri" w:eastAsia="Calibri" w:hAnsi="Calibri" w:cs="Calibri"/>
+          <w:color w:val="000000" w:themeColor="text1"/>
           <w:lang w:val="en-US"/>
         </w:rPr>
         <w:t xml:space="preserve"> </w:t>
       </w:r>
       <w:r>
         <w:rPr>
-          <w:rFonts w:ascii="Calibri" w:hAnsi="Calibri" w:eastAsia="Calibri" w:cs="Calibri"/>
-          <w:color w:val="000000" w:themeColor="text1" w:themeTint="FF" w:themeShade="FF"/>
-          <w:lang w:val="en-US"/>
-        </w:rPr>
-        <w:t>(</w:t>
-      </w:r>
-      <w:r>
-        <w:rPr>
-          <w:rFonts w:ascii="Calibri" w:hAnsi="Calibri" w:eastAsia="Calibri" w:cs="Calibri"/>
-          <w:color w:val="000000" w:themeColor="text1" w:themeTint="FF" w:themeShade="FF"/>
-          <w:lang w:val="en-US"/>
-        </w:rPr>
-        <w:t>you can copy the UI from vanil</w:t>
-      </w:r>
-      <w:r>
-        <w:rPr>
-          <w:rFonts w:ascii="Calibri" w:hAnsi="Calibri" w:eastAsia="Calibri" w:cs="Calibri"/>
-          <w:color w:val="000000" w:themeColor="text1" w:themeTint="FF" w:themeShade="FF"/>
+          <w:rFonts w:ascii="Calibri" w:eastAsia="Calibri" w:hAnsi="Calibri" w:cs="Calibri"/>
+          <w:color w:val="000000" w:themeColor="text1"/>
+          <w:lang w:val="en-US"/>
+        </w:rPr>
+        <w:t>(you can copy the UI from vanil</w:t>
+      </w:r>
+      <w:r>
+        <w:rPr>
+          <w:rFonts w:ascii="Calibri" w:eastAsia="Calibri" w:hAnsi="Calibri" w:cs="Calibri"/>
+          <w:color w:val="000000" w:themeColor="text1"/>
           <w:lang w:val="en-US"/>
         </w:rPr>
         <w:t>la html</w:t>
       </w:r>
       <w:r>
         <w:rPr>
-          <w:rFonts w:ascii="Calibri" w:hAnsi="Calibri" w:eastAsia="Calibri" w:cs="Calibri"/>
-          <w:color w:val="000000" w:themeColor="text1" w:themeTint="FF" w:themeShade="FF"/>
+          <w:rFonts w:ascii="Calibri" w:eastAsia="Calibri" w:hAnsi="Calibri" w:cs="Calibri"/>
+          <w:color w:val="000000" w:themeColor="text1"/>
           <w:lang w:val="en-US"/>
         </w:rPr>
         <w:t>)</w:t>
       </w:r>
       <w:r>
         <w:rPr>
-          <w:rFonts w:ascii="Calibri" w:hAnsi="Calibri" w:eastAsia="Calibri" w:cs="Calibri"/>
-          <w:color w:val="000000" w:themeColor="text1" w:themeTint="FF" w:themeShade="FF"/>
-          <w:lang w:val="en-US"/>
-        </w:rPr>
-        <w:t xml:space="preserve"> when </w:t>
-      </w:r>
-      <w:r>
-        <w:rPr>
-          <w:rFonts w:ascii="Calibri" w:hAnsi="Calibri" w:eastAsia="Calibri" w:cs="Calibri"/>
-          <w:color w:val="000000" w:themeColor="text1" w:themeTint="FF" w:themeShade="FF"/>
-          <w:lang w:val="en-US"/>
-        </w:rPr>
-        <w:t>game</w:t>
-      </w:r>
-      <w:r>
-        <w:rPr>
-          <w:rFonts w:ascii="Calibri" w:hAnsi="Calibri" w:eastAsia="Calibri" w:cs="Calibri"/>
-          <w:color w:val="000000" w:themeColor="text1" w:themeTint="FF" w:themeShade="FF"/>
-          <w:lang w:val="en-US"/>
-        </w:rPr>
-        <w:t xml:space="preserve"> is not over.</w:t>
-      </w:r>
-    </w:p>
-    <w:p>
-      <w:pPr>
-        <w:pBdr>
-          <w:top w:val="nil"/>
-          <w:left w:val="nil"/>
-          <w:bottom w:val="nil"/>
-          <w:right w:val="nil"/>
-          <w:between w:val="nil"/>
-        </w:pBdr>
-        <w:spacing w:line="240" w:lineRule="auto"/>
-        <w:rPr>
-          <w:rFonts w:ascii="Calibri" w:hAnsi="Calibri" w:eastAsia="Calibri" w:cs="Calibri"/>
-          <w:color w:val="000000"/>
-        </w:rPr>
-      </w:pPr>
-    </w:p>
-    <w:p>
-      <w:pPr>
-        <w:pBdr>
-          <w:top w:val="nil"/>
-          <w:left w:val="nil"/>
-          <w:bottom w:val="nil"/>
-          <w:right w:val="nil"/>
-          <w:between w:val="nil"/>
-        </w:pBdr>
-        <w:spacing w:line="240" w:lineRule="auto"/>
-        <w:rPr>
-          <w:rFonts w:ascii="Calibri" w:hAnsi="Calibri" w:eastAsia="Calibri" w:cs="Calibri"/>
-          <w:color w:val="000000"/>
-        </w:rPr>
-      </w:pPr>
-    </w:p>
-    <w:p>
-      <w:pPr>
-        <w:pBdr>
-          <w:top w:val="nil" w:color="FF000000" w:sz="0" w:space="0"/>
-          <w:left w:val="nil" w:color="FF000000" w:sz="0" w:space="0"/>
-          <w:bottom w:val="nil" w:color="FF000000" w:sz="0" w:space="0"/>
-          <w:right w:val="nil" w:color="FF000000" w:sz="0" w:space="0"/>
-          <w:between w:val="nil" w:color="FF000000" w:sz="0" w:space="0"/>
-        </w:pBdr>
-        <w:spacing w:line="240" w:lineRule="auto"/>
-        <w:rPr>
-          <w:rFonts w:ascii="Calibri" w:hAnsi="Calibri" w:eastAsia="Calibri" w:cs="Calibri"/>
-          <w:i w:val="1"/>
-          <w:iCs w:val="1"/>
-          <w:color w:val="000000"/>
-          <w:lang w:val="en-US"/>
-        </w:rPr>
-      </w:pPr>
-      <w:r>
-        <w:rPr>
-          <w:rFonts w:ascii="Calibri" w:hAnsi="Calibri" w:eastAsia="Calibri" w:cs="Calibri"/>
-          <w:i w:val="1"/>
-          <w:iCs w:val="1"/>
-          <w:color w:val="000000" w:themeColor="text1" w:themeTint="FF" w:themeShade="FF"/>
+          <w:rFonts w:ascii="Calibri" w:eastAsia="Calibri" w:hAnsi="Calibri" w:cs="Calibri"/>
+          <w:color w:val="000000" w:themeColor="text1"/>
+          <w:lang w:val="en-US"/>
+        </w:rPr>
+        <w:t xml:space="preserve"> when game is not over.</w:t>
+      </w:r>
+    </w:p>
+    <w:p>
+      <w:pPr>
+        <w:pBdr>
+          <w:top w:val="nil"/>
+          <w:left w:val="nil"/>
+          <w:bottom w:val="nil"/>
+          <w:right w:val="nil"/>
+          <w:between w:val="nil"/>
+        </w:pBdr>
+        <w:spacing w:line="240" w:lineRule="auto"/>
+        <w:rPr>
+          <w:rFonts w:ascii="Calibri" w:eastAsia="Calibri" w:hAnsi="Calibri" w:cs="Calibri"/>
+          <w:color w:val="000000"/>
+        </w:rPr>
+      </w:pPr>
+    </w:p>
+    <w:p>
+      <w:pPr>
+        <w:pBdr>
+          <w:top w:val="nil"/>
+          <w:left w:val="nil"/>
+          <w:bottom w:val="nil"/>
+          <w:right w:val="nil"/>
+          <w:between w:val="nil"/>
+        </w:pBdr>
+        <w:spacing w:line="240" w:lineRule="auto"/>
+        <w:rPr>
+          <w:rFonts w:ascii="Calibri" w:eastAsia="Calibri" w:hAnsi="Calibri" w:cs="Calibri"/>
+          <w:color w:val="000000"/>
+        </w:rPr>
+      </w:pPr>
+    </w:p>
+    <w:p>
+      <w:pPr>
+        <w:pBdr>
+          <w:top w:val="nil"/>
+          <w:left w:val="nil"/>
+          <w:bottom w:val="nil"/>
+          <w:right w:val="nil"/>
+          <w:between w:val="nil"/>
+        </w:pBdr>
+        <w:spacing w:line="240" w:lineRule="auto"/>
+        <w:rPr>
+          <w:rFonts w:ascii="Calibri" w:eastAsia="Calibri" w:hAnsi="Calibri" w:cs="Calibri"/>
+          <w:i/>
+          <w:iCs/>
+          <w:color w:val="000000"/>
+          <w:lang w:val="en-US"/>
+        </w:rPr>
+      </w:pPr>
+      <w:r>
+        <w:rPr>
+          <w:rFonts w:ascii="Calibri" w:eastAsia="Calibri" w:hAnsi="Calibri" w:cs="Calibri"/>
+          <w:i/>
+          <w:iCs/>
+          <w:color w:val="000000" w:themeColor="text1"/>
           <w:u w:val="single"/>
           <w:lang w:val="en-US"/>
         </w:rPr>
@@ -6150,87 +5906,27 @@
       </w:r>
       <w:r>
         <w:rPr>
-          <w:rFonts w:ascii="Calibri" w:hAnsi="Calibri" w:eastAsia="Calibri" w:cs="Calibri"/>
-          <w:i w:val="1"/>
-          <w:iCs w:val="1"/>
-          <w:color w:val="000000" w:themeColor="text1" w:themeTint="FF" w:themeShade="FF"/>
-          <w:lang w:val="en-US"/>
-        </w:rPr>
-        <w:t xml:space="preserve">: we </w:t>
-      </w:r>
-      <w:r>
-        <w:rPr>
-          <w:rFonts w:ascii="Calibri" w:hAnsi="Calibri" w:eastAsia="Calibri" w:cs="Calibri"/>
-          <w:i w:val="1"/>
-          <w:iCs w:val="1"/>
-          <w:color w:val="000000" w:themeColor="text1" w:themeTint="FF" w:themeShade="FF"/>
-          <w:lang w:val="en-US"/>
-        </w:rPr>
-        <w:t>already have</w:t>
-      </w:r>
-      <w:r>
-        <w:rPr>
-          <w:rFonts w:ascii="Calibri" w:hAnsi="Calibri" w:eastAsia="Calibri" w:cs="Calibri"/>
-          <w:i w:val="1"/>
-          <w:iCs w:val="1"/>
-          <w:color w:val="000000" w:themeColor="text1" w:themeTint="FF" w:themeShade="FF"/>
-          <w:lang w:val="en-US"/>
-        </w:rPr>
-        <w:t xml:space="preserve"> created a helper function in the Game </w:t>
-      </w:r>
-      <w:r>
-        <w:rPr>
-          <w:rFonts w:ascii="Calibri" w:hAnsi="Calibri" w:eastAsia="Calibri" w:cs="Calibri"/>
-          <w:i w:val="1"/>
-          <w:iCs w:val="1"/>
-          <w:color w:val="000000" w:themeColor="text1" w:themeTint="FF" w:themeShade="FF"/>
-          <w:lang w:val="en-US"/>
-        </w:rPr>
-        <w:t>component</w:t>
-      </w:r>
-      <w:r>
-        <w:rPr>
-          <w:rFonts w:ascii="Calibri" w:hAnsi="Calibri" w:eastAsia="Calibri" w:cs="Calibri"/>
-          <w:i w:val="1"/>
-          <w:iCs w:val="1"/>
-          <w:color w:val="000000" w:themeColor="text1" w:themeTint="FF" w:themeShade="FF"/>
-          <w:lang w:val="en-US"/>
-        </w:rPr>
-        <w:t xml:space="preserve"> to generate a random value between a </w:t>
-      </w:r>
-      <w:r>
-        <w:rPr>
-          <w:rFonts w:ascii="Calibri" w:hAnsi="Calibri" w:eastAsia="Calibri" w:cs="Calibri"/>
-          <w:i w:val="1"/>
-          <w:iCs w:val="1"/>
-          <w:color w:val="000000" w:themeColor="text1" w:themeTint="FF" w:themeShade="FF"/>
-          <w:lang w:val="en-US"/>
-        </w:rPr>
-        <w:t>min</w:t>
-      </w:r>
-      <w:r>
-        <w:rPr>
-          <w:rFonts w:ascii="Calibri" w:hAnsi="Calibri" w:eastAsia="Calibri" w:cs="Calibri"/>
-          <w:i w:val="1"/>
-          <w:iCs w:val="1"/>
-          <w:color w:val="000000" w:themeColor="text1" w:themeTint="FF" w:themeShade="FF"/>
-          <w:lang w:val="en-US"/>
-        </w:rPr>
-        <w:t xml:space="preserve"> and a max value.</w:t>
-      </w:r>
-    </w:p>
-    <w:p>
-      <w:pPr>
-        <w:pBdr>
-          <w:top w:val="nil"/>
-          <w:left w:val="nil"/>
-          <w:bottom w:val="nil"/>
-          <w:right w:val="nil"/>
-          <w:between w:val="nil"/>
-        </w:pBdr>
-        <w:spacing w:line="240" w:lineRule="auto"/>
-        <w:rPr>
-          <w:rFonts w:ascii="Calibri" w:hAnsi="Calibri" w:eastAsia="Calibri" w:cs="Calibri"/>
+          <w:rFonts w:ascii="Calibri" w:eastAsia="Calibri" w:hAnsi="Calibri" w:cs="Calibri"/>
+          <w:i/>
+          <w:iCs/>
+          <w:color w:val="000000" w:themeColor="text1"/>
+          <w:lang w:val="en-US"/>
+        </w:rPr>
+        <w:t>: we already have created a helper function in the Game component to generate a random value between a min and a max value.</w:t>
+      </w:r>
+    </w:p>
+    <w:p>
+      <w:pPr>
+        <w:pBdr>
+          <w:top w:val="nil"/>
+          <w:left w:val="nil"/>
+          <w:bottom w:val="nil"/>
+          <w:right w:val="nil"/>
+          <w:between w:val="nil"/>
+        </w:pBdr>
+        <w:spacing w:line="240" w:lineRule="auto"/>
+        <w:rPr>
+          <w:rFonts w:ascii="Calibri" w:eastAsia="Calibri" w:hAnsi="Calibri" w:cs="Calibri"/>
           <w:color w:val="000000"/>
         </w:rPr>
       </w:pPr>
@@ -6251,13 +5947,13 @@
         <w:ind w:left="-540"/>
         <w:jc w:val="center"/>
         <w:rPr>
-          <w:rFonts w:ascii="Calibri" w:hAnsi="Calibri" w:eastAsia="Calibri" w:cs="Calibri"/>
-          <w:color w:val="000000"/>
-        </w:rPr>
-      </w:pPr>
-      <w:r>
-        <w:rPr>
-          <w:rFonts w:ascii="Calibri" w:hAnsi="Calibri" w:eastAsia="Calibri" w:cs="Calibri"/>
+          <w:rFonts w:ascii="Calibri" w:eastAsia="Calibri" w:hAnsi="Calibri" w:cs="Calibri"/>
+          <w:color w:val="000000"/>
+        </w:rPr>
+      </w:pPr>
+      <w:r>
+        <w:rPr>
+          <w:rFonts w:ascii="Calibri" w:eastAsia="Calibri" w:hAnsi="Calibri" w:cs="Calibri"/>
           <w:noProof/>
           <w:color w:val="000000"/>
         </w:rPr>
@@ -6275,7 +5971,7 @@
                     <pic:cNvPicPr preferRelativeResize="0"/>
                   </pic:nvPicPr>
                   <pic:blipFill>
-                    <a:blip r:embed="rId32"/>
+                    <a:blip r:embed="rId36"/>
                     <a:srcRect/>
                     <a:stretch>
                       <a:fillRect/>
@@ -6314,7 +6010,7 @@
         <w:ind w:left="-540"/>
         <w:jc w:val="center"/>
         <w:rPr>
-          <w:rFonts w:ascii="Calibri" w:hAnsi="Calibri" w:eastAsia="Calibri" w:cs="Calibri"/>
+          <w:rFonts w:ascii="Calibri" w:eastAsia="Calibri" w:hAnsi="Calibri" w:cs="Calibri"/>
           <w:color w:val="000000"/>
         </w:rPr>
       </w:pPr>
@@ -6335,29 +6031,29 @@
         <w:ind w:left="-540"/>
         <w:jc w:val="center"/>
         <w:rPr>
-          <w:rFonts w:ascii="Calibri" w:hAnsi="Calibri" w:eastAsia="Calibri" w:cs="Calibri"/>
-          <w:color w:val="000000"/>
-        </w:rPr>
-      </w:pPr>
-    </w:p>
-    <w:p>
-      <w:pPr>
-        <w:pBdr>
-          <w:top w:val="nil"/>
-          <w:left w:val="nil"/>
-          <w:bottom w:val="nil"/>
-          <w:right w:val="nil"/>
-          <w:between w:val="nil"/>
-        </w:pBdr>
-        <w:spacing w:line="240" w:lineRule="auto"/>
-        <w:rPr>
-          <w:rFonts w:ascii="Calibri" w:hAnsi="Calibri" w:eastAsia="Calibri" w:cs="Calibri"/>
-          <w:color w:val="000000"/>
-        </w:rPr>
-      </w:pPr>
-      <w:r>
-        <w:rPr>
-          <w:rFonts w:ascii="Calibri" w:hAnsi="Calibri" w:eastAsia="Calibri" w:cs="Calibri"/>
+          <w:rFonts w:ascii="Calibri" w:eastAsia="Calibri" w:hAnsi="Calibri" w:cs="Calibri"/>
+          <w:color w:val="000000"/>
+        </w:rPr>
+      </w:pPr>
+    </w:p>
+    <w:p>
+      <w:pPr>
+        <w:pBdr>
+          <w:top w:val="nil"/>
+          <w:left w:val="nil"/>
+          <w:bottom w:val="nil"/>
+          <w:right w:val="nil"/>
+          <w:between w:val="nil"/>
+        </w:pBdr>
+        <w:spacing w:line="240" w:lineRule="auto"/>
+        <w:rPr>
+          <w:rFonts w:ascii="Calibri" w:eastAsia="Calibri" w:hAnsi="Calibri" w:cs="Calibri"/>
+          <w:color w:val="000000"/>
+        </w:rPr>
+      </w:pPr>
+      <w:r>
+        <w:rPr>
+          <w:rFonts w:ascii="Calibri" w:eastAsia="Calibri" w:hAnsi="Calibri" w:cs="Calibri"/>
           <w:b/>
           <w:color w:val="000000"/>
         </w:rPr>
@@ -6365,14 +6061,14 @@
       </w:r>
       <w:r>
         <w:rPr>
-          <w:rFonts w:ascii="Calibri" w:hAnsi="Calibri" w:eastAsia="Calibri" w:cs="Calibri"/>
+          <w:rFonts w:ascii="Calibri" w:eastAsia="Calibri" w:hAnsi="Calibri" w:cs="Calibri"/>
           <w:color w:val="000000"/>
         </w:rPr>
         <w:t xml:space="preserve"> Handle </w:t>
       </w:r>
       <w:r>
         <w:rPr>
-          <w:rFonts w:ascii="Calibri" w:hAnsi="Calibri" w:eastAsia="Calibri" w:cs="Calibri"/>
+          <w:rFonts w:ascii="Calibri" w:eastAsia="Calibri" w:hAnsi="Calibri" w:cs="Calibri"/>
           <w:b/>
           <w:color w:val="000000"/>
         </w:rPr>
@@ -6380,7 +6076,7 @@
       </w:r>
       <w:r>
         <w:rPr>
-          <w:rFonts w:ascii="Calibri" w:hAnsi="Calibri" w:eastAsia="Calibri" w:cs="Calibri"/>
+          <w:rFonts w:ascii="Calibri" w:eastAsia="Calibri" w:hAnsi="Calibri" w:cs="Calibri"/>
           <w:color w:val="000000"/>
         </w:rPr>
         <w:t xml:space="preserve">  </w:t>
@@ -6397,277 +6093,122 @@
         </w:pBdr>
         <w:spacing w:line="240" w:lineRule="auto"/>
         <w:rPr>
-          <w:rFonts w:ascii="Calibri" w:hAnsi="Calibri" w:eastAsia="Calibri" w:cs="Calibri"/>
-          <w:color w:val="000000"/>
-        </w:rPr>
-      </w:pPr>
-    </w:p>
-    <w:p>
-      <w:pPr>
-        <w:pStyle w:val="Normal"/>
-        <w:pBdr>
-          <w:top w:val="nil" w:color="000000" w:sz="0" w:space="0"/>
-          <w:left w:val="nil" w:color="000000" w:sz="0" w:space="0"/>
-          <w:bottom w:val="nil" w:color="000000" w:sz="0" w:space="0"/>
-          <w:right w:val="nil" w:color="000000" w:sz="0" w:space="0"/>
-          <w:between w:val="nil" w:color="000000" w:sz="0" w:space="0"/>
-        </w:pBdr>
-        <w:spacing w:line="240" w:lineRule="auto"/>
-        <w:rPr>
-          <w:rFonts w:ascii="Calibri" w:hAnsi="Calibri" w:eastAsia="Calibri" w:cs="Calibri"/>
-          <w:color w:val="000000"/>
-          <w:lang w:val="en-US"/>
-        </w:rPr>
-      </w:pPr>
-      <w:r>
-        <w:rPr>
-          <w:rFonts w:ascii="Calibri" w:hAnsi="Calibri" w:eastAsia="Calibri" w:cs="Calibri"/>
-          <w:color w:val="000000" w:themeColor="text1" w:themeTint="FF" w:themeShade="FF"/>
-          <w:lang w:val="en-US"/>
-        </w:rPr>
-        <w:t xml:space="preserve">The </w:t>
-      </w:r>
-      <w:r>
-        <w:rPr>
-          <w:rFonts w:ascii="Calibri" w:hAnsi="Calibri" w:eastAsia="Calibri" w:cs="Calibri"/>
-          <w:color w:val="000000" w:themeColor="text1" w:themeTint="FF" w:themeShade="FF"/>
-          <w:lang w:val="en-US"/>
-        </w:rPr>
-        <w:t>GameOver</w:t>
-      </w:r>
-      <w:r>
-        <w:rPr>
-          <w:rFonts w:ascii="Calibri" w:hAnsi="Calibri" w:eastAsia="Calibri" w:cs="Calibri"/>
-          <w:color w:val="000000" w:themeColor="text1" w:themeTint="FF" w:themeShade="FF"/>
+          <w:rFonts w:ascii="Calibri" w:eastAsia="Calibri" w:hAnsi="Calibri" w:cs="Calibri"/>
+          <w:color w:val="000000"/>
+        </w:rPr>
+      </w:pPr>
+    </w:p>
+    <w:p>
+      <w:pPr>
+        <w:pBdr>
+          <w:top w:val="nil"/>
+          <w:left w:val="nil"/>
+          <w:bottom w:val="nil"/>
+          <w:right w:val="nil"/>
+          <w:between w:val="nil"/>
+        </w:pBdr>
+        <w:spacing w:line="240" w:lineRule="auto"/>
+        <w:rPr>
+          <w:rFonts w:ascii="Calibri" w:eastAsia="Calibri" w:hAnsi="Calibri" w:cs="Calibri"/>
+          <w:color w:val="000000"/>
+          <w:lang w:val="en-US"/>
+        </w:rPr>
+      </w:pPr>
+      <w:r>
+        <w:rPr>
+          <w:rFonts w:ascii="Calibri" w:eastAsia="Calibri" w:hAnsi="Calibri" w:cs="Calibri"/>
+          <w:color w:val="000000" w:themeColor="text1"/>
+          <w:lang w:val="en-US"/>
+        </w:rPr>
+        <w:t>The GameOver component shall display when the game is over, and propose the player to start a new game</w:t>
+      </w:r>
+      <w:r>
+        <w:rPr>
+          <w:rFonts w:ascii="Calibri" w:eastAsia="Calibri" w:hAnsi="Calibri" w:cs="Calibri"/>
+          <w:color w:val="000000" w:themeColor="text1"/>
+          <w:lang w:val="en-US"/>
+        </w:rPr>
+        <w:t>. (</w:t>
+      </w:r>
+      <w:proofErr w:type="gramStart"/>
+      <w:r>
+        <w:rPr>
+          <w:rFonts w:ascii="Calibri" w:eastAsia="Calibri" w:hAnsi="Calibri" w:cs="Calibri"/>
+          <w:color w:val="000000" w:themeColor="text1"/>
+          <w:lang w:val="en-US"/>
+        </w:rPr>
+        <w:t>in</w:t>
+      </w:r>
+      <w:proofErr w:type="gramEnd"/>
+      <w:r>
+        <w:rPr>
+          <w:rFonts w:ascii="Calibri" w:eastAsia="Calibri" w:hAnsi="Calibri" w:cs="Calibri"/>
+          <w:color w:val="000000" w:themeColor="text1"/>
+          <w:lang w:val="en-US"/>
+        </w:rPr>
+        <w:t xml:space="preserve"> here you need to have a function that contain some conditions, like when will it return GameOver component? and text message as well, then call this function into return of </w:t>
+      </w:r>
+      <w:r>
+        <w:rPr>
+          <w:rFonts w:ascii="Calibri" w:eastAsia="Calibri" w:hAnsi="Calibri" w:cs="Calibri"/>
+          <w:b/>
+          <w:bCs/>
+          <w:color w:val="000000" w:themeColor="text1"/>
+          <w:lang w:val="en-US"/>
+        </w:rPr>
+        <w:t xml:space="preserve">Game </w:t>
+      </w:r>
+      <w:r>
+        <w:rPr>
+          <w:rFonts w:ascii="Calibri" w:eastAsia="Calibri" w:hAnsi="Calibri" w:cs="Calibri"/>
+          <w:color w:val="000000" w:themeColor="text1"/>
+          <w:lang w:val="en-US"/>
+        </w:rPr>
+        <w:t xml:space="preserve">component) </w:t>
+      </w:r>
+      <w:r>
+        <w:rPr>
+          <w:rFonts w:ascii="Calibri" w:eastAsia="Calibri" w:hAnsi="Calibri" w:cs="Calibri"/>
           <w:lang w:val="en-US"/>
         </w:rPr>
         <w:t xml:space="preserve"> </w:t>
       </w:r>
-      <w:r>
-        <w:rPr>
-          <w:rFonts w:ascii="Calibri" w:hAnsi="Calibri" w:eastAsia="Calibri" w:cs="Calibri"/>
-          <w:color w:val="000000" w:themeColor="text1" w:themeTint="FF" w:themeShade="FF"/>
-          <w:lang w:val="en-US"/>
-        </w:rPr>
-        <w:t>component</w:t>
-      </w:r>
-      <w:r>
-        <w:rPr>
-          <w:rFonts w:ascii="Calibri" w:hAnsi="Calibri" w:eastAsia="Calibri" w:cs="Calibri"/>
-          <w:color w:val="000000" w:themeColor="text1" w:themeTint="FF" w:themeShade="FF"/>
-          <w:lang w:val="en-US"/>
-        </w:rPr>
-        <w:t xml:space="preserve"> shall display when the game is </w:t>
-      </w:r>
-      <w:r>
-        <w:rPr>
-          <w:rFonts w:ascii="Calibri" w:hAnsi="Calibri" w:eastAsia="Calibri" w:cs="Calibri"/>
-          <w:color w:val="000000" w:themeColor="text1" w:themeTint="FF" w:themeShade="FF"/>
-          <w:lang w:val="en-US"/>
-        </w:rPr>
-        <w:t>over, and</w:t>
-      </w:r>
-      <w:r>
-        <w:rPr>
-          <w:rFonts w:ascii="Calibri" w:hAnsi="Calibri" w:eastAsia="Calibri" w:cs="Calibri"/>
-          <w:color w:val="000000" w:themeColor="text1" w:themeTint="FF" w:themeShade="FF"/>
-          <w:lang w:val="en-US"/>
-        </w:rPr>
-        <w:t xml:space="preserve"> </w:t>
-      </w:r>
-      <w:r>
-        <w:rPr>
-          <w:rFonts w:ascii="Calibri" w:hAnsi="Calibri" w:eastAsia="Calibri" w:cs="Calibri"/>
-          <w:color w:val="000000" w:themeColor="text1" w:themeTint="FF" w:themeShade="FF"/>
-          <w:lang w:val="en-US"/>
-        </w:rPr>
-        <w:t>propose</w:t>
-      </w:r>
-      <w:r>
-        <w:rPr>
-          <w:rFonts w:ascii="Calibri" w:hAnsi="Calibri" w:eastAsia="Calibri" w:cs="Calibri"/>
-          <w:color w:val="000000" w:themeColor="text1" w:themeTint="FF" w:themeShade="FF"/>
-          <w:lang w:val="en-US"/>
-        </w:rPr>
-        <w:t xml:space="preserve"> the player </w:t>
-      </w:r>
-      <w:r>
-        <w:rPr>
-          <w:rFonts w:ascii="Calibri" w:hAnsi="Calibri" w:eastAsia="Calibri" w:cs="Calibri"/>
-          <w:color w:val="000000" w:themeColor="text1" w:themeTint="FF" w:themeShade="FF"/>
-          <w:lang w:val="en-US"/>
-        </w:rPr>
-        <w:t>to start</w:t>
-      </w:r>
-      <w:r>
-        <w:rPr>
-          <w:rFonts w:ascii="Calibri" w:hAnsi="Calibri" w:eastAsia="Calibri" w:cs="Calibri"/>
-          <w:color w:val="000000" w:themeColor="text1" w:themeTint="FF" w:themeShade="FF"/>
-          <w:lang w:val="en-US"/>
-        </w:rPr>
-        <w:t xml:space="preserve"> a </w:t>
-      </w:r>
-      <w:r>
-        <w:rPr>
-          <w:rFonts w:ascii="Calibri" w:hAnsi="Calibri" w:eastAsia="Calibri" w:cs="Calibri"/>
-          <w:color w:val="000000" w:themeColor="text1" w:themeTint="FF" w:themeShade="FF"/>
-          <w:lang w:val="en-US"/>
-        </w:rPr>
-        <w:t>new game</w:t>
-      </w:r>
-      <w:r>
-        <w:rPr>
-          <w:rFonts w:ascii="Calibri" w:hAnsi="Calibri" w:eastAsia="Calibri" w:cs="Calibri"/>
-          <w:color w:val="000000" w:themeColor="text1" w:themeTint="FF" w:themeShade="FF"/>
-          <w:lang w:val="en-US"/>
-        </w:rPr>
-        <w:t xml:space="preserve">. (in here you need to have a function that </w:t>
-      </w:r>
-      <w:r>
-        <w:rPr>
-          <w:rFonts w:ascii="Calibri" w:hAnsi="Calibri" w:eastAsia="Calibri" w:cs="Calibri"/>
-          <w:color w:val="000000" w:themeColor="text1" w:themeTint="FF" w:themeShade="FF"/>
-          <w:lang w:val="en-US"/>
-        </w:rPr>
-        <w:t>contain</w:t>
-      </w:r>
-      <w:r>
-        <w:rPr>
-          <w:rFonts w:ascii="Calibri" w:hAnsi="Calibri" w:eastAsia="Calibri" w:cs="Calibri"/>
-          <w:color w:val="000000" w:themeColor="text1" w:themeTint="FF" w:themeShade="FF"/>
-          <w:lang w:val="en-US"/>
-        </w:rPr>
-        <w:t xml:space="preserve"> some conditions, like when will it return </w:t>
-      </w:r>
-      <w:r>
-        <w:rPr>
-          <w:rFonts w:ascii="Calibri" w:hAnsi="Calibri" w:eastAsia="Calibri" w:cs="Calibri"/>
-          <w:color w:val="000000" w:themeColor="text1" w:themeTint="FF" w:themeShade="FF"/>
-          <w:lang w:val="en-US"/>
-        </w:rPr>
-        <w:t>GameOver</w:t>
-      </w:r>
-      <w:r>
-        <w:rPr>
-          <w:rFonts w:ascii="Calibri" w:hAnsi="Calibri" w:eastAsia="Calibri" w:cs="Calibri"/>
-          <w:color w:val="000000" w:themeColor="text1" w:themeTint="FF" w:themeShade="FF"/>
-          <w:lang w:val="en-US"/>
-        </w:rPr>
-        <w:t xml:space="preserve"> </w:t>
-      </w:r>
-      <w:r>
-        <w:rPr>
-          <w:rFonts w:ascii="Calibri" w:hAnsi="Calibri" w:eastAsia="Calibri" w:cs="Calibri"/>
-          <w:color w:val="000000" w:themeColor="text1" w:themeTint="FF" w:themeShade="FF"/>
-          <w:lang w:val="en-US"/>
-        </w:rPr>
-        <w:t>component?</w:t>
-      </w:r>
-      <w:r>
-        <w:rPr>
-          <w:rFonts w:ascii="Calibri" w:hAnsi="Calibri" w:eastAsia="Calibri" w:cs="Calibri"/>
-          <w:color w:val="000000" w:themeColor="text1" w:themeTint="FF" w:themeShade="FF"/>
-          <w:lang w:val="en-US"/>
-        </w:rPr>
-        <w:t xml:space="preserve"> and text message as well, then call this function into return of </w:t>
-      </w:r>
-      <w:r>
-        <w:rPr>
-          <w:rFonts w:ascii="Calibri" w:hAnsi="Calibri" w:eastAsia="Calibri" w:cs="Calibri"/>
-          <w:b w:val="1"/>
-          <w:bCs w:val="1"/>
-          <w:i w:val="0"/>
-          <w:iCs w:val="0"/>
-          <w:caps w:val="0"/>
-          <w:smallCaps w:val="0"/>
-          <w:noProof w:val="0"/>
-          <w:color w:val="000000" w:themeColor="text1" w:themeTint="FF" w:themeShade="FF"/>
-          <w:sz w:val="22"/>
-          <w:szCs w:val="22"/>
-          <w:lang w:val="en-US"/>
-        </w:rPr>
-        <w:t xml:space="preserve">Game </w:t>
-      </w:r>
-      <w:r>
-        <w:rPr>
-          <w:rFonts w:ascii="Calibri" w:hAnsi="Calibri" w:eastAsia="Calibri" w:cs="Calibri"/>
-          <w:b w:val="0"/>
-          <w:bCs w:val="0"/>
-          <w:i w:val="0"/>
-          <w:iCs w:val="0"/>
-          <w:caps w:val="0"/>
-          <w:smallCaps w:val="0"/>
-          <w:noProof w:val="0"/>
-          <w:color w:val="000000" w:themeColor="text1" w:themeTint="FF" w:themeShade="FF"/>
-          <w:sz w:val="22"/>
-          <w:szCs w:val="22"/>
-          <w:lang w:val="en-US"/>
-        </w:rPr>
-        <w:t>component</w:t>
-      </w:r>
-      <w:r>
-        <w:rPr>
-          <w:rFonts w:ascii="Calibri" w:hAnsi="Calibri" w:eastAsia="Calibri" w:cs="Calibri"/>
-          <w:b w:val="0"/>
-          <w:bCs w:val="0"/>
-          <w:i w:val="0"/>
-          <w:iCs w:val="0"/>
-          <w:caps w:val="0"/>
-          <w:smallCaps w:val="0"/>
-          <w:noProof w:val="0"/>
-          <w:color w:val="000000" w:themeColor="text1" w:themeTint="FF" w:themeShade="FF"/>
-          <w:sz w:val="22"/>
-          <w:szCs w:val="22"/>
-          <w:lang w:val="en-US"/>
-        </w:rPr>
-        <w:t xml:space="preserve">) </w:t>
-      </w:r>
-      <w:r>
-        <w:rPr>
-          <w:rFonts w:ascii="Calibri" w:hAnsi="Calibri" w:eastAsia="Calibri" w:cs="Calibri"/>
-          <w:noProof w:val="0"/>
-          <w:sz w:val="22"/>
-          <w:szCs w:val="22"/>
-          <w:lang w:val="en-US"/>
-        </w:rPr>
-        <w:t xml:space="preserve"> </w:t>
-      </w:r>
-    </w:p>
-    <w:p>
-      <w:pPr>
-        <w:pBdr>
-          <w:top w:val="nil"/>
-          <w:left w:val="nil"/>
-          <w:bottom w:val="nil"/>
-          <w:right w:val="nil"/>
-          <w:between w:val="nil"/>
-        </w:pBdr>
-        <w:spacing w:line="240" w:lineRule="auto"/>
-        <w:rPr>
-          <w:rFonts w:ascii="Calibri" w:hAnsi="Calibri" w:eastAsia="Calibri" w:cs="Calibri"/>
-          <w:color w:val="000000"/>
-        </w:rPr>
-      </w:pPr>
-    </w:p>
-    <w:p>
-      <w:pPr>
-        <w:pBdr>
-          <w:top w:val="nil"/>
-          <w:left w:val="nil"/>
-          <w:bottom w:val="nil"/>
-          <w:right w:val="nil"/>
-          <w:between w:val="nil"/>
-        </w:pBdr>
-        <w:spacing w:line="240" w:lineRule="auto"/>
-        <w:rPr>
-          <w:rFonts w:ascii="Calibri" w:hAnsi="Calibri" w:eastAsia="Calibri" w:cs="Calibri"/>
+    </w:p>
+    <w:p>
+      <w:pPr>
+        <w:pBdr>
+          <w:top w:val="nil"/>
+          <w:left w:val="nil"/>
+          <w:bottom w:val="nil"/>
+          <w:right w:val="nil"/>
+          <w:between w:val="nil"/>
+        </w:pBdr>
+        <w:spacing w:line="240" w:lineRule="auto"/>
+        <w:rPr>
+          <w:rFonts w:ascii="Calibri" w:eastAsia="Calibri" w:hAnsi="Calibri" w:cs="Calibri"/>
+          <w:color w:val="000000"/>
+        </w:rPr>
+      </w:pPr>
+    </w:p>
+    <w:p>
+      <w:pPr>
+        <w:pBdr>
+          <w:top w:val="nil"/>
+          <w:left w:val="nil"/>
+          <w:bottom w:val="nil"/>
+          <w:right w:val="nil"/>
+          <w:between w:val="nil"/>
+        </w:pBdr>
+        <w:spacing w:line="240" w:lineRule="auto"/>
+        <w:rPr>
+          <w:rFonts w:ascii="Calibri" w:eastAsia="Calibri" w:hAnsi="Calibri" w:cs="Calibri"/>
           <w:i/>
           <w:color w:val="000000"/>
         </w:rPr>
       </w:pPr>
       <w:r>
         <w:rPr>
-          <w:rFonts w:ascii="Calibri" w:hAnsi="Calibri" w:eastAsia="Calibri" w:cs="Calibri"/>
+          <w:rFonts w:ascii="Calibri" w:eastAsia="Calibri" w:hAnsi="Calibri" w:cs="Calibri"/>
           <w:i/>
           <w:color w:val="000000"/>
           <w:u w:val="single"/>
@@ -6676,7 +6217,7 @@
       </w:r>
       <w:r>
         <w:rPr>
-          <w:rFonts w:ascii="Calibri" w:hAnsi="Calibri" w:eastAsia="Calibri" w:cs="Calibri"/>
+          <w:rFonts w:ascii="Calibri" w:eastAsia="Calibri" w:hAnsi="Calibri" w:cs="Calibri"/>
           <w:i/>
           <w:color w:val="000000"/>
         </w:rPr>
@@ -6694,7 +6235,7 @@
         </w:pBdr>
         <w:spacing w:line="240" w:lineRule="auto"/>
         <w:rPr>
-          <w:rFonts w:ascii="Calibri" w:hAnsi="Calibri" w:eastAsia="Calibri" w:cs="Calibri"/>
+          <w:rFonts w:ascii="Calibri" w:eastAsia="Calibri" w:hAnsi="Calibri" w:cs="Calibri"/>
           <w:color w:val="000000"/>
         </w:rPr>
       </w:pPr>
@@ -6711,13 +6252,13 @@
         <w:spacing w:line="240" w:lineRule="auto"/>
         <w:jc w:val="center"/>
         <w:rPr>
-          <w:rFonts w:ascii="Calibri" w:hAnsi="Calibri" w:eastAsia="Calibri" w:cs="Calibri"/>
-          <w:color w:val="000000"/>
-        </w:rPr>
-      </w:pPr>
-      <w:r>
-        <w:rPr>
-          <w:rFonts w:ascii="Calibri" w:hAnsi="Calibri" w:eastAsia="Calibri" w:cs="Calibri"/>
+          <w:rFonts w:ascii="Calibri" w:eastAsia="Calibri" w:hAnsi="Calibri" w:cs="Calibri"/>
+          <w:color w:val="000000"/>
+        </w:rPr>
+      </w:pPr>
+      <w:r>
+        <w:rPr>
+          <w:rFonts w:ascii="Calibri" w:eastAsia="Calibri" w:hAnsi="Calibri" w:cs="Calibri"/>
           <w:noProof/>
           <w:color w:val="000000"/>
         </w:rPr>
@@ -6735,7 +6276,7 @@
                     <pic:cNvPicPr preferRelativeResize="0"/>
                   </pic:nvPicPr>
                   <pic:blipFill>
-                    <a:blip r:embed="rId33"/>
+                    <a:blip r:embed="rId37"/>
                     <a:srcRect/>
                     <a:stretch>
                       <a:fillRect/>
@@ -6769,7 +6310,7 @@
         </w:pBdr>
         <w:spacing w:line="240" w:lineRule="auto"/>
         <w:rPr>
-          <w:rFonts w:ascii="Calibri" w:hAnsi="Calibri" w:eastAsia="Calibri" w:cs="Calibri"/>
+          <w:rFonts w:ascii="Calibri" w:eastAsia="Calibri" w:hAnsi="Calibri" w:cs="Calibri"/>
           <w:color w:val="000000"/>
         </w:rPr>
       </w:pPr>
@@ -6792,29 +6333,22 @@
           <w:szCs w:val="48"/>
           <w:lang w:val="en-US"/>
         </w:rPr>
-        <w:t xml:space="preserve">6. Test and deploy on </w:t>
-      </w:r>
-      <w:r>
-        <w:rPr>
-          <w:sz w:val="48"/>
-          <w:szCs w:val="48"/>
-          <w:lang w:val="en-US"/>
-        </w:rPr>
-        <w:t>Vercel</w:t>
-      </w:r>
-    </w:p>
-    <w:p>
-      <w:pPr>
-        <w:pBdr>
-          <w:top w:val="nil"/>
-          <w:left w:val="nil"/>
-          <w:bottom w:val="nil"/>
-          <w:right w:val="nil"/>
-          <w:between w:val="nil"/>
-        </w:pBdr>
-        <w:spacing w:line="240" w:lineRule="auto"/>
-        <w:rPr>
-          <w:rFonts w:ascii="Calibri" w:hAnsi="Calibri" w:eastAsia="Calibri" w:cs="Calibri"/>
+        <w:lastRenderedPageBreak/>
+        <w:t>6. Test and deploy on Vercel</w:t>
+      </w:r>
+    </w:p>
+    <w:p>
+      <w:pPr>
+        <w:pBdr>
+          <w:top w:val="nil"/>
+          <w:left w:val="nil"/>
+          <w:bottom w:val="nil"/>
+          <w:right w:val="nil"/>
+          <w:between w:val="nil"/>
+        </w:pBdr>
+        <w:spacing w:line="240" w:lineRule="auto"/>
+        <w:rPr>
+          <w:rFonts w:ascii="Calibri" w:eastAsia="Calibri" w:hAnsi="Calibri" w:cs="Calibri"/>
           <w:color w:val="000000"/>
         </w:rPr>
       </w:pPr>
@@ -6834,13 +6368,13 @@
         <w:spacing w:line="240" w:lineRule="auto"/>
         <w:ind w:left="-540"/>
         <w:rPr>
-          <w:rFonts w:ascii="Calibri" w:hAnsi="Calibri" w:eastAsia="Calibri" w:cs="Calibri"/>
-          <w:color w:val="000000"/>
-        </w:rPr>
-      </w:pPr>
-      <w:r>
-        <w:rPr>
-          <w:rFonts w:ascii="Calibri" w:hAnsi="Calibri" w:eastAsia="Calibri" w:cs="Calibri"/>
+          <w:rFonts w:ascii="Calibri" w:eastAsia="Calibri" w:hAnsi="Calibri" w:cs="Calibri"/>
+          <w:color w:val="000000"/>
+        </w:rPr>
+      </w:pPr>
+      <w:r>
+        <w:rPr>
+          <w:rFonts w:ascii="Calibri" w:eastAsia="Calibri" w:hAnsi="Calibri" w:cs="Calibri"/>
           <w:b/>
           <w:color w:val="000000"/>
         </w:rPr>
@@ -6848,14 +6382,14 @@
       </w:r>
       <w:r>
         <w:rPr>
-          <w:rFonts w:ascii="Calibri" w:hAnsi="Calibri" w:eastAsia="Calibri" w:cs="Calibri"/>
+          <w:rFonts w:ascii="Calibri" w:eastAsia="Calibri" w:hAnsi="Calibri" w:cs="Calibri"/>
           <w:color w:val="000000"/>
         </w:rPr>
         <w:t xml:space="preserve"> You game should handle </w:t>
       </w:r>
       <w:r>
         <w:rPr>
-          <w:rFonts w:ascii="Calibri" w:hAnsi="Calibri" w:eastAsia="Calibri" w:cs="Calibri"/>
+          <w:rFonts w:ascii="Calibri" w:eastAsia="Calibri" w:hAnsi="Calibri" w:cs="Calibri"/>
           <w:b/>
           <w:color w:val="000000"/>
         </w:rPr>
@@ -6876,257 +6410,118 @@
         </w:tabs>
         <w:spacing w:line="240" w:lineRule="auto"/>
         <w:rPr>
-          <w:rFonts w:ascii="Calibri" w:hAnsi="Calibri" w:eastAsia="Calibri" w:cs="Calibri"/>
-          <w:color w:val="000000"/>
-        </w:rPr>
-      </w:pPr>
-    </w:p>
-    <w:p>
-      <w:pPr>
-        <w:pBdr>
-          <w:top w:val="nil" w:color="FF000000" w:sz="0" w:space="0"/>
-          <w:left w:val="nil" w:color="FF000000" w:sz="0" w:space="0"/>
-          <w:bottom w:val="nil" w:color="FF000000" w:sz="0" w:space="0"/>
-          <w:right w:val="nil" w:color="FF000000" w:sz="0" w:space="0"/>
-          <w:between w:val="nil" w:color="FF000000" w:sz="0" w:space="0"/>
+          <w:rFonts w:ascii="Calibri" w:eastAsia="Calibri" w:hAnsi="Calibri" w:cs="Calibri"/>
+          <w:color w:val="000000"/>
+        </w:rPr>
+      </w:pPr>
+    </w:p>
+    <w:p>
+      <w:pPr>
+        <w:pBdr>
+          <w:top w:val="nil"/>
+          <w:left w:val="nil"/>
+          <w:bottom w:val="nil"/>
+          <w:right w:val="nil"/>
+          <w:between w:val="nil"/>
         </w:pBdr>
         <w:tabs>
           <w:tab w:val="left" w:pos="180"/>
         </w:tabs>
         <w:spacing w:line="240" w:lineRule="auto"/>
         <w:rPr>
-          <w:rFonts w:ascii="Calibri" w:hAnsi="Calibri" w:eastAsia="Calibri" w:cs="Calibri"/>
-          <w:color w:val="000000"/>
-          <w:lang w:val="en-US"/>
-        </w:rPr>
-      </w:pPr>
-      <w:r>
-        <w:rPr>
-          <w:rFonts w:ascii="Calibri" w:hAnsi="Calibri" w:eastAsia="Calibri" w:cs="Calibri"/>
-          <w:color w:val="000000" w:themeColor="text1" w:themeTint="FF" w:themeShade="FF"/>
-          <w:lang w:val="en-US"/>
-        </w:rPr>
-        <w:t xml:space="preserve">For instance, did you think about those </w:t>
-      </w:r>
-      <w:r>
-        <w:rPr>
-          <w:rFonts w:ascii="Calibri" w:hAnsi="Calibri" w:eastAsia="Calibri" w:cs="Calibri"/>
-          <w:color w:val="000000" w:themeColor="text1" w:themeTint="FF" w:themeShade="FF"/>
-          <w:lang w:val="en-US"/>
-        </w:rPr>
-        <w:t>difference</w:t>
-      </w:r>
-      <w:r>
-        <w:rPr>
-          <w:rFonts w:ascii="Calibri" w:hAnsi="Calibri" w:eastAsia="Calibri" w:cs="Calibri"/>
-          <w:color w:val="000000" w:themeColor="text1" w:themeTint="FF" w:themeShade="FF"/>
-          <w:lang w:val="en-US"/>
-        </w:rPr>
-        <w:t xml:space="preserve"> cases?</w:t>
+          <w:rFonts w:ascii="Calibri" w:eastAsia="Calibri" w:hAnsi="Calibri" w:cs="Calibri"/>
+          <w:color w:val="000000"/>
+          <w:lang w:val="en-US"/>
+        </w:rPr>
+      </w:pPr>
+      <w:r>
+        <w:rPr>
+          <w:rFonts w:ascii="Calibri" w:eastAsia="Calibri" w:hAnsi="Calibri" w:cs="Calibri"/>
+          <w:color w:val="000000" w:themeColor="text1"/>
+          <w:lang w:val="en-US"/>
+        </w:rPr>
+        <w:t>For instance, did you think about those difference cases?</w:t>
       </w:r>
     </w:p>
     <w:p>
       <w:pPr>
         <w:numPr>
           <w:ilvl w:val="0"/>
-          <w:numId w:val="5"/>
+          <w:numId w:val="6"/>
         </w:numPr>
         <w:pBdr>
-          <w:top w:val="nil" w:color="FF000000" w:sz="0" w:space="0"/>
-          <w:left w:val="nil" w:color="FF000000" w:sz="0" w:space="0"/>
-          <w:bottom w:val="nil" w:color="FF000000" w:sz="0" w:space="0"/>
-          <w:right w:val="nil" w:color="FF000000" w:sz="0" w:space="0"/>
-          <w:between w:val="nil" w:color="FF000000" w:sz="0" w:space="0"/>
+          <w:top w:val="nil"/>
+          <w:left w:val="nil"/>
+          <w:bottom w:val="nil"/>
+          <w:right w:val="nil"/>
+          <w:between w:val="nil"/>
         </w:pBdr>
         <w:tabs>
           <w:tab w:val="left" w:pos="180"/>
         </w:tabs>
         <w:spacing w:line="240" w:lineRule="auto"/>
-        <w:rPr/>
-      </w:pPr>
-      <w:r>
-        <w:rPr>
-          <w:rFonts w:ascii="Calibri" w:hAnsi="Calibri" w:eastAsia="Calibri" w:cs="Calibri"/>
-          <w:color w:val="000000" w:themeColor="text1" w:themeTint="FF" w:themeShade="FF"/>
-          <w:lang w:val="en-US"/>
-        </w:rPr>
-        <w:t>What s</w:t>
-      </w:r>
-      <w:r>
-        <w:rPr>
-          <w:rFonts w:ascii="Calibri" w:hAnsi="Calibri" w:eastAsia="Calibri" w:cs="Calibri"/>
-          <w:color w:val="000000" w:themeColor="text1" w:themeTint="FF" w:themeShade="FF"/>
-          <w:lang w:val="en-US"/>
-        </w:rPr>
-        <w:t xml:space="preserve"> </w:t>
-      </w:r>
-      <w:r>
-        <w:rPr>
-          <w:rFonts w:ascii="Calibri" w:hAnsi="Calibri" w:eastAsia="Calibri" w:cs="Calibri"/>
-          <w:color w:val="000000" w:themeColor="text1" w:themeTint="FF" w:themeShade="FF"/>
-          <w:lang w:val="en-US"/>
-        </w:rPr>
-        <w:t>happen</w:t>
-      </w:r>
-      <w:r>
-        <w:rPr>
-          <w:rFonts w:ascii="Calibri" w:hAnsi="Calibri" w:eastAsia="Calibri" w:cs="Calibri"/>
-          <w:color w:val="000000" w:themeColor="text1" w:themeTint="FF" w:themeShade="FF"/>
-          <w:lang w:val="en-US"/>
-        </w:rPr>
-        <w:t xml:space="preserve"> in </w:t>
-      </w:r>
-      <w:r>
-        <w:rPr>
-          <w:rFonts w:ascii="Calibri" w:hAnsi="Calibri" w:eastAsia="Calibri" w:cs="Calibri"/>
-          <w:color w:val="000000" w:themeColor="text1" w:themeTint="FF" w:themeShade="FF"/>
-          <w:lang w:val="en-US"/>
-        </w:rPr>
-        <w:t>case</w:t>
-      </w:r>
-      <w:r>
-        <w:rPr>
-          <w:rFonts w:ascii="Calibri" w:hAnsi="Calibri" w:eastAsia="Calibri" w:cs="Calibri"/>
-          <w:color w:val="000000" w:themeColor="text1" w:themeTint="FF" w:themeShade="FF"/>
-          <w:lang w:val="en-US"/>
-        </w:rPr>
-        <w:t xml:space="preserve"> of </w:t>
-      </w:r>
-      <w:r>
-        <w:rPr>
-          <w:rFonts w:ascii="Calibri" w:hAnsi="Calibri" w:eastAsia="Calibri" w:cs="Calibri"/>
-          <w:color w:val="000000" w:themeColor="text1" w:themeTint="FF" w:themeShade="FF"/>
-          <w:lang w:val="en-US"/>
-        </w:rPr>
-        <w:t>draw</w:t>
-      </w:r>
-      <w:r>
-        <w:rPr>
-          <w:rFonts w:ascii="Calibri" w:hAnsi="Calibri" w:eastAsia="Calibri" w:cs="Calibri"/>
-          <w:color w:val="000000" w:themeColor="text1" w:themeTint="FF" w:themeShade="FF"/>
-          <w:lang w:val="en-US"/>
-        </w:rPr>
-        <w:t xml:space="preserve"> game?</w:t>
+      </w:pPr>
+      <w:r>
+        <w:rPr>
+          <w:rFonts w:ascii="Calibri" w:eastAsia="Calibri" w:hAnsi="Calibri" w:cs="Calibri"/>
+          <w:color w:val="000000" w:themeColor="text1"/>
+          <w:lang w:val="en-US"/>
+        </w:rPr>
+        <w:t>What s happen in case of draw game?</w:t>
       </w:r>
     </w:p>
     <w:p>
       <w:pPr>
         <w:numPr>
           <w:ilvl w:val="0"/>
-          <w:numId w:val="5"/>
+          <w:numId w:val="6"/>
         </w:numPr>
         <w:pBdr>
-          <w:top w:val="nil" w:color="FF000000" w:sz="0" w:space="0"/>
-          <w:left w:val="nil" w:color="FF000000" w:sz="0" w:space="0"/>
-          <w:bottom w:val="nil" w:color="FF000000" w:sz="0" w:space="0"/>
-          <w:right w:val="nil" w:color="FF000000" w:sz="0" w:space="0"/>
-          <w:between w:val="nil" w:color="FF000000" w:sz="0" w:space="0"/>
+          <w:top w:val="nil"/>
+          <w:left w:val="nil"/>
+          <w:bottom w:val="nil"/>
+          <w:right w:val="nil"/>
+          <w:between w:val="nil"/>
         </w:pBdr>
         <w:tabs>
           <w:tab w:val="left" w:pos="180"/>
         </w:tabs>
         <w:spacing w:line="240" w:lineRule="auto"/>
-        <w:rPr/>
-      </w:pPr>
-      <w:r>
-        <w:rPr>
-          <w:rFonts w:ascii="Calibri" w:hAnsi="Calibri" w:eastAsia="Calibri" w:cs="Calibri"/>
-          <w:color w:val="000000" w:themeColor="text1" w:themeTint="FF" w:themeShade="FF"/>
-          <w:lang w:val="en-US"/>
-        </w:rPr>
-        <w:t xml:space="preserve">Can </w:t>
-      </w:r>
-      <w:r>
-        <w:rPr>
-          <w:rFonts w:ascii="Calibri" w:hAnsi="Calibri" w:eastAsia="Calibri" w:cs="Calibri"/>
-          <w:color w:val="000000" w:themeColor="text1" w:themeTint="FF" w:themeShade="FF"/>
-          <w:lang w:val="en-US"/>
-        </w:rPr>
-        <w:t>player</w:t>
-      </w:r>
-      <w:r>
-        <w:rPr>
-          <w:rFonts w:ascii="Calibri" w:hAnsi="Calibri" w:eastAsia="Calibri" w:cs="Calibri"/>
-          <w:color w:val="000000" w:themeColor="text1" w:themeTint="FF" w:themeShade="FF"/>
-          <w:lang w:val="en-US"/>
-        </w:rPr>
-        <w:t xml:space="preserve"> or </w:t>
-      </w:r>
-      <w:r>
-        <w:rPr>
-          <w:rFonts w:ascii="Calibri" w:hAnsi="Calibri" w:eastAsia="Calibri" w:cs="Calibri"/>
-          <w:color w:val="000000" w:themeColor="text1" w:themeTint="FF" w:themeShade="FF"/>
-          <w:lang w:val="en-US"/>
-        </w:rPr>
-        <w:t>monster</w:t>
-      </w:r>
-      <w:r>
-        <w:rPr>
-          <w:rFonts w:ascii="Calibri" w:hAnsi="Calibri" w:eastAsia="Calibri" w:cs="Calibri"/>
-          <w:color w:val="000000" w:themeColor="text1" w:themeTint="FF" w:themeShade="FF"/>
-          <w:lang w:val="en-US"/>
-        </w:rPr>
-        <w:t xml:space="preserve"> have more than 100% life?</w:t>
+      </w:pPr>
+      <w:r>
+        <w:rPr>
+          <w:rFonts w:ascii="Calibri" w:eastAsia="Calibri" w:hAnsi="Calibri" w:cs="Calibri"/>
+          <w:color w:val="000000" w:themeColor="text1"/>
+          <w:lang w:val="en-US"/>
+        </w:rPr>
+        <w:t>Can player or monster have more than 100% life?</w:t>
       </w:r>
     </w:p>
     <w:p>
       <w:pPr>
         <w:numPr>
           <w:ilvl w:val="0"/>
-          <w:numId w:val="5"/>
+          <w:numId w:val="6"/>
         </w:numPr>
         <w:pBdr>
-          <w:top w:val="nil" w:color="FF000000" w:sz="0" w:space="0"/>
-          <w:left w:val="nil" w:color="FF000000" w:sz="0" w:space="0"/>
-          <w:bottom w:val="nil" w:color="FF000000" w:sz="0" w:space="0"/>
-          <w:right w:val="nil" w:color="FF000000" w:sz="0" w:space="0"/>
-          <w:between w:val="nil" w:color="FF000000" w:sz="0" w:space="0"/>
+          <w:top w:val="nil"/>
+          <w:left w:val="nil"/>
+          <w:bottom w:val="nil"/>
+          <w:right w:val="nil"/>
+          <w:between w:val="nil"/>
         </w:pBdr>
         <w:tabs>
           <w:tab w:val="left" w:pos="180"/>
         </w:tabs>
         <w:spacing w:line="240" w:lineRule="auto"/>
-        <w:rPr/>
-      </w:pPr>
-      <w:r>
-        <w:rPr>
-          <w:rFonts w:ascii="Calibri" w:hAnsi="Calibri" w:eastAsia="Calibri" w:cs="Calibri"/>
-          <w:color w:val="000000" w:themeColor="text1" w:themeTint="FF" w:themeShade="FF"/>
-          <w:lang w:val="en-US"/>
-        </w:rPr>
-        <w:t xml:space="preserve">Can </w:t>
-      </w:r>
-      <w:r>
-        <w:rPr>
-          <w:rFonts w:ascii="Calibri" w:hAnsi="Calibri" w:eastAsia="Calibri" w:cs="Calibri"/>
-          <w:color w:val="000000" w:themeColor="text1" w:themeTint="FF" w:themeShade="FF"/>
-          <w:lang w:val="en-US"/>
-        </w:rPr>
-        <w:t>player</w:t>
-      </w:r>
-      <w:r>
-        <w:rPr>
-          <w:rFonts w:ascii="Calibri" w:hAnsi="Calibri" w:eastAsia="Calibri" w:cs="Calibri"/>
-          <w:color w:val="000000" w:themeColor="text1" w:themeTint="FF" w:themeShade="FF"/>
-          <w:lang w:val="en-US"/>
-        </w:rPr>
-        <w:t xml:space="preserve"> or </w:t>
-      </w:r>
-      <w:r>
-        <w:rPr>
-          <w:rFonts w:ascii="Calibri" w:hAnsi="Calibri" w:eastAsia="Calibri" w:cs="Calibri"/>
-          <w:color w:val="000000" w:themeColor="text1" w:themeTint="FF" w:themeShade="FF"/>
-          <w:lang w:val="en-US"/>
-        </w:rPr>
-        <w:t>monster</w:t>
-      </w:r>
-      <w:r>
-        <w:rPr>
-          <w:rFonts w:ascii="Calibri" w:hAnsi="Calibri" w:eastAsia="Calibri" w:cs="Calibri"/>
-          <w:color w:val="000000" w:themeColor="text1" w:themeTint="FF" w:themeShade="FF"/>
-          <w:lang w:val="en-US"/>
-        </w:rPr>
-        <w:t xml:space="preserve"> have less than 0% life?</w:t>
+      </w:pPr>
+      <w:r>
+        <w:rPr>
+          <w:rFonts w:ascii="Calibri" w:eastAsia="Calibri" w:hAnsi="Calibri" w:cs="Calibri"/>
+          <w:color w:val="000000" w:themeColor="text1"/>
+          <w:lang w:val="en-US"/>
+        </w:rPr>
+        <w:t>Can player or monster have less than 0% life?</w:t>
       </w:r>
     </w:p>
     <w:p>
@@ -7143,23 +6538,23 @@
         </w:tabs>
         <w:spacing w:line="240" w:lineRule="auto"/>
         <w:rPr>
-          <w:rFonts w:ascii="Calibri" w:hAnsi="Calibri" w:eastAsia="Calibri" w:cs="Calibri"/>
-          <w:color w:val="000000"/>
-        </w:rPr>
-      </w:pPr>
-    </w:p>
-    <w:p>
-      <w:pPr>
-        <w:pBdr>
-          <w:top w:val="nil"/>
-          <w:left w:val="nil"/>
-          <w:bottom w:val="nil"/>
-          <w:right w:val="nil"/>
-          <w:between w:val="nil"/>
-        </w:pBdr>
-        <w:spacing w:line="240" w:lineRule="auto"/>
-        <w:rPr>
-          <w:rFonts w:ascii="Calibri" w:hAnsi="Calibri" w:eastAsia="Calibri" w:cs="Calibri"/>
+          <w:rFonts w:ascii="Calibri" w:eastAsia="Calibri" w:hAnsi="Calibri" w:cs="Calibri"/>
+          <w:color w:val="000000"/>
+        </w:rPr>
+      </w:pPr>
+    </w:p>
+    <w:p>
+      <w:pPr>
+        <w:pBdr>
+          <w:top w:val="nil"/>
+          <w:left w:val="nil"/>
+          <w:bottom w:val="nil"/>
+          <w:right w:val="nil"/>
+          <w:between w:val="nil"/>
+        </w:pBdr>
+        <w:spacing w:line="240" w:lineRule="auto"/>
+        <w:rPr>
+          <w:rFonts w:ascii="Calibri" w:eastAsia="Calibri" w:hAnsi="Calibri" w:cs="Calibri"/>
           <w:color w:val="000000"/>
         </w:rPr>
       </w:pPr>
@@ -7179,13 +6574,13 @@
         <w:spacing w:line="240" w:lineRule="auto"/>
         <w:ind w:left="-540"/>
         <w:rPr>
-          <w:rFonts w:ascii="Calibri" w:hAnsi="Calibri" w:eastAsia="Calibri" w:cs="Calibri"/>
-          <w:color w:val="000000"/>
-        </w:rPr>
-      </w:pPr>
-      <w:r>
-        <w:rPr>
-          <w:rFonts w:ascii="Calibri" w:hAnsi="Calibri" w:eastAsia="Calibri" w:cs="Calibri"/>
+          <w:rFonts w:ascii="Calibri" w:eastAsia="Calibri" w:hAnsi="Calibri" w:cs="Calibri"/>
+          <w:color w:val="000000"/>
+        </w:rPr>
+      </w:pPr>
+      <w:r>
+        <w:rPr>
+          <w:rFonts w:ascii="Calibri" w:eastAsia="Calibri" w:hAnsi="Calibri" w:cs="Calibri"/>
           <w:b/>
           <w:color w:val="000000"/>
         </w:rPr>
@@ -7193,7 +6588,7 @@
       </w:r>
       <w:r>
         <w:rPr>
-          <w:rFonts w:ascii="Calibri" w:hAnsi="Calibri" w:eastAsia="Calibri" w:cs="Calibri"/>
+          <w:rFonts w:ascii="Calibri" w:eastAsia="Calibri" w:hAnsi="Calibri" w:cs="Calibri"/>
           <w:color w:val="000000"/>
         </w:rPr>
         <w:t xml:space="preserve"> Before deploying, clean up your code</w:t>
@@ -7213,7 +6608,7 @@
         </w:tabs>
         <w:spacing w:line="240" w:lineRule="auto"/>
         <w:rPr>
-          <w:rFonts w:ascii="Calibri" w:hAnsi="Calibri" w:eastAsia="Calibri" w:cs="Calibri"/>
+          <w:rFonts w:ascii="Calibri" w:eastAsia="Calibri" w:hAnsi="Calibri" w:cs="Calibri"/>
           <w:color w:val="000000"/>
         </w:rPr>
       </w:pPr>
@@ -7222,7 +6617,7 @@
       <w:pPr>
         <w:numPr>
           <w:ilvl w:val="0"/>
-          <w:numId w:val="5"/>
+          <w:numId w:val="6"/>
         </w:numPr>
         <w:pBdr>
           <w:top w:val="nil"/>
@@ -7238,7 +6633,7 @@
       </w:pPr>
       <w:r>
         <w:rPr>
-          <w:rFonts w:ascii="Calibri" w:hAnsi="Calibri" w:eastAsia="Calibri" w:cs="Calibri"/>
+          <w:rFonts w:ascii="Calibri" w:eastAsia="Calibri" w:hAnsi="Calibri" w:cs="Calibri"/>
           <w:color w:val="000000"/>
         </w:rPr>
         <w:t>Each function needs comments</w:t>
@@ -7248,7 +6643,7 @@
       <w:pPr>
         <w:numPr>
           <w:ilvl w:val="0"/>
-          <w:numId w:val="5"/>
+          <w:numId w:val="6"/>
         </w:numPr>
         <w:pBdr>
           <w:top w:val="nil"/>
@@ -7264,7 +6659,7 @@
       </w:pPr>
       <w:r>
         <w:rPr>
-          <w:rFonts w:ascii="Calibri" w:hAnsi="Calibri" w:eastAsia="Calibri" w:cs="Calibri"/>
+          <w:rFonts w:ascii="Calibri" w:eastAsia="Calibri" w:hAnsi="Calibri" w:cs="Calibri"/>
           <w:color w:val="000000"/>
         </w:rPr>
         <w:t>Remove useless code, useless variables…</w:t>
@@ -7281,19 +6676,19 @@
         </w:pBdr>
         <w:spacing w:line="240" w:lineRule="auto"/>
         <w:rPr>
-          <w:rFonts w:ascii="Calibri" w:hAnsi="Calibri" w:eastAsia="Calibri" w:cs="Calibri"/>
-          <w:color w:val="000000"/>
-        </w:rPr>
-      </w:pPr>
-    </w:p>
-    <w:p>
-      <w:pPr>
-        <w:pBdr>
-          <w:top w:val="nil" w:color="FF000000" w:sz="0" w:space="0"/>
-          <w:left w:val="nil" w:color="FF000000" w:sz="0" w:space="0"/>
-          <w:bottom w:val="nil" w:color="FF000000" w:sz="0" w:space="0"/>
-          <w:right w:val="nil" w:color="FF000000" w:sz="0" w:space="0"/>
-          <w:between w:val="nil" w:color="FF000000" w:sz="0" w:space="0"/>
+          <w:rFonts w:ascii="Calibri" w:eastAsia="Calibri" w:hAnsi="Calibri" w:cs="Calibri"/>
+          <w:color w:val="000000"/>
+        </w:rPr>
+      </w:pPr>
+    </w:p>
+    <w:p>
+      <w:pPr>
+        <w:pBdr>
+          <w:top w:val="nil"/>
+          <w:left w:val="nil"/>
+          <w:bottom w:val="nil"/>
+          <w:right w:val="nil"/>
+          <w:between w:val="nil"/>
         </w:pBdr>
         <w:tabs>
           <w:tab w:val="left" w:pos="180"/>
@@ -7301,44 +6696,28 @@
         <w:spacing w:line="240" w:lineRule="auto"/>
         <w:ind w:left="-540"/>
         <w:rPr>
-          <w:rFonts w:ascii="Calibri" w:hAnsi="Calibri" w:eastAsia="Calibri" w:cs="Calibri"/>
-          <w:color w:val="000000"/>
-          <w:lang w:val="en-US"/>
-        </w:rPr>
-      </w:pPr>
-      <w:r>
-        <w:rPr>
-          <w:rFonts w:ascii="Calibri" w:hAnsi="Calibri" w:eastAsia="Calibri" w:cs="Calibri"/>
-          <w:b w:val="1"/>
-          <w:bCs w:val="1"/>
-          <w:color w:val="000000" w:themeColor="text1" w:themeTint="FF" w:themeShade="FF"/>
+          <w:rFonts w:ascii="Calibri" w:eastAsia="Calibri" w:hAnsi="Calibri" w:cs="Calibri"/>
+          <w:color w:val="000000"/>
+          <w:lang w:val="en-US"/>
+        </w:rPr>
+      </w:pPr>
+      <w:r>
+        <w:rPr>
+          <w:rFonts w:ascii="Calibri" w:eastAsia="Calibri" w:hAnsi="Calibri" w:cs="Calibri"/>
+          <w:b/>
+          <w:bCs/>
+          <w:color w:val="000000" w:themeColor="text1"/>
           <w:lang w:val="en-US"/>
         </w:rPr>
         <w:t>Q3 –</w:t>
       </w:r>
       <w:r>
         <w:rPr>
-          <w:rFonts w:ascii="Calibri" w:hAnsi="Calibri" w:eastAsia="Calibri" w:cs="Calibri"/>
-          <w:color w:val="000000" w:themeColor="text1" w:themeTint="FF" w:themeShade="FF"/>
-          <w:lang w:val="en-US"/>
-        </w:rPr>
-        <w:t xml:space="preserve"> Push your code on GitHub and deploy on </w:t>
-      </w:r>
-      <w:r>
-        <w:rPr>
-          <w:rFonts w:ascii="Calibri" w:hAnsi="Calibri" w:eastAsia="Calibri" w:cs="Calibri"/>
-          <w:color w:val="000000" w:themeColor="text1" w:themeTint="FF" w:themeShade="FF"/>
-          <w:lang w:val="en-US"/>
-        </w:rPr>
-        <w:t>Vercel</w:t>
-      </w:r>
-      <w:r>
-        <w:rPr>
-          <w:rFonts w:ascii="Calibri" w:hAnsi="Calibri" w:eastAsia="Calibri" w:cs="Calibri"/>
-          <w:color w:val="000000" w:themeColor="text1" w:themeTint="FF" w:themeShade="FF"/>
-          <w:lang w:val="en-US"/>
-        </w:rPr>
-        <w:t xml:space="preserve"> (search on internet how to deploy)</w:t>
+          <w:rFonts w:ascii="Calibri" w:eastAsia="Calibri" w:hAnsi="Calibri" w:cs="Calibri"/>
+          <w:color w:val="000000" w:themeColor="text1"/>
+          <w:lang w:val="en-US"/>
+        </w:rPr>
+        <w:t xml:space="preserve"> Push your code on GitHub and deploy on Vercel (search on internet how to deploy)</w:t>
       </w:r>
     </w:p>
     <w:p>
@@ -7355,16 +6734,16 @@
         </w:tabs>
         <w:spacing w:line="240" w:lineRule="auto"/>
         <w:rPr>
-          <w:rFonts w:ascii="Calibri" w:hAnsi="Calibri" w:eastAsia="Calibri" w:cs="Calibri"/>
+          <w:rFonts w:ascii="Calibri" w:eastAsia="Calibri" w:hAnsi="Calibri" w:cs="Calibri"/>
           <w:color w:val="000000"/>
         </w:rPr>
       </w:pPr>
     </w:p>
     <w:sectPr>
-      <w:headerReference w:type="default" r:id="rId34"/>
-      <w:headerReference w:type="first" r:id="rId35"/>
-      <w:footerReference w:type="first" r:id="rId36"/>
-      <w:pgSz w:w="12240" w:h="15840" w:orient="portrait"/>
+      <w:headerReference w:type="default" r:id="rId38"/>
+      <w:headerReference w:type="first" r:id="rId39"/>
+      <w:footerReference w:type="first" r:id="rId40"/>
+      <w:pgSz w:w="12240" w:h="15840"/>
       <w:pgMar w:top="709" w:right="1440" w:bottom="1440" w:left="1440" w:header="450" w:footer="720" w:gutter="0"/>
       <w:pgNumType w:start="1"/>
       <w:cols w:space="720"/>
@@ -7400,7 +6779,7 @@
 </file>
 
 <file path=word/footer1.xml><?xml version="1.0" encoding="utf-8"?>
-<w:ftr xmlns:wpc="http://schemas.microsoft.com/office/word/2010/wordprocessingCanvas" xmlns:cx="http://schemas.microsoft.com/office/drawing/2014/chartex" xmlns:cx1="http://schemas.microsoft.com/office/drawing/2015/9/8/chartex" xmlns:cx2="http://schemas.microsoft.com/office/drawing/2015/10/21/chartex" xmlns:cx3="http://schemas.microsoft.com/office/drawing/2016/5/9/chartex" xmlns:cx4="http://schemas.microsoft.com/office/drawing/2016/5/10/chartex" xmlns:cx5="http://schemas.microsoft.com/office/drawing/2016/5/11/chartex" xmlns:cx6="http://schemas.microsoft.com/office/drawing/2016/5/12/chartex" xmlns:cx7="http://schemas.microsoft.com/office/drawing/2016/5/13/chartex" xmlns:cx8="http://schemas.microsoft.com/office/drawing/2016/5/14/chartex" xmlns:mc="http://schemas.openxmlformats.org/markup-compatibility/2006" xmlns:aink="http://schemas.microsoft.com/office/drawing/2016/ink" xmlns:am3d="http://schemas.microsoft.com/office/drawing/2017/model3d" xmlns:o="urn:schemas-microsoft-com:office:office" xmlns:r="http://schemas.openxmlformats.org/officeDocument/2006/relationships" xmlns:m="http://schemas.openxmlformats.org/officeDocument/2006/math" xmlns:v="urn:schemas-microsoft-com:vml" xmlns:wp14="http://schemas.microsoft.com/office/word/2010/wordprocessingDrawing" xmlns:wp="http://schemas.openxmlformats.org/drawingml/2006/wordprocessingDrawing" xmlns:w10="urn:schemas-microsoft-com:office:word" xmlns:w="http://schemas.openxmlformats.org/wordprocessingml/2006/main" xmlns:w14="http://schemas.microsoft.com/office/word/2010/wordml" xmlns:w15="http://schemas.microsoft.com/office/word/2012/wordml" xmlns:w16cex="http://schemas.microsoft.com/office/word/2018/wordml/cex" xmlns:w16cid="http://schemas.microsoft.com/office/word/2016/wordml/cid" xmlns:w16="http://schemas.microsoft.com/office/word/2018/wordml" xmlns:w16sdtdh="http://schemas.microsoft.com/office/word/2020/wordml/sdtdatahash" xmlns:w16se="http://schemas.microsoft.com/office/word/2015/wordml/symex" xmlns:wpg="http://schemas.microsoft.com/office/word/2010/wordprocessingGroup" xmlns:wpi="http://schemas.microsoft.com/office/word/2010/wordprocessingInk" xmlns:wne="http://schemas.microsoft.com/office/word/2006/wordml" xmlns:wps="http://schemas.microsoft.com/office/word/2010/wordprocessingShape" xmlns:a="http://schemas.openxmlformats.org/drawingml/2006/main" xmlns:pic="http://schemas.openxmlformats.org/drawingml/2006/picture" mc:Ignorable="w14 w15 w16se w16cid w16 w16cex w16sdtdh wp14">
+<w:ftr xmlns:wpc="http://schemas.microsoft.com/office/word/2010/wordprocessingCanvas" xmlns:cx="http://schemas.microsoft.com/office/drawing/2014/chartex" xmlns:cx1="http://schemas.microsoft.com/office/drawing/2015/9/8/chartex" xmlns:cx2="http://schemas.microsoft.com/office/drawing/2015/10/21/chartex" xmlns:cx3="http://schemas.microsoft.com/office/drawing/2016/5/9/chartex" xmlns:cx4="http://schemas.microsoft.com/office/drawing/2016/5/10/chartex" xmlns:cx5="http://schemas.microsoft.com/office/drawing/2016/5/11/chartex" xmlns:cx6="http://schemas.microsoft.com/office/drawing/2016/5/12/chartex" xmlns:cx7="http://schemas.microsoft.com/office/drawing/2016/5/13/chartex" xmlns:cx8="http://schemas.microsoft.com/office/drawing/2016/5/14/chartex" xmlns:mc="http://schemas.openxmlformats.org/markup-compatibility/2006" xmlns:aink="http://schemas.microsoft.com/office/drawing/2016/ink" xmlns:am3d="http://schemas.microsoft.com/office/drawing/2017/model3d" xmlns:o="urn:schemas-microsoft-com:office:office" xmlns:r="http://schemas.openxmlformats.org/officeDocument/2006/relationships" xmlns:m="http://schemas.openxmlformats.org/officeDocument/2006/math" xmlns:v="urn:schemas-microsoft-com:vml" xmlns:wp14="http://schemas.microsoft.com/office/word/2010/wordprocessingDrawing" xmlns:wp="http://schemas.openxmlformats.org/drawingml/2006/wordprocessingDrawing" xmlns:w10="urn:schemas-microsoft-com:office:word" xmlns:w="http://schemas.openxmlformats.org/wordprocessingml/2006/main" xmlns:w14="http://schemas.microsoft.com/office/word/2010/wordml" xmlns:w15="http://schemas.microsoft.com/office/word/2012/wordml" xmlns:w16cex="http://schemas.microsoft.com/office/word/2018/wordml/cex" xmlns:w16cid="http://schemas.microsoft.com/office/word/2016/wordml/cid" xmlns:w16="http://schemas.microsoft.com/office/word/2018/wordml" xmlns:w16sdtdh="http://schemas.microsoft.com/office/word/2020/wordml/sdtdatahash" xmlns:w16se="http://schemas.microsoft.com/office/word/2015/wordml/symex" xmlns:wpg="http://schemas.microsoft.com/office/word/2010/wordprocessingGroup" xmlns:wpi="http://schemas.microsoft.com/office/word/2010/wordprocessingInk" xmlns:wne="http://schemas.microsoft.com/office/word/2006/wordml" xmlns:wps="http://schemas.microsoft.com/office/word/2010/wordprocessingShape" mc:Ignorable="w14 w15 w16se w16cid w16 w16cex w16sdtdh wp14">
   <w:p>
     <w:pPr>
       <w:pBdr>
@@ -7529,7 +6908,7 @@
 </file>
 
 <file path=word/header2.xml><?xml version="1.0" encoding="utf-8"?>
-<w:hdr xmlns:wpc="http://schemas.microsoft.com/office/word/2010/wordprocessingCanvas" xmlns:cx="http://schemas.microsoft.com/office/drawing/2014/chartex" xmlns:cx1="http://schemas.microsoft.com/office/drawing/2015/9/8/chartex" xmlns:cx2="http://schemas.microsoft.com/office/drawing/2015/10/21/chartex" xmlns:cx3="http://schemas.microsoft.com/office/drawing/2016/5/9/chartex" xmlns:cx4="http://schemas.microsoft.com/office/drawing/2016/5/10/chartex" xmlns:cx5="http://schemas.microsoft.com/office/drawing/2016/5/11/chartex" xmlns:cx6="http://schemas.microsoft.com/office/drawing/2016/5/12/chartex" xmlns:cx7="http://schemas.microsoft.com/office/drawing/2016/5/13/chartex" xmlns:cx8="http://schemas.microsoft.com/office/drawing/2016/5/14/chartex" xmlns:mc="http://schemas.openxmlformats.org/markup-compatibility/2006" xmlns:aink="http://schemas.microsoft.com/office/drawing/2016/ink" xmlns:am3d="http://schemas.microsoft.com/office/drawing/2017/model3d" xmlns:o="urn:schemas-microsoft-com:office:office" xmlns:r="http://schemas.openxmlformats.org/officeDocument/2006/relationships" xmlns:m="http://schemas.openxmlformats.org/officeDocument/2006/math" xmlns:v="urn:schemas-microsoft-com:vml" xmlns:wp14="http://schemas.microsoft.com/office/word/2010/wordprocessingDrawing" xmlns:wp="http://schemas.openxmlformats.org/drawingml/2006/wordprocessingDrawing" xmlns:w10="urn:schemas-microsoft-com:office:word" xmlns:w="http://schemas.openxmlformats.org/wordprocessingml/2006/main" xmlns:w14="http://schemas.microsoft.com/office/word/2010/wordml" xmlns:w15="http://schemas.microsoft.com/office/word/2012/wordml" xmlns:w16cex="http://schemas.microsoft.com/office/word/2018/wordml/cex" xmlns:w16cid="http://schemas.microsoft.com/office/word/2016/wordml/cid" xmlns:w16="http://schemas.microsoft.com/office/word/2018/wordml" xmlns:w16sdtdh="http://schemas.microsoft.com/office/word/2020/wordml/sdtdatahash" xmlns:w16se="http://schemas.microsoft.com/office/word/2015/wordml/symex" xmlns:wpg="http://schemas.microsoft.com/office/word/2010/wordprocessingGroup" xmlns:wpi="http://schemas.microsoft.com/office/word/2010/wordprocessingInk" xmlns:wne="http://schemas.microsoft.com/office/word/2006/wordml" xmlns:wps="http://schemas.microsoft.com/office/word/2010/wordprocessingShape" xmlns:a="http://schemas.openxmlformats.org/drawingml/2006/main" xmlns:a16="http://schemas.microsoft.com/office/drawing/2014/main" xmlns:pic="http://schemas.openxmlformats.org/drawingml/2006/picture" xmlns:a14="http://schemas.microsoft.com/office/drawing/2010/main" mc:Ignorable="w14 w15 w16se w16cid w16 w16cex w16sdtdh wp14">
+<w:hdr xmlns:wpc="http://schemas.microsoft.com/office/word/2010/wordprocessingCanvas" xmlns:cx="http://schemas.microsoft.com/office/drawing/2014/chartex" xmlns:cx1="http://schemas.microsoft.com/office/drawing/2015/9/8/chartex" xmlns:cx2="http://schemas.microsoft.com/office/drawing/2015/10/21/chartex" xmlns:cx3="http://schemas.microsoft.com/office/drawing/2016/5/9/chartex" xmlns:cx4="http://schemas.microsoft.com/office/drawing/2016/5/10/chartex" xmlns:cx5="http://schemas.microsoft.com/office/drawing/2016/5/11/chartex" xmlns:cx6="http://schemas.microsoft.com/office/drawing/2016/5/12/chartex" xmlns:cx7="http://schemas.microsoft.com/office/drawing/2016/5/13/chartex" xmlns:cx8="http://schemas.microsoft.com/office/drawing/2016/5/14/chartex" xmlns:mc="http://schemas.openxmlformats.org/markup-compatibility/2006" xmlns:aink="http://schemas.microsoft.com/office/drawing/2016/ink" xmlns:am3d="http://schemas.microsoft.com/office/drawing/2017/model3d" xmlns:o="urn:schemas-microsoft-com:office:office" xmlns:r="http://schemas.openxmlformats.org/officeDocument/2006/relationships" xmlns:m="http://schemas.openxmlformats.org/officeDocument/2006/math" xmlns:v="urn:schemas-microsoft-com:vml" xmlns:wp14="http://schemas.microsoft.com/office/word/2010/wordprocessingDrawing" xmlns:wp="http://schemas.openxmlformats.org/drawingml/2006/wordprocessingDrawing" xmlns:w10="urn:schemas-microsoft-com:office:word" xmlns:w="http://schemas.openxmlformats.org/wordprocessingml/2006/main" xmlns:w14="http://schemas.microsoft.com/office/word/2010/wordml" xmlns:w15="http://schemas.microsoft.com/office/word/2012/wordml" xmlns:w16cex="http://schemas.microsoft.com/office/word/2018/wordml/cex" xmlns:w16cid="http://schemas.microsoft.com/office/word/2016/wordml/cid" xmlns:w16="http://schemas.microsoft.com/office/word/2018/wordml" xmlns:w16sdtdh="http://schemas.microsoft.com/office/word/2020/wordml/sdtdatahash" xmlns:w16se="http://schemas.microsoft.com/office/word/2015/wordml/symex" xmlns:wpg="http://schemas.microsoft.com/office/word/2010/wordprocessingGroup" xmlns:wpi="http://schemas.microsoft.com/office/word/2010/wordprocessingInk" xmlns:wne="http://schemas.microsoft.com/office/word/2006/wordml" xmlns:wps="http://schemas.microsoft.com/office/word/2010/wordprocessingShape" mc:Ignorable="w14 w15 w16se w16cid w16 w16cex w16sdtdh wp14">
   <w:p>
     <w:pPr>
       <w:pBdr>
@@ -7636,118 +7015,6 @@
 
 <file path=word/numbering.xml><?xml version="1.0" encoding="utf-8"?>
 <w:numbering xmlns:wpc="http://schemas.microsoft.com/office/word/2010/wordprocessingCanvas" xmlns:cx="http://schemas.microsoft.com/office/drawing/2014/chartex" xmlns:cx1="http://schemas.microsoft.com/office/drawing/2015/9/8/chartex" xmlns:cx2="http://schemas.microsoft.com/office/drawing/2015/10/21/chartex" xmlns:cx3="http://schemas.microsoft.com/office/drawing/2016/5/9/chartex" xmlns:cx4="http://schemas.microsoft.com/office/drawing/2016/5/10/chartex" xmlns:cx5="http://schemas.microsoft.com/office/drawing/2016/5/11/chartex" xmlns:cx6="http://schemas.microsoft.com/office/drawing/2016/5/12/chartex" xmlns:cx7="http://schemas.microsoft.com/office/drawing/2016/5/13/chartex" xmlns:cx8="http://schemas.microsoft.com/office/drawing/2016/5/14/chartex" xmlns:mc="http://schemas.openxmlformats.org/markup-compatibility/2006" xmlns:aink="http://schemas.microsoft.com/office/drawing/2016/ink" xmlns:am3d="http://schemas.microsoft.com/office/drawing/2017/model3d" xmlns:o="urn:schemas-microsoft-com:office:office" xmlns:r="http://schemas.openxmlformats.org/officeDocument/2006/relationships" xmlns:m="http://schemas.openxmlformats.org/officeDocument/2006/math" xmlns:v="urn:schemas-microsoft-com:vml" xmlns:wp14="http://schemas.microsoft.com/office/word/2010/wordprocessingDrawing" xmlns:wp="http://schemas.openxmlformats.org/drawingml/2006/wordprocessingDrawing" xmlns:w10="urn:schemas-microsoft-com:office:word" xmlns:w="http://schemas.openxmlformats.org/wordprocessingml/2006/main" xmlns:w14="http://schemas.microsoft.com/office/word/2010/wordml" xmlns:w15="http://schemas.microsoft.com/office/word/2012/wordml" xmlns:w16cex="http://schemas.microsoft.com/office/word/2018/wordml/cex" xmlns:w16cid="http://schemas.microsoft.com/office/word/2016/wordml/cid" xmlns:w16="http://schemas.microsoft.com/office/word/2018/wordml" xmlns:w16sdtdh="http://schemas.microsoft.com/office/word/2020/wordml/sdtdatahash" xmlns:w16se="http://schemas.microsoft.com/office/word/2015/wordml/symex" xmlns:wpg="http://schemas.microsoft.com/office/word/2010/wordprocessingGroup" xmlns:wpi="http://schemas.microsoft.com/office/word/2010/wordprocessingInk" xmlns:wne="http://schemas.microsoft.com/office/word/2006/wordml" xmlns:wps="http://schemas.microsoft.com/office/word/2010/wordprocessingShape" mc:Ignorable="w14 w15 w16se w16cid w16 w16cex w16sdtdh wp14">
-  <w:abstractNum xmlns:w="http://schemas.openxmlformats.org/wordprocessingml/2006/main" w:abstractNumId="6">
-    <w:nsid w:val="58196b3b"/>
-    <w:multiLevelType xmlns:w="http://schemas.openxmlformats.org/wordprocessingml/2006/main" w:val="hybridMultilevel"/>
-    <w:lvl xmlns:w="http://schemas.openxmlformats.org/wordprocessingml/2006/main" w:ilvl="0">
-      <w:start w:val="1"/>
-      <w:numFmt w:val="bullet"/>
-      <w:lvlText w:val="-"/>
-      <w:lvlJc w:val="left"/>
-      <w:pPr>
-        <w:ind w:left="720" w:hanging="360"/>
-      </w:pPr>
-      <w:rPr>
-        <w:rFonts w:hint="default" w:ascii="Aptos" w:hAnsi="Aptos"/>
-      </w:rPr>
-    </w:lvl>
-    <w:lvl xmlns:w="http://schemas.openxmlformats.org/wordprocessingml/2006/main" w:ilvl="1">
-      <w:start w:val="1"/>
-      <w:numFmt w:val="bullet"/>
-      <w:lvlText w:val="o"/>
-      <w:lvlJc w:val="left"/>
-      <w:pPr>
-        <w:ind w:left="1440" w:hanging="360"/>
-      </w:pPr>
-      <w:rPr>
-        <w:rFonts w:hint="default" w:ascii="Courier New" w:hAnsi="Courier New"/>
-      </w:rPr>
-    </w:lvl>
-    <w:lvl xmlns:w="http://schemas.openxmlformats.org/wordprocessingml/2006/main" w:ilvl="2">
-      <w:start w:val="1"/>
-      <w:numFmt w:val="bullet"/>
-      <w:lvlText w:val=""/>
-      <w:lvlJc w:val="left"/>
-      <w:pPr>
-        <w:ind w:left="2160" w:hanging="360"/>
-      </w:pPr>
-      <w:rPr>
-        <w:rFonts w:hint="default" w:ascii="Wingdings" w:hAnsi="Wingdings"/>
-      </w:rPr>
-    </w:lvl>
-    <w:lvl xmlns:w="http://schemas.openxmlformats.org/wordprocessingml/2006/main" w:ilvl="3">
-      <w:start w:val="1"/>
-      <w:numFmt w:val="bullet"/>
-      <w:lvlText w:val=""/>
-      <w:lvlJc w:val="left"/>
-      <w:pPr>
-        <w:ind w:left="2880" w:hanging="360"/>
-      </w:pPr>
-      <w:rPr>
-        <w:rFonts w:hint="default" w:ascii="Symbol" w:hAnsi="Symbol"/>
-      </w:rPr>
-    </w:lvl>
-    <w:lvl xmlns:w="http://schemas.openxmlformats.org/wordprocessingml/2006/main" w:ilvl="4">
-      <w:start w:val="1"/>
-      <w:numFmt w:val="bullet"/>
-      <w:lvlText w:val="o"/>
-      <w:lvlJc w:val="left"/>
-      <w:pPr>
-        <w:ind w:left="3600" w:hanging="360"/>
-      </w:pPr>
-      <w:rPr>
-        <w:rFonts w:hint="default" w:ascii="Courier New" w:hAnsi="Courier New"/>
-      </w:rPr>
-    </w:lvl>
-    <w:lvl xmlns:w="http://schemas.openxmlformats.org/wordprocessingml/2006/main" w:ilvl="5">
-      <w:start w:val="1"/>
-      <w:numFmt w:val="bullet"/>
-      <w:lvlText w:val=""/>
-      <w:lvlJc w:val="left"/>
-      <w:pPr>
-        <w:ind w:left="4320" w:hanging="360"/>
-      </w:pPr>
-      <w:rPr>
-        <w:rFonts w:hint="default" w:ascii="Wingdings" w:hAnsi="Wingdings"/>
-      </w:rPr>
-    </w:lvl>
-    <w:lvl xmlns:w="http://schemas.openxmlformats.org/wordprocessingml/2006/main" w:ilvl="6">
-      <w:start w:val="1"/>
-      <w:numFmt w:val="bullet"/>
-      <w:lvlText w:val=""/>
-      <w:lvlJc w:val="left"/>
-      <w:pPr>
-        <w:ind w:left="5040" w:hanging="360"/>
-      </w:pPr>
-      <w:rPr>
-        <w:rFonts w:hint="default" w:ascii="Symbol" w:hAnsi="Symbol"/>
-      </w:rPr>
-    </w:lvl>
-    <w:lvl xmlns:w="http://schemas.openxmlformats.org/wordprocessingml/2006/main" w:ilvl="7">
-      <w:start w:val="1"/>
-      <w:numFmt w:val="bullet"/>
-      <w:lvlText w:val="o"/>
-      <w:lvlJc w:val="left"/>
-      <w:pPr>
-        <w:ind w:left="5760" w:hanging="360"/>
-      </w:pPr>
-      <w:rPr>
-        <w:rFonts w:hint="default" w:ascii="Courier New" w:hAnsi="Courier New"/>
-      </w:rPr>
-    </w:lvl>
-    <w:lvl xmlns:w="http://schemas.openxmlformats.org/wordprocessingml/2006/main" w:ilvl="8">
-      <w:start w:val="1"/>
-      <w:numFmt w:val="bullet"/>
-      <w:lvlText w:val=""/>
-      <w:lvlJc w:val="left"/>
-      <w:pPr>
-        <w:ind w:left="6480" w:hanging="360"/>
-      </w:pPr>
-      <w:rPr>
-        <w:rFonts w:hint="default" w:ascii="Wingdings" w:hAnsi="Wingdings"/>
-      </w:rPr>
-    </w:lvl>
-  </w:abstractNum>
   <w:abstractNum w:abstractNumId="0" w15:restartNumberingAfterBreak="0">
     <w:nsid w:val="09355F62"/>
     <w:multiLevelType w:val="multilevel"/>
@@ -7760,7 +7027,7 @@
         <w:ind w:left="720" w:hanging="360"/>
       </w:pPr>
       <w:rPr>
-        <w:rFonts w:ascii="Calibri" w:hAnsi="Calibri" w:eastAsia="Calibri" w:cs="Calibri"/>
+        <w:rFonts w:ascii="Calibri" w:eastAsia="Calibri" w:hAnsi="Calibri" w:cs="Calibri"/>
       </w:rPr>
     </w:lvl>
     <w:lvl w:ilvl="1">
@@ -7772,7 +7039,7 @@
         <w:ind w:left="1440" w:hanging="360"/>
       </w:pPr>
       <w:rPr>
-        <w:rFonts w:ascii="Courier New" w:hAnsi="Courier New" w:eastAsia="Courier New" w:cs="Courier New"/>
+        <w:rFonts w:ascii="Courier New" w:eastAsia="Courier New" w:hAnsi="Courier New" w:cs="Courier New"/>
       </w:rPr>
     </w:lvl>
     <w:lvl w:ilvl="2">
@@ -7784,7 +7051,7 @@
         <w:ind w:left="2160" w:hanging="360"/>
       </w:pPr>
       <w:rPr>
-        <w:rFonts w:ascii="Noto Sans Symbols" w:hAnsi="Noto Sans Symbols" w:eastAsia="Noto Sans Symbols" w:cs="Noto Sans Symbols"/>
+        <w:rFonts w:ascii="Noto Sans Symbols" w:eastAsia="Noto Sans Symbols" w:hAnsi="Noto Sans Symbols" w:cs="Noto Sans Symbols"/>
       </w:rPr>
     </w:lvl>
     <w:lvl w:ilvl="3">
@@ -7796,7 +7063,7 @@
         <w:ind w:left="2880" w:hanging="360"/>
       </w:pPr>
       <w:rPr>
-        <w:rFonts w:ascii="Noto Sans Symbols" w:hAnsi="Noto Sans Symbols" w:eastAsia="Noto Sans Symbols" w:cs="Noto Sans Symbols"/>
+        <w:rFonts w:ascii="Noto Sans Symbols" w:eastAsia="Noto Sans Symbols" w:hAnsi="Noto Sans Symbols" w:cs="Noto Sans Symbols"/>
       </w:rPr>
     </w:lvl>
     <w:lvl w:ilvl="4">
@@ -7808,7 +7075,7 @@
         <w:ind w:left="3600" w:hanging="360"/>
       </w:pPr>
       <w:rPr>
-        <w:rFonts w:ascii="Courier New" w:hAnsi="Courier New" w:eastAsia="Courier New" w:cs="Courier New"/>
+        <w:rFonts w:ascii="Courier New" w:eastAsia="Courier New" w:hAnsi="Courier New" w:cs="Courier New"/>
       </w:rPr>
     </w:lvl>
     <w:lvl w:ilvl="5">
@@ -7820,7 +7087,7 @@
         <w:ind w:left="4320" w:hanging="360"/>
       </w:pPr>
       <w:rPr>
-        <w:rFonts w:ascii="Noto Sans Symbols" w:hAnsi="Noto Sans Symbols" w:eastAsia="Noto Sans Symbols" w:cs="Noto Sans Symbols"/>
+        <w:rFonts w:ascii="Noto Sans Symbols" w:eastAsia="Noto Sans Symbols" w:hAnsi="Noto Sans Symbols" w:cs="Noto Sans Symbols"/>
       </w:rPr>
     </w:lvl>
     <w:lvl w:ilvl="6">
@@ -7832,7 +7099,7 @@
         <w:ind w:left="5040" w:hanging="360"/>
       </w:pPr>
       <w:rPr>
-        <w:rFonts w:ascii="Noto Sans Symbols" w:hAnsi="Noto Sans Symbols" w:eastAsia="Noto Sans Symbols" w:cs="Noto Sans Symbols"/>
+        <w:rFonts w:ascii="Noto Sans Symbols" w:eastAsia="Noto Sans Symbols" w:hAnsi="Noto Sans Symbols" w:cs="Noto Sans Symbols"/>
       </w:rPr>
     </w:lvl>
     <w:lvl w:ilvl="7">
@@ -7844,7 +7111,7 @@
         <w:ind w:left="5760" w:hanging="360"/>
       </w:pPr>
       <w:rPr>
-        <w:rFonts w:ascii="Courier New" w:hAnsi="Courier New" w:eastAsia="Courier New" w:cs="Courier New"/>
+        <w:rFonts w:ascii="Courier New" w:eastAsia="Courier New" w:hAnsi="Courier New" w:cs="Courier New"/>
       </w:rPr>
     </w:lvl>
     <w:lvl w:ilvl="8">
@@ -7856,7 +7123,7 @@
         <w:ind w:left="6480" w:hanging="360"/>
       </w:pPr>
       <w:rPr>
-        <w:rFonts w:ascii="Noto Sans Symbols" w:hAnsi="Noto Sans Symbols" w:eastAsia="Noto Sans Symbols" w:cs="Noto Sans Symbols"/>
+        <w:rFonts w:ascii="Noto Sans Symbols" w:eastAsia="Noto Sans Symbols" w:hAnsi="Noto Sans Symbols" w:cs="Noto Sans Symbols"/>
       </w:rPr>
     </w:lvl>
   </w:abstractNum>
@@ -7872,7 +7139,7 @@
         <w:ind w:left="720" w:hanging="360"/>
       </w:pPr>
       <w:rPr>
-        <w:rFonts w:ascii="Calibri" w:hAnsi="Calibri" w:eastAsia="Calibri" w:cs="Calibri"/>
+        <w:rFonts w:ascii="Calibri" w:eastAsia="Calibri" w:hAnsi="Calibri" w:cs="Calibri"/>
       </w:rPr>
     </w:lvl>
     <w:lvl w:ilvl="1">
@@ -7884,7 +7151,7 @@
         <w:ind w:left="1440" w:hanging="360"/>
       </w:pPr>
       <w:rPr>
-        <w:rFonts w:ascii="Courier New" w:hAnsi="Courier New" w:eastAsia="Courier New" w:cs="Courier New"/>
+        <w:rFonts w:ascii="Courier New" w:eastAsia="Courier New" w:hAnsi="Courier New" w:cs="Courier New"/>
       </w:rPr>
     </w:lvl>
     <w:lvl w:ilvl="2">
@@ -7896,7 +7163,7 @@
         <w:ind w:left="2160" w:hanging="360"/>
       </w:pPr>
       <w:rPr>
-        <w:rFonts w:ascii="Noto Sans Symbols" w:hAnsi="Noto Sans Symbols" w:eastAsia="Noto Sans Symbols" w:cs="Noto Sans Symbols"/>
+        <w:rFonts w:ascii="Noto Sans Symbols" w:eastAsia="Noto Sans Symbols" w:hAnsi="Noto Sans Symbols" w:cs="Noto Sans Symbols"/>
       </w:rPr>
     </w:lvl>
     <w:lvl w:ilvl="3">
@@ -7908,7 +7175,7 @@
         <w:ind w:left="2880" w:hanging="360"/>
       </w:pPr>
       <w:rPr>
-        <w:rFonts w:ascii="Noto Sans Symbols" w:hAnsi="Noto Sans Symbols" w:eastAsia="Noto Sans Symbols" w:cs="Noto Sans Symbols"/>
+        <w:rFonts w:ascii="Noto Sans Symbols" w:eastAsia="Noto Sans Symbols" w:hAnsi="Noto Sans Symbols" w:cs="Noto Sans Symbols"/>
       </w:rPr>
     </w:lvl>
     <w:lvl w:ilvl="4">
@@ -7920,7 +7187,7 @@
         <w:ind w:left="3600" w:hanging="360"/>
       </w:pPr>
       <w:rPr>
-        <w:rFonts w:ascii="Courier New" w:hAnsi="Courier New" w:eastAsia="Courier New" w:cs="Courier New"/>
+        <w:rFonts w:ascii="Courier New" w:eastAsia="Courier New" w:hAnsi="Courier New" w:cs="Courier New"/>
       </w:rPr>
     </w:lvl>
     <w:lvl w:ilvl="5">
@@ -7932,7 +7199,7 @@
         <w:ind w:left="4320" w:hanging="360"/>
       </w:pPr>
       <w:rPr>
-        <w:rFonts w:ascii="Noto Sans Symbols" w:hAnsi="Noto Sans Symbols" w:eastAsia="Noto Sans Symbols" w:cs="Noto Sans Symbols"/>
+        <w:rFonts w:ascii="Noto Sans Symbols" w:eastAsia="Noto Sans Symbols" w:hAnsi="Noto Sans Symbols" w:cs="Noto Sans Symbols"/>
       </w:rPr>
     </w:lvl>
     <w:lvl w:ilvl="6">
@@ -7944,7 +7211,7 @@
         <w:ind w:left="5040" w:hanging="360"/>
       </w:pPr>
       <w:rPr>
-        <w:rFonts w:ascii="Noto Sans Symbols" w:hAnsi="Noto Sans Symbols" w:eastAsia="Noto Sans Symbols" w:cs="Noto Sans Symbols"/>
+        <w:rFonts w:ascii="Noto Sans Symbols" w:eastAsia="Noto Sans Symbols" w:hAnsi="Noto Sans Symbols" w:cs="Noto Sans Symbols"/>
       </w:rPr>
     </w:lvl>
     <w:lvl w:ilvl="7">
@@ -7956,7 +7223,7 @@
         <w:ind w:left="5760" w:hanging="360"/>
       </w:pPr>
       <w:rPr>
-        <w:rFonts w:ascii="Courier New" w:hAnsi="Courier New" w:eastAsia="Courier New" w:cs="Courier New"/>
+        <w:rFonts w:ascii="Courier New" w:eastAsia="Courier New" w:hAnsi="Courier New" w:cs="Courier New"/>
       </w:rPr>
     </w:lvl>
     <w:lvl w:ilvl="8">
@@ -7968,7 +7235,7 @@
         <w:ind w:left="6480" w:hanging="360"/>
       </w:pPr>
       <w:rPr>
-        <w:rFonts w:ascii="Noto Sans Symbols" w:hAnsi="Noto Sans Symbols" w:eastAsia="Noto Sans Symbols" w:cs="Noto Sans Symbols"/>
+        <w:rFonts w:ascii="Noto Sans Symbols" w:eastAsia="Noto Sans Symbols" w:hAnsi="Noto Sans Symbols" w:cs="Noto Sans Symbols"/>
       </w:rPr>
     </w:lvl>
   </w:abstractNum>
@@ -7985,7 +7252,7 @@
         <w:ind w:left="720" w:hanging="360"/>
       </w:pPr>
       <w:rPr>
-        <w:rFonts w:ascii="Noto Sans Symbols" w:hAnsi="Noto Sans Symbols" w:eastAsia="Noto Sans Symbols" w:cs="Noto Sans Symbols"/>
+        <w:rFonts w:ascii="Noto Sans Symbols" w:eastAsia="Noto Sans Symbols" w:hAnsi="Noto Sans Symbols" w:cs="Noto Sans Symbols"/>
       </w:rPr>
     </w:lvl>
     <w:lvl w:ilvl="1">
@@ -7997,7 +7264,7 @@
         <w:ind w:left="1440" w:hanging="360"/>
       </w:pPr>
       <w:rPr>
-        <w:rFonts w:ascii="Courier New" w:hAnsi="Courier New" w:eastAsia="Courier New" w:cs="Courier New"/>
+        <w:rFonts w:ascii="Courier New" w:eastAsia="Courier New" w:hAnsi="Courier New" w:cs="Courier New"/>
       </w:rPr>
     </w:lvl>
     <w:lvl w:ilvl="2">
@@ -8009,7 +7276,7 @@
         <w:ind w:left="2160" w:hanging="360"/>
       </w:pPr>
       <w:rPr>
-        <w:rFonts w:ascii="Noto Sans Symbols" w:hAnsi="Noto Sans Symbols" w:eastAsia="Noto Sans Symbols" w:cs="Noto Sans Symbols"/>
+        <w:rFonts w:ascii="Noto Sans Symbols" w:eastAsia="Noto Sans Symbols" w:hAnsi="Noto Sans Symbols" w:cs="Noto Sans Symbols"/>
       </w:rPr>
     </w:lvl>
     <w:lvl w:ilvl="3">
@@ -8021,7 +7288,7 @@
         <w:ind w:left="2880" w:hanging="360"/>
       </w:pPr>
       <w:rPr>
-        <w:rFonts w:ascii="Noto Sans Symbols" w:hAnsi="Noto Sans Symbols" w:eastAsia="Noto Sans Symbols" w:cs="Noto Sans Symbols"/>
+        <w:rFonts w:ascii="Noto Sans Symbols" w:eastAsia="Noto Sans Symbols" w:hAnsi="Noto Sans Symbols" w:cs="Noto Sans Symbols"/>
       </w:rPr>
     </w:lvl>
     <w:lvl w:ilvl="4">
@@ -8033,7 +7300,7 @@
         <w:ind w:left="3600" w:hanging="360"/>
       </w:pPr>
       <w:rPr>
-        <w:rFonts w:ascii="Courier New" w:hAnsi="Courier New" w:eastAsia="Courier New" w:cs="Courier New"/>
+        <w:rFonts w:ascii="Courier New" w:eastAsia="Courier New" w:hAnsi="Courier New" w:cs="Courier New"/>
       </w:rPr>
     </w:lvl>
     <w:lvl w:ilvl="5">
@@ -8045,7 +7312,7 @@
         <w:ind w:left="4320" w:hanging="360"/>
       </w:pPr>
       <w:rPr>
-        <w:rFonts w:ascii="Noto Sans Symbols" w:hAnsi="Noto Sans Symbols" w:eastAsia="Noto Sans Symbols" w:cs="Noto Sans Symbols"/>
+        <w:rFonts w:ascii="Noto Sans Symbols" w:eastAsia="Noto Sans Symbols" w:hAnsi="Noto Sans Symbols" w:cs="Noto Sans Symbols"/>
       </w:rPr>
     </w:lvl>
     <w:lvl w:ilvl="6">
@@ -8057,7 +7324,7 @@
         <w:ind w:left="5040" w:hanging="360"/>
       </w:pPr>
       <w:rPr>
-        <w:rFonts w:ascii="Noto Sans Symbols" w:hAnsi="Noto Sans Symbols" w:eastAsia="Noto Sans Symbols" w:cs="Noto Sans Symbols"/>
+        <w:rFonts w:ascii="Noto Sans Symbols" w:eastAsia="Noto Sans Symbols" w:hAnsi="Noto Sans Symbols" w:cs="Noto Sans Symbols"/>
       </w:rPr>
     </w:lvl>
     <w:lvl w:ilvl="7">
@@ -8069,7 +7336,7 @@
         <w:ind w:left="5760" w:hanging="360"/>
       </w:pPr>
       <w:rPr>
-        <w:rFonts w:ascii="Courier New" w:hAnsi="Courier New" w:eastAsia="Courier New" w:cs="Courier New"/>
+        <w:rFonts w:ascii="Courier New" w:eastAsia="Courier New" w:hAnsi="Courier New" w:cs="Courier New"/>
       </w:rPr>
     </w:lvl>
     <w:lvl w:ilvl="8">
@@ -8081,7 +7348,7 @@
         <w:ind w:left="6480" w:hanging="360"/>
       </w:pPr>
       <w:rPr>
-        <w:rFonts w:ascii="Noto Sans Symbols" w:hAnsi="Noto Sans Symbols" w:eastAsia="Noto Sans Symbols" w:cs="Noto Sans Symbols"/>
+        <w:rFonts w:ascii="Noto Sans Symbols" w:eastAsia="Noto Sans Symbols" w:hAnsi="Noto Sans Symbols" w:cs="Noto Sans Symbols"/>
       </w:rPr>
     </w:lvl>
   </w:abstractNum>
@@ -8098,7 +7365,7 @@
         <w:ind w:left="720" w:hanging="360"/>
       </w:pPr>
       <w:rPr>
-        <w:rFonts w:ascii="Noto Sans Symbols" w:hAnsi="Noto Sans Symbols" w:eastAsia="Noto Sans Symbols" w:cs="Noto Sans Symbols"/>
+        <w:rFonts w:ascii="Noto Sans Symbols" w:eastAsia="Noto Sans Symbols" w:hAnsi="Noto Sans Symbols" w:cs="Noto Sans Symbols"/>
       </w:rPr>
     </w:lvl>
     <w:lvl w:ilvl="1">
@@ -8110,7 +7377,7 @@
         <w:ind w:left="1440" w:hanging="360"/>
       </w:pPr>
       <w:rPr>
-        <w:rFonts w:ascii="Courier New" w:hAnsi="Courier New" w:eastAsia="Courier New" w:cs="Courier New"/>
+        <w:rFonts w:ascii="Courier New" w:eastAsia="Courier New" w:hAnsi="Courier New" w:cs="Courier New"/>
       </w:rPr>
     </w:lvl>
     <w:lvl w:ilvl="2">
@@ -8122,7 +7389,7 @@
         <w:ind w:left="2160" w:hanging="360"/>
       </w:pPr>
       <w:rPr>
-        <w:rFonts w:ascii="Noto Sans Symbols" w:hAnsi="Noto Sans Symbols" w:eastAsia="Noto Sans Symbols" w:cs="Noto Sans Symbols"/>
+        <w:rFonts w:ascii="Noto Sans Symbols" w:eastAsia="Noto Sans Symbols" w:hAnsi="Noto Sans Symbols" w:cs="Noto Sans Symbols"/>
       </w:rPr>
     </w:lvl>
     <w:lvl w:ilvl="3">
@@ -8134,7 +7401,7 @@
         <w:ind w:left="2880" w:hanging="360"/>
       </w:pPr>
       <w:rPr>
-        <w:rFonts w:ascii="Noto Sans Symbols" w:hAnsi="Noto Sans Symbols" w:eastAsia="Noto Sans Symbols" w:cs="Noto Sans Symbols"/>
+        <w:rFonts w:ascii="Noto Sans Symbols" w:eastAsia="Noto Sans Symbols" w:hAnsi="Noto Sans Symbols" w:cs="Noto Sans Symbols"/>
       </w:rPr>
     </w:lvl>
     <w:lvl w:ilvl="4">
@@ -8146,7 +7413,7 @@
         <w:ind w:left="3600" w:hanging="360"/>
       </w:pPr>
       <w:rPr>
-        <w:rFonts w:ascii="Courier New" w:hAnsi="Courier New" w:eastAsia="Courier New" w:cs="Courier New"/>
+        <w:rFonts w:ascii="Courier New" w:eastAsia="Courier New" w:hAnsi="Courier New" w:cs="Courier New"/>
       </w:rPr>
     </w:lvl>
     <w:lvl w:ilvl="5">
@@ -8158,7 +7425,7 @@
         <w:ind w:left="4320" w:hanging="360"/>
       </w:pPr>
       <w:rPr>
-        <w:rFonts w:ascii="Noto Sans Symbols" w:hAnsi="Noto Sans Symbols" w:eastAsia="Noto Sans Symbols" w:cs="Noto Sans Symbols"/>
+        <w:rFonts w:ascii="Noto Sans Symbols" w:eastAsia="Noto Sans Symbols" w:hAnsi="Noto Sans Symbols" w:cs="Noto Sans Symbols"/>
       </w:rPr>
     </w:lvl>
     <w:lvl w:ilvl="6">
@@ -8170,7 +7437,7 @@
         <w:ind w:left="5040" w:hanging="360"/>
       </w:pPr>
       <w:rPr>
-        <w:rFonts w:ascii="Noto Sans Symbols" w:hAnsi="Noto Sans Symbols" w:eastAsia="Noto Sans Symbols" w:cs="Noto Sans Symbols"/>
+        <w:rFonts w:ascii="Noto Sans Symbols" w:eastAsia="Noto Sans Symbols" w:hAnsi="Noto Sans Symbols" w:cs="Noto Sans Symbols"/>
       </w:rPr>
     </w:lvl>
     <w:lvl w:ilvl="7">
@@ -8182,7 +7449,7 @@
         <w:ind w:left="5760" w:hanging="360"/>
       </w:pPr>
       <w:rPr>
-        <w:rFonts w:ascii="Courier New" w:hAnsi="Courier New" w:eastAsia="Courier New" w:cs="Courier New"/>
+        <w:rFonts w:ascii="Courier New" w:eastAsia="Courier New" w:hAnsi="Courier New" w:cs="Courier New"/>
       </w:rPr>
     </w:lvl>
     <w:lvl w:ilvl="8">
@@ -8194,11 +7461,124 @@
         <w:ind w:left="6480" w:hanging="360"/>
       </w:pPr>
       <w:rPr>
-        <w:rFonts w:ascii="Noto Sans Symbols" w:hAnsi="Noto Sans Symbols" w:eastAsia="Noto Sans Symbols" w:cs="Noto Sans Symbols"/>
+        <w:rFonts w:ascii="Noto Sans Symbols" w:eastAsia="Noto Sans Symbols" w:hAnsi="Noto Sans Symbols" w:cs="Noto Sans Symbols"/>
       </w:rPr>
     </w:lvl>
   </w:abstractNum>
   <w:abstractNum w:abstractNumId="4" w15:restartNumberingAfterBreak="0">
+    <w:nsid w:val="58196B3B"/>
+    <w:multiLevelType w:val="hybridMultilevel"/>
+    <w:tmpl w:val="6AB87092"/>
+    <w:lvl w:ilvl="0" w:tplc="0E44AC52">
+      <w:start w:val="1"/>
+      <w:numFmt w:val="bullet"/>
+      <w:lvlText w:val="-"/>
+      <w:lvlJc w:val="left"/>
+      <w:pPr>
+        <w:ind w:left="720" w:hanging="360"/>
+      </w:pPr>
+      <w:rPr>
+        <w:rFonts w:ascii="Aptos" w:hAnsi="Aptos" w:hint="default"/>
+      </w:rPr>
+    </w:lvl>
+    <w:lvl w:ilvl="1" w:tplc="322C290C">
+      <w:start w:val="1"/>
+      <w:numFmt w:val="bullet"/>
+      <w:lvlText w:val="o"/>
+      <w:lvlJc w:val="left"/>
+      <w:pPr>
+        <w:ind w:left="1440" w:hanging="360"/>
+      </w:pPr>
+      <w:rPr>
+        <w:rFonts w:ascii="Courier New" w:hAnsi="Courier New" w:hint="default"/>
+      </w:rPr>
+    </w:lvl>
+    <w:lvl w:ilvl="2" w:tplc="1AF0AA32">
+      <w:start w:val="1"/>
+      <w:numFmt w:val="bullet"/>
+      <w:lvlText w:val=""/>
+      <w:lvlJc w:val="left"/>
+      <w:pPr>
+        <w:ind w:left="2160" w:hanging="360"/>
+      </w:pPr>
+      <w:rPr>
+        <w:rFonts w:ascii="Wingdings" w:hAnsi="Wingdings" w:hint="default"/>
+      </w:rPr>
+    </w:lvl>
+    <w:lvl w:ilvl="3" w:tplc="BC06A5F8">
+      <w:start w:val="1"/>
+      <w:numFmt w:val="bullet"/>
+      <w:lvlText w:val=""/>
+      <w:lvlJc w:val="left"/>
+      <w:pPr>
+        <w:ind w:left="2880" w:hanging="360"/>
+      </w:pPr>
+      <w:rPr>
+        <w:rFonts w:ascii="Symbol" w:hAnsi="Symbol" w:hint="default"/>
+      </w:rPr>
+    </w:lvl>
+    <w:lvl w:ilvl="4" w:tplc="85F8FB58">
+      <w:start w:val="1"/>
+      <w:numFmt w:val="bullet"/>
+      <w:lvlText w:val="o"/>
+      <w:lvlJc w:val="left"/>
+      <w:pPr>
+        <w:ind w:left="3600" w:hanging="360"/>
+      </w:pPr>
+      <w:rPr>
+        <w:rFonts w:ascii="Courier New" w:hAnsi="Courier New" w:hint="default"/>
+      </w:rPr>
+    </w:lvl>
+    <w:lvl w:ilvl="5" w:tplc="05F4B692">
+      <w:start w:val="1"/>
+      <w:numFmt w:val="bullet"/>
+      <w:lvlText w:val=""/>
+      <w:lvlJc w:val="left"/>
+      <w:pPr>
+        <w:ind w:left="4320" w:hanging="360"/>
+      </w:pPr>
+      <w:rPr>
+        <w:rFonts w:ascii="Wingdings" w:hAnsi="Wingdings" w:hint="default"/>
+      </w:rPr>
+    </w:lvl>
+    <w:lvl w:ilvl="6" w:tplc="9F9EEE9C">
+      <w:start w:val="1"/>
+      <w:numFmt w:val="bullet"/>
+      <w:lvlText w:val=""/>
+      <w:lvlJc w:val="left"/>
+      <w:pPr>
+        <w:ind w:left="5040" w:hanging="360"/>
+      </w:pPr>
+      <w:rPr>
+        <w:rFonts w:ascii="Symbol" w:hAnsi="Symbol" w:hint="default"/>
+      </w:rPr>
+    </w:lvl>
+    <w:lvl w:ilvl="7" w:tplc="88B28554">
+      <w:start w:val="1"/>
+      <w:numFmt w:val="bullet"/>
+      <w:lvlText w:val="o"/>
+      <w:lvlJc w:val="left"/>
+      <w:pPr>
+        <w:ind w:left="5760" w:hanging="360"/>
+      </w:pPr>
+      <w:rPr>
+        <w:rFonts w:ascii="Courier New" w:hAnsi="Courier New" w:hint="default"/>
+      </w:rPr>
+    </w:lvl>
+    <w:lvl w:ilvl="8" w:tplc="486CE0E0">
+      <w:start w:val="1"/>
+      <w:numFmt w:val="bullet"/>
+      <w:lvlText w:val=""/>
+      <w:lvlJc w:val="left"/>
+      <w:pPr>
+        <w:ind w:left="6480" w:hanging="360"/>
+      </w:pPr>
+      <w:rPr>
+        <w:rFonts w:ascii="Wingdings" w:hAnsi="Wingdings" w:hint="default"/>
+      </w:rPr>
+    </w:lvl>
+  </w:abstractNum>
+  <w:abstractNum w:abstractNumId="5" w15:restartNumberingAfterBreak="0">
     <w:nsid w:val="5C487F2E"/>
     <w:multiLevelType w:val="multilevel"/>
     <w:tmpl w:val="CBE00158"/>
@@ -8211,7 +7591,7 @@
         <w:ind w:left="720" w:hanging="360"/>
       </w:pPr>
       <w:rPr>
-        <w:rFonts w:ascii="Noto Sans Symbols" w:hAnsi="Noto Sans Symbols" w:eastAsia="Noto Sans Symbols" w:cs="Noto Sans Symbols"/>
+        <w:rFonts w:ascii="Noto Sans Symbols" w:eastAsia="Noto Sans Symbols" w:hAnsi="Noto Sans Symbols" w:cs="Noto Sans Symbols"/>
       </w:rPr>
     </w:lvl>
     <w:lvl w:ilvl="1">
@@ -8223,7 +7603,7 @@
         <w:ind w:left="1440" w:hanging="360"/>
       </w:pPr>
       <w:rPr>
-        <w:rFonts w:ascii="Courier New" w:hAnsi="Courier New" w:eastAsia="Courier New" w:cs="Courier New"/>
+        <w:rFonts w:ascii="Courier New" w:eastAsia="Courier New" w:hAnsi="Courier New" w:cs="Courier New"/>
       </w:rPr>
     </w:lvl>
     <w:lvl w:ilvl="2">
@@ -8235,7 +7615,7 @@
         <w:ind w:left="2160" w:hanging="360"/>
       </w:pPr>
       <w:rPr>
-        <w:rFonts w:ascii="Noto Sans Symbols" w:hAnsi="Noto Sans Symbols" w:eastAsia="Noto Sans Symbols" w:cs="Noto Sans Symbols"/>
+        <w:rFonts w:ascii="Noto Sans Symbols" w:eastAsia="Noto Sans Symbols" w:hAnsi="Noto Sans Symbols" w:cs="Noto Sans Symbols"/>
       </w:rPr>
     </w:lvl>
     <w:lvl w:ilvl="3">
@@ -8247,7 +7627,7 @@
         <w:ind w:left="2880" w:hanging="360"/>
       </w:pPr>
       <w:rPr>
-        <w:rFonts w:ascii="Noto Sans Symbols" w:hAnsi="Noto Sans Symbols" w:eastAsia="Noto Sans Symbols" w:cs="Noto Sans Symbols"/>
+        <w:rFonts w:ascii="Noto Sans Symbols" w:eastAsia="Noto Sans Symbols" w:hAnsi="Noto Sans Symbols" w:cs="Noto Sans Symbols"/>
       </w:rPr>
     </w:lvl>
     <w:lvl w:ilvl="4">
@@ -8259,7 +7639,7 @@
         <w:ind w:left="3600" w:hanging="360"/>
       </w:pPr>
       <w:rPr>
-        <w:rFonts w:ascii="Courier New" w:hAnsi="Courier New" w:eastAsia="Courier New" w:cs="Courier New"/>
+        <w:rFonts w:ascii="Courier New" w:eastAsia="Courier New" w:hAnsi="Courier New" w:cs="Courier New"/>
       </w:rPr>
     </w:lvl>
     <w:lvl w:ilvl="5">
@@ -8271,7 +7651,7 @@
         <w:ind w:left="4320" w:hanging="360"/>
       </w:pPr>
       <w:rPr>
-        <w:rFonts w:ascii="Noto Sans Symbols" w:hAnsi="Noto Sans Symbols" w:eastAsia="Noto Sans Symbols" w:cs="Noto Sans Symbols"/>
+        <w:rFonts w:ascii="Noto Sans Symbols" w:eastAsia="Noto Sans Symbols" w:hAnsi="Noto Sans Symbols" w:cs="Noto Sans Symbols"/>
       </w:rPr>
     </w:lvl>
     <w:lvl w:ilvl="6">
@@ -8283,7 +7663,7 @@
         <w:ind w:left="5040" w:hanging="360"/>
       </w:pPr>
       <w:rPr>
-        <w:rFonts w:ascii="Noto Sans Symbols" w:hAnsi="Noto Sans Symbols" w:eastAsia="Noto Sans Symbols" w:cs="Noto Sans Symbols"/>
+        <w:rFonts w:ascii="Noto Sans Symbols" w:eastAsia="Noto Sans Symbols" w:hAnsi="Noto Sans Symbols" w:cs="Noto Sans Symbols"/>
       </w:rPr>
     </w:lvl>
     <w:lvl w:ilvl="7">
@@ -8295,7 +7675,7 @@
         <w:ind w:left="5760" w:hanging="360"/>
       </w:pPr>
       <w:rPr>
-        <w:rFonts w:ascii="Courier New" w:hAnsi="Courier New" w:eastAsia="Courier New" w:cs="Courier New"/>
+        <w:rFonts w:ascii="Courier New" w:eastAsia="Courier New" w:hAnsi="Courier New" w:cs="Courier New"/>
       </w:rPr>
     </w:lvl>
     <w:lvl w:ilvl="8">
@@ -8307,11 +7687,11 @@
         <w:ind w:left="6480" w:hanging="360"/>
       </w:pPr>
       <w:rPr>
-        <w:rFonts w:ascii="Noto Sans Symbols" w:hAnsi="Noto Sans Symbols" w:eastAsia="Noto Sans Symbols" w:cs="Noto Sans Symbols"/>
+        <w:rFonts w:ascii="Noto Sans Symbols" w:eastAsia="Noto Sans Symbols" w:hAnsi="Noto Sans Symbols" w:cs="Noto Sans Symbols"/>
       </w:rPr>
     </w:lvl>
   </w:abstractNum>
-  <w:abstractNum w:abstractNumId="5" w15:restartNumberingAfterBreak="0">
+  <w:abstractNum w:abstractNumId="6" w15:restartNumberingAfterBreak="0">
     <w:nsid w:val="5F9C2FBC"/>
     <w:multiLevelType w:val="multilevel"/>
     <w:tmpl w:val="D6425828"/>
@@ -8323,7 +7703,7 @@
         <w:ind w:left="540" w:hanging="360"/>
       </w:pPr>
       <w:rPr>
-        <w:rFonts w:ascii="Calibri" w:hAnsi="Calibri" w:eastAsia="Calibri" w:cs="Calibri"/>
+        <w:rFonts w:ascii="Calibri" w:eastAsia="Calibri" w:hAnsi="Calibri" w:cs="Calibri"/>
       </w:rPr>
     </w:lvl>
     <w:lvl w:ilvl="1">
@@ -8335,7 +7715,7 @@
         <w:ind w:left="1260" w:hanging="360"/>
       </w:pPr>
       <w:rPr>
-        <w:rFonts w:ascii="Courier New" w:hAnsi="Courier New" w:eastAsia="Courier New" w:cs="Courier New"/>
+        <w:rFonts w:ascii="Courier New" w:eastAsia="Courier New" w:hAnsi="Courier New" w:cs="Courier New"/>
       </w:rPr>
     </w:lvl>
     <w:lvl w:ilvl="2">
@@ -8347,7 +7727,7 @@
         <w:ind w:left="1980" w:hanging="360"/>
       </w:pPr>
       <w:rPr>
-        <w:rFonts w:ascii="Noto Sans Symbols" w:hAnsi="Noto Sans Symbols" w:eastAsia="Noto Sans Symbols" w:cs="Noto Sans Symbols"/>
+        <w:rFonts w:ascii="Noto Sans Symbols" w:eastAsia="Noto Sans Symbols" w:hAnsi="Noto Sans Symbols" w:cs="Noto Sans Symbols"/>
       </w:rPr>
     </w:lvl>
     <w:lvl w:ilvl="3">
@@ -8359,7 +7739,7 @@
         <w:ind w:left="2700" w:hanging="360"/>
       </w:pPr>
       <w:rPr>
-        <w:rFonts w:ascii="Noto Sans Symbols" w:hAnsi="Noto Sans Symbols" w:eastAsia="Noto Sans Symbols" w:cs="Noto Sans Symbols"/>
+        <w:rFonts w:ascii="Noto Sans Symbols" w:eastAsia="Noto Sans Symbols" w:hAnsi="Noto Sans Symbols" w:cs="Noto Sans Symbols"/>
       </w:rPr>
     </w:lvl>
     <w:lvl w:ilvl="4">
@@ -8371,7 +7751,7 @@
         <w:ind w:left="3420" w:hanging="360"/>
       </w:pPr>
       <w:rPr>
-        <w:rFonts w:ascii="Courier New" w:hAnsi="Courier New" w:eastAsia="Courier New" w:cs="Courier New"/>
+        <w:rFonts w:ascii="Courier New" w:eastAsia="Courier New" w:hAnsi="Courier New" w:cs="Courier New"/>
       </w:rPr>
     </w:lvl>
     <w:lvl w:ilvl="5">
@@ -8383,7 +7763,7 @@
         <w:ind w:left="4140" w:hanging="360"/>
       </w:pPr>
       <w:rPr>
-        <w:rFonts w:ascii="Noto Sans Symbols" w:hAnsi="Noto Sans Symbols" w:eastAsia="Noto Sans Symbols" w:cs="Noto Sans Symbols"/>
+        <w:rFonts w:ascii="Noto Sans Symbols" w:eastAsia="Noto Sans Symbols" w:hAnsi="Noto Sans Symbols" w:cs="Noto Sans Symbols"/>
       </w:rPr>
     </w:lvl>
     <w:lvl w:ilvl="6">
@@ -8395,7 +7775,7 @@
         <w:ind w:left="4860" w:hanging="360"/>
       </w:pPr>
       <w:rPr>
-        <w:rFonts w:ascii="Noto Sans Symbols" w:hAnsi="Noto Sans Symbols" w:eastAsia="Noto Sans Symbols" w:cs="Noto Sans Symbols"/>
+        <w:rFonts w:ascii="Noto Sans Symbols" w:eastAsia="Noto Sans Symbols" w:hAnsi="Noto Sans Symbols" w:cs="Noto Sans Symbols"/>
       </w:rPr>
     </w:lvl>
     <w:lvl w:ilvl="7">
@@ -8407,7 +7787,7 @@
         <w:ind w:left="5580" w:hanging="360"/>
       </w:pPr>
       <w:rPr>
-        <w:rFonts w:ascii="Courier New" w:hAnsi="Courier New" w:eastAsia="Courier New" w:cs="Courier New"/>
+        <w:rFonts w:ascii="Courier New" w:eastAsia="Courier New" w:hAnsi="Courier New" w:cs="Courier New"/>
       </w:rPr>
     </w:lvl>
     <w:lvl w:ilvl="8">
@@ -8419,29 +7799,29 @@
         <w:ind w:left="6300" w:hanging="360"/>
       </w:pPr>
       <w:rPr>
-        <w:rFonts w:ascii="Noto Sans Symbols" w:hAnsi="Noto Sans Symbols" w:eastAsia="Noto Sans Symbols" w:cs="Noto Sans Symbols"/>
+        <w:rFonts w:ascii="Noto Sans Symbols" w:eastAsia="Noto Sans Symbols" w:hAnsi="Noto Sans Symbols" w:cs="Noto Sans Symbols"/>
       </w:rPr>
     </w:lvl>
   </w:abstractNum>
-  <w:num w:numId="7">
-    <w:abstractNumId w:val="6"/>
-  </w:num>
   <w:num w:numId="1">
     <w:abstractNumId w:val="4"/>
   </w:num>
   <w:num w:numId="2">
+    <w:abstractNumId w:val="5"/>
+  </w:num>
+  <w:num w:numId="3">
     <w:abstractNumId w:val="1"/>
   </w:num>
-  <w:num w:numId="3">
+  <w:num w:numId="4">
     <w:abstractNumId w:val="0"/>
   </w:num>
-  <w:num w:numId="4">
+  <w:num w:numId="5">
     <w:abstractNumId w:val="2"/>
   </w:num>
-  <w:num w:numId="5">
-    <w:abstractNumId w:val="5"/>
+  <w:num w:numId="6">
+    <w:abstractNumId w:val="6"/>
   </w:num>
-  <w:num w:numId="6">
+  <w:num w:numId="7">
     <w:abstractNumId w:val="3"/>
   </w:num>
 </w:numbering>
@@ -8452,7 +7832,7 @@
   <w:docDefaults>
     <w:rPrDefault>
       <w:rPr>
-        <w:rFonts w:ascii="Arial" w:hAnsi="Arial" w:eastAsia="Arial" w:cs="Arial"/>
+        <w:rFonts w:ascii="Arial" w:eastAsia="Arial" w:hAnsi="Arial" w:cs="Arial"/>
         <w:sz w:val="22"/>
         <w:szCs w:val="22"/>
         <w:lang w:val="en" w:eastAsia="en-US" w:bidi="ar-SA"/>
@@ -8467,14 +7847,14 @@
   <w:latentStyles w:defLockedState="0" w:defUIPriority="99" w:defSemiHidden="0" w:defUnhideWhenUsed="0" w:defQFormat="0" w:count="376">
     <w:lsdException w:name="Normal" w:uiPriority="0" w:qFormat="1"/>
     <w:lsdException w:name="heading 1" w:uiPriority="9" w:qFormat="1"/>
-    <w:lsdException w:name="heading 2" w:uiPriority="9" w:semiHidden="1" w:unhideWhenUsed="1" w:qFormat="1"/>
-    <w:lsdException w:name="heading 3" w:uiPriority="9" w:semiHidden="1" w:unhideWhenUsed="1" w:qFormat="1"/>
-    <w:lsdException w:name="heading 4" w:uiPriority="9" w:semiHidden="1" w:unhideWhenUsed="1" w:qFormat="1"/>
-    <w:lsdException w:name="heading 5" w:uiPriority="9" w:semiHidden="1" w:unhideWhenUsed="1" w:qFormat="1"/>
-    <w:lsdException w:name="heading 6" w:uiPriority="9" w:semiHidden="1" w:unhideWhenUsed="1" w:qFormat="1"/>
-    <w:lsdException w:name="heading 7" w:uiPriority="9" w:semiHidden="1" w:unhideWhenUsed="1" w:qFormat="1"/>
-    <w:lsdException w:name="heading 8" w:uiPriority="9" w:semiHidden="1" w:unhideWhenUsed="1" w:qFormat="1"/>
-    <w:lsdException w:name="heading 9" w:uiPriority="9" w:semiHidden="1" w:unhideWhenUsed="1" w:qFormat="1"/>
+    <w:lsdException w:name="heading 2" w:semiHidden="1" w:uiPriority="9" w:unhideWhenUsed="1" w:qFormat="1"/>
+    <w:lsdException w:name="heading 3" w:semiHidden="1" w:uiPriority="9" w:unhideWhenUsed="1" w:qFormat="1"/>
+    <w:lsdException w:name="heading 4" w:semiHidden="1" w:uiPriority="9" w:unhideWhenUsed="1" w:qFormat="1"/>
+    <w:lsdException w:name="heading 5" w:semiHidden="1" w:uiPriority="9" w:unhideWhenUsed="1" w:qFormat="1"/>
+    <w:lsdException w:name="heading 6" w:semiHidden="1" w:uiPriority="9" w:unhideWhenUsed="1" w:qFormat="1"/>
+    <w:lsdException w:name="heading 7" w:semiHidden="1" w:uiPriority="9" w:unhideWhenUsed="1" w:qFormat="1"/>
+    <w:lsdException w:name="heading 8" w:semiHidden="1" w:uiPriority="9" w:unhideWhenUsed="1" w:qFormat="1"/>
+    <w:lsdException w:name="heading 9" w:semiHidden="1" w:uiPriority="9" w:unhideWhenUsed="1" w:qFormat="1"/>
     <w:lsdException w:name="index 1" w:semiHidden="1" w:unhideWhenUsed="1"/>
     <w:lsdException w:name="index 2" w:semiHidden="1" w:unhideWhenUsed="1"/>
     <w:lsdException w:name="index 3" w:semiHidden="1" w:unhideWhenUsed="1"/>
@@ -8484,22 +7864,22 @@
     <w:lsdException w:name="index 7" w:semiHidden="1" w:unhideWhenUsed="1"/>
     <w:lsdException w:name="index 8" w:semiHidden="1" w:unhideWhenUsed="1"/>
     <w:lsdException w:name="index 9" w:semiHidden="1" w:unhideWhenUsed="1"/>
-    <w:lsdException w:name="toc 1" w:uiPriority="39" w:semiHidden="1" w:unhideWhenUsed="1"/>
-    <w:lsdException w:name="toc 2" w:uiPriority="39" w:semiHidden="1" w:unhideWhenUsed="1"/>
-    <w:lsdException w:name="toc 3" w:uiPriority="39" w:semiHidden="1" w:unhideWhenUsed="1"/>
-    <w:lsdException w:name="toc 4" w:uiPriority="39" w:semiHidden="1" w:unhideWhenUsed="1"/>
-    <w:lsdException w:name="toc 5" w:uiPriority="39" w:semiHidden="1" w:unhideWhenUsed="1"/>
-    <w:lsdException w:name="toc 6" w:uiPriority="39" w:semiHidden="1" w:unhideWhenUsed="1"/>
-    <w:lsdException w:name="toc 7" w:uiPriority="39" w:semiHidden="1" w:unhideWhenUsed="1"/>
-    <w:lsdException w:name="toc 8" w:uiPriority="39" w:semiHidden="1" w:unhideWhenUsed="1"/>
-    <w:lsdException w:name="toc 9" w:uiPriority="39" w:semiHidden="1" w:unhideWhenUsed="1"/>
+    <w:lsdException w:name="toc 1" w:semiHidden="1" w:uiPriority="39" w:unhideWhenUsed="1"/>
+    <w:lsdException w:name="toc 2" w:semiHidden="1" w:uiPriority="39" w:unhideWhenUsed="1"/>
+    <w:lsdException w:name="toc 3" w:semiHidden="1" w:uiPriority="39" w:unhideWhenUsed="1"/>
+    <w:lsdException w:name="toc 4" w:semiHidden="1" w:uiPriority="39" w:unhideWhenUsed="1"/>
+    <w:lsdException w:name="toc 5" w:semiHidden="1" w:uiPriority="39" w:unhideWhenUsed="1"/>
+    <w:lsdException w:name="toc 6" w:semiHidden="1" w:uiPriority="39" w:unhideWhenUsed="1"/>
+    <w:lsdException w:name="toc 7" w:semiHidden="1" w:uiPriority="39" w:unhideWhenUsed="1"/>
+    <w:lsdException w:name="toc 8" w:semiHidden="1" w:uiPriority="39" w:unhideWhenUsed="1"/>
+    <w:lsdException w:name="toc 9" w:semiHidden="1" w:uiPriority="39" w:unhideWhenUsed="1"/>
     <w:lsdException w:name="Normal Indent" w:semiHidden="1" w:unhideWhenUsed="1"/>
     <w:lsdException w:name="footnote text" w:semiHidden="1" w:unhideWhenUsed="1"/>
     <w:lsdException w:name="annotation text" w:semiHidden="1" w:unhideWhenUsed="1"/>
     <w:lsdException w:name="header" w:semiHidden="1" w:unhideWhenUsed="1"/>
     <w:lsdException w:name="footer" w:semiHidden="1" w:unhideWhenUsed="1"/>
     <w:lsdException w:name="index heading" w:semiHidden="1" w:unhideWhenUsed="1"/>
-    <w:lsdException w:name="caption" w:uiPriority="35" w:semiHidden="1" w:unhideWhenUsed="1" w:qFormat="1"/>
+    <w:lsdException w:name="caption" w:semiHidden="1" w:uiPriority="35" w:unhideWhenUsed="1" w:qFormat="1"/>
     <w:lsdException w:name="table of figures" w:semiHidden="1" w:unhideWhenUsed="1"/>
     <w:lsdException w:name="envelope address" w:semiHidden="1" w:unhideWhenUsed="1"/>
     <w:lsdException w:name="envelope return" w:semiHidden="1" w:unhideWhenUsed="1"/>
@@ -8530,7 +7910,7 @@
     <w:lsdException w:name="Title" w:uiPriority="10" w:qFormat="1"/>
     <w:lsdException w:name="Closing" w:semiHidden="1" w:unhideWhenUsed="1"/>
     <w:lsdException w:name="Signature" w:semiHidden="1" w:unhideWhenUsed="1"/>
-    <w:lsdException w:name="Default Paragraph Font" w:uiPriority="1" w:semiHidden="1" w:unhideWhenUsed="1"/>
+    <w:lsdException w:name="Default Paragraph Font" w:semiHidden="1" w:uiPriority="1" w:unhideWhenUsed="1"/>
     <w:lsdException w:name="Body Text" w:semiHidden="1" w:unhideWhenUsed="1"/>
     <w:lsdException w:name="Body Text Indent" w:semiHidden="1" w:unhideWhenUsed="1"/>
     <w:lsdException w:name="List Continue" w:semiHidden="1" w:unhideWhenUsed="1"/>
@@ -8730,8 +8110,8 @@
     <w:lsdException w:name="Subtle Reference" w:uiPriority="31" w:qFormat="1"/>
     <w:lsdException w:name="Intense Reference" w:uiPriority="32" w:qFormat="1"/>
     <w:lsdException w:name="Book Title" w:uiPriority="33" w:qFormat="1"/>
-    <w:lsdException w:name="Bibliography" w:uiPriority="37" w:semiHidden="1" w:unhideWhenUsed="1"/>
-    <w:lsdException w:name="TOC Heading" w:uiPriority="39" w:semiHidden="1" w:unhideWhenUsed="1" w:qFormat="1"/>
+    <w:lsdException w:name="Bibliography" w:semiHidden="1" w:uiPriority="37" w:unhideWhenUsed="1"/>
+    <w:lsdException w:name="TOC Heading" w:semiHidden="1" w:uiPriority="39" w:unhideWhenUsed="1" w:qFormat="1"/>
     <w:lsdException w:name="Plain Table 1" w:uiPriority="41"/>
     <w:lsdException w:name="Plain Table 2" w:uiPriority="42"/>
     <w:lsdException w:name="Plain Table 3" w:uiPriority="43"/>
@@ -8842,9 +8222,10 @@
     <w:lsdException w:name="Unresolved Mention" w:semiHidden="1" w:unhideWhenUsed="1"/>
     <w:lsdException w:name="Smart Link" w:semiHidden="1" w:unhideWhenUsed="1"/>
   </w:latentStyles>
-  <w:style w:type="paragraph" w:styleId="Normal" w:default="1">
+  <w:style w:type="paragraph" w:default="1" w:styleId="Normal">
     <w:name w:val="Normal"/>
     <w:qFormat/>
+    <w:rsid w:val="008F76D6"/>
   </w:style>
   <w:style w:type="paragraph" w:styleId="Heading1">
     <w:name w:val="heading 1"/>
@@ -8859,7 +8240,7 @@
       <w:outlineLvl w:val="0"/>
     </w:pPr>
     <w:rPr>
-      <w:rFonts w:ascii="Calibri" w:hAnsi="Calibri" w:eastAsia="Calibri" w:cs="Calibri"/>
+      <w:rFonts w:ascii="Calibri" w:eastAsia="Calibri" w:hAnsi="Calibri" w:cs="Calibri"/>
       <w:i/>
       <w:color w:val="00B0F0"/>
       <w:sz w:val="40"/>
@@ -8961,13 +8342,13 @@
       <w:color w:val="666666"/>
     </w:rPr>
   </w:style>
-  <w:style w:type="character" w:styleId="DefaultParagraphFont" w:default="1">
+  <w:style w:type="character" w:default="1" w:styleId="DefaultParagraphFont">
     <w:name w:val="Default Paragraph Font"/>
     <w:uiPriority w:val="1"/>
     <w:semiHidden/>
     <w:unhideWhenUsed/>
   </w:style>
-  <w:style w:type="table" w:styleId="TableNormal" w:default="1">
+  <w:style w:type="table" w:default="1" w:styleId="TableNormal">
     <w:name w:val="Normal Table"/>
     <w:uiPriority w:val="99"/>
     <w:semiHidden/>
@@ -8982,7 +8363,7 @@
       </w:tblCellMar>
     </w:tblPr>
   </w:style>
-  <w:style w:type="numbering" w:styleId="NoList" w:default="1">
+  <w:style w:type="numbering" w:default="1" w:styleId="NoList">
     <w:name w:val="No List"/>
     <w:uiPriority w:val="99"/>
     <w:semiHidden/>
@@ -9002,7 +8383,7 @@
       <w:jc w:val="center"/>
     </w:pPr>
     <w:rPr>
-      <w:rFonts w:ascii="Calibri" w:hAnsi="Calibri" w:eastAsia="Calibri" w:cs="Calibri"/>
+      <w:rFonts w:ascii="Calibri" w:eastAsia="Calibri" w:hAnsi="Calibri" w:cs="Calibri"/>
       <w:i/>
       <w:color w:val="000000"/>
       <w:sz w:val="50"/>
@@ -9026,7 +8407,7 @@
       <w:szCs w:val="30"/>
     </w:rPr>
   </w:style>
-  <w:style w:type="table" w:styleId="a" w:customStyle="1">
+  <w:style w:type="table" w:customStyle="1" w:styleId="a">
     <w:basedOn w:val="TableNormal"/>
     <w:pPr>
       <w:spacing w:line="240" w:lineRule="auto"/>
@@ -9036,7 +8417,7 @@
       <w:tblStyleColBandSize w:val="1"/>
     </w:tblPr>
   </w:style>
-  <w:style w:type="table" w:styleId="a0" w:customStyle="1">
+  <w:style w:type="table" w:customStyle="1" w:styleId="a0">
     <w:basedOn w:val="TableNormal"/>
     <w:pPr>
       <w:spacing w:line="240" w:lineRule="auto"/>
@@ -9061,7 +8442,7 @@
       <w:spacing w:line="240" w:lineRule="auto"/>
     </w:pPr>
   </w:style>
-  <w:style w:type="character" w:styleId="HeaderChar" w:customStyle="1">
+  <w:style w:type="character" w:customStyle="1" w:styleId="HeaderChar">
     <w:name w:val="Header Char"/>
     <w:basedOn w:val="DefaultParagraphFont"/>
     <w:link w:val="Header"/>
@@ -9083,7 +8464,7 @@
       <w:spacing w:line="240" w:lineRule="auto"/>
     </w:pPr>
   </w:style>
-  <w:style w:type="character" w:styleId="FooterChar" w:customStyle="1">
+  <w:style w:type="character" w:customStyle="1" w:styleId="FooterChar">
     <w:name w:val="Footer Char"/>
     <w:basedOn w:val="DefaultParagraphFont"/>
     <w:link w:val="Footer"/>
@@ -9091,13 +8472,12 @@
     <w:rsid w:val="00DC36DA"/>
   </w:style>
   <w:style w:type="paragraph" w:styleId="ListParagraph">
-    <w:uiPriority w:val="34"/>
     <w:name w:val="List Paragraph"/>
     <w:basedOn w:val="Normal"/>
+    <w:uiPriority w:val="34"/>
     <w:qFormat/>
     <w:rsid w:val="74FBF03D"/>
     <w:pPr>
-      <w:spacing/>
       <w:ind w:left="720"/>
       <w:contextualSpacing/>
     </w:pPr>
@@ -9432,6 +8812,15 @@
 </file>
 
 <file path=customXml/item2.xml><?xml version="1.0" encoding="utf-8"?>
+<?mso-contentType ?>
+<FormTemplates xmlns="http://schemas.microsoft.com/sharepoint/v3/contenttype/forms">
+  <Display>DocumentLibraryForm</Display>
+  <Edit>DocumentLibraryForm</Edit>
+  <New>DocumentLibraryForm</New>
+</FormTemplates>
+</file>
+
+<file path=customXml/item3.xml><?xml version="1.0" encoding="utf-8"?>
 <ct:contentTypeSchema xmlns:ct="http://schemas.microsoft.com/office/2006/metadata/contentType" xmlns:ma="http://schemas.microsoft.com/office/2006/metadata/properties/metaAttributes" ct:_="" ma:_="" ma:contentTypeName="Document" ma:contentTypeID="0x0101007EBE30EA42030B49ADCA4D36180F08CA" ma:contentTypeVersion="4" ma:contentTypeDescription="Create a new document." ma:contentTypeScope="" ma:versionID="8db91115adac9c20fcdf9aae7a910221">
   <xsd:schema xmlns:xsd="http://www.w3.org/2001/XMLSchema" xmlns:xs="http://www.w3.org/2001/XMLSchema" xmlns:p="http://schemas.microsoft.com/office/2006/metadata/properties" xmlns:ns2="e47690da-e7a8-489a-9d8b-bd01125a2613" targetNamespace="http://schemas.microsoft.com/office/2006/metadata/properties" ma:root="true" ma:fieldsID="3e2d5a6b71141b797f787bdf19902be8" ns2:_="">
     <xsd:import namespace="e47690da-e7a8-489a-9d8b-bd01125a2613"/>
@@ -9575,15 +8964,6 @@
 </ct:contentTypeSchema>
 </file>
 
-<file path=customXml/item3.xml><?xml version="1.0" encoding="utf-8"?>
-<?mso-contentType ?>
-<FormTemplates xmlns="http://schemas.microsoft.com/sharepoint/v3/contenttype/forms">
-  <Display>DocumentLibraryForm</Display>
-  <Edit>DocumentLibraryForm</Edit>
-  <New>DocumentLibraryForm</New>
-</FormTemplates>
-</file>
-
 <file path=customXml/item4.xml><?xml version="1.0" encoding="utf-8"?>
 <p:properties xmlns:p="http://schemas.microsoft.com/office/2006/metadata/properties" xmlns:xsi="http://www.w3.org/2001/XMLSchema-instance" xmlns:pc="http://schemas.microsoft.com/office/infopath/2007/PartnerControls">
   <documentManagement>
@@ -9602,13 +8982,37 @@
 </file>
 
 <file path=customXml/itemProps2.xml><?xml version="1.0" encoding="utf-8"?>
-<ds:datastoreItem xmlns:ds="http://schemas.openxmlformats.org/officeDocument/2006/customXml" ds:itemID="{6876C047-974C-4DB3-9B04-86FDA46332AC}"/>
+<ds:datastoreItem xmlns:ds="http://schemas.openxmlformats.org/officeDocument/2006/customXml" ds:itemID="{12D0F657-4BB6-4F3F-A58B-A61AB7F22BB3}">
+  <ds:schemaRefs>
+    <ds:schemaRef ds:uri="http://schemas.microsoft.com/sharepoint/v3/contenttype/forms"/>
+  </ds:schemaRefs>
+</ds:datastoreItem>
 </file>
 
 <file path=customXml/itemProps3.xml><?xml version="1.0" encoding="utf-8"?>
-<ds:datastoreItem xmlns:ds="http://schemas.openxmlformats.org/officeDocument/2006/customXml" ds:itemID="{12D0F657-4BB6-4F3F-A58B-A61AB7F22BB3}"/>
+<ds:datastoreItem xmlns:ds="http://schemas.openxmlformats.org/officeDocument/2006/customXml" ds:itemID="{6876C047-974C-4DB3-9B04-86FDA46332AC}">
+  <ds:schemaRefs>
+    <ds:schemaRef ds:uri="http://schemas.microsoft.com/office/2006/metadata/contentType"/>
+    <ds:schemaRef ds:uri="http://schemas.microsoft.com/office/2006/metadata/properties/metaAttributes"/>
+    <ds:schemaRef ds:uri="http://www.w3.org/2001/XMLSchema"/>
+    <ds:schemaRef ds:uri="http://schemas.microsoft.com/office/2006/metadata/properties"/>
+    <ds:schemaRef ds:uri="e47690da-e7a8-489a-9d8b-bd01125a2613"/>
+    <ds:schemaRef ds:uri="http://schemas.microsoft.com/office/2006/documentManagement/types"/>
+    <ds:schemaRef ds:uri="http://schemas.microsoft.com/office/infopath/2007/PartnerControls"/>
+    <ds:schemaRef ds:uri="http://schemas.openxmlformats.org/package/2006/metadata/core-properties"/>
+    <ds:schemaRef ds:uri="http://purl.org/dc/elements/1.1/"/>
+    <ds:schemaRef ds:uri="http://purl.org/dc/terms/"/>
+    <ds:schemaRef ds:uri="http://schemas.microsoft.com/internal/obd"/>
+  </ds:schemaRefs>
+</ds:datastoreItem>
 </file>
 
 <file path=customXml/itemProps4.xml><?xml version="1.0" encoding="utf-8"?>
-<ds:datastoreItem xmlns:ds="http://schemas.openxmlformats.org/officeDocument/2006/customXml" ds:itemID="{A74EE3FE-D589-4E16-AD40-64A2210E4685}"/>
+<ds:datastoreItem xmlns:ds="http://schemas.openxmlformats.org/officeDocument/2006/customXml" ds:itemID="{A74EE3FE-D589-4E16-AD40-64A2210E4685}">
+  <ds:schemaRefs>
+    <ds:schemaRef ds:uri="http://schemas.microsoft.com/office/2006/metadata/properties"/>
+    <ds:schemaRef ds:uri="http://schemas.microsoft.com/office/infopath/2007/PartnerControls"/>
+    <ds:schemaRef ds:uri="e47690da-e7a8-489a-9d8b-bd01125a2613"/>
+  </ds:schemaRefs>
+</ds:datastoreItem>
 </file>
--- a/S2 - PRACTICE - Monster Slayer App.docx
+++ b/S2 - PRACTICE - Monster Slayer App.docx
@@ -1906,6 +1906,7 @@
           <w:rFonts w:ascii="Calibri" w:eastAsia="Calibri" w:hAnsi="Calibri" w:cs="Calibri"/>
           <w:i/>
           <w:color w:val="000000"/>
+          <w:highlight w:val="yellow"/>
         </w:rPr>
       </w:pPr>
       <w:r>
@@ -1913,6 +1914,7 @@
           <w:rFonts w:ascii="Calibri" w:eastAsia="Calibri" w:hAnsi="Calibri" w:cs="Calibri"/>
           <w:i/>
           <w:color w:val="000000"/>
+          <w:highlight w:val="yellow"/>
         </w:rPr>
         <w:t>Classes used:</w:t>
       </w:r>
@@ -1935,6 +1937,7 @@
           <w:rFonts w:ascii="Calibri" w:eastAsia="Calibri" w:hAnsi="Calibri" w:cs="Calibri"/>
           <w:i/>
           <w:color w:val="000000"/>
+          <w:highlight w:val="yellow"/>
         </w:rPr>
       </w:pPr>
       <w:proofErr w:type="gramStart"/>
@@ -1943,6 +1946,7 @@
           <w:rFonts w:ascii="Calibri" w:eastAsia="Calibri" w:hAnsi="Calibri" w:cs="Calibri"/>
           <w:i/>
           <w:color w:val="000000"/>
+          <w:highlight w:val="yellow"/>
         </w:rPr>
         <w:t>.</w:t>
       </w:r>
@@ -1952,6 +1956,7 @@
           <w:rFonts w:ascii="Calibri" w:eastAsia="Calibri" w:hAnsi="Calibri" w:cs="Calibri"/>
           <w:i/>
           <w:color w:val="000000"/>
+          <w:highlight w:val="yellow"/>
         </w:rPr>
         <w:t>healthbar</w:t>
       </w:r>
@@ -1976,6 +1981,7 @@
           <w:rFonts w:ascii="Calibri" w:eastAsia="Calibri" w:hAnsi="Calibri" w:cs="Calibri"/>
           <w:i/>
           <w:color w:val="000000"/>
+          <w:highlight w:val="yellow"/>
         </w:rPr>
       </w:pPr>
       <w:proofErr w:type="gramStart"/>
@@ -1984,6 +1990,7 @@
           <w:rFonts w:ascii="Calibri" w:eastAsia="Calibri" w:hAnsi="Calibri" w:cs="Calibri"/>
           <w:i/>
           <w:color w:val="000000"/>
+          <w:highlight w:val="yellow"/>
         </w:rPr>
         <w:t>.</w:t>
       </w:r>
@@ -1993,6 +2000,7 @@
           <w:rFonts w:ascii="Calibri" w:eastAsia="Calibri" w:hAnsi="Calibri" w:cs="Calibri"/>
           <w:i/>
           <w:color w:val="000000"/>
+          <w:highlight w:val="yellow"/>
         </w:rPr>
         <w:t>healthbar</w:t>
       </w:r>
@@ -2003,6 +2011,7 @@
           <w:rFonts w:ascii="Calibri" w:eastAsia="Calibri" w:hAnsi="Calibri" w:cs="Calibri"/>
           <w:i/>
           <w:color w:val="000000"/>
+          <w:highlight w:val="yellow"/>
         </w:rPr>
         <w:t>__value</w:t>
       </w:r>
@@ -2025,6 +2034,7 @@
           <w:rFonts w:ascii="Calibri" w:eastAsia="Calibri" w:hAnsi="Calibri" w:cs="Calibri"/>
           <w:i/>
           <w:color w:val="000000"/>
+          <w:highlight w:val="yellow"/>
         </w:rPr>
       </w:pPr>
       <w:r>
@@ -2032,6 +2042,7 @@
           <w:rFonts w:ascii="Calibri" w:eastAsia="Calibri" w:hAnsi="Calibri" w:cs="Calibri"/>
           <w:i/>
           <w:color w:val="000000"/>
+          <w:highlight w:val="yellow"/>
         </w:rPr>
         <w:t>.container</w:t>
       </w:r>
@@ -2054,6 +2065,7 @@
           <w:rFonts w:ascii="Calibri" w:eastAsia="Calibri" w:hAnsi="Calibri" w:cs="Calibri"/>
           <w:i/>
           <w:color w:val="000000"/>
+          <w:highlight w:val="yellow"/>
         </w:rPr>
       </w:pPr>
       <w:r>
@@ -2061,6 +2073,7 @@
           <w:rFonts w:ascii="Calibri" w:eastAsia="Calibri" w:hAnsi="Calibri" w:cs="Calibri"/>
           <w:i/>
           <w:color w:val="000000"/>
+          <w:highlight w:val="yellow"/>
         </w:rPr>
         <w:t>.log—player</w:t>
       </w:r>
@@ -2083,6 +2096,7 @@
           <w:rFonts w:ascii="Calibri" w:eastAsia="Calibri" w:hAnsi="Calibri" w:cs="Calibri"/>
           <w:i/>
           <w:color w:val="000000"/>
+          <w:highlight w:val="yellow"/>
         </w:rPr>
       </w:pPr>
       <w:r>
@@ -2090,6 +2104,7 @@
           <w:rFonts w:ascii="Calibri" w:eastAsia="Calibri" w:hAnsi="Calibri" w:cs="Calibri"/>
           <w:i/>
           <w:color w:val="000000"/>
+          <w:highlight w:val="yellow"/>
         </w:rPr>
         <w:t>.log—monster</w:t>
       </w:r>
@@ -2112,6 +2127,7 @@
           <w:rFonts w:ascii="Calibri" w:eastAsia="Calibri" w:hAnsi="Calibri" w:cs="Calibri"/>
           <w:i/>
           <w:color w:val="000000"/>
+          <w:highlight w:val="yellow"/>
         </w:rPr>
       </w:pPr>
       <w:r>
@@ -2119,6 +2135,7 @@
           <w:rFonts w:ascii="Calibri" w:eastAsia="Calibri" w:hAnsi="Calibri" w:cs="Calibri"/>
           <w:i/>
           <w:color w:val="000000"/>
+          <w:highlight w:val="yellow"/>
         </w:rPr>
         <w:t>.log—damage</w:t>
       </w:r>
@@ -2141,6 +2158,7 @@
           <w:rFonts w:ascii="Calibri" w:eastAsia="Calibri" w:hAnsi="Calibri" w:cs="Calibri"/>
           <w:i/>
           <w:color w:val="000000"/>
+          <w:highlight w:val="yellow"/>
         </w:rPr>
       </w:pPr>
       <w:r>
@@ -2148,6 +2166,7 @@
           <w:rFonts w:ascii="Calibri" w:eastAsia="Calibri" w:hAnsi="Calibri" w:cs="Calibri"/>
           <w:i/>
           <w:color w:val="000000"/>
+          <w:highlight w:val="yellow"/>
         </w:rPr>
         <w:t>.log--heal</w:t>
       </w:r>
@@ -2242,6 +2261,7 @@
           <w:rFonts w:ascii="Calibri" w:eastAsia="Calibri" w:hAnsi="Calibri" w:cs="Calibri"/>
           <w:i/>
           <w:color w:val="000000"/>
+          <w:highlight w:val="yellow"/>
         </w:rPr>
       </w:pPr>
       <w:r>
@@ -2249,16 +2269,9 @@
           <w:rFonts w:ascii="Calibri" w:eastAsia="Calibri" w:hAnsi="Calibri" w:cs="Calibri"/>
           <w:i/>
           <w:color w:val="000000"/>
-        </w:rPr>
-        <w:t>ID</w:t>
-      </w:r>
-      <w:r>
-        <w:rPr>
-          <w:rFonts w:ascii="Calibri" w:eastAsia="Calibri" w:hAnsi="Calibri" w:cs="Calibri"/>
-          <w:i/>
-          <w:color w:val="000000"/>
-        </w:rPr>
-        <w:t xml:space="preserve"> used:</w:t>
+          <w:highlight w:val="yellow"/>
+        </w:rPr>
+        <w:t>ID used:</w:t>
       </w:r>
     </w:p>
     <w:p>
@@ -2279,6 +2292,7 @@
           <w:rFonts w:ascii="Calibri" w:eastAsia="Calibri" w:hAnsi="Calibri" w:cs="Calibri"/>
           <w:i/>
           <w:color w:val="000000"/>
+          <w:highlight w:val="yellow"/>
         </w:rPr>
       </w:pPr>
       <w:r>
@@ -2286,6 +2300,7 @@
           <w:rFonts w:ascii="Calibri" w:eastAsia="Calibri" w:hAnsi="Calibri" w:cs="Calibri"/>
           <w:i/>
           <w:color w:val="000000"/>
+          <w:highlight w:val="yellow"/>
         </w:rPr>
         <w:t>#</w:t>
       </w:r>
@@ -2295,6 +2310,7 @@
           <w:rFonts w:ascii="Calibri" w:eastAsia="Calibri" w:hAnsi="Calibri" w:cs="Calibri"/>
           <w:i/>
           <w:color w:val="000000"/>
+          <w:highlight w:val="yellow"/>
         </w:rPr>
         <w:t>controls</w:t>
       </w:r>
@@ -2318,6 +2334,7 @@
           <w:rFonts w:ascii="Calibri" w:eastAsia="Calibri" w:hAnsi="Calibri" w:cs="Calibri"/>
           <w:i/>
           <w:color w:val="000000"/>
+          <w:highlight w:val="yellow"/>
         </w:rPr>
       </w:pPr>
       <w:r>
@@ -2325,6 +2342,7 @@
           <w:rFonts w:ascii="Calibri" w:eastAsia="Calibri" w:hAnsi="Calibri" w:cs="Calibri"/>
           <w:i/>
           <w:color w:val="000000"/>
+          <w:highlight w:val="yellow"/>
         </w:rPr>
         <w:t>#</w:t>
       </w:r>
@@ -2334,6 +2352,7 @@
           <w:rFonts w:ascii="Calibri" w:eastAsia="Calibri" w:hAnsi="Calibri" w:cs="Calibri"/>
           <w:i/>
           <w:color w:val="000000"/>
+          <w:highlight w:val="yellow"/>
         </w:rPr>
         <w:t>log</w:t>
       </w:r>
@@ -3328,6 +3347,7 @@
       <w:r>
         <w:rPr>
           <w:rFonts w:ascii="Calibri" w:eastAsia="Calibri" w:hAnsi="Calibri" w:cs="Calibri"/>
+          <w:noProof/>
           <w:color w:val="000000"/>
         </w:rPr>
         <w:drawing>
@@ -4665,23 +4685,7 @@
             <w:color w:val="0000FF"/>
             <w:u w:val="single"/>
           </w:rPr>
-          <w:t>all your game featu</w:t>
-        </w:r>
-        <w:r>
-          <w:rPr>
-            <w:rFonts w:ascii="Calibri" w:eastAsia="Calibri" w:hAnsi="Calibri" w:cs="Calibri"/>
-            <w:color w:val="0000FF"/>
-            <w:u w:val="single"/>
-          </w:rPr>
-          <w:t>r</w:t>
-        </w:r>
-        <w:r>
-          <w:rPr>
-            <w:rFonts w:ascii="Calibri" w:eastAsia="Calibri" w:hAnsi="Calibri" w:cs="Calibri"/>
-            <w:color w:val="0000FF"/>
-            <w:u w:val="single"/>
-          </w:rPr>
-          <w:t>es</w:t>
+          <w:t>all your game features</w:t>
         </w:r>
       </w:hyperlink>
       <w:r>
@@ -4859,8 +4863,8 @@
       </w:tblPr>
       <w:tblGrid>
         <w:gridCol w:w="3116"/>
-        <w:gridCol w:w="3117"/>
-        <w:gridCol w:w="3117"/>
+        <w:gridCol w:w="2691"/>
+        <w:gridCol w:w="3543"/>
       </w:tblGrid>
       <w:tr>
         <w:tc>
@@ -4893,7 +4897,7 @@
         </w:tc>
         <w:tc>
           <w:tcPr>
-            <w:tcW w:w="3117" w:type="dxa"/>
+            <w:tcW w:w="2691" w:type="dxa"/>
             <w:shd w:val="clear" w:color="auto" w:fill="D9D9D9"/>
           </w:tcPr>
           <w:p>
@@ -4921,7 +4925,7 @@
         </w:tc>
         <w:tc>
           <w:tcPr>
-            <w:tcW w:w="3117" w:type="dxa"/>
+            <w:tcW w:w="3543" w:type="dxa"/>
             <w:shd w:val="clear" w:color="auto" w:fill="D9D9D9"/>
           </w:tcPr>
           <w:p>
@@ -4964,14 +4968,23 @@
               </w:pBdr>
               <w:rPr>
                 <w:rFonts w:ascii="Calibri" w:eastAsia="Calibri" w:hAnsi="Calibri" w:cs="Calibri"/>
-                <w:color w:val="000000"/>
+                <w:color w:val="FF0000"/>
               </w:rPr>
             </w:pPr>
+            <w:proofErr w:type="spellStart"/>
+            <w:r>
+              <w:rPr>
+                <w:rFonts w:ascii="Calibri" w:eastAsia="Calibri" w:hAnsi="Calibri" w:cs="Calibri"/>
+                <w:color w:val="FF0000"/>
+              </w:rPr>
+              <w:t>playerHealth</w:t>
+            </w:r>
+            <w:proofErr w:type="spellEnd"/>
           </w:p>
         </w:tc>
         <w:tc>
           <w:tcPr>
-            <w:tcW w:w="3117" w:type="dxa"/>
+            <w:tcW w:w="2691" w:type="dxa"/>
           </w:tcPr>
           <w:p>
             <w:pPr>
@@ -4984,14 +4997,21 @@
               </w:pBdr>
               <w:rPr>
                 <w:rFonts w:ascii="Calibri" w:eastAsia="Calibri" w:hAnsi="Calibri" w:cs="Calibri"/>
-                <w:color w:val="000000"/>
+                <w:color w:val="FF0000"/>
               </w:rPr>
             </w:pPr>
+            <w:r>
+              <w:rPr>
+                <w:rFonts w:ascii="Calibri" w:eastAsia="Calibri" w:hAnsi="Calibri" w:cs="Calibri"/>
+                <w:color w:val="FF0000"/>
+              </w:rPr>
+              <w:t>number</w:t>
+            </w:r>
           </w:p>
         </w:tc>
         <w:tc>
           <w:tcPr>
-            <w:tcW w:w="3117" w:type="dxa"/>
+            <w:tcW w:w="3543" w:type="dxa"/>
           </w:tcPr>
           <w:p>
             <w:pPr>
@@ -5004,9 +5024,16 @@
               </w:pBdr>
               <w:rPr>
                 <w:rFonts w:ascii="Calibri" w:eastAsia="Calibri" w:hAnsi="Calibri" w:cs="Calibri"/>
-                <w:color w:val="000000"/>
+                <w:color w:val="FF0000"/>
               </w:rPr>
             </w:pPr>
+            <w:r>
+              <w:rPr>
+                <w:rFonts w:ascii="Calibri" w:eastAsia="Calibri" w:hAnsi="Calibri" w:cs="Calibri"/>
+                <w:color w:val="FF0000"/>
+              </w:rPr>
+              <w:t>Store player HP</w:t>
+            </w:r>
           </w:p>
         </w:tc>
       </w:tr>
@@ -5026,14 +5053,24 @@
               </w:pBdr>
               <w:rPr>
                 <w:rFonts w:ascii="Calibri" w:eastAsia="Calibri" w:hAnsi="Calibri" w:cs="Calibri"/>
-                <w:color w:val="000000"/>
+                <w:color w:val="FF0000"/>
               </w:rPr>
             </w:pPr>
+            <w:proofErr w:type="spellStart"/>
+            <w:r>
+              <w:rPr>
+                <w:rFonts w:ascii="Calibri" w:eastAsia="Calibri" w:hAnsi="Calibri" w:cs="Calibri"/>
+                <w:color w:val="FF0000"/>
+              </w:rPr>
+              <w:lastRenderedPageBreak/>
+              <w:t>monsterHealth</w:t>
+            </w:r>
+            <w:proofErr w:type="spellEnd"/>
           </w:p>
         </w:tc>
         <w:tc>
           <w:tcPr>
-            <w:tcW w:w="3117" w:type="dxa"/>
+            <w:tcW w:w="2691" w:type="dxa"/>
           </w:tcPr>
           <w:p>
             <w:pPr>
@@ -5046,14 +5083,21 @@
               </w:pBdr>
               <w:rPr>
                 <w:rFonts w:ascii="Calibri" w:eastAsia="Calibri" w:hAnsi="Calibri" w:cs="Calibri"/>
-                <w:color w:val="000000"/>
+                <w:color w:val="FF0000"/>
               </w:rPr>
             </w:pPr>
+            <w:r>
+              <w:rPr>
+                <w:rFonts w:ascii="Calibri" w:eastAsia="Calibri" w:hAnsi="Calibri" w:cs="Calibri"/>
+                <w:color w:val="FF0000"/>
+              </w:rPr>
+              <w:t>number</w:t>
+            </w:r>
           </w:p>
         </w:tc>
         <w:tc>
           <w:tcPr>
-            <w:tcW w:w="3117" w:type="dxa"/>
+            <w:tcW w:w="3543" w:type="dxa"/>
           </w:tcPr>
           <w:p>
             <w:pPr>
@@ -5066,9 +5110,16 @@
               </w:pBdr>
               <w:rPr>
                 <w:rFonts w:ascii="Calibri" w:eastAsia="Calibri" w:hAnsi="Calibri" w:cs="Calibri"/>
-                <w:color w:val="000000"/>
+                <w:color w:val="FF0000"/>
               </w:rPr>
             </w:pPr>
+            <w:r>
+              <w:rPr>
+                <w:rFonts w:ascii="Calibri" w:eastAsia="Calibri" w:hAnsi="Calibri" w:cs="Calibri"/>
+                <w:color w:val="FF0000"/>
+              </w:rPr>
+              <w:t>Store monster HP</w:t>
+            </w:r>
           </w:p>
         </w:tc>
       </w:tr>
@@ -5088,14 +5139,23 @@
               </w:pBdr>
               <w:rPr>
                 <w:rFonts w:ascii="Calibri" w:eastAsia="Calibri" w:hAnsi="Calibri" w:cs="Calibri"/>
-                <w:color w:val="000000"/>
+                <w:color w:val="FF0000"/>
               </w:rPr>
             </w:pPr>
+            <w:proofErr w:type="spellStart"/>
+            <w:r>
+              <w:rPr>
+                <w:rFonts w:ascii="Calibri" w:eastAsia="Calibri" w:hAnsi="Calibri" w:cs="Calibri"/>
+                <w:color w:val="FF0000"/>
+              </w:rPr>
+              <w:t>currentRound</w:t>
+            </w:r>
+            <w:proofErr w:type="spellEnd"/>
           </w:p>
         </w:tc>
         <w:tc>
           <w:tcPr>
-            <w:tcW w:w="3117" w:type="dxa"/>
+            <w:tcW w:w="2691" w:type="dxa"/>
           </w:tcPr>
           <w:p>
             <w:pPr>
@@ -5108,14 +5168,21 @@
               </w:pBdr>
               <w:rPr>
                 <w:rFonts w:ascii="Calibri" w:eastAsia="Calibri" w:hAnsi="Calibri" w:cs="Calibri"/>
-                <w:color w:val="000000"/>
+                <w:color w:val="FF0000"/>
               </w:rPr>
             </w:pPr>
+            <w:r>
+              <w:rPr>
+                <w:rFonts w:ascii="Calibri" w:eastAsia="Calibri" w:hAnsi="Calibri" w:cs="Calibri"/>
+                <w:color w:val="FF0000"/>
+              </w:rPr>
+              <w:t>Number</w:t>
+            </w:r>
           </w:p>
         </w:tc>
         <w:tc>
           <w:tcPr>
-            <w:tcW w:w="3117" w:type="dxa"/>
+            <w:tcW w:w="3543" w:type="dxa"/>
           </w:tcPr>
           <w:p>
             <w:pPr>
@@ -5128,9 +5195,99 @@
               </w:pBdr>
               <w:rPr>
                 <w:rFonts w:ascii="Calibri" w:eastAsia="Calibri" w:hAnsi="Calibri" w:cs="Calibri"/>
-                <w:color w:val="000000"/>
+                <w:color w:val="FF0000"/>
               </w:rPr>
             </w:pPr>
+            <w:r>
+              <w:rPr>
+                <w:rFonts w:ascii="Calibri" w:eastAsia="Calibri" w:hAnsi="Calibri" w:cs="Calibri"/>
+                <w:color w:val="FF0000"/>
+              </w:rPr>
+              <w:t>Track rounds</w:t>
+            </w:r>
+          </w:p>
+        </w:tc>
+      </w:tr>
+      <w:tr>
+        <w:tc>
+          <w:tcPr>
+            <w:tcW w:w="3116" w:type="dxa"/>
+          </w:tcPr>
+          <w:p>
+            <w:pPr>
+              <w:pBdr>
+                <w:top w:val="nil"/>
+                <w:left w:val="nil"/>
+                <w:bottom w:val="nil"/>
+                <w:right w:val="nil"/>
+                <w:between w:val="nil"/>
+              </w:pBdr>
+              <w:rPr>
+                <w:rFonts w:ascii="Calibri" w:eastAsia="Calibri" w:hAnsi="Calibri" w:cs="Calibri"/>
+                <w:color w:val="FF0000"/>
+              </w:rPr>
+            </w:pPr>
+            <w:r>
+              <w:rPr>
+                <w:rFonts w:ascii="Calibri" w:eastAsia="Calibri" w:hAnsi="Calibri" w:cs="Calibri"/>
+                <w:color w:val="FF0000"/>
+              </w:rPr>
+              <w:t>logs</w:t>
+            </w:r>
+          </w:p>
+        </w:tc>
+        <w:tc>
+          <w:tcPr>
+            <w:tcW w:w="2691" w:type="dxa"/>
+          </w:tcPr>
+          <w:p>
+            <w:pPr>
+              <w:pBdr>
+                <w:top w:val="nil"/>
+                <w:left w:val="nil"/>
+                <w:bottom w:val="nil"/>
+                <w:right w:val="nil"/>
+                <w:between w:val="nil"/>
+              </w:pBdr>
+              <w:rPr>
+                <w:rFonts w:ascii="Calibri" w:eastAsia="Calibri" w:hAnsi="Calibri" w:cs="Calibri"/>
+                <w:color w:val="FF0000"/>
+              </w:rPr>
+            </w:pPr>
+            <w:r>
+              <w:rPr>
+                <w:rFonts w:ascii="Calibri" w:eastAsia="Calibri" w:hAnsi="Calibri" w:cs="Calibri"/>
+                <w:color w:val="FF0000"/>
+              </w:rPr>
+              <w:t>array</w:t>
+            </w:r>
+          </w:p>
+        </w:tc>
+        <w:tc>
+          <w:tcPr>
+            <w:tcW w:w="3543" w:type="dxa"/>
+          </w:tcPr>
+          <w:p>
+            <w:pPr>
+              <w:pBdr>
+                <w:top w:val="nil"/>
+                <w:left w:val="nil"/>
+                <w:bottom w:val="nil"/>
+                <w:right w:val="nil"/>
+                <w:between w:val="nil"/>
+              </w:pBdr>
+              <w:rPr>
+                <w:rFonts w:ascii="Calibri" w:eastAsia="Calibri" w:hAnsi="Calibri" w:cs="Calibri"/>
+                <w:color w:val="FF0000"/>
+              </w:rPr>
+            </w:pPr>
+            <w:r>
+              <w:rPr>
+                <w:rFonts w:ascii="Calibri" w:eastAsia="Calibri" w:hAnsi="Calibri" w:cs="Calibri"/>
+                <w:color w:val="FF0000"/>
+              </w:rPr>
+              <w:t>Store all logs</w:t>
+            </w:r>
           </w:p>
         </w:tc>
       </w:tr>
@@ -5184,8 +5341,8 @@
       </w:tblPr>
       <w:tblGrid>
         <w:gridCol w:w="3116"/>
-        <w:gridCol w:w="3117"/>
-        <w:gridCol w:w="3117"/>
+        <w:gridCol w:w="2691"/>
+        <w:gridCol w:w="3543"/>
       </w:tblGrid>
       <w:tr>
         <w:tc>
@@ -5218,7 +5375,7 @@
         </w:tc>
         <w:tc>
           <w:tcPr>
-            <w:tcW w:w="3117" w:type="dxa"/>
+            <w:tcW w:w="2691" w:type="dxa"/>
             <w:shd w:val="clear" w:color="auto" w:fill="D9D9D9"/>
           </w:tcPr>
           <w:p>
@@ -5246,7 +5403,7 @@
         </w:tc>
         <w:tc>
           <w:tcPr>
-            <w:tcW w:w="3117" w:type="dxa"/>
+            <w:tcW w:w="3543" w:type="dxa"/>
             <w:shd w:val="clear" w:color="auto" w:fill="D9D9D9"/>
           </w:tcPr>
           <w:p>
@@ -5289,14 +5446,21 @@
               </w:pBdr>
               <w:rPr>
                 <w:rFonts w:ascii="Calibri" w:eastAsia="Calibri" w:hAnsi="Calibri" w:cs="Calibri"/>
-                <w:color w:val="000000"/>
+                <w:color w:val="FF0000"/>
               </w:rPr>
             </w:pPr>
+            <w:r>
+              <w:rPr>
+                <w:rFonts w:ascii="Calibri" w:eastAsia="Calibri" w:hAnsi="Calibri" w:cs="Calibri"/>
+                <w:color w:val="FF0000"/>
+              </w:rPr>
+              <w:t>winner</w:t>
+            </w:r>
           </w:p>
         </w:tc>
         <w:tc>
           <w:tcPr>
-            <w:tcW w:w="3117" w:type="dxa"/>
+            <w:tcW w:w="2691" w:type="dxa"/>
           </w:tcPr>
           <w:p>
             <w:pPr>
@@ -5309,14 +5473,21 @@
               </w:pBdr>
               <w:rPr>
                 <w:rFonts w:ascii="Calibri" w:eastAsia="Calibri" w:hAnsi="Calibri" w:cs="Calibri"/>
-                <w:color w:val="000000"/>
+                <w:color w:val="FF0000"/>
               </w:rPr>
             </w:pPr>
+            <w:r>
+              <w:rPr>
+                <w:rFonts w:ascii="Calibri" w:eastAsia="Calibri" w:hAnsi="Calibri" w:cs="Calibri"/>
+                <w:color w:val="FF0000"/>
+              </w:rPr>
+              <w:t>string</w:t>
+            </w:r>
           </w:p>
         </w:tc>
         <w:tc>
           <w:tcPr>
-            <w:tcW w:w="3117" w:type="dxa"/>
+            <w:tcW w:w="3543" w:type="dxa"/>
           </w:tcPr>
           <w:p>
             <w:pPr>
@@ -5329,9 +5500,103 @@
               </w:pBdr>
               <w:rPr>
                 <w:rFonts w:ascii="Calibri" w:eastAsia="Calibri" w:hAnsi="Calibri" w:cs="Calibri"/>
-                <w:color w:val="000000"/>
+                <w:color w:val="FF0000"/>
               </w:rPr>
             </w:pPr>
+            <w:r>
+              <w:rPr>
+                <w:rFonts w:ascii="Calibri" w:eastAsia="Calibri" w:hAnsi="Calibri" w:cs="Calibri"/>
+                <w:color w:val="FF0000"/>
+              </w:rPr>
+              <w:t>Decide who wins</w:t>
+            </w:r>
+          </w:p>
+        </w:tc>
+      </w:tr>
+      <w:tr>
+        <w:tc>
+          <w:tcPr>
+            <w:tcW w:w="3116" w:type="dxa"/>
+          </w:tcPr>
+          <w:p>
+            <w:pPr>
+              <w:pBdr>
+                <w:top w:val="nil"/>
+                <w:left w:val="nil"/>
+                <w:bottom w:val="nil"/>
+                <w:right w:val="nil"/>
+                <w:between w:val="nil"/>
+              </w:pBdr>
+              <w:rPr>
+                <w:rFonts w:ascii="Calibri" w:eastAsia="Calibri" w:hAnsi="Calibri" w:cs="Calibri"/>
+                <w:color w:val="FF0000"/>
+              </w:rPr>
+            </w:pPr>
+            <w:proofErr w:type="spellStart"/>
+            <w:r>
+              <w:rPr>
+                <w:rFonts w:ascii="Calibri" w:eastAsia="Calibri" w:hAnsi="Calibri" w:cs="Calibri"/>
+                <w:color w:val="FF0000"/>
+              </w:rPr>
+              <w:t>specialAvailable</w:t>
+            </w:r>
+            <w:proofErr w:type="spellEnd"/>
+          </w:p>
+        </w:tc>
+        <w:tc>
+          <w:tcPr>
+            <w:tcW w:w="2691" w:type="dxa"/>
+          </w:tcPr>
+          <w:p>
+            <w:pPr>
+              <w:pBdr>
+                <w:top w:val="nil"/>
+                <w:left w:val="nil"/>
+                <w:bottom w:val="nil"/>
+                <w:right w:val="nil"/>
+                <w:between w:val="nil"/>
+              </w:pBdr>
+              <w:rPr>
+                <w:rFonts w:ascii="Calibri" w:eastAsia="Calibri" w:hAnsi="Calibri" w:cs="Calibri"/>
+                <w:color w:val="FF0000"/>
+              </w:rPr>
+            </w:pPr>
+            <w:proofErr w:type="spellStart"/>
+            <w:r>
+              <w:rPr>
+                <w:rFonts w:ascii="Calibri" w:eastAsia="Calibri" w:hAnsi="Calibri" w:cs="Calibri"/>
+                <w:color w:val="FF0000"/>
+              </w:rPr>
+              <w:t>boolean</w:t>
+            </w:r>
+            <w:proofErr w:type="spellEnd"/>
+          </w:p>
+        </w:tc>
+        <w:tc>
+          <w:tcPr>
+            <w:tcW w:w="3543" w:type="dxa"/>
+          </w:tcPr>
+          <w:p>
+            <w:pPr>
+              <w:pBdr>
+                <w:top w:val="nil"/>
+                <w:left w:val="nil"/>
+                <w:bottom w:val="nil"/>
+                <w:right w:val="nil"/>
+                <w:between w:val="nil"/>
+              </w:pBdr>
+              <w:rPr>
+                <w:rFonts w:ascii="Calibri" w:eastAsia="Calibri" w:hAnsi="Calibri" w:cs="Calibri"/>
+                <w:color w:val="FF0000"/>
+              </w:rPr>
+            </w:pPr>
+            <w:r>
+              <w:rPr>
+                <w:rFonts w:ascii="Calibri" w:eastAsia="Calibri" w:hAnsi="Calibri" w:cs="Calibri"/>
+                <w:color w:val="FF0000"/>
+              </w:rPr>
+              <w:t>Check if special attack is allowed</w:t>
+            </w:r>
           </w:p>
         </w:tc>
       </w:tr>
@@ -5358,7 +5623,7 @@
         </w:tc>
         <w:tc>
           <w:tcPr>
-            <w:tcW w:w="3117" w:type="dxa"/>
+            <w:tcW w:w="2691" w:type="dxa"/>
           </w:tcPr>
           <w:p>
             <w:pPr>
@@ -5378,69 +5643,7 @@
         </w:tc>
         <w:tc>
           <w:tcPr>
-            <w:tcW w:w="3117" w:type="dxa"/>
-          </w:tcPr>
-          <w:p>
-            <w:pPr>
-              <w:pBdr>
-                <w:top w:val="nil"/>
-                <w:left w:val="nil"/>
-                <w:bottom w:val="nil"/>
-                <w:right w:val="nil"/>
-                <w:between w:val="nil"/>
-              </w:pBdr>
-              <w:rPr>
-                <w:rFonts w:ascii="Calibri" w:eastAsia="Calibri" w:hAnsi="Calibri" w:cs="Calibri"/>
-                <w:color w:val="000000"/>
-              </w:rPr>
-            </w:pPr>
-          </w:p>
-        </w:tc>
-      </w:tr>
-      <w:tr>
-        <w:tc>
-          <w:tcPr>
-            <w:tcW w:w="3116" w:type="dxa"/>
-          </w:tcPr>
-          <w:p>
-            <w:pPr>
-              <w:pBdr>
-                <w:top w:val="nil"/>
-                <w:left w:val="nil"/>
-                <w:bottom w:val="nil"/>
-                <w:right w:val="nil"/>
-                <w:between w:val="nil"/>
-              </w:pBdr>
-              <w:rPr>
-                <w:rFonts w:ascii="Calibri" w:eastAsia="Calibri" w:hAnsi="Calibri" w:cs="Calibri"/>
-                <w:color w:val="000000"/>
-              </w:rPr>
-            </w:pPr>
-          </w:p>
-        </w:tc>
-        <w:tc>
-          <w:tcPr>
-            <w:tcW w:w="3117" w:type="dxa"/>
-          </w:tcPr>
-          <w:p>
-            <w:pPr>
-              <w:pBdr>
-                <w:top w:val="nil"/>
-                <w:left w:val="nil"/>
-                <w:bottom w:val="nil"/>
-                <w:right w:val="nil"/>
-                <w:between w:val="nil"/>
-              </w:pBdr>
-              <w:rPr>
-                <w:rFonts w:ascii="Calibri" w:eastAsia="Calibri" w:hAnsi="Calibri" w:cs="Calibri"/>
-                <w:color w:val="000000"/>
-              </w:rPr>
-            </w:pPr>
-          </w:p>
-        </w:tc>
-        <w:tc>
-          <w:tcPr>
-            <w:tcW w:w="3117" w:type="dxa"/>
+            <w:tcW w:w="3543" w:type="dxa"/>
           </w:tcPr>
           <w:p>
             <w:pPr>
@@ -5648,9 +5851,162 @@
         <w:spacing w:line="240" w:lineRule="auto"/>
         <w:rPr>
           <w:rFonts w:ascii="Calibri" w:eastAsia="Calibri" w:hAnsi="Calibri" w:cs="Calibri"/>
-          <w:color w:val="000000"/>
-        </w:rPr>
-      </w:pPr>
+          <w:color w:val="FF0000"/>
+        </w:rPr>
+      </w:pPr>
+      <w:r>
+        <w:rPr>
+          <w:rFonts w:ascii="Calibri" w:eastAsia="Calibri" w:hAnsi="Calibri" w:cs="Calibri"/>
+          <w:color w:val="FF0000"/>
+        </w:rPr>
+        <w:t xml:space="preserve"> Link states to components</w:t>
+      </w:r>
+    </w:p>
+    <w:p>
+      <w:pPr>
+        <w:pStyle w:val="ListParagraph"/>
+        <w:numPr>
+          <w:ilvl w:val="0"/>
+          <w:numId w:val="8"/>
+        </w:numPr>
+        <w:pBdr>
+          <w:top w:val="nil"/>
+          <w:left w:val="nil"/>
+          <w:bottom w:val="nil"/>
+          <w:right w:val="nil"/>
+          <w:between w:val="nil"/>
+        </w:pBdr>
+        <w:spacing w:line="240" w:lineRule="auto"/>
+        <w:rPr>
+          <w:rFonts w:ascii="Calibri" w:eastAsia="Calibri" w:hAnsi="Calibri" w:cs="Calibri"/>
+          <w:color w:val="FF0000"/>
+        </w:rPr>
+      </w:pPr>
+      <w:r>
+        <w:rPr>
+          <w:rFonts w:ascii="Calibri" w:eastAsia="Calibri" w:hAnsi="Calibri" w:cs="Calibri"/>
+          <w:color w:val="FF0000"/>
+        </w:rPr>
+        <w:t xml:space="preserve">Entity: uses </w:t>
+      </w:r>
+      <w:proofErr w:type="spellStart"/>
+      <w:r>
+        <w:rPr>
+          <w:rFonts w:ascii="Calibri" w:eastAsia="Calibri" w:hAnsi="Calibri" w:cs="Calibri"/>
+          <w:color w:val="FF0000"/>
+        </w:rPr>
+        <w:t>playerHealth</w:t>
+      </w:r>
+      <w:proofErr w:type="spellEnd"/>
+      <w:r>
+        <w:rPr>
+          <w:rFonts w:ascii="Calibri" w:eastAsia="Calibri" w:hAnsi="Calibri" w:cs="Calibri"/>
+          <w:color w:val="FF0000"/>
+        </w:rPr>
+        <w:t xml:space="preserve"> and </w:t>
+      </w:r>
+      <w:proofErr w:type="spellStart"/>
+      <w:r>
+        <w:rPr>
+          <w:rFonts w:ascii="Calibri" w:eastAsia="Calibri" w:hAnsi="Calibri" w:cs="Calibri"/>
+          <w:color w:val="FF0000"/>
+        </w:rPr>
+        <w:t>monsterHEalth</w:t>
+      </w:r>
+      <w:proofErr w:type="spellEnd"/>
+    </w:p>
+    <w:p>
+      <w:pPr>
+        <w:pStyle w:val="ListParagraph"/>
+        <w:numPr>
+          <w:ilvl w:val="0"/>
+          <w:numId w:val="8"/>
+        </w:numPr>
+        <w:pBdr>
+          <w:top w:val="nil"/>
+          <w:left w:val="nil"/>
+          <w:bottom w:val="nil"/>
+          <w:right w:val="nil"/>
+          <w:between w:val="nil"/>
+        </w:pBdr>
+        <w:spacing w:line="240" w:lineRule="auto"/>
+        <w:rPr>
+          <w:rFonts w:ascii="Calibri" w:eastAsia="Calibri" w:hAnsi="Calibri" w:cs="Calibri"/>
+          <w:color w:val="FF0000"/>
+        </w:rPr>
+      </w:pPr>
+      <w:proofErr w:type="spellStart"/>
+      <w:r>
+        <w:rPr>
+          <w:rFonts w:ascii="Calibri" w:eastAsia="Calibri" w:hAnsi="Calibri" w:cs="Calibri"/>
+          <w:color w:val="FF0000"/>
+        </w:rPr>
+        <w:t>GameOver</w:t>
+      </w:r>
+      <w:proofErr w:type="spellEnd"/>
+      <w:r>
+        <w:rPr>
+          <w:rFonts w:ascii="Calibri" w:eastAsia="Calibri" w:hAnsi="Calibri" w:cs="Calibri"/>
+          <w:color w:val="FF0000"/>
+        </w:rPr>
+        <w:t>: shows only when winner is not null</w:t>
+      </w:r>
+    </w:p>
+    <w:p>
+      <w:pPr>
+        <w:pStyle w:val="ListParagraph"/>
+        <w:numPr>
+          <w:ilvl w:val="0"/>
+          <w:numId w:val="8"/>
+        </w:numPr>
+        <w:pBdr>
+          <w:top w:val="nil"/>
+          <w:left w:val="nil"/>
+          <w:bottom w:val="nil"/>
+          <w:right w:val="nil"/>
+          <w:between w:val="nil"/>
+        </w:pBdr>
+        <w:spacing w:line="240" w:lineRule="auto"/>
+        <w:rPr>
+          <w:rFonts w:ascii="Calibri" w:eastAsia="Calibri" w:hAnsi="Calibri" w:cs="Calibri"/>
+          <w:color w:val="FF0000"/>
+        </w:rPr>
+      </w:pPr>
+      <w:r>
+        <w:rPr>
+          <w:rFonts w:ascii="Calibri" w:eastAsia="Calibri" w:hAnsi="Calibri" w:cs="Calibri"/>
+          <w:color w:val="FF0000"/>
+        </w:rPr>
+        <w:t>Buttons: hidden when game ends</w:t>
+      </w:r>
+    </w:p>
+    <w:p>
+      <w:pPr>
+        <w:pStyle w:val="ListParagraph"/>
+        <w:numPr>
+          <w:ilvl w:val="0"/>
+          <w:numId w:val="8"/>
+        </w:numPr>
+        <w:pBdr>
+          <w:top w:val="nil"/>
+          <w:left w:val="nil"/>
+          <w:bottom w:val="nil"/>
+          <w:right w:val="nil"/>
+          <w:between w:val="nil"/>
+        </w:pBdr>
+        <w:spacing w:line="240" w:lineRule="auto"/>
+        <w:rPr>
+          <w:rFonts w:ascii="Calibri" w:eastAsia="Calibri" w:hAnsi="Calibri" w:cs="Calibri"/>
+          <w:color w:val="FF0000"/>
+        </w:rPr>
+      </w:pPr>
+      <w:r>
+        <w:rPr>
+          <w:rFonts w:ascii="Calibri" w:eastAsia="Calibri" w:hAnsi="Calibri" w:cs="Calibri"/>
+          <w:color w:val="FF0000"/>
+        </w:rPr>
+        <w:t>Log: receives logs array</w:t>
+      </w:r>
     </w:p>
     <w:p>
       <w:pPr>
@@ -6236,9 +6592,365 @@
         <w:spacing w:line="240" w:lineRule="auto"/>
         <w:rPr>
           <w:rFonts w:ascii="Calibri" w:eastAsia="Calibri" w:hAnsi="Calibri" w:cs="Calibri"/>
-          <w:color w:val="000000"/>
-        </w:rPr>
-      </w:pPr>
+          <w:color w:val="FF0000"/>
+        </w:rPr>
+      </w:pPr>
+      <w:r>
+        <w:rPr>
+          <w:rFonts w:ascii="Calibri" w:eastAsia="Calibri" w:hAnsi="Calibri" w:cs="Calibri"/>
+          <w:color w:val="FF0000"/>
+        </w:rPr>
+        <w:t>Game ends when:</w:t>
+      </w:r>
+    </w:p>
+    <w:p>
+      <w:pPr>
+        <w:pStyle w:val="ListParagraph"/>
+        <w:numPr>
+          <w:ilvl w:val="0"/>
+          <w:numId w:val="9"/>
+        </w:numPr>
+        <w:pBdr>
+          <w:top w:val="nil"/>
+          <w:left w:val="nil"/>
+          <w:bottom w:val="nil"/>
+          <w:right w:val="nil"/>
+          <w:between w:val="nil"/>
+        </w:pBdr>
+        <w:spacing w:line="240" w:lineRule="auto"/>
+        <w:rPr>
+          <w:rFonts w:ascii="Calibri" w:eastAsia="Calibri" w:hAnsi="Calibri" w:cs="Calibri"/>
+          <w:color w:val="FF0000"/>
+        </w:rPr>
+      </w:pPr>
+      <w:proofErr w:type="spellStart"/>
+      <w:r>
+        <w:rPr>
+          <w:rFonts w:ascii="Calibri" w:eastAsia="Calibri" w:hAnsi="Calibri" w:cs="Calibri"/>
+          <w:color w:val="FF0000"/>
+        </w:rPr>
+        <w:t>playerHealth</w:t>
+      </w:r>
+      <w:proofErr w:type="spellEnd"/>
+      <w:r>
+        <w:rPr>
+          <w:rFonts w:ascii="Calibri" w:eastAsia="Calibri" w:hAnsi="Calibri" w:cs="Calibri"/>
+          <w:color w:val="FF0000"/>
+        </w:rPr>
+        <w:t xml:space="preserve"> &lt;= 0</w:t>
+      </w:r>
+    </w:p>
+    <w:p>
+      <w:pPr>
+        <w:pStyle w:val="ListParagraph"/>
+        <w:numPr>
+          <w:ilvl w:val="0"/>
+          <w:numId w:val="9"/>
+        </w:numPr>
+        <w:pBdr>
+          <w:top w:val="nil"/>
+          <w:left w:val="nil"/>
+          <w:bottom w:val="nil"/>
+          <w:right w:val="nil"/>
+          <w:between w:val="nil"/>
+        </w:pBdr>
+        <w:spacing w:line="240" w:lineRule="auto"/>
+        <w:rPr>
+          <w:rFonts w:ascii="Calibri" w:eastAsia="Calibri" w:hAnsi="Calibri" w:cs="Calibri"/>
+          <w:color w:val="FF0000"/>
+        </w:rPr>
+      </w:pPr>
+      <w:proofErr w:type="spellStart"/>
+      <w:r>
+        <w:rPr>
+          <w:rFonts w:ascii="Calibri" w:eastAsia="Calibri" w:hAnsi="Calibri" w:cs="Calibri"/>
+          <w:color w:val="FF0000"/>
+        </w:rPr>
+        <w:t>monsterHealth</w:t>
+      </w:r>
+      <w:proofErr w:type="spellEnd"/>
+      <w:r>
+        <w:rPr>
+          <w:rFonts w:ascii="Calibri" w:eastAsia="Calibri" w:hAnsi="Calibri" w:cs="Calibri"/>
+          <w:color w:val="FF0000"/>
+        </w:rPr>
+        <w:t xml:space="preserve"> &lt;= 0</w:t>
+      </w:r>
+    </w:p>
+    <w:p>
+      <w:pPr>
+        <w:pBdr>
+          <w:top w:val="nil"/>
+          <w:left w:val="nil"/>
+          <w:bottom w:val="nil"/>
+          <w:right w:val="nil"/>
+          <w:between w:val="nil"/>
+        </w:pBdr>
+        <w:spacing w:line="240" w:lineRule="auto"/>
+        <w:rPr>
+          <w:rFonts w:ascii="Calibri" w:eastAsia="Calibri" w:hAnsi="Calibri" w:cs="Calibri"/>
+          <w:color w:val="FF0000"/>
+        </w:rPr>
+      </w:pPr>
+      <w:r>
+        <w:rPr>
+          <w:rFonts w:ascii="Calibri" w:eastAsia="Calibri" w:hAnsi="Calibri" w:cs="Calibri"/>
+          <w:color w:val="FF0000"/>
+        </w:rPr>
+        <w:t>Cases:</w:t>
+      </w:r>
+    </w:p>
+    <w:p>
+      <w:pPr>
+        <w:pStyle w:val="ListParagraph"/>
+        <w:numPr>
+          <w:ilvl w:val="0"/>
+          <w:numId w:val="10"/>
+        </w:numPr>
+        <w:pBdr>
+          <w:top w:val="nil"/>
+          <w:left w:val="nil"/>
+          <w:bottom w:val="nil"/>
+          <w:right w:val="nil"/>
+          <w:between w:val="nil"/>
+        </w:pBdr>
+        <w:spacing w:line="240" w:lineRule="auto"/>
+        <w:rPr>
+          <w:rFonts w:ascii="Calibri" w:eastAsia="Calibri" w:hAnsi="Calibri" w:cs="Calibri"/>
+          <w:color w:val="FF0000"/>
+        </w:rPr>
+      </w:pPr>
+      <w:r>
+        <w:rPr>
+          <w:rFonts w:ascii="Calibri" w:eastAsia="Calibri" w:hAnsi="Calibri" w:cs="Calibri"/>
+          <w:color w:val="FF0000"/>
+        </w:rPr>
+        <w:t>both 0 -&gt; Draw</w:t>
+      </w:r>
+    </w:p>
+    <w:p>
+      <w:pPr>
+        <w:pStyle w:val="ListParagraph"/>
+        <w:numPr>
+          <w:ilvl w:val="0"/>
+          <w:numId w:val="10"/>
+        </w:numPr>
+        <w:pBdr>
+          <w:top w:val="nil"/>
+          <w:left w:val="nil"/>
+          <w:bottom w:val="nil"/>
+          <w:right w:val="nil"/>
+          <w:between w:val="nil"/>
+        </w:pBdr>
+        <w:spacing w:line="240" w:lineRule="auto"/>
+        <w:rPr>
+          <w:rFonts w:ascii="Calibri" w:eastAsia="Calibri" w:hAnsi="Calibri" w:cs="Calibri"/>
+          <w:color w:val="FF0000"/>
+        </w:rPr>
+      </w:pPr>
+      <w:r>
+        <w:rPr>
+          <w:rFonts w:ascii="Calibri" w:eastAsia="Calibri" w:hAnsi="Calibri" w:cs="Calibri"/>
+          <w:color w:val="FF0000"/>
+        </w:rPr>
+        <w:t>player 0 -&gt; Monster wins</w:t>
+      </w:r>
+    </w:p>
+    <w:p>
+      <w:pPr>
+        <w:pStyle w:val="ListParagraph"/>
+        <w:numPr>
+          <w:ilvl w:val="0"/>
+          <w:numId w:val="10"/>
+        </w:numPr>
+        <w:pBdr>
+          <w:top w:val="nil"/>
+          <w:left w:val="nil"/>
+          <w:bottom w:val="nil"/>
+          <w:right w:val="nil"/>
+          <w:between w:val="nil"/>
+        </w:pBdr>
+        <w:spacing w:line="240" w:lineRule="auto"/>
+        <w:rPr>
+          <w:rFonts w:ascii="Calibri" w:eastAsia="Calibri" w:hAnsi="Calibri" w:cs="Calibri"/>
+          <w:color w:val="FF0000"/>
+        </w:rPr>
+      </w:pPr>
+      <w:r>
+        <w:rPr>
+          <w:rFonts w:ascii="Calibri" w:eastAsia="Calibri" w:hAnsi="Calibri" w:cs="Calibri"/>
+          <w:color w:val="FF0000"/>
+        </w:rPr>
+        <w:lastRenderedPageBreak/>
+        <w:t>monster 0 -&gt; player Wins</w:t>
+      </w:r>
+    </w:p>
+    <w:p>
+      <w:pPr>
+        <w:pBdr>
+          <w:top w:val="nil"/>
+          <w:left w:val="nil"/>
+          <w:bottom w:val="nil"/>
+          <w:right w:val="nil"/>
+          <w:between w:val="nil"/>
+        </w:pBdr>
+        <w:spacing w:line="240" w:lineRule="auto"/>
+        <w:rPr>
+          <w:rFonts w:ascii="Calibri" w:eastAsia="Calibri" w:hAnsi="Calibri" w:cs="Calibri"/>
+          <w:color w:val="FF0000"/>
+        </w:rPr>
+      </w:pPr>
+      <w:r>
+        <w:rPr>
+          <w:rFonts w:ascii="Calibri" w:eastAsia="Calibri" w:hAnsi="Calibri" w:cs="Calibri"/>
+          <w:color w:val="FF0000"/>
+        </w:rPr>
+        <w:t>To restart:</w:t>
+      </w:r>
+    </w:p>
+    <w:p>
+      <w:pPr>
+        <w:pStyle w:val="ListParagraph"/>
+        <w:numPr>
+          <w:ilvl w:val="0"/>
+          <w:numId w:val="11"/>
+        </w:numPr>
+        <w:pBdr>
+          <w:top w:val="nil"/>
+          <w:left w:val="nil"/>
+          <w:bottom w:val="nil"/>
+          <w:right w:val="nil"/>
+          <w:between w:val="nil"/>
+        </w:pBdr>
+        <w:spacing w:line="240" w:lineRule="auto"/>
+        <w:rPr>
+          <w:rFonts w:ascii="Calibri" w:eastAsia="Calibri" w:hAnsi="Calibri" w:cs="Calibri"/>
+          <w:color w:val="FF0000"/>
+        </w:rPr>
+      </w:pPr>
+      <w:r>
+        <w:rPr>
+          <w:rFonts w:ascii="Calibri" w:eastAsia="Calibri" w:hAnsi="Calibri" w:cs="Calibri"/>
+          <w:color w:val="FF0000"/>
+        </w:rPr>
+        <w:t xml:space="preserve">reset </w:t>
+      </w:r>
+      <w:proofErr w:type="spellStart"/>
+      <w:r>
+        <w:rPr>
+          <w:rFonts w:ascii="Calibri" w:eastAsia="Calibri" w:hAnsi="Calibri" w:cs="Calibri"/>
+          <w:color w:val="FF0000"/>
+        </w:rPr>
+        <w:t>playerHeath</w:t>
+      </w:r>
+      <w:proofErr w:type="spellEnd"/>
+      <w:r>
+        <w:rPr>
+          <w:rFonts w:ascii="Calibri" w:eastAsia="Calibri" w:hAnsi="Calibri" w:cs="Calibri"/>
+          <w:color w:val="FF0000"/>
+        </w:rPr>
+        <w:t xml:space="preserve"> = 100</w:t>
+      </w:r>
+    </w:p>
+    <w:p>
+      <w:pPr>
+        <w:pStyle w:val="ListParagraph"/>
+        <w:numPr>
+          <w:ilvl w:val="0"/>
+          <w:numId w:val="11"/>
+        </w:numPr>
+        <w:pBdr>
+          <w:top w:val="nil"/>
+          <w:left w:val="nil"/>
+          <w:bottom w:val="nil"/>
+          <w:right w:val="nil"/>
+          <w:between w:val="nil"/>
+        </w:pBdr>
+        <w:spacing w:line="240" w:lineRule="auto"/>
+        <w:rPr>
+          <w:rFonts w:ascii="Calibri" w:eastAsia="Calibri" w:hAnsi="Calibri" w:cs="Calibri"/>
+          <w:color w:val="FF0000"/>
+        </w:rPr>
+      </w:pPr>
+      <w:r>
+        <w:rPr>
+          <w:rFonts w:ascii="Calibri" w:eastAsia="Calibri" w:hAnsi="Calibri" w:cs="Calibri"/>
+          <w:color w:val="FF0000"/>
+        </w:rPr>
+        <w:t xml:space="preserve">reset </w:t>
+      </w:r>
+      <w:proofErr w:type="spellStart"/>
+      <w:r>
+        <w:rPr>
+          <w:rFonts w:ascii="Calibri" w:eastAsia="Calibri" w:hAnsi="Calibri" w:cs="Calibri"/>
+          <w:color w:val="FF0000"/>
+        </w:rPr>
+        <w:t>monsterHealth</w:t>
+      </w:r>
+      <w:proofErr w:type="spellEnd"/>
+      <w:r>
+        <w:rPr>
+          <w:rFonts w:ascii="Calibri" w:eastAsia="Calibri" w:hAnsi="Calibri" w:cs="Calibri"/>
+          <w:color w:val="FF0000"/>
+        </w:rPr>
+        <w:t xml:space="preserve"> = 100</w:t>
+      </w:r>
+    </w:p>
+    <w:p>
+      <w:pPr>
+        <w:pStyle w:val="ListParagraph"/>
+        <w:numPr>
+          <w:ilvl w:val="0"/>
+          <w:numId w:val="11"/>
+        </w:numPr>
+        <w:pBdr>
+          <w:top w:val="nil"/>
+          <w:left w:val="nil"/>
+          <w:bottom w:val="nil"/>
+          <w:right w:val="nil"/>
+          <w:between w:val="nil"/>
+        </w:pBdr>
+        <w:spacing w:line="240" w:lineRule="auto"/>
+        <w:rPr>
+          <w:rFonts w:ascii="Calibri" w:eastAsia="Calibri" w:hAnsi="Calibri" w:cs="Calibri"/>
+          <w:color w:val="FF0000"/>
+        </w:rPr>
+      </w:pPr>
+      <w:r>
+        <w:rPr>
+          <w:rFonts w:ascii="Calibri" w:eastAsia="Calibri" w:hAnsi="Calibri" w:cs="Calibri"/>
+          <w:color w:val="FF0000"/>
+        </w:rPr>
+        <w:t>reset logs</w:t>
+      </w:r>
+    </w:p>
+    <w:p>
+      <w:pPr>
+        <w:pStyle w:val="ListParagraph"/>
+        <w:numPr>
+          <w:ilvl w:val="0"/>
+          <w:numId w:val="11"/>
+        </w:numPr>
+        <w:pBdr>
+          <w:top w:val="nil"/>
+          <w:left w:val="nil"/>
+          <w:bottom w:val="nil"/>
+          <w:right w:val="nil"/>
+          <w:between w:val="nil"/>
+        </w:pBdr>
+        <w:spacing w:line="240" w:lineRule="auto"/>
+        <w:rPr>
+          <w:rFonts w:ascii="Calibri" w:eastAsia="Calibri" w:hAnsi="Calibri" w:cs="Calibri"/>
+          <w:color w:val="FF0000"/>
+        </w:rPr>
+      </w:pPr>
+      <w:r>
+        <w:rPr>
+          <w:rFonts w:ascii="Calibri" w:eastAsia="Calibri" w:hAnsi="Calibri" w:cs="Calibri"/>
+          <w:color w:val="FF0000"/>
+        </w:rPr>
+        <w:t>reset round</w:t>
+      </w:r>
     </w:p>
     <w:p>
       <w:pPr>
@@ -6333,7 +7045,6 @@
           <w:szCs w:val="48"/>
           <w:lang w:val="en-US"/>
         </w:rPr>
-        <w:lastRenderedPageBreak/>
         <w:t>6. Test and deploy on Vercel</w:t>
       </w:r>
     </w:p>
@@ -7128,6 +7839,119 @@
     </w:lvl>
   </w:abstractNum>
   <w:abstractNum w:abstractNumId="1" w15:restartNumberingAfterBreak="0">
+    <w:nsid w:val="0A03525B"/>
+    <w:multiLevelType w:val="hybridMultilevel"/>
+    <w:tmpl w:val="647A0A00"/>
+    <w:lvl w:ilvl="0" w:tplc="04090001">
+      <w:start w:val="1"/>
+      <w:numFmt w:val="bullet"/>
+      <w:lvlText w:val=""/>
+      <w:lvlJc w:val="left"/>
+      <w:pPr>
+        <w:ind w:left="1080" w:hanging="360"/>
+      </w:pPr>
+      <w:rPr>
+        <w:rFonts w:ascii="Symbol" w:hAnsi="Symbol" w:hint="default"/>
+      </w:rPr>
+    </w:lvl>
+    <w:lvl w:ilvl="1" w:tplc="04090003" w:tentative="1">
+      <w:start w:val="1"/>
+      <w:numFmt w:val="bullet"/>
+      <w:lvlText w:val="o"/>
+      <w:lvlJc w:val="left"/>
+      <w:pPr>
+        <w:ind w:left="1800" w:hanging="360"/>
+      </w:pPr>
+      <w:rPr>
+        <w:rFonts w:ascii="Courier New" w:hAnsi="Courier New" w:cs="Courier New" w:hint="default"/>
+      </w:rPr>
+    </w:lvl>
+    <w:lvl w:ilvl="2" w:tplc="04090005" w:tentative="1">
+      <w:start w:val="1"/>
+      <w:numFmt w:val="bullet"/>
+      <w:lvlText w:val=""/>
+      <w:lvlJc w:val="left"/>
+      <w:pPr>
+        <w:ind w:left="2520" w:hanging="360"/>
+      </w:pPr>
+      <w:rPr>
+        <w:rFonts w:ascii="Wingdings" w:hAnsi="Wingdings" w:hint="default"/>
+      </w:rPr>
+    </w:lvl>
+    <w:lvl w:ilvl="3" w:tplc="04090001" w:tentative="1">
+      <w:start w:val="1"/>
+      <w:numFmt w:val="bullet"/>
+      <w:lvlText w:val=""/>
+      <w:lvlJc w:val="left"/>
+      <w:pPr>
+        <w:ind w:left="3240" w:hanging="360"/>
+      </w:pPr>
+      <w:rPr>
+        <w:rFonts w:ascii="Symbol" w:hAnsi="Symbol" w:hint="default"/>
+      </w:rPr>
+    </w:lvl>
+    <w:lvl w:ilvl="4" w:tplc="04090003" w:tentative="1">
+      <w:start w:val="1"/>
+      <w:numFmt w:val="bullet"/>
+      <w:lvlText w:val="o"/>
+      <w:lvlJc w:val="left"/>
+      <w:pPr>
+        <w:ind w:left="3960" w:hanging="360"/>
+      </w:pPr>
+      <w:rPr>
+        <w:rFonts w:ascii="Courier New" w:hAnsi="Courier New" w:cs="Courier New" w:hint="default"/>
+      </w:rPr>
+    </w:lvl>
+    <w:lvl w:ilvl="5" w:tplc="04090005" w:tentative="1">
+      <w:start w:val="1"/>
+      <w:numFmt w:val="bullet"/>
+      <w:lvlText w:val=""/>
+      <w:lvlJc w:val="left"/>
+      <w:pPr>
+        <w:ind w:left="4680" w:hanging="360"/>
+      </w:pPr>
+      <w:rPr>
+        <w:rFonts w:ascii="Wingdings" w:hAnsi="Wingdings" w:hint="default"/>
+      </w:rPr>
+    </w:lvl>
+    <w:lvl w:ilvl="6" w:tplc="04090001" w:tentative="1">
+      <w:start w:val="1"/>
+      <w:numFmt w:val="bullet"/>
+      <w:lvlText w:val=""/>
+      <w:lvlJc w:val="left"/>
+      <w:pPr>
+        <w:ind w:left="5400" w:hanging="360"/>
+      </w:pPr>
+      <w:rPr>
+        <w:rFonts w:ascii="Symbol" w:hAnsi="Symbol" w:hint="default"/>
+      </w:rPr>
+    </w:lvl>
+    <w:lvl w:ilvl="7" w:tplc="04090003" w:tentative="1">
+      <w:start w:val="1"/>
+      <w:numFmt w:val="bullet"/>
+      <w:lvlText w:val="o"/>
+      <w:lvlJc w:val="left"/>
+      <w:pPr>
+        <w:ind w:left="6120" w:hanging="360"/>
+      </w:pPr>
+      <w:rPr>
+        <w:rFonts w:ascii="Courier New" w:hAnsi="Courier New" w:cs="Courier New" w:hint="default"/>
+      </w:rPr>
+    </w:lvl>
+    <w:lvl w:ilvl="8" w:tplc="04090005" w:tentative="1">
+      <w:start w:val="1"/>
+      <w:numFmt w:val="bullet"/>
+      <w:lvlText w:val=""/>
+      <w:lvlJc w:val="left"/>
+      <w:pPr>
+        <w:ind w:left="6840" w:hanging="360"/>
+      </w:pPr>
+      <w:rPr>
+        <w:rFonts w:ascii="Wingdings" w:hAnsi="Wingdings" w:hint="default"/>
+      </w:rPr>
+    </w:lvl>
+  </w:abstractNum>
+  <w:abstractNum w:abstractNumId="2" w15:restartNumberingAfterBreak="0">
     <w:nsid w:val="16697AF5"/>
     <w:multiLevelType w:val="multilevel"/>
     <w:tmpl w:val="BFFA7712"/>
@@ -7239,7 +8063,233 @@
       </w:rPr>
     </w:lvl>
   </w:abstractNum>
-  <w:abstractNum w:abstractNumId="2" w15:restartNumberingAfterBreak="0">
+  <w:abstractNum w:abstractNumId="3" w15:restartNumberingAfterBreak="0">
+    <w:nsid w:val="1CC86C37"/>
+    <w:multiLevelType w:val="hybridMultilevel"/>
+    <w:tmpl w:val="9D66EA2A"/>
+    <w:lvl w:ilvl="0" w:tplc="04090001">
+      <w:start w:val="1"/>
+      <w:numFmt w:val="bullet"/>
+      <w:lvlText w:val=""/>
+      <w:lvlJc w:val="left"/>
+      <w:pPr>
+        <w:ind w:left="720" w:hanging="360"/>
+      </w:pPr>
+      <w:rPr>
+        <w:rFonts w:ascii="Symbol" w:hAnsi="Symbol" w:hint="default"/>
+      </w:rPr>
+    </w:lvl>
+    <w:lvl w:ilvl="1" w:tplc="04090003" w:tentative="1">
+      <w:start w:val="1"/>
+      <w:numFmt w:val="bullet"/>
+      <w:lvlText w:val="o"/>
+      <w:lvlJc w:val="left"/>
+      <w:pPr>
+        <w:ind w:left="1440" w:hanging="360"/>
+      </w:pPr>
+      <w:rPr>
+        <w:rFonts w:ascii="Courier New" w:hAnsi="Courier New" w:cs="Courier New" w:hint="default"/>
+      </w:rPr>
+    </w:lvl>
+    <w:lvl w:ilvl="2" w:tplc="04090005" w:tentative="1">
+      <w:start w:val="1"/>
+      <w:numFmt w:val="bullet"/>
+      <w:lvlText w:val=""/>
+      <w:lvlJc w:val="left"/>
+      <w:pPr>
+        <w:ind w:left="2160" w:hanging="360"/>
+      </w:pPr>
+      <w:rPr>
+        <w:rFonts w:ascii="Wingdings" w:hAnsi="Wingdings" w:hint="default"/>
+      </w:rPr>
+    </w:lvl>
+    <w:lvl w:ilvl="3" w:tplc="04090001" w:tentative="1">
+      <w:start w:val="1"/>
+      <w:numFmt w:val="bullet"/>
+      <w:lvlText w:val=""/>
+      <w:lvlJc w:val="left"/>
+      <w:pPr>
+        <w:ind w:left="2880" w:hanging="360"/>
+      </w:pPr>
+      <w:rPr>
+        <w:rFonts w:ascii="Symbol" w:hAnsi="Symbol" w:hint="default"/>
+      </w:rPr>
+    </w:lvl>
+    <w:lvl w:ilvl="4" w:tplc="04090003" w:tentative="1">
+      <w:start w:val="1"/>
+      <w:numFmt w:val="bullet"/>
+      <w:lvlText w:val="o"/>
+      <w:lvlJc w:val="left"/>
+      <w:pPr>
+        <w:ind w:left="3600" w:hanging="360"/>
+      </w:pPr>
+      <w:rPr>
+        <w:rFonts w:ascii="Courier New" w:hAnsi="Courier New" w:cs="Courier New" w:hint="default"/>
+      </w:rPr>
+    </w:lvl>
+    <w:lvl w:ilvl="5" w:tplc="04090005" w:tentative="1">
+      <w:start w:val="1"/>
+      <w:numFmt w:val="bullet"/>
+      <w:lvlText w:val=""/>
+      <w:lvlJc w:val="left"/>
+      <w:pPr>
+        <w:ind w:left="4320" w:hanging="360"/>
+      </w:pPr>
+      <w:rPr>
+        <w:rFonts w:ascii="Wingdings" w:hAnsi="Wingdings" w:hint="default"/>
+      </w:rPr>
+    </w:lvl>
+    <w:lvl w:ilvl="6" w:tplc="04090001" w:tentative="1">
+      <w:start w:val="1"/>
+      <w:numFmt w:val="bullet"/>
+      <w:lvlText w:val=""/>
+      <w:lvlJc w:val="left"/>
+      <w:pPr>
+        <w:ind w:left="5040" w:hanging="360"/>
+      </w:pPr>
+      <w:rPr>
+        <w:rFonts w:ascii="Symbol" w:hAnsi="Symbol" w:hint="default"/>
+      </w:rPr>
+    </w:lvl>
+    <w:lvl w:ilvl="7" w:tplc="04090003" w:tentative="1">
+      <w:start w:val="1"/>
+      <w:numFmt w:val="bullet"/>
+      <w:lvlText w:val="o"/>
+      <w:lvlJc w:val="left"/>
+      <w:pPr>
+        <w:ind w:left="5760" w:hanging="360"/>
+      </w:pPr>
+      <w:rPr>
+        <w:rFonts w:ascii="Courier New" w:hAnsi="Courier New" w:cs="Courier New" w:hint="default"/>
+      </w:rPr>
+    </w:lvl>
+    <w:lvl w:ilvl="8" w:tplc="04090005" w:tentative="1">
+      <w:start w:val="1"/>
+      <w:numFmt w:val="bullet"/>
+      <w:lvlText w:val=""/>
+      <w:lvlJc w:val="left"/>
+      <w:pPr>
+        <w:ind w:left="6480" w:hanging="360"/>
+      </w:pPr>
+      <w:rPr>
+        <w:rFonts w:ascii="Wingdings" w:hAnsi="Wingdings" w:hint="default"/>
+      </w:rPr>
+    </w:lvl>
+  </w:abstractNum>
+  <w:abstractNum w:abstractNumId="4" w15:restartNumberingAfterBreak="0">
+    <w:nsid w:val="28004F50"/>
+    <w:multiLevelType w:val="hybridMultilevel"/>
+    <w:tmpl w:val="E2429F70"/>
+    <w:lvl w:ilvl="0" w:tplc="04090001">
+      <w:start w:val="1"/>
+      <w:numFmt w:val="bullet"/>
+      <w:lvlText w:val=""/>
+      <w:lvlJc w:val="left"/>
+      <w:pPr>
+        <w:ind w:left="720" w:hanging="360"/>
+      </w:pPr>
+      <w:rPr>
+        <w:rFonts w:ascii="Symbol" w:hAnsi="Symbol" w:hint="default"/>
+      </w:rPr>
+    </w:lvl>
+    <w:lvl w:ilvl="1" w:tplc="04090003" w:tentative="1">
+      <w:start w:val="1"/>
+      <w:numFmt w:val="bullet"/>
+      <w:lvlText w:val="o"/>
+      <w:lvlJc w:val="left"/>
+      <w:pPr>
+        <w:ind w:left="1440" w:hanging="360"/>
+      </w:pPr>
+      <w:rPr>
+        <w:rFonts w:ascii="Courier New" w:hAnsi="Courier New" w:cs="Courier New" w:hint="default"/>
+      </w:rPr>
+    </w:lvl>
+    <w:lvl w:ilvl="2" w:tplc="04090005" w:tentative="1">
+      <w:start w:val="1"/>
+      <w:numFmt w:val="bullet"/>
+      <w:lvlText w:val=""/>
+      <w:lvlJc w:val="left"/>
+      <w:pPr>
+        <w:ind w:left="2160" w:hanging="360"/>
+      </w:pPr>
+      <w:rPr>
+        <w:rFonts w:ascii="Wingdings" w:hAnsi="Wingdings" w:hint="default"/>
+      </w:rPr>
+    </w:lvl>
+    <w:lvl w:ilvl="3" w:tplc="04090001" w:tentative="1">
+      <w:start w:val="1"/>
+      <w:numFmt w:val="bullet"/>
+      <w:lvlText w:val=""/>
+      <w:lvlJc w:val="left"/>
+      <w:pPr>
+        <w:ind w:left="2880" w:hanging="360"/>
+      </w:pPr>
+      <w:rPr>
+        <w:rFonts w:ascii="Symbol" w:hAnsi="Symbol" w:hint="default"/>
+      </w:rPr>
+    </w:lvl>
+    <w:lvl w:ilvl="4" w:tplc="04090003" w:tentative="1">
+      <w:start w:val="1"/>
+      <w:numFmt w:val="bullet"/>
+      <w:lvlText w:val="o"/>
+      <w:lvlJc w:val="left"/>
+      <w:pPr>
+        <w:ind w:left="3600" w:hanging="360"/>
+      </w:pPr>
+      <w:rPr>
+        <w:rFonts w:ascii="Courier New" w:hAnsi="Courier New" w:cs="Courier New" w:hint="default"/>
+      </w:rPr>
+    </w:lvl>
+    <w:lvl w:ilvl="5" w:tplc="04090005" w:tentative="1">
+      <w:start w:val="1"/>
+      <w:numFmt w:val="bullet"/>
+      <w:lvlText w:val=""/>
+      <w:lvlJc w:val="left"/>
+      <w:pPr>
+        <w:ind w:left="4320" w:hanging="360"/>
+      </w:pPr>
+      <w:rPr>
+        <w:rFonts w:ascii="Wingdings" w:hAnsi="Wingdings" w:hint="default"/>
+      </w:rPr>
+    </w:lvl>
+    <w:lvl w:ilvl="6" w:tplc="04090001" w:tentative="1">
+      <w:start w:val="1"/>
+      <w:numFmt w:val="bullet"/>
+      <w:lvlText w:val=""/>
+      <w:lvlJc w:val="left"/>
+      <w:pPr>
+        <w:ind w:left="5040" w:hanging="360"/>
+      </w:pPr>
+      <w:rPr>
+        <w:rFonts w:ascii="Symbol" w:hAnsi="Symbol" w:hint="default"/>
+      </w:rPr>
+    </w:lvl>
+    <w:lvl w:ilvl="7" w:tplc="04090003" w:tentative="1">
+      <w:start w:val="1"/>
+      <w:numFmt w:val="bullet"/>
+      <w:lvlText w:val="o"/>
+      <w:lvlJc w:val="left"/>
+      <w:pPr>
+        <w:ind w:left="5760" w:hanging="360"/>
+      </w:pPr>
+      <w:rPr>
+        <w:rFonts w:ascii="Courier New" w:hAnsi="Courier New" w:cs="Courier New" w:hint="default"/>
+      </w:rPr>
+    </w:lvl>
+    <w:lvl w:ilvl="8" w:tplc="04090005" w:tentative="1">
+      <w:start w:val="1"/>
+      <w:numFmt w:val="bullet"/>
+      <w:lvlText w:val=""/>
+      <w:lvlJc w:val="left"/>
+      <w:pPr>
+        <w:ind w:left="6480" w:hanging="360"/>
+      </w:pPr>
+      <w:rPr>
+        <w:rFonts w:ascii="Wingdings" w:hAnsi="Wingdings" w:hint="default"/>
+      </w:rPr>
+    </w:lvl>
+  </w:abstractNum>
+  <w:abstractNum w:abstractNumId="5" w15:restartNumberingAfterBreak="0">
     <w:nsid w:val="3EA63479"/>
     <w:multiLevelType w:val="multilevel"/>
     <w:tmpl w:val="7EB8EEA6"/>
@@ -7352,7 +8402,120 @@
       </w:rPr>
     </w:lvl>
   </w:abstractNum>
-  <w:abstractNum w:abstractNumId="3" w15:restartNumberingAfterBreak="0">
+  <w:abstractNum w:abstractNumId="6" w15:restartNumberingAfterBreak="0">
+    <w:nsid w:val="4B83233D"/>
+    <w:multiLevelType w:val="hybridMultilevel"/>
+    <w:tmpl w:val="14C63C52"/>
+    <w:lvl w:ilvl="0" w:tplc="04090001">
+      <w:start w:val="1"/>
+      <w:numFmt w:val="bullet"/>
+      <w:lvlText w:val=""/>
+      <w:lvlJc w:val="left"/>
+      <w:pPr>
+        <w:ind w:left="720" w:hanging="360"/>
+      </w:pPr>
+      <w:rPr>
+        <w:rFonts w:ascii="Symbol" w:hAnsi="Symbol" w:hint="default"/>
+      </w:rPr>
+    </w:lvl>
+    <w:lvl w:ilvl="1" w:tplc="04090003" w:tentative="1">
+      <w:start w:val="1"/>
+      <w:numFmt w:val="bullet"/>
+      <w:lvlText w:val="o"/>
+      <w:lvlJc w:val="left"/>
+      <w:pPr>
+        <w:ind w:left="1440" w:hanging="360"/>
+      </w:pPr>
+      <w:rPr>
+        <w:rFonts w:ascii="Courier New" w:hAnsi="Courier New" w:cs="Courier New" w:hint="default"/>
+      </w:rPr>
+    </w:lvl>
+    <w:lvl w:ilvl="2" w:tplc="04090005" w:tentative="1">
+      <w:start w:val="1"/>
+      <w:numFmt w:val="bullet"/>
+      <w:lvlText w:val=""/>
+      <w:lvlJc w:val="left"/>
+      <w:pPr>
+        <w:ind w:left="2160" w:hanging="360"/>
+      </w:pPr>
+      <w:rPr>
+        <w:rFonts w:ascii="Wingdings" w:hAnsi="Wingdings" w:hint="default"/>
+      </w:rPr>
+    </w:lvl>
+    <w:lvl w:ilvl="3" w:tplc="04090001" w:tentative="1">
+      <w:start w:val="1"/>
+      <w:numFmt w:val="bullet"/>
+      <w:lvlText w:val=""/>
+      <w:lvlJc w:val="left"/>
+      <w:pPr>
+        <w:ind w:left="2880" w:hanging="360"/>
+      </w:pPr>
+      <w:rPr>
+        <w:rFonts w:ascii="Symbol" w:hAnsi="Symbol" w:hint="default"/>
+      </w:rPr>
+    </w:lvl>
+    <w:lvl w:ilvl="4" w:tplc="04090003" w:tentative="1">
+      <w:start w:val="1"/>
+      <w:numFmt w:val="bullet"/>
+      <w:lvlText w:val="o"/>
+      <w:lvlJc w:val="left"/>
+      <w:pPr>
+        <w:ind w:left="3600" w:hanging="360"/>
+      </w:pPr>
+      <w:rPr>
+        <w:rFonts w:ascii="Courier New" w:hAnsi="Courier New" w:cs="Courier New" w:hint="default"/>
+      </w:rPr>
+    </w:lvl>
+    <w:lvl w:ilvl="5" w:tplc="04090005" w:tentative="1">
+      <w:start w:val="1"/>
+      <w:numFmt w:val="bullet"/>
+      <w:lvlText w:val=""/>
+      <w:lvlJc w:val="left"/>
+      <w:pPr>
+        <w:ind w:left="4320" w:hanging="360"/>
+      </w:pPr>
+      <w:rPr>
+        <w:rFonts w:ascii="Wingdings" w:hAnsi="Wingdings" w:hint="default"/>
+      </w:rPr>
+    </w:lvl>
+    <w:lvl w:ilvl="6" w:tplc="04090001" w:tentative="1">
+      <w:start w:val="1"/>
+      <w:numFmt w:val="bullet"/>
+      <w:lvlText w:val=""/>
+      <w:lvlJc w:val="left"/>
+      <w:pPr>
+        <w:ind w:left="5040" w:hanging="360"/>
+      </w:pPr>
+      <w:rPr>
+        <w:rFonts w:ascii="Symbol" w:hAnsi="Symbol" w:hint="default"/>
+      </w:rPr>
+    </w:lvl>
+    <w:lvl w:ilvl="7" w:tplc="04090003" w:tentative="1">
+      <w:start w:val="1"/>
+      <w:numFmt w:val="bullet"/>
+      <w:lvlText w:val="o"/>
+      <w:lvlJc w:val="left"/>
+      <w:pPr>
+        <w:ind w:left="5760" w:hanging="360"/>
+      </w:pPr>
+      <w:rPr>
+        <w:rFonts w:ascii="Courier New" w:hAnsi="Courier New" w:cs="Courier New" w:hint="default"/>
+      </w:rPr>
+    </w:lvl>
+    <w:lvl w:ilvl="8" w:tplc="04090005" w:tentative="1">
+      <w:start w:val="1"/>
+      <w:numFmt w:val="bullet"/>
+      <w:lvlText w:val=""/>
+      <w:lvlJc w:val="left"/>
+      <w:pPr>
+        <w:ind w:left="6480" w:hanging="360"/>
+      </w:pPr>
+      <w:rPr>
+        <w:rFonts w:ascii="Wingdings" w:hAnsi="Wingdings" w:hint="default"/>
+      </w:rPr>
+    </w:lvl>
+  </w:abstractNum>
+  <w:abstractNum w:abstractNumId="7" w15:restartNumberingAfterBreak="0">
     <w:nsid w:val="4BCA41DE"/>
     <w:multiLevelType w:val="multilevel"/>
     <w:tmpl w:val="4280BA3E"/>
@@ -7465,7 +8628,7 @@
       </w:rPr>
     </w:lvl>
   </w:abstractNum>
-  <w:abstractNum w:abstractNumId="4" w15:restartNumberingAfterBreak="0">
+  <w:abstractNum w:abstractNumId="8" w15:restartNumberingAfterBreak="0">
     <w:nsid w:val="58196B3B"/>
     <w:multiLevelType w:val="hybridMultilevel"/>
     <w:tmpl w:val="6AB87092"/>
@@ -7578,7 +8741,7 @@
       </w:rPr>
     </w:lvl>
   </w:abstractNum>
-  <w:abstractNum w:abstractNumId="5" w15:restartNumberingAfterBreak="0">
+  <w:abstractNum w:abstractNumId="9" w15:restartNumberingAfterBreak="0">
     <w:nsid w:val="5C487F2E"/>
     <w:multiLevelType w:val="multilevel"/>
     <w:tmpl w:val="CBE00158"/>
@@ -7691,7 +8854,7 @@
       </w:rPr>
     </w:lvl>
   </w:abstractNum>
-  <w:abstractNum w:abstractNumId="6" w15:restartNumberingAfterBreak="0">
+  <w:abstractNum w:abstractNumId="10" w15:restartNumberingAfterBreak="0">
     <w:nsid w:val="5F9C2FBC"/>
     <w:multiLevelType w:val="multilevel"/>
     <w:tmpl w:val="D6425828"/>
@@ -7804,25 +8967,37 @@
     </w:lvl>
   </w:abstractNum>
   <w:num w:numId="1">
-    <w:abstractNumId w:val="4"/>
+    <w:abstractNumId w:val="8"/>
   </w:num>
   <w:num w:numId="2">
-    <w:abstractNumId w:val="5"/>
+    <w:abstractNumId w:val="9"/>
   </w:num>
   <w:num w:numId="3">
-    <w:abstractNumId w:val="1"/>
+    <w:abstractNumId w:val="2"/>
   </w:num>
   <w:num w:numId="4">
     <w:abstractNumId w:val="0"/>
   </w:num>
   <w:num w:numId="5">
-    <w:abstractNumId w:val="2"/>
+    <w:abstractNumId w:val="5"/>
   </w:num>
   <w:num w:numId="6">
-    <w:abstractNumId w:val="6"/>
+    <w:abstractNumId w:val="10"/>
   </w:num>
   <w:num w:numId="7">
+    <w:abstractNumId w:val="7"/>
+  </w:num>
+  <w:num w:numId="8">
+    <w:abstractNumId w:val="1"/>
+  </w:num>
+  <w:num w:numId="9">
     <w:abstractNumId w:val="3"/>
+  </w:num>
+  <w:num w:numId="10">
+    <w:abstractNumId w:val="4"/>
+  </w:num>
+  <w:num w:numId="11">
+    <w:abstractNumId w:val="6"/>
   </w:num>
 </w:numbering>
 </file>
@@ -8806,12 +9981,6 @@
 </file>
 
 <file path=customXml/item1.xml><?xml version="1.0" encoding="utf-8"?>
-<go:gDocsCustomXmlDataStorage xmlns:go="http://customooxmlschemas.google.com/" xmlns:r="http://schemas.openxmlformats.org/officeDocument/2006/relationships" uri="GoogleDocsCustomDataVersion2">
-  <go:docsCustomData xmlns:go="http://customooxmlschemas.google.com/" roundtripDataSignature="AMtx7mi2t3MVup0R72wi7uOQAiED5jCt/w==">CgMxLjAyCWguMzBqMHpsbDgAciExdjFNcmh6UDZYMWpIVTE0ajV5U2twOUFraDFiaXdvd2Q=</go:docsCustomData>
-</go:gDocsCustomXmlDataStorage>
-</file>
-
-<file path=customXml/item2.xml><?xml version="1.0" encoding="utf-8"?>
 <?mso-contentType ?>
 <FormTemplates xmlns="http://schemas.microsoft.com/sharepoint/v3/contenttype/forms">
   <Display>DocumentLibraryForm</Display>
@@ -8820,7 +9989,21 @@
 </FormTemplates>
 </file>
 
+<file path=customXml/item2.xml><?xml version="1.0" encoding="utf-8"?>
+<go:gDocsCustomXmlDataStorage xmlns:go="http://customooxmlschemas.google.com/" xmlns:r="http://schemas.openxmlformats.org/officeDocument/2006/relationships" uri="GoogleDocsCustomDataVersion2">
+  <go:docsCustomData xmlns:go="http://customooxmlschemas.google.com/" roundtripDataSignature="AMtx7mi2t3MVup0R72wi7uOQAiED5jCt/w==">CgMxLjAyCWguMzBqMHpsbDgAciExdjFNcmh6UDZYMWpIVTE0ajV5U2twOUFraDFiaXdvd2Q=</go:docsCustomData>
+</go:gDocsCustomXmlDataStorage>
+</file>
+
 <file path=customXml/item3.xml><?xml version="1.0" encoding="utf-8"?>
+<p:properties xmlns:p="http://schemas.microsoft.com/office/2006/metadata/properties" xmlns:xsi="http://www.w3.org/2001/XMLSchema-instance" xmlns:pc="http://schemas.microsoft.com/office/infopath/2007/PartnerControls">
+  <documentManagement>
+    <ReferenceId xmlns="e47690da-e7a8-489a-9d8b-bd01125a2613" xsi:nil="true"/>
+  </documentManagement>
+</p:properties>
+</file>
+
+<file path=customXml/item4.xml><?xml version="1.0" encoding="utf-8"?>
 <ct:contentTypeSchema xmlns:ct="http://schemas.microsoft.com/office/2006/metadata/contentType" xmlns:ma="http://schemas.microsoft.com/office/2006/metadata/properties/metaAttributes" ct:_="" ma:_="" ma:contentTypeName="Document" ma:contentTypeID="0x0101007EBE30EA42030B49ADCA4D36180F08CA" ma:contentTypeVersion="4" ma:contentTypeDescription="Create a new document." ma:contentTypeScope="" ma:versionID="8db91115adac9c20fcdf9aae7a910221">
   <xsd:schema xmlns:xsd="http://www.w3.org/2001/XMLSchema" xmlns:xs="http://www.w3.org/2001/XMLSchema" xmlns:p="http://schemas.microsoft.com/office/2006/metadata/properties" xmlns:ns2="e47690da-e7a8-489a-9d8b-bd01125a2613" targetNamespace="http://schemas.microsoft.com/office/2006/metadata/properties" ma:root="true" ma:fieldsID="3e2d5a6b71141b797f787bdf19902be8" ns2:_="">
     <xsd:import namespace="e47690da-e7a8-489a-9d8b-bd01125a2613"/>
@@ -8964,15 +10147,15 @@
 </ct:contentTypeSchema>
 </file>
 
-<file path=customXml/item4.xml><?xml version="1.0" encoding="utf-8"?>
-<p:properties xmlns:p="http://schemas.microsoft.com/office/2006/metadata/properties" xmlns:xsi="http://www.w3.org/2001/XMLSchema-instance" xmlns:pc="http://schemas.microsoft.com/office/infopath/2007/PartnerControls">
-  <documentManagement>
-    <ReferenceId xmlns="e47690da-e7a8-489a-9d8b-bd01125a2613" xsi:nil="true"/>
-  </documentManagement>
-</p:properties>
+<file path=customXml/itemProps1.xml><?xml version="1.0" encoding="utf-8"?>
+<ds:datastoreItem xmlns:ds="http://schemas.openxmlformats.org/officeDocument/2006/customXml" ds:itemID="{12D0F657-4BB6-4F3F-A58B-A61AB7F22BB3}">
+  <ds:schemaRefs>
+    <ds:schemaRef ds:uri="http://schemas.microsoft.com/sharepoint/v3/contenttype/forms"/>
+  </ds:schemaRefs>
+</ds:datastoreItem>
 </file>
 
-<file path=customXml/itemProps1.xml><?xml version="1.0" encoding="utf-8"?>
+<file path=customXml/itemProps2.xml><?xml version="1.0" encoding="utf-8"?>
 <ds:datastoreItem xmlns:ds="http://schemas.openxmlformats.org/officeDocument/2006/customXml" ds:itemID="{11111111-1234-1234-1234-123412341234}">
   <ds:schemaRefs>
     <ds:schemaRef ds:uri="http://customooxmlschemas.google.com/"/>
@@ -8981,15 +10164,17 @@
 </ds:datastoreItem>
 </file>
 
-<file path=customXml/itemProps2.xml><?xml version="1.0" encoding="utf-8"?>
-<ds:datastoreItem xmlns:ds="http://schemas.openxmlformats.org/officeDocument/2006/customXml" ds:itemID="{12D0F657-4BB6-4F3F-A58B-A61AB7F22BB3}">
+<file path=customXml/itemProps3.xml><?xml version="1.0" encoding="utf-8"?>
+<ds:datastoreItem xmlns:ds="http://schemas.openxmlformats.org/officeDocument/2006/customXml" ds:itemID="{A74EE3FE-D589-4E16-AD40-64A2210E4685}">
   <ds:schemaRefs>
-    <ds:schemaRef ds:uri="http://schemas.microsoft.com/sharepoint/v3/contenttype/forms"/>
+    <ds:schemaRef ds:uri="http://schemas.microsoft.com/office/2006/metadata/properties"/>
+    <ds:schemaRef ds:uri="http://schemas.microsoft.com/office/infopath/2007/PartnerControls"/>
+    <ds:schemaRef ds:uri="e47690da-e7a8-489a-9d8b-bd01125a2613"/>
   </ds:schemaRefs>
 </ds:datastoreItem>
 </file>
 
-<file path=customXml/itemProps3.xml><?xml version="1.0" encoding="utf-8"?>
+<file path=customXml/itemProps4.xml><?xml version="1.0" encoding="utf-8"?>
 <ds:datastoreItem xmlns:ds="http://schemas.openxmlformats.org/officeDocument/2006/customXml" ds:itemID="{6876C047-974C-4DB3-9B04-86FDA46332AC}">
   <ds:schemaRefs>
     <ds:schemaRef ds:uri="http://schemas.microsoft.com/office/2006/metadata/contentType"/>
@@ -9005,14 +10190,4 @@
     <ds:schemaRef ds:uri="http://schemas.microsoft.com/internal/obd"/>
   </ds:schemaRefs>
 </ds:datastoreItem>
-</file>
-
-<file path=customXml/itemProps4.xml><?xml version="1.0" encoding="utf-8"?>
-<ds:datastoreItem xmlns:ds="http://schemas.openxmlformats.org/officeDocument/2006/customXml" ds:itemID="{A74EE3FE-D589-4E16-AD40-64A2210E4685}">
-  <ds:schemaRefs>
-    <ds:schemaRef ds:uri="http://schemas.microsoft.com/office/2006/metadata/properties"/>
-    <ds:schemaRef ds:uri="http://schemas.microsoft.com/office/infopath/2007/PartnerControls"/>
-    <ds:schemaRef ds:uri="e47690da-e7a8-489a-9d8b-bd01125a2613"/>
-  </ds:schemaRefs>
-</ds:datastoreItem>
 </file>